--- a/5-人员管理/流程制度规范类文件/050102-人员技能评定管理制度.docx
+++ b/5-人员管理/流程制度规范类文件/050102-人员技能评定管理制度.docx
@@ -1,7 +1,6 @@
 
 <file path=word/document.xml><?xml version="1.0" encoding="utf-8"?>
-<w:document xmlns:wpc="http://schemas.microsoft.com/office/word/2010/wordprocessingCanvas" xmlns:mc="http://schemas.openxmlformats.org/markup-compatibility/2006" xmlns:o="urn:schemas-microsoft-com:office:office" xmlns:r="http://schemas.openxmlformats.org/officeDocument/2006/relationships" xmlns:m="http://schemas.openxmlformats.org/officeDocument/2006/math" xmlns:v="urn:schemas-microsoft-com:vml" xmlns:wp14="http://schemas.microsoft.com/office/word/2010/wordprocessingDrawing" xmlns:wp="http://schemas.openxmlformats.org/drawingml/2006/wordprocessingDrawing" xmlns:w10="urn:schemas-microsoft-com:office:word" xmlns:w="http://schemas.openxmlformats.org/wordprocessingml/2006/main" xmlns:w14="http://schemas.microsoft.com/office/word/2010/wordml" xmlns:w15="http://schemas.microsoft.com/office/word/2012/wordml" xmlns:wne="http://schemas.microsoft.com/office/word/2006/wordml" xmlns:wpg="http://schemas.microsoft.com/office/word/2010/wordprocessingGroup" xmlns:wpi="http://schemas.microsoft.com/office/word/2010/wordprocessingInk" xmlns:wps="http://schemas.microsoft.com/office/word/2010/wordprocessingShape" mc:Ignorable="w14 w15 wp14">
-  <!-- Generated by Aspose.Words for .NET 13.3.0.1 -->
+<w:document xmlns:wpc="http://schemas.microsoft.com/office/word/2010/wordprocessingCanvas" xmlns:mc="http://schemas.openxmlformats.org/markup-compatibility/2006" xmlns:o="urn:schemas-microsoft-com:office:office" xmlns:r="http://schemas.openxmlformats.org/officeDocument/2006/relationships" xmlns:m="http://schemas.openxmlformats.org/officeDocument/2006/math" xmlns:v="urn:schemas-microsoft-com:vml" xmlns:wp14="http://schemas.microsoft.com/office/word/2010/wordprocessingDrawing" xmlns:wp="http://schemas.openxmlformats.org/drawingml/2006/wordprocessingDrawing" xmlns:w="http://schemas.openxmlformats.org/wordprocessingml/2006/main" xmlns:w14="http://schemas.microsoft.com/office/word/2010/wordml" xmlns:w10="urn:schemas-microsoft-com:office:word" xmlns:w15="http://schemas.microsoft.com/office/word/2012/wordml" xmlns:wpg="http://schemas.microsoft.com/office/word/2010/wordprocessingGroup" xmlns:wpi="http://schemas.microsoft.com/office/word/2010/wordprocessingInk" xmlns:wne="http://schemas.microsoft.com/office/word/2006/wordml" xmlns:wps="http://schemas.microsoft.com/office/word/2010/wordprocessingShape" xmlns:wpsCustomData="http://www.wps.cn/officeDocument/2013/wpsCustomData" mc:Ignorable="w14 w15 wp14">
   <w:body>
     <w:p>
       <w:pPr>
@@ -14,7 +13,7 @@
         <w:spacing w:before="78" w:line="219" w:lineRule="auto"/>
         <w:ind w:left="25"/>
         <w:rPr>
-          <w:rFonts w:ascii="宋体" w:eastAsia="宋体" w:hAnsi="宋体" w:cs="宋体" w:hint="eastAsia"/>
+          <w:rFonts w:hint="eastAsia" w:ascii="宋体" w:hAnsi="宋体" w:eastAsia="宋体" w:cs="宋体"/>
           <w:sz w:val="24"/>
           <w:szCs w:val="24"/>
           <w:lang w:val="en-US" w:eastAsia="zh-CN"/>
@@ -22,7 +21,7 @@
       </w:pPr>
       <w:r>
         <w:rPr>
-          <w:rFonts w:ascii="宋体" w:eastAsia="宋体" w:hAnsi="宋体" w:cs="宋体"/>
+          <w:rFonts w:ascii="宋体" w:hAnsi="宋体" w:eastAsia="宋体" w:cs="宋体"/>
           <w:b/>
           <w:bCs/>
           <w:spacing w:val="-3"/>
@@ -33,7 +32,7 @@
       </w:r>
       <w:r>
         <w:rPr>
-          <w:rFonts w:ascii="宋体" w:eastAsia="宋体" w:hAnsi="宋体" w:cs="宋体" w:hint="eastAsia"/>
+          <w:rFonts w:hint="eastAsia" w:ascii="宋体" w:hAnsi="宋体" w:eastAsia="宋体" w:cs="宋体"/>
           <w:b/>
           <w:bCs/>
           <w:spacing w:val="-3"/>
@@ -45,7 +44,7 @@
       </w:r>
       <w:r>
         <w:rPr>
-          <w:rFonts w:ascii="宋体" w:eastAsia="宋体" w:hAnsi="宋体" w:cs="宋体"/>
+          <w:rFonts w:ascii="宋体" w:hAnsi="宋体" w:eastAsia="宋体" w:cs="宋体"/>
           <w:b/>
           <w:bCs/>
           <w:spacing w:val="-3"/>
@@ -56,7 +55,7 @@
       </w:r>
       <w:r>
         <w:rPr>
-          <w:rFonts w:ascii="宋体" w:eastAsia="宋体" w:hAnsi="宋体" w:cs="宋体" w:hint="eastAsia"/>
+          <w:rFonts w:hint="eastAsia" w:ascii="宋体" w:hAnsi="宋体" w:eastAsia="宋体" w:cs="宋体"/>
           <w:b/>
           <w:bCs/>
           <w:spacing w:val="-3"/>
@@ -86,14 +85,14 @@
         <w:ind w:left="23"/>
         <w:textAlignment w:val="auto"/>
         <w:rPr>
-          <w:rFonts w:ascii="宋体" w:eastAsia="宋体" w:hAnsi="宋体" w:cs="宋体"/>
-          <w:sz w:val="24"/>
-          <w:szCs w:val="24"/>
-        </w:rPr>
-      </w:pPr>
-      <w:r>
-        <w:rPr>
-          <w:rFonts w:ascii="宋体" w:eastAsia="宋体" w:hAnsi="宋体" w:cs="宋体"/>
+          <w:rFonts w:ascii="宋体" w:hAnsi="宋体" w:eastAsia="宋体" w:cs="宋体"/>
+          <w:sz w:val="24"/>
+          <w:szCs w:val="24"/>
+        </w:rPr>
+      </w:pPr>
+      <w:r>
+        <w:rPr>
+          <w:rFonts w:ascii="宋体" w:hAnsi="宋体" w:eastAsia="宋体" w:cs="宋体"/>
           <w:b/>
           <w:bCs/>
           <w:spacing w:val="240"/>
@@ -105,7 +104,7 @@
       </w:r>
       <w:r>
         <w:rPr>
-          <w:rFonts w:ascii="宋体" w:eastAsia="宋体" w:hAnsi="宋体" w:cs="宋体"/>
+          <w:rFonts w:ascii="宋体" w:hAnsi="宋体" w:eastAsia="宋体" w:cs="宋体"/>
           <w:b/>
           <w:bCs/>
           <w:spacing w:val="0"/>
@@ -117,7 +116,7 @@
       </w:r>
       <w:r>
         <w:rPr>
-          <w:rFonts w:ascii="宋体" w:eastAsia="宋体" w:hAnsi="宋体" w:cs="宋体"/>
+          <w:rFonts w:ascii="宋体" w:hAnsi="宋体" w:eastAsia="宋体" w:cs="宋体"/>
           <w:b/>
           <w:bCs/>
           <w:spacing w:val="-5"/>
@@ -129,7 +128,7 @@
     </w:p>
     <w:p>
       <w:pPr>
-        <w:pStyle w:val="a"/>
+        <w:pStyle w:val="24"/>
         <w:keepLines w:val="0"/>
         <w:pageBreakBefore w:val="0"/>
         <w:widowControl w:val="0"/>
@@ -138,6 +137,7 @@
         <w:bidi w:val="0"/>
       </w:pPr>
       <w:bookmarkStart w:id="0" w:name="_Toc21408"/>
+      <w:bookmarkStart w:id="1" w:name="_Toc9656"/>
       <w:r>
         <w:rPr>
           <w:rFonts w:hint="eastAsia"/>
@@ -146,10 +146,11 @@
         <w:t>陕西益利德软件科技有限公司</w:t>
       </w:r>
       <w:bookmarkEnd w:id="0"/>
+      <w:bookmarkEnd w:id="1"/>
     </w:p>
     <w:p>
       <w:pPr>
-        <w:pStyle w:val="a0"/>
+        <w:pStyle w:val="25"/>
         <w:keepLines w:val="0"/>
         <w:pageBreakBefore w:val="0"/>
         <w:widowControl w:val="0"/>
@@ -161,7 +162,7 @@
           <w:lang w:val="en-US"/>
         </w:rPr>
       </w:pPr>
-      <w:bookmarkStart w:id="1" w:name="_Toc23498"/>
+      <w:bookmarkStart w:id="2" w:name="_Toc22087"/>
       <w:r>
         <w:rPr>
           <w:rFonts w:hint="eastAsia"/>
@@ -169,21 +170,22 @@
         </w:rPr>
         <w:t>人员技能评定管理制度</w:t>
       </w:r>
-      <w:bookmarkEnd w:id="1"/>
+      <w:bookmarkEnd w:id="2"/>
     </w:p>
     <w:tbl>
       <w:tblPr>
-        <w:tblStyle w:val="TableGrid"/>
+        <w:tblStyle w:val="21"/>
         <w:tblW w:w="0" w:type="auto"/>
         <w:tblInd w:w="2443" w:type="dxa"/>
         <w:tblBorders>
-          <w:top w:val="nil"/>
-          <w:left w:val="nil"/>
-          <w:bottom w:val="nil"/>
-          <w:right w:val="nil"/>
-          <w:insideH w:val="nil"/>
-          <w:insideV w:val="nil"/>
+          <w:top w:val="none" w:color="auto" w:sz="0" w:space="0"/>
+          <w:left w:val="none" w:color="auto" w:sz="0" w:space="0"/>
+          <w:bottom w:val="none" w:color="auto" w:sz="0" w:space="0"/>
+          <w:right w:val="none" w:color="auto" w:sz="0" w:space="0"/>
+          <w:insideH w:val="none" w:color="auto" w:sz="0" w:space="0"/>
+          <w:insideV w:val="none" w:color="auto" w:sz="0" w:space="0"/>
         </w:tblBorders>
+        <w:tblLayout w:type="autofit"/>
         <w:tblCellMar>
           <w:top w:w="0" w:type="dxa"/>
           <w:left w:w="108" w:type="dxa"/>
@@ -197,15 +199,13 @@
       </w:tblGrid>
       <w:tr>
         <w:tblPrEx>
-          <w:tblW w:w="0" w:type="auto"/>
-          <w:tblInd w:w="2443" w:type="dxa"/>
           <w:tblBorders>
-            <w:top w:val="nil"/>
-            <w:left w:val="nil"/>
-            <w:bottom w:val="nil"/>
-            <w:right w:val="nil"/>
-            <w:insideH w:val="nil"/>
-            <w:insideV w:val="nil"/>
+            <w:top w:val="none" w:color="auto" w:sz="0" w:space="0"/>
+            <w:left w:val="none" w:color="auto" w:sz="0" w:space="0"/>
+            <w:bottom w:val="none" w:color="auto" w:sz="0" w:space="0"/>
+            <w:right w:val="none" w:color="auto" w:sz="0" w:space="0"/>
+            <w:insideH w:val="none" w:color="auto" w:sz="0" w:space="0"/>
+            <w:insideV w:val="none" w:color="auto" w:sz="0" w:space="0"/>
           </w:tblBorders>
           <w:tblCellMar>
             <w:top w:w="0" w:type="dxa"/>
@@ -215,11 +215,12 @@
           </w:tblCellMar>
         </w:tblPrEx>
         <w:trPr>
-          <w:trHeight w:val="810"/>
+          <w:trHeight w:val="810" w:hRule="atLeast"/>
         </w:trPr>
         <w:tc>
           <w:tcPr>
             <w:tcW w:w="1818" w:type="dxa"/>
+            <w:vAlign w:val="top"/>
           </w:tcPr>
           <w:p>
             <w:pPr>
@@ -245,7 +246,7 @@
             </w:r>
             <w:r>
               <w:rPr>
-                <w:rFonts w:asciiTheme="minorAscii" w:eastAsiaTheme="minorEastAsia" w:hAnsiTheme="minorAscii" w:hint="default"/>
+                <w:rFonts w:hint="default" w:asciiTheme="minorAscii" w:hAnsiTheme="minorAscii" w:eastAsiaTheme="minorEastAsia"/>
                 <w:spacing w:val="227"/>
                 <w:sz w:val="21"/>
                 <w:vertAlign w:val="baseline"/>
@@ -270,6 +271,7 @@
         <w:tc>
           <w:tcPr>
             <w:tcW w:w="4261" w:type="dxa"/>
+            <w:vAlign w:val="top"/>
           </w:tcPr>
           <w:p>
             <w:pPr>
@@ -295,7 +297,7 @@
             </w:r>
             <w:r>
               <w:rPr>
-                <w:rFonts w:asciiTheme="minorAscii" w:eastAsiaTheme="minorEastAsia" w:hAnsiTheme="minorAscii" w:hint="eastAsia"/>
+                <w:rFonts w:hint="eastAsia" w:asciiTheme="minorAscii" w:hAnsiTheme="minorAscii" w:eastAsiaTheme="minorEastAsia"/>
                 <w:spacing w:val="227"/>
                 <w:sz w:val="21"/>
                 <w:vertAlign w:val="baseline"/>
@@ -317,8 +319,14 @@
       </w:tr>
       <w:tr>
         <w:tblPrEx>
-          <w:tblW w:w="0" w:type="auto"/>
-          <w:tblInd w:w="2443" w:type="dxa"/>
+          <w:tblBorders>
+            <w:top w:val="none" w:color="auto" w:sz="0" w:space="0"/>
+            <w:left w:val="none" w:color="auto" w:sz="0" w:space="0"/>
+            <w:bottom w:val="none" w:color="auto" w:sz="0" w:space="0"/>
+            <w:right w:val="none" w:color="auto" w:sz="0" w:space="0"/>
+            <w:insideH w:val="none" w:color="auto" w:sz="0" w:space="0"/>
+            <w:insideV w:val="none" w:color="auto" w:sz="0" w:space="0"/>
+          </w:tblBorders>
           <w:tblCellMar>
             <w:top w:w="0" w:type="dxa"/>
             <w:left w:w="108" w:type="dxa"/>
@@ -327,12 +335,13 @@
           </w:tblCellMar>
         </w:tblPrEx>
         <w:trPr>
-          <w:trHeight w:val="810"/>
+          <w:trHeight w:val="810" w:hRule="atLeast"/>
         </w:trPr>
         <w:tc>
           <w:tcPr>
             <w:tcW w:w="1818" w:type="dxa"/>
             <w:shd w:val="clear" w:color="auto" w:fill="auto"/>
+            <w:vAlign w:val="top"/>
           </w:tcPr>
           <w:p>
             <w:pPr>
@@ -343,7 +352,7 @@
               <w:overflowPunct/>
               <w:bidi w:val="0"/>
               <w:rPr>
-                <w:rFonts w:ascii="Arial" w:eastAsia="Arial" w:hAnsi="Arial" w:cs="Arial" w:hint="eastAsia"/>
+                <w:rFonts w:hint="eastAsia" w:ascii="Arial" w:hAnsi="Arial" w:eastAsia="Arial" w:cs="Arial"/>
                 <w:snapToGrid w:val="0"/>
                 <w:color w:val="000000"/>
                 <w:kern w:val="0"/>
@@ -363,7 +372,7 @@
             </w:r>
             <w:r>
               <w:rPr>
-                <w:rFonts w:asciiTheme="minorAscii" w:eastAsiaTheme="minorEastAsia" w:hAnsiTheme="minorAscii" w:hint="default"/>
+                <w:rFonts w:hint="default" w:asciiTheme="minorAscii" w:hAnsiTheme="minorAscii" w:eastAsiaTheme="minorEastAsia"/>
                 <w:spacing w:val="227"/>
                 <w:sz w:val="21"/>
                 <w:vertAlign w:val="baseline"/>
@@ -374,13 +383,10 @@
             <w:r>
               <w:rPr>
                 <w:rFonts w:hint="eastAsia"/>
-                <w:spacing w:val="90"/>
-                <w:kern w:val="0"/>
                 <w:u w:val="single"/>
-                <w:vertAlign w:val="baseline"/>
                 <w:lang w:val="en-US" w:eastAsia="zh-CN"/>
               </w:rPr>
-              <w:t>严长运</w:t>
+              <w:t>刘钢要</w:t>
             </w:r>
           </w:p>
         </w:tc>
@@ -388,6 +394,7 @@
           <w:tcPr>
             <w:tcW w:w="4261" w:type="dxa"/>
             <w:shd w:val="clear" w:color="auto" w:fill="auto"/>
+            <w:vAlign w:val="top"/>
           </w:tcPr>
           <w:p>
             <w:pPr>
@@ -398,7 +405,7 @@
               <w:overflowPunct/>
               <w:bidi w:val="0"/>
               <w:rPr>
-                <w:rFonts w:ascii="Arial" w:eastAsia="Arial" w:hAnsi="Arial" w:cs="Arial" w:hint="eastAsia"/>
+                <w:rFonts w:hint="eastAsia" w:ascii="Arial" w:hAnsi="Arial" w:eastAsia="Arial" w:cs="Arial"/>
                 <w:snapToGrid w:val="0"/>
                 <w:color w:val="000000"/>
                 <w:kern w:val="0"/>
@@ -418,7 +425,7 @@
             </w:r>
             <w:r>
               <w:rPr>
-                <w:rFonts w:asciiTheme="minorAscii" w:eastAsiaTheme="minorEastAsia" w:hAnsiTheme="minorAscii" w:hint="eastAsia"/>
+                <w:rFonts w:hint="eastAsia" w:asciiTheme="minorAscii" w:hAnsiTheme="minorAscii" w:eastAsiaTheme="minorEastAsia"/>
                 <w:spacing w:val="227"/>
                 <w:sz w:val="21"/>
                 <w:vertAlign w:val="baseline"/>
@@ -440,8 +447,14 @@
       </w:tr>
       <w:tr>
         <w:tblPrEx>
-          <w:tblW w:w="0" w:type="auto"/>
-          <w:tblInd w:w="2443" w:type="dxa"/>
+          <w:tblBorders>
+            <w:top w:val="none" w:color="auto" w:sz="0" w:space="0"/>
+            <w:left w:val="none" w:color="auto" w:sz="0" w:space="0"/>
+            <w:bottom w:val="none" w:color="auto" w:sz="0" w:space="0"/>
+            <w:right w:val="none" w:color="auto" w:sz="0" w:space="0"/>
+            <w:insideH w:val="none" w:color="auto" w:sz="0" w:space="0"/>
+            <w:insideV w:val="none" w:color="auto" w:sz="0" w:space="0"/>
+          </w:tblBorders>
           <w:tblCellMar>
             <w:top w:w="0" w:type="dxa"/>
             <w:left w:w="108" w:type="dxa"/>
@@ -450,11 +463,12 @@
           </w:tblCellMar>
         </w:tblPrEx>
         <w:trPr>
-          <w:trHeight w:val="635"/>
+          <w:trHeight w:val="635" w:hRule="atLeast"/>
         </w:trPr>
         <w:tc>
           <w:tcPr>
             <w:tcW w:w="1818" w:type="dxa"/>
+            <w:vAlign w:val="top"/>
           </w:tcPr>
           <w:p>
             <w:pPr>
@@ -480,7 +494,7 @@
             </w:r>
             <w:r>
               <w:rPr>
-                <w:rFonts w:asciiTheme="minorAscii" w:eastAsiaTheme="minorEastAsia" w:hAnsiTheme="minorAscii" w:hint="eastAsia"/>
+                <w:rFonts w:hint="eastAsia" w:asciiTheme="minorAscii" w:hAnsiTheme="minorAscii" w:eastAsiaTheme="minorEastAsia"/>
                 <w:spacing w:val="227"/>
                 <w:sz w:val="21"/>
                 <w:vertAlign w:val="baseline"/>
@@ -501,6 +515,7 @@
         <w:tc>
           <w:tcPr>
             <w:tcW w:w="4261" w:type="dxa"/>
+            <w:vAlign w:val="top"/>
           </w:tcPr>
           <w:p>
             <w:pPr>
@@ -526,7 +541,7 @@
             </w:r>
             <w:r>
               <w:rPr>
-                <w:rFonts w:asciiTheme="minorAscii" w:eastAsiaTheme="minorEastAsia" w:hAnsiTheme="minorAscii" w:hint="eastAsia"/>
+                <w:rFonts w:hint="eastAsia" w:asciiTheme="minorAscii" w:hAnsiTheme="minorAscii" w:eastAsiaTheme="minorEastAsia"/>
                 <w:spacing w:val="227"/>
                 <w:sz w:val="21"/>
                 <w:vertAlign w:val="baseline"/>
@@ -571,14 +586,14 @@
         <w:spacing w:before="153" w:line="225" w:lineRule="auto"/>
         <w:ind w:left="3634"/>
         <w:rPr>
-          <w:rFonts w:ascii="宋体" w:eastAsia="宋体" w:hAnsi="宋体" w:cs="宋体"/>
+          <w:rFonts w:ascii="宋体" w:hAnsi="宋体" w:eastAsia="宋体" w:cs="宋体"/>
           <w:sz w:val="31"/>
           <w:szCs w:val="31"/>
         </w:rPr>
       </w:pPr>
       <w:r>
         <w:rPr>
-          <w:rFonts w:ascii="宋体" w:eastAsia="宋体" w:hAnsi="宋体" w:cs="宋体"/>
+          <w:rFonts w:ascii="宋体" w:hAnsi="宋体" w:eastAsia="宋体" w:cs="宋体"/>
           <w:b/>
           <w:bCs/>
           <w:spacing w:val="4"/>
@@ -590,16 +605,16 @@
     </w:p>
     <w:tbl>
       <w:tblPr>
-        <w:tblStyle w:val="TableNormal0"/>
+        <w:tblStyle w:val="26"/>
         <w:tblW w:w="8301" w:type="dxa"/>
         <w:tblInd w:w="2" w:type="dxa"/>
         <w:tblBorders>
-          <w:top w:val="single" w:sz="2" w:space="0" w:color="000000"/>
-          <w:left w:val="single" w:sz="2" w:space="0" w:color="000000"/>
-          <w:bottom w:val="single" w:sz="2" w:space="0" w:color="000000"/>
-          <w:right w:val="single" w:sz="2" w:space="0" w:color="000000"/>
-          <w:insideH w:val="single" w:sz="2" w:space="0" w:color="000000"/>
-          <w:insideV w:val="single" w:sz="2" w:space="0" w:color="000000"/>
+          <w:top w:val="single" w:color="000000" w:sz="2" w:space="0"/>
+          <w:left w:val="single" w:color="000000" w:sz="2" w:space="0"/>
+          <w:bottom w:val="single" w:color="000000" w:sz="2" w:space="0"/>
+          <w:right w:val="single" w:color="000000" w:sz="2" w:space="0"/>
+          <w:insideH w:val="single" w:color="000000" w:sz="2" w:space="0"/>
+          <w:insideV w:val="single" w:color="000000" w:sz="2" w:space="0"/>
         </w:tblBorders>
         <w:tblLayout w:type="fixed"/>
         <w:tblCellMar>
@@ -619,17 +634,14 @@
       </w:tblGrid>
       <w:tr>
         <w:tblPrEx>
-          <w:tblW w:w="8301" w:type="dxa"/>
-          <w:tblInd w:w="2" w:type="dxa"/>
           <w:tblBorders>
-            <w:top w:val="single" w:sz="2" w:space="0" w:color="000000"/>
-            <w:left w:val="single" w:sz="2" w:space="0" w:color="000000"/>
-            <w:bottom w:val="single" w:sz="2" w:space="0" w:color="000000"/>
-            <w:right w:val="single" w:sz="2" w:space="0" w:color="000000"/>
-            <w:insideH w:val="single" w:sz="2" w:space="0" w:color="000000"/>
-            <w:insideV w:val="single" w:sz="2" w:space="0" w:color="000000"/>
+            <w:top w:val="single" w:color="000000" w:sz="2" w:space="0"/>
+            <w:left w:val="single" w:color="000000" w:sz="2" w:space="0"/>
+            <w:bottom w:val="single" w:color="000000" w:sz="2" w:space="0"/>
+            <w:right w:val="single" w:color="000000" w:sz="2" w:space="0"/>
+            <w:insideH w:val="single" w:color="000000" w:sz="2" w:space="0"/>
+            <w:insideV w:val="single" w:color="000000" w:sz="2" w:space="0"/>
           </w:tblBorders>
-          <w:tblLayout w:type="fixed"/>
           <w:tblCellMar>
             <w:top w:w="0" w:type="dxa"/>
             <w:left w:w="0" w:type="dxa"/>
@@ -638,7 +650,7 @@
           </w:tblCellMar>
         </w:tblPrEx>
         <w:trPr>
-          <w:trHeight w:val="593"/>
+          <w:trHeight w:val="593" w:hRule="atLeast"/>
         </w:trPr>
         <w:tc>
           <w:tcPr>
@@ -655,14 +667,14 @@
               <w:spacing w:before="176" w:line="228" w:lineRule="auto"/>
               <w:ind w:left="607"/>
               <w:rPr>
-                <w:rFonts w:ascii="宋体" w:eastAsia="宋体" w:hAnsi="宋体" w:cs="宋体"/>
+                <w:rFonts w:ascii="宋体" w:hAnsi="宋体" w:eastAsia="宋体" w:cs="宋体"/>
                 <w:sz w:val="20"/>
                 <w:szCs w:val="20"/>
               </w:rPr>
             </w:pPr>
             <w:r>
               <w:rPr>
-                <w:rFonts w:ascii="宋体" w:eastAsia="宋体" w:hAnsi="宋体" w:cs="宋体"/>
+                <w:rFonts w:ascii="宋体" w:hAnsi="宋体" w:eastAsia="宋体" w:cs="宋体"/>
                 <w:spacing w:val="-14"/>
                 <w:sz w:val="20"/>
                 <w:szCs w:val="20"/>
@@ -686,14 +698,14 @@
               <w:spacing w:before="175" w:line="227" w:lineRule="auto"/>
               <w:ind w:left="253"/>
               <w:rPr>
-                <w:rFonts w:ascii="宋体" w:eastAsia="宋体" w:hAnsi="宋体" w:cs="宋体"/>
+                <w:rFonts w:ascii="宋体" w:hAnsi="宋体" w:eastAsia="宋体" w:cs="宋体"/>
                 <w:sz w:val="20"/>
                 <w:szCs w:val="20"/>
               </w:rPr>
             </w:pPr>
             <w:r>
               <w:rPr>
-                <w:rFonts w:ascii="宋体" w:eastAsia="宋体" w:hAnsi="宋体" w:cs="宋体"/>
+                <w:rFonts w:ascii="宋体" w:hAnsi="宋体" w:eastAsia="宋体" w:cs="宋体"/>
                 <w:spacing w:val="4"/>
                 <w:sz w:val="20"/>
                 <w:szCs w:val="20"/>
@@ -717,14 +729,14 @@
               <w:spacing w:before="175" w:line="228" w:lineRule="auto"/>
               <w:ind w:left="730"/>
               <w:rPr>
-                <w:rFonts w:ascii="宋体" w:eastAsia="宋体" w:hAnsi="宋体" w:cs="宋体"/>
+                <w:rFonts w:ascii="宋体" w:hAnsi="宋体" w:eastAsia="宋体" w:cs="宋体"/>
                 <w:sz w:val="20"/>
                 <w:szCs w:val="20"/>
               </w:rPr>
             </w:pPr>
             <w:r>
               <w:rPr>
-                <w:rFonts w:ascii="宋体" w:eastAsia="宋体" w:hAnsi="宋体" w:cs="宋体"/>
+                <w:rFonts w:ascii="宋体" w:hAnsi="宋体" w:eastAsia="宋体" w:cs="宋体"/>
                 <w:spacing w:val="7"/>
                 <w:sz w:val="20"/>
                 <w:szCs w:val="20"/>
@@ -748,14 +760,14 @@
               <w:spacing w:before="175" w:line="228" w:lineRule="auto"/>
               <w:ind w:left="310"/>
               <w:rPr>
-                <w:rFonts w:ascii="宋体" w:eastAsia="宋体" w:hAnsi="宋体" w:cs="宋体"/>
+                <w:rFonts w:ascii="宋体" w:hAnsi="宋体" w:eastAsia="宋体" w:cs="宋体"/>
                 <w:sz w:val="20"/>
                 <w:szCs w:val="20"/>
               </w:rPr>
             </w:pPr>
             <w:r>
               <w:rPr>
-                <w:rFonts w:ascii="宋体" w:eastAsia="宋体" w:hAnsi="宋体" w:cs="宋体"/>
+                <w:rFonts w:ascii="宋体" w:hAnsi="宋体" w:eastAsia="宋体" w:cs="宋体"/>
                 <w:spacing w:val="6"/>
                 <w:sz w:val="20"/>
                 <w:szCs w:val="20"/>
@@ -779,7 +791,7 @@
               <w:spacing w:before="175" w:line="228" w:lineRule="auto"/>
               <w:ind w:left="310"/>
               <w:rPr>
-                <w:rFonts w:ascii="宋体" w:eastAsia="宋体" w:hAnsi="宋体" w:cs="宋体" w:hint="eastAsia"/>
+                <w:rFonts w:hint="eastAsia" w:ascii="宋体" w:hAnsi="宋体" w:eastAsia="宋体" w:cs="宋体"/>
                 <w:spacing w:val="6"/>
                 <w:sz w:val="20"/>
                 <w:szCs w:val="20"/>
@@ -788,7 +800,7 @@
             </w:pPr>
             <w:r>
               <w:rPr>
-                <w:rFonts w:ascii="宋体" w:eastAsia="宋体" w:hAnsi="宋体" w:cs="宋体" w:hint="eastAsia"/>
+                <w:rFonts w:hint="eastAsia" w:ascii="宋体" w:hAnsi="宋体" w:eastAsia="宋体" w:cs="宋体"/>
                 <w:spacing w:val="6"/>
                 <w:sz w:val="20"/>
                 <w:szCs w:val="20"/>
@@ -813,14 +825,14 @@
               <w:spacing w:before="176" w:line="229" w:lineRule="auto"/>
               <w:ind w:left="311"/>
               <w:rPr>
-                <w:rFonts w:ascii="宋体" w:eastAsia="宋体" w:hAnsi="宋体" w:cs="宋体"/>
+                <w:rFonts w:ascii="宋体" w:hAnsi="宋体" w:eastAsia="宋体" w:cs="宋体"/>
                 <w:sz w:val="20"/>
                 <w:szCs w:val="20"/>
               </w:rPr>
             </w:pPr>
             <w:r>
               <w:rPr>
-                <w:rFonts w:ascii="宋体" w:eastAsia="宋体" w:hAnsi="宋体" w:cs="宋体"/>
+                <w:rFonts w:ascii="宋体" w:hAnsi="宋体" w:eastAsia="宋体" w:cs="宋体"/>
                 <w:spacing w:val="7"/>
                 <w:sz w:val="20"/>
                 <w:szCs w:val="20"/>
@@ -832,9 +844,14 @@
       </w:tr>
       <w:tr>
         <w:tblPrEx>
-          <w:tblW w:w="8301" w:type="dxa"/>
-          <w:tblInd w:w="2" w:type="dxa"/>
-          <w:tblLayout w:type="fixed"/>
+          <w:tblBorders>
+            <w:top w:val="single" w:color="000000" w:sz="2" w:space="0"/>
+            <w:left w:val="single" w:color="000000" w:sz="2" w:space="0"/>
+            <w:bottom w:val="single" w:color="000000" w:sz="2" w:space="0"/>
+            <w:right w:val="single" w:color="000000" w:sz="2" w:space="0"/>
+            <w:insideH w:val="single" w:color="000000" w:sz="2" w:space="0"/>
+            <w:insideV w:val="single" w:color="000000" w:sz="2" w:space="0"/>
+          </w:tblBorders>
           <w:tblCellMar>
             <w:top w:w="0" w:type="dxa"/>
             <w:left w:w="0" w:type="dxa"/>
@@ -843,7 +860,7 @@
           </w:tblCellMar>
         </w:tblPrEx>
         <w:trPr>
-          <w:trHeight w:val="556"/>
+          <w:trHeight w:val="556" w:hRule="atLeast"/>
         </w:trPr>
         <w:tc>
           <w:tcPr>
@@ -860,14 +877,14 @@
               <w:spacing w:before="173" w:line="267" w:lineRule="exact"/>
               <w:ind w:left="260"/>
               <w:rPr>
-                <w:rFonts w:ascii="宋体" w:eastAsia="宋体" w:hAnsi="宋体" w:cs="宋体"/>
+                <w:rFonts w:ascii="宋体" w:hAnsi="宋体" w:eastAsia="宋体" w:cs="宋体"/>
                 <w:sz w:val="20"/>
                 <w:szCs w:val="20"/>
               </w:rPr>
             </w:pPr>
             <w:r>
               <w:rPr>
-                <w:rFonts w:ascii="宋体" w:eastAsia="宋体" w:hAnsi="宋体" w:cs="宋体"/>
+                <w:rFonts w:ascii="宋体" w:hAnsi="宋体" w:eastAsia="宋体" w:cs="宋体"/>
                 <w:spacing w:val="3"/>
                 <w:position w:val="1"/>
                 <w:sz w:val="20"/>
@@ -892,14 +909,14 @@
               <w:spacing w:before="173" w:line="267" w:lineRule="exact"/>
               <w:ind w:left="248"/>
               <w:rPr>
-                <w:rFonts w:ascii="宋体" w:eastAsia="宋体" w:hAnsi="宋体" w:cs="宋体"/>
+                <w:rFonts w:ascii="宋体" w:hAnsi="宋体" w:eastAsia="宋体" w:cs="宋体"/>
                 <w:sz w:val="20"/>
                 <w:szCs w:val="20"/>
               </w:rPr>
             </w:pPr>
             <w:r>
               <w:rPr>
-                <w:rFonts w:ascii="宋体" w:eastAsia="宋体" w:hAnsi="宋体" w:cs="宋体"/>
+                <w:rFonts w:ascii="宋体" w:hAnsi="宋体" w:eastAsia="宋体" w:cs="宋体"/>
                 <w:spacing w:val="4"/>
                 <w:position w:val="1"/>
                 <w:sz w:val="20"/>
@@ -925,14 +942,14 @@
               <w:ind w:left="114"/>
               <w:jc w:val="center"/>
               <w:rPr>
-                <w:rFonts w:ascii="宋体" w:eastAsia="宋体" w:hAnsi="宋体" w:cs="宋体"/>
+                <w:rFonts w:ascii="宋体" w:hAnsi="宋体" w:eastAsia="宋体" w:cs="宋体"/>
                 <w:sz w:val="20"/>
                 <w:szCs w:val="20"/>
               </w:rPr>
             </w:pPr>
             <w:r>
               <w:rPr>
-                <w:rFonts w:ascii="宋体" w:eastAsia="宋体" w:hAnsi="宋体" w:cs="宋体"/>
+                <w:rFonts w:ascii="宋体" w:hAnsi="宋体" w:eastAsia="宋体" w:cs="宋体"/>
                 <w:spacing w:val="7"/>
                 <w:sz w:val="20"/>
                 <w:szCs w:val="20"/>
@@ -956,14 +973,14 @@
               <w:spacing w:before="172" w:line="228" w:lineRule="auto"/>
               <w:ind w:left="313"/>
               <w:rPr>
-                <w:rFonts w:ascii="宋体" w:eastAsia="宋体" w:hAnsi="宋体" w:cs="宋体"/>
+                <w:rFonts w:ascii="宋体" w:hAnsi="宋体" w:eastAsia="宋体" w:cs="宋体"/>
                 <w:sz w:val="20"/>
                 <w:szCs w:val="20"/>
               </w:rPr>
             </w:pPr>
             <w:r>
               <w:rPr>
-                <w:rFonts w:ascii="宋体" w:eastAsia="宋体" w:hAnsi="宋体" w:cs="宋体" w:hint="eastAsia"/>
+                <w:rFonts w:hint="eastAsia" w:ascii="宋体" w:hAnsi="宋体" w:eastAsia="宋体" w:cs="宋体"/>
                 <w:spacing w:val="0"/>
                 <w:kern w:val="0"/>
                 <w:sz w:val="20"/>
@@ -989,7 +1006,7 @@
               <w:spacing w:before="172" w:line="228" w:lineRule="auto"/>
               <w:ind w:left="313"/>
               <w:rPr>
-                <w:rFonts w:ascii="宋体" w:eastAsia="宋体" w:hAnsi="宋体" w:cs="宋体" w:hint="eastAsia"/>
+                <w:rFonts w:hint="eastAsia" w:ascii="宋体" w:hAnsi="宋体" w:eastAsia="宋体" w:cs="宋体"/>
                 <w:spacing w:val="5"/>
                 <w:sz w:val="20"/>
                 <w:szCs w:val="20"/>
@@ -997,14 +1014,10 @@
             </w:pPr>
             <w:r>
               <w:rPr>
-                <w:rFonts w:ascii="宋体" w:eastAsia="宋体" w:hAnsi="宋体" w:cs="宋体" w:hint="eastAsia"/>
-                <w:spacing w:val="100"/>
-                <w:kern w:val="0"/>
-                <w:sz w:val="20"/>
-                <w:szCs w:val="20"/>
+                <w:rFonts w:hint="eastAsia"/>
                 <w:lang w:val="en-US" w:eastAsia="zh-CN"/>
               </w:rPr>
-              <w:t>严长运</w:t>
+              <w:t>刘钢要</w:t>
             </w:r>
           </w:p>
         </w:tc>
@@ -1023,14 +1036,14 @@
               <w:spacing w:before="173" w:line="229" w:lineRule="auto"/>
               <w:ind w:left="314"/>
               <w:rPr>
-                <w:rFonts w:ascii="宋体" w:eastAsia="宋体" w:hAnsi="宋体" w:cs="宋体"/>
+                <w:rFonts w:ascii="宋体" w:hAnsi="宋体" w:eastAsia="宋体" w:cs="宋体"/>
                 <w:sz w:val="20"/>
                 <w:szCs w:val="20"/>
               </w:rPr>
             </w:pPr>
             <w:r>
               <w:rPr>
-                <w:rFonts w:ascii="宋体" w:eastAsia="宋体" w:hAnsi="宋体" w:cs="宋体" w:hint="eastAsia"/>
+                <w:rFonts w:hint="eastAsia" w:ascii="宋体" w:hAnsi="宋体" w:eastAsia="宋体" w:cs="宋体"/>
                 <w:spacing w:val="6"/>
                 <w:sz w:val="20"/>
                 <w:szCs w:val="20"/>
@@ -1043,9 +1056,14 @@
       </w:tr>
       <w:tr>
         <w:tblPrEx>
-          <w:tblW w:w="8301" w:type="dxa"/>
-          <w:tblInd w:w="2" w:type="dxa"/>
-          <w:tblLayout w:type="fixed"/>
+          <w:tblBorders>
+            <w:top w:val="single" w:color="000000" w:sz="2" w:space="0"/>
+            <w:left w:val="single" w:color="000000" w:sz="2" w:space="0"/>
+            <w:bottom w:val="single" w:color="000000" w:sz="2" w:space="0"/>
+            <w:right w:val="single" w:color="000000" w:sz="2" w:space="0"/>
+            <w:insideH w:val="single" w:color="000000" w:sz="2" w:space="0"/>
+            <w:insideV w:val="single" w:color="000000" w:sz="2" w:space="0"/>
+          </w:tblBorders>
           <w:tblCellMar>
             <w:top w:w="0" w:type="dxa"/>
             <w:left w:w="0" w:type="dxa"/>
@@ -1054,7 +1072,7 @@
           </w:tblCellMar>
         </w:tblPrEx>
         <w:trPr>
-          <w:trHeight w:val="556"/>
+          <w:trHeight w:val="556" w:hRule="atLeast"/>
         </w:trPr>
         <w:tc>
           <w:tcPr>
@@ -1062,7 +1080,7 @@
           </w:tcPr>
           <w:p>
             <w:pPr>
-              <w:pStyle w:val="TableText"/>
+              <w:pStyle w:val="27"/>
               <w:keepLines w:val="0"/>
               <w:pageBreakBefore w:val="0"/>
               <w:widowControl w:val="0"/>
@@ -1078,7 +1096,7 @@
           </w:tcPr>
           <w:p>
             <w:pPr>
-              <w:pStyle w:val="TableText"/>
+              <w:pStyle w:val="27"/>
               <w:keepLines w:val="0"/>
               <w:pageBreakBefore w:val="0"/>
               <w:widowControl w:val="0"/>
@@ -1094,7 +1112,7 @@
           </w:tcPr>
           <w:p>
             <w:pPr>
-              <w:pStyle w:val="TableText"/>
+              <w:pStyle w:val="27"/>
               <w:keepLines w:val="0"/>
               <w:pageBreakBefore w:val="0"/>
               <w:widowControl w:val="0"/>
@@ -1144,7 +1162,7 @@
           </w:tcPr>
           <w:p>
             <w:pPr>
-              <w:pStyle w:val="TableText"/>
+              <w:pStyle w:val="27"/>
               <w:keepLines w:val="0"/>
               <w:pageBreakBefore w:val="0"/>
               <w:widowControl w:val="0"/>
@@ -1157,9 +1175,127 @@
       </w:tr>
       <w:tr>
         <w:tblPrEx>
-          <w:tblW w:w="8301" w:type="dxa"/>
-          <w:tblInd w:w="2" w:type="dxa"/>
-          <w:tblLayout w:type="fixed"/>
+          <w:tblBorders>
+            <w:top w:val="single" w:color="000000" w:sz="2" w:space="0"/>
+            <w:left w:val="single" w:color="000000" w:sz="2" w:space="0"/>
+            <w:bottom w:val="single" w:color="000000" w:sz="2" w:space="0"/>
+            <w:right w:val="single" w:color="000000" w:sz="2" w:space="0"/>
+            <w:insideH w:val="single" w:color="000000" w:sz="2" w:space="0"/>
+            <w:insideV w:val="single" w:color="000000" w:sz="2" w:space="0"/>
+          </w:tblBorders>
+        </w:tblPrEx>
+        <w:trPr>
+          <w:trHeight w:val="556" w:hRule="atLeast"/>
+        </w:trPr>
+        <w:tc>
+          <w:tcPr>
+            <w:tcW w:w="1555" w:type="dxa"/>
+          </w:tcPr>
+          <w:p>
+            <w:pPr>
+              <w:pStyle w:val="27"/>
+              <w:keepLines w:val="0"/>
+              <w:pageBreakBefore w:val="0"/>
+              <w:widowControl w:val="0"/>
+              <w:wordWrap/>
+              <w:overflowPunct/>
+              <w:bidi w:val="0"/>
+            </w:pPr>
+          </w:p>
+        </w:tc>
+        <w:tc>
+          <w:tcPr>
+            <w:tcW w:w="919" w:type="dxa"/>
+          </w:tcPr>
+          <w:p>
+            <w:pPr>
+              <w:pStyle w:val="27"/>
+              <w:keepLines w:val="0"/>
+              <w:pageBreakBefore w:val="0"/>
+              <w:widowControl w:val="0"/>
+              <w:wordWrap/>
+              <w:overflowPunct/>
+              <w:bidi w:val="0"/>
+            </w:pPr>
+          </w:p>
+        </w:tc>
+        <w:tc>
+          <w:tcPr>
+            <w:tcW w:w="2289" w:type="dxa"/>
+          </w:tcPr>
+          <w:p>
+            <w:pPr>
+              <w:pStyle w:val="27"/>
+              <w:keepLines w:val="0"/>
+              <w:pageBreakBefore w:val="0"/>
+              <w:widowControl w:val="0"/>
+              <w:wordWrap/>
+              <w:overflowPunct/>
+              <w:bidi w:val="0"/>
+            </w:pPr>
+          </w:p>
+        </w:tc>
+        <w:tc>
+          <w:tcPr>
+            <w:tcW w:w="1148" w:type="dxa"/>
+          </w:tcPr>
+          <w:p>
+            <w:pPr>
+              <w:keepLines w:val="0"/>
+              <w:pageBreakBefore w:val="0"/>
+              <w:widowControl w:val="0"/>
+              <w:wordWrap/>
+              <w:overflowPunct/>
+              <w:bidi w:val="0"/>
+              <w:spacing w:before="173" w:line="229" w:lineRule="auto"/>
+              <w:ind w:left="314"/>
+            </w:pPr>
+          </w:p>
+        </w:tc>
+        <w:tc>
+          <w:tcPr>
+            <w:tcW w:w="1150" w:type="dxa"/>
+          </w:tcPr>
+          <w:p>
+            <w:pPr>
+              <w:keepLines w:val="0"/>
+              <w:pageBreakBefore w:val="0"/>
+              <w:widowControl w:val="0"/>
+              <w:wordWrap/>
+              <w:overflowPunct/>
+              <w:bidi w:val="0"/>
+              <w:spacing w:before="173" w:line="229" w:lineRule="auto"/>
+              <w:ind w:left="314"/>
+            </w:pPr>
+          </w:p>
+        </w:tc>
+        <w:tc>
+          <w:tcPr>
+            <w:tcW w:w="1240" w:type="dxa"/>
+          </w:tcPr>
+          <w:p>
+            <w:pPr>
+              <w:pStyle w:val="27"/>
+              <w:keepLines w:val="0"/>
+              <w:pageBreakBefore w:val="0"/>
+              <w:widowControl w:val="0"/>
+              <w:wordWrap/>
+              <w:overflowPunct/>
+              <w:bidi w:val="0"/>
+            </w:pPr>
+          </w:p>
+        </w:tc>
+      </w:tr>
+      <w:tr>
+        <w:tblPrEx>
+          <w:tblBorders>
+            <w:top w:val="single" w:color="000000" w:sz="2" w:space="0"/>
+            <w:left w:val="single" w:color="000000" w:sz="2" w:space="0"/>
+            <w:bottom w:val="single" w:color="000000" w:sz="2" w:space="0"/>
+            <w:right w:val="single" w:color="000000" w:sz="2" w:space="0"/>
+            <w:insideH w:val="single" w:color="000000" w:sz="2" w:space="0"/>
+            <w:insideV w:val="single" w:color="000000" w:sz="2" w:space="0"/>
+          </w:tblBorders>
           <w:tblCellMar>
             <w:top w:w="0" w:type="dxa"/>
             <w:left w:w="0" w:type="dxa"/>
@@ -1168,7 +1304,7 @@
           </w:tblCellMar>
         </w:tblPrEx>
         <w:trPr>
-          <w:trHeight w:val="556"/>
+          <w:trHeight w:val="557" w:hRule="atLeast"/>
         </w:trPr>
         <w:tc>
           <w:tcPr>
@@ -1176,7 +1312,7 @@
           </w:tcPr>
           <w:p>
             <w:pPr>
-              <w:pStyle w:val="TableText"/>
+              <w:pStyle w:val="27"/>
               <w:keepLines w:val="0"/>
               <w:pageBreakBefore w:val="0"/>
               <w:widowControl w:val="0"/>
@@ -1192,7 +1328,7 @@
           </w:tcPr>
           <w:p>
             <w:pPr>
-              <w:pStyle w:val="TableText"/>
+              <w:pStyle w:val="27"/>
               <w:keepLines w:val="0"/>
               <w:pageBreakBefore w:val="0"/>
               <w:widowControl w:val="0"/>
@@ -1208,7 +1344,7 @@
           </w:tcPr>
           <w:p>
             <w:pPr>
-              <w:pStyle w:val="TableText"/>
+              <w:pStyle w:val="27"/>
               <w:keepLines w:val="0"/>
               <w:pageBreakBefore w:val="0"/>
               <w:widowControl w:val="0"/>
@@ -1224,14 +1360,13 @@
           </w:tcPr>
           <w:p>
             <w:pPr>
-              <w:keepLines w:val="0"/>
-              <w:pageBreakBefore w:val="0"/>
-              <w:widowControl w:val="0"/>
-              <w:wordWrap/>
-              <w:overflowPunct/>
-              <w:bidi w:val="0"/>
-              <w:spacing w:before="173" w:line="229" w:lineRule="auto"/>
-              <w:ind w:left="314"/>
+              <w:pStyle w:val="27"/>
+              <w:keepLines w:val="0"/>
+              <w:pageBreakBefore w:val="0"/>
+              <w:widowControl w:val="0"/>
+              <w:wordWrap/>
+              <w:overflowPunct/>
+              <w:bidi w:val="0"/>
             </w:pPr>
           </w:p>
         </w:tc>
@@ -1241,14 +1376,13 @@
           </w:tcPr>
           <w:p>
             <w:pPr>
-              <w:keepLines w:val="0"/>
-              <w:pageBreakBefore w:val="0"/>
-              <w:widowControl w:val="0"/>
-              <w:wordWrap/>
-              <w:overflowPunct/>
-              <w:bidi w:val="0"/>
-              <w:spacing w:before="173" w:line="229" w:lineRule="auto"/>
-              <w:ind w:left="314"/>
+              <w:pStyle w:val="27"/>
+              <w:keepLines w:val="0"/>
+              <w:pageBreakBefore w:val="0"/>
+              <w:widowControl w:val="0"/>
+              <w:wordWrap/>
+              <w:overflowPunct/>
+              <w:bidi w:val="0"/>
             </w:pPr>
           </w:p>
         </w:tc>
@@ -1258,7 +1392,7 @@
           </w:tcPr>
           <w:p>
             <w:pPr>
-              <w:pStyle w:val="TableText"/>
+              <w:pStyle w:val="27"/>
               <w:keepLines w:val="0"/>
               <w:pageBreakBefore w:val="0"/>
               <w:widowControl w:val="0"/>
@@ -1271,9 +1405,14 @@
       </w:tr>
       <w:tr>
         <w:tblPrEx>
-          <w:tblW w:w="8301" w:type="dxa"/>
-          <w:tblInd w:w="2" w:type="dxa"/>
-          <w:tblLayout w:type="fixed"/>
+          <w:tblBorders>
+            <w:top w:val="single" w:color="000000" w:sz="2" w:space="0"/>
+            <w:left w:val="single" w:color="000000" w:sz="2" w:space="0"/>
+            <w:bottom w:val="single" w:color="000000" w:sz="2" w:space="0"/>
+            <w:right w:val="single" w:color="000000" w:sz="2" w:space="0"/>
+            <w:insideH w:val="single" w:color="000000" w:sz="2" w:space="0"/>
+            <w:insideV w:val="single" w:color="000000" w:sz="2" w:space="0"/>
+          </w:tblBorders>
           <w:tblCellMar>
             <w:top w:w="0" w:type="dxa"/>
             <w:left w:w="0" w:type="dxa"/>
@@ -1282,7 +1421,7 @@
           </w:tblCellMar>
         </w:tblPrEx>
         <w:trPr>
-          <w:trHeight w:val="557"/>
+          <w:trHeight w:val="556" w:hRule="atLeast"/>
         </w:trPr>
         <w:tc>
           <w:tcPr>
@@ -1290,7 +1429,7 @@
           </w:tcPr>
           <w:p>
             <w:pPr>
-              <w:pStyle w:val="TableText"/>
+              <w:pStyle w:val="27"/>
               <w:keepLines w:val="0"/>
               <w:pageBreakBefore w:val="0"/>
               <w:widowControl w:val="0"/>
@@ -1306,7 +1445,7 @@
           </w:tcPr>
           <w:p>
             <w:pPr>
-              <w:pStyle w:val="TableText"/>
+              <w:pStyle w:val="27"/>
               <w:keepLines w:val="0"/>
               <w:pageBreakBefore w:val="0"/>
               <w:widowControl w:val="0"/>
@@ -1322,7 +1461,7 @@
           </w:tcPr>
           <w:p>
             <w:pPr>
-              <w:pStyle w:val="TableText"/>
+              <w:pStyle w:val="27"/>
               <w:keepLines w:val="0"/>
               <w:pageBreakBefore w:val="0"/>
               <w:widowControl w:val="0"/>
@@ -1338,7 +1477,7 @@
           </w:tcPr>
           <w:p>
             <w:pPr>
-              <w:pStyle w:val="TableText"/>
+              <w:pStyle w:val="27"/>
               <w:keepLines w:val="0"/>
               <w:pageBreakBefore w:val="0"/>
               <w:widowControl w:val="0"/>
@@ -1354,7 +1493,7 @@
           </w:tcPr>
           <w:p>
             <w:pPr>
-              <w:pStyle w:val="TableText"/>
+              <w:pStyle w:val="27"/>
               <w:keepLines w:val="0"/>
               <w:pageBreakBefore w:val="0"/>
               <w:widowControl w:val="0"/>
@@ -1370,7 +1509,7 @@
           </w:tcPr>
           <w:p>
             <w:pPr>
-              <w:pStyle w:val="TableText"/>
+              <w:pStyle w:val="27"/>
               <w:keepLines w:val="0"/>
               <w:pageBreakBefore w:val="0"/>
               <w:widowControl w:val="0"/>
@@ -1383,9 +1522,14 @@
       </w:tr>
       <w:tr>
         <w:tblPrEx>
-          <w:tblW w:w="8301" w:type="dxa"/>
-          <w:tblInd w:w="2" w:type="dxa"/>
-          <w:tblLayout w:type="fixed"/>
+          <w:tblBorders>
+            <w:top w:val="single" w:color="000000" w:sz="2" w:space="0"/>
+            <w:left w:val="single" w:color="000000" w:sz="2" w:space="0"/>
+            <w:bottom w:val="single" w:color="000000" w:sz="2" w:space="0"/>
+            <w:right w:val="single" w:color="000000" w:sz="2" w:space="0"/>
+            <w:insideH w:val="single" w:color="000000" w:sz="2" w:space="0"/>
+            <w:insideV w:val="single" w:color="000000" w:sz="2" w:space="0"/>
+          </w:tblBorders>
           <w:tblCellMar>
             <w:top w:w="0" w:type="dxa"/>
             <w:left w:w="0" w:type="dxa"/>
@@ -1394,7 +1538,7 @@
           </w:tblCellMar>
         </w:tblPrEx>
         <w:trPr>
-          <w:trHeight w:val="556"/>
+          <w:trHeight w:val="561" w:hRule="atLeast"/>
         </w:trPr>
         <w:tc>
           <w:tcPr>
@@ -1402,7 +1546,7 @@
           </w:tcPr>
           <w:p>
             <w:pPr>
-              <w:pStyle w:val="TableText"/>
+              <w:pStyle w:val="27"/>
               <w:keepLines w:val="0"/>
               <w:pageBreakBefore w:val="0"/>
               <w:widowControl w:val="0"/>
@@ -1418,7 +1562,7 @@
           </w:tcPr>
           <w:p>
             <w:pPr>
-              <w:pStyle w:val="TableText"/>
+              <w:pStyle w:val="27"/>
               <w:keepLines w:val="0"/>
               <w:pageBreakBefore w:val="0"/>
               <w:widowControl w:val="0"/>
@@ -1434,7 +1578,7 @@
           </w:tcPr>
           <w:p>
             <w:pPr>
-              <w:pStyle w:val="TableText"/>
+              <w:pStyle w:val="27"/>
               <w:keepLines w:val="0"/>
               <w:pageBreakBefore w:val="0"/>
               <w:widowControl w:val="0"/>
@@ -1450,7 +1594,7 @@
           </w:tcPr>
           <w:p>
             <w:pPr>
-              <w:pStyle w:val="TableText"/>
+              <w:pStyle w:val="27"/>
               <w:keepLines w:val="0"/>
               <w:pageBreakBefore w:val="0"/>
               <w:widowControl w:val="0"/>
@@ -1466,7 +1610,7 @@
           </w:tcPr>
           <w:p>
             <w:pPr>
-              <w:pStyle w:val="TableText"/>
+              <w:pStyle w:val="27"/>
               <w:keepLines w:val="0"/>
               <w:pageBreakBefore w:val="0"/>
               <w:widowControl w:val="0"/>
@@ -1482,119 +1626,7 @@
           </w:tcPr>
           <w:p>
             <w:pPr>
-              <w:pStyle w:val="TableText"/>
-              <w:keepLines w:val="0"/>
-              <w:pageBreakBefore w:val="0"/>
-              <w:widowControl w:val="0"/>
-              <w:wordWrap/>
-              <w:overflowPunct/>
-              <w:bidi w:val="0"/>
-            </w:pPr>
-          </w:p>
-        </w:tc>
-      </w:tr>
-      <w:tr>
-        <w:tblPrEx>
-          <w:tblW w:w="8301" w:type="dxa"/>
-          <w:tblInd w:w="2" w:type="dxa"/>
-          <w:tblLayout w:type="fixed"/>
-          <w:tblCellMar>
-            <w:top w:w="0" w:type="dxa"/>
-            <w:left w:w="0" w:type="dxa"/>
-            <w:bottom w:w="0" w:type="dxa"/>
-            <w:right w:w="0" w:type="dxa"/>
-          </w:tblCellMar>
-        </w:tblPrEx>
-        <w:trPr>
-          <w:trHeight w:val="561"/>
-        </w:trPr>
-        <w:tc>
-          <w:tcPr>
-            <w:tcW w:w="1555" w:type="dxa"/>
-          </w:tcPr>
-          <w:p>
-            <w:pPr>
-              <w:pStyle w:val="TableText"/>
-              <w:keepLines w:val="0"/>
-              <w:pageBreakBefore w:val="0"/>
-              <w:widowControl w:val="0"/>
-              <w:wordWrap/>
-              <w:overflowPunct/>
-              <w:bidi w:val="0"/>
-            </w:pPr>
-          </w:p>
-        </w:tc>
-        <w:tc>
-          <w:tcPr>
-            <w:tcW w:w="919" w:type="dxa"/>
-          </w:tcPr>
-          <w:p>
-            <w:pPr>
-              <w:pStyle w:val="TableText"/>
-              <w:keepLines w:val="0"/>
-              <w:pageBreakBefore w:val="0"/>
-              <w:widowControl w:val="0"/>
-              <w:wordWrap/>
-              <w:overflowPunct/>
-              <w:bidi w:val="0"/>
-            </w:pPr>
-          </w:p>
-        </w:tc>
-        <w:tc>
-          <w:tcPr>
-            <w:tcW w:w="2289" w:type="dxa"/>
-          </w:tcPr>
-          <w:p>
-            <w:pPr>
-              <w:pStyle w:val="TableText"/>
-              <w:keepLines w:val="0"/>
-              <w:pageBreakBefore w:val="0"/>
-              <w:widowControl w:val="0"/>
-              <w:wordWrap/>
-              <w:overflowPunct/>
-              <w:bidi w:val="0"/>
-            </w:pPr>
-          </w:p>
-        </w:tc>
-        <w:tc>
-          <w:tcPr>
-            <w:tcW w:w="1148" w:type="dxa"/>
-          </w:tcPr>
-          <w:p>
-            <w:pPr>
-              <w:pStyle w:val="TableText"/>
-              <w:keepLines w:val="0"/>
-              <w:pageBreakBefore w:val="0"/>
-              <w:widowControl w:val="0"/>
-              <w:wordWrap/>
-              <w:overflowPunct/>
-              <w:bidi w:val="0"/>
-            </w:pPr>
-          </w:p>
-        </w:tc>
-        <w:tc>
-          <w:tcPr>
-            <w:tcW w:w="1150" w:type="dxa"/>
-          </w:tcPr>
-          <w:p>
-            <w:pPr>
-              <w:pStyle w:val="TableText"/>
-              <w:keepLines w:val="0"/>
-              <w:pageBreakBefore w:val="0"/>
-              <w:widowControl w:val="0"/>
-              <w:wordWrap/>
-              <w:overflowPunct/>
-              <w:bidi w:val="0"/>
-            </w:pPr>
-          </w:p>
-        </w:tc>
-        <w:tc>
-          <w:tcPr>
-            <w:tcW w:w="1240" w:type="dxa"/>
-          </w:tcPr>
-          <w:p>
-            <w:pPr>
-              <w:pStyle w:val="TableText"/>
+              <w:pStyle w:val="27"/>
               <w:keepLines w:val="0"/>
               <w:pageBreakBefore w:val="0"/>
               <w:widowControl w:val="0"/>
@@ -1622,7 +1654,7 @@
     <w:sdt>
       <w:sdtPr>
         <w:rPr>
-          <w:rFonts w:ascii="宋体" w:eastAsia="宋体" w:hAnsi="宋体" w:cs="宋体" w:hint="eastAsia"/>
+          <w:rFonts w:hint="eastAsia" w:ascii="宋体" w:hAnsi="宋体" w:eastAsia="宋体" w:cs="宋体"/>
           <w:snapToGrid w:val="0"/>
           <w:color w:val="000000"/>
           <w:kern w:val="0"/>
@@ -1638,7 +1670,7 @@
       </w:sdtPr>
       <w:sdtEndPr>
         <w:rPr>
-          <w:rFonts w:ascii="宋体" w:eastAsia="宋体" w:hAnsi="宋体" w:cs="Arial" w:hint="eastAsia"/>
+          <w:rFonts w:hint="eastAsia" w:ascii="宋体" w:hAnsi="宋体" w:eastAsia="宋体" w:cs="Arial"/>
           <w:snapToGrid w:val="0"/>
           <w:color w:val="000000"/>
           <w:kern w:val="0"/>
@@ -1657,17 +1689,17 @@
             <w:overflowPunct/>
             <w:bidi w:val="0"/>
             <w:spacing w:before="0" w:beforeLines="0" w:after="0" w:afterLines="0" w:line="240" w:lineRule="auto"/>
-            <w:ind w:left="0" w:right="0" w:firstLine="0" w:leftChars="0" w:rightChars="0" w:firstLineChars="0"/>
+            <w:ind w:left="0" w:leftChars="0" w:right="0" w:rightChars="0" w:firstLine="0" w:firstLineChars="0"/>
             <w:jc w:val="center"/>
             <w:rPr>
-              <w:rFonts w:ascii="宋体" w:eastAsia="宋体" w:hAnsi="宋体" w:cs="宋体" w:hint="eastAsia"/>
+              <w:rFonts w:hint="eastAsia" w:ascii="宋体" w:hAnsi="宋体" w:eastAsia="宋体" w:cs="宋体"/>
               <w:sz w:val="24"/>
               <w:szCs w:val="24"/>
             </w:rPr>
           </w:pPr>
           <w:r>
             <w:rPr>
-              <w:rFonts w:ascii="宋体" w:eastAsia="宋体" w:hAnsi="宋体" w:cs="宋体" w:hint="eastAsia"/>
+              <w:rFonts w:hint="eastAsia" w:ascii="宋体" w:hAnsi="宋体" w:eastAsia="宋体" w:cs="宋体"/>
               <w:sz w:val="24"/>
               <w:szCs w:val="24"/>
             </w:rPr>
@@ -1676,14 +1708,16 @@
         </w:p>
         <w:p>
           <w:pPr>
-            <w:pStyle w:val="TOC1"/>
+            <w:pStyle w:val="16"/>
             <w:tabs>
               <w:tab w:val="right" w:leader="dot" w:pos="8306"/>
             </w:tabs>
           </w:pPr>
-          <w:r>
-            <w:rPr>
-              <w:rFonts w:ascii="宋体" w:eastAsia="宋体" w:hAnsi="宋体" w:cs="宋体" w:hint="eastAsia"/>
+          <w:bookmarkStart w:id="32" w:name="_GoBack"/>
+          <w:bookmarkEnd w:id="32"/>
+          <w:r>
+            <w:rPr>
+              <w:rFonts w:hint="eastAsia" w:ascii="宋体" w:hAnsi="宋体" w:eastAsia="宋体" w:cs="宋体"/>
               <w:sz w:val="24"/>
               <w:szCs w:val="24"/>
             </w:rPr>
@@ -1691,7 +1725,7 @@
           </w:r>
           <w:r>
             <w:rPr>
-              <w:rFonts w:ascii="宋体" w:eastAsia="宋体" w:hAnsi="宋体" w:cs="宋体" w:hint="eastAsia"/>
+              <w:rFonts w:hint="eastAsia" w:ascii="宋体" w:hAnsi="宋体" w:eastAsia="宋体" w:cs="宋体"/>
               <w:sz w:val="24"/>
               <w:szCs w:val="24"/>
             </w:rPr>
@@ -1699,7 +1733,7 @@
           </w:r>
           <w:r>
             <w:rPr>
-              <w:rFonts w:ascii="宋体" w:eastAsia="宋体" w:hAnsi="宋体" w:cs="宋体" w:hint="eastAsia"/>
+              <w:rFonts w:hint="eastAsia" w:ascii="宋体" w:hAnsi="宋体" w:eastAsia="宋体" w:cs="宋体"/>
               <w:sz w:val="24"/>
               <w:szCs w:val="24"/>
             </w:rPr>
@@ -1707,21 +1741,21 @@
           </w:r>
           <w:r>
             <w:rPr>
-              <w:rFonts w:ascii="宋体" w:eastAsia="宋体" w:hAnsi="宋体" w:cs="宋体" w:hint="eastAsia"/>
+              <w:rFonts w:hint="eastAsia" w:ascii="宋体" w:hAnsi="宋体" w:eastAsia="宋体" w:cs="宋体"/>
               <w:szCs w:val="24"/>
             </w:rPr>
             <w:fldChar w:fldCharType="begin"/>
           </w:r>
           <w:r>
             <w:rPr>
-              <w:rFonts w:ascii="宋体" w:eastAsia="宋体" w:hAnsi="宋体" w:cs="宋体" w:hint="eastAsia"/>
+              <w:rFonts w:hint="eastAsia" w:ascii="宋体" w:hAnsi="宋体" w:eastAsia="宋体" w:cs="宋体"/>
               <w:szCs w:val="24"/>
             </w:rPr>
-            <w:instrText xml:space="preserve"> HYPERLINK \l _Toc21410 </w:instrText>
-          </w:r>
-          <w:r>
-            <w:rPr>
-              <w:rFonts w:ascii="宋体" w:eastAsia="宋体" w:hAnsi="宋体" w:cs="宋体" w:hint="eastAsia"/>
+            <w:instrText xml:space="preserve"> HYPERLINK \l _Toc9656 </w:instrText>
+          </w:r>
+          <w:r>
+            <w:rPr>
+              <w:rFonts w:hint="eastAsia" w:ascii="宋体" w:hAnsi="宋体" w:eastAsia="宋体" w:cs="宋体"/>
               <w:szCs w:val="24"/>
             </w:rPr>
             <w:fldChar w:fldCharType="separate"/>
@@ -1740,7 +1774,7 @@
             <w:fldChar w:fldCharType="begin"/>
           </w:r>
           <w:r>
-            <w:instrText xml:space="preserve"> PAGEREF _Toc21410 \h </w:instrText>
+            <w:instrText xml:space="preserve"> PAGEREF _Toc9656 \h </w:instrText>
           </w:r>
           <w:r>
             <w:fldChar w:fldCharType="separate"/>
@@ -1753,7 +1787,7 @@
           </w:r>
           <w:r>
             <w:rPr>
-              <w:rFonts w:ascii="宋体" w:eastAsia="宋体" w:hAnsi="宋体" w:cs="宋体" w:hint="eastAsia"/>
+              <w:rFonts w:hint="eastAsia" w:ascii="宋体" w:hAnsi="宋体" w:eastAsia="宋体" w:cs="宋体"/>
               <w:szCs w:val="24"/>
             </w:rPr>
             <w:fldChar w:fldCharType="end"/>
@@ -1761,28 +1795,28 @@
         </w:p>
         <w:p>
           <w:pPr>
-            <w:pStyle w:val="TOC1"/>
+            <w:pStyle w:val="16"/>
             <w:tabs>
               <w:tab w:val="right" w:leader="dot" w:pos="8306"/>
             </w:tabs>
           </w:pPr>
           <w:r>
             <w:rPr>
-              <w:rFonts w:ascii="宋体" w:eastAsia="宋体" w:hAnsi="宋体" w:cs="宋体" w:hint="eastAsia"/>
+              <w:rFonts w:hint="eastAsia" w:ascii="宋体" w:hAnsi="宋体" w:eastAsia="宋体" w:cs="宋体"/>
               <w:szCs w:val="24"/>
             </w:rPr>
             <w:fldChar w:fldCharType="begin"/>
           </w:r>
           <w:r>
             <w:rPr>
-              <w:rFonts w:ascii="宋体" w:eastAsia="宋体" w:hAnsi="宋体" w:cs="宋体" w:hint="eastAsia"/>
+              <w:rFonts w:hint="eastAsia" w:ascii="宋体" w:hAnsi="宋体" w:eastAsia="宋体" w:cs="宋体"/>
               <w:szCs w:val="24"/>
             </w:rPr>
-            <w:instrText xml:space="preserve"> HYPERLINK \l _Toc23498 </w:instrText>
-          </w:r>
-          <w:r>
-            <w:rPr>
-              <w:rFonts w:ascii="宋体" w:eastAsia="宋体" w:hAnsi="宋体" w:cs="宋体" w:hint="eastAsia"/>
+            <w:instrText xml:space="preserve"> HYPERLINK \l _Toc22087 </w:instrText>
+          </w:r>
+          <w:r>
+            <w:rPr>
+              <w:rFonts w:hint="eastAsia" w:ascii="宋体" w:hAnsi="宋体" w:eastAsia="宋体" w:cs="宋体"/>
               <w:szCs w:val="24"/>
             </w:rPr>
             <w:fldChar w:fldCharType="separate"/>
@@ -1801,7 +1835,7 @@
             <w:fldChar w:fldCharType="begin"/>
           </w:r>
           <w:r>
-            <w:instrText xml:space="preserve"> PAGEREF _Toc23498 \h </w:instrText>
+            <w:instrText xml:space="preserve"> PAGEREF _Toc22087 \h </w:instrText>
           </w:r>
           <w:r>
             <w:fldChar w:fldCharType="separate"/>
@@ -1814,7 +1848,7 @@
           </w:r>
           <w:r>
             <w:rPr>
-              <w:rFonts w:ascii="宋体" w:eastAsia="宋体" w:hAnsi="宋体" w:cs="宋体" w:hint="eastAsia"/>
+              <w:rFonts w:hint="eastAsia" w:ascii="宋体" w:hAnsi="宋体" w:eastAsia="宋体" w:cs="宋体"/>
               <w:szCs w:val="24"/>
             </w:rPr>
             <w:fldChar w:fldCharType="end"/>
@@ -1822,28 +1856,28 @@
         </w:p>
         <w:p>
           <w:pPr>
-            <w:pStyle w:val="TOC1"/>
+            <w:pStyle w:val="16"/>
             <w:tabs>
               <w:tab w:val="right" w:leader="dot" w:pos="8306"/>
             </w:tabs>
           </w:pPr>
           <w:r>
             <w:rPr>
-              <w:rFonts w:ascii="宋体" w:eastAsia="宋体" w:hAnsi="宋体" w:cs="宋体" w:hint="eastAsia"/>
+              <w:rFonts w:hint="eastAsia" w:ascii="宋体" w:hAnsi="宋体" w:eastAsia="宋体" w:cs="宋体"/>
               <w:szCs w:val="24"/>
             </w:rPr>
             <w:fldChar w:fldCharType="begin"/>
           </w:r>
           <w:r>
             <w:rPr>
-              <w:rFonts w:ascii="宋体" w:eastAsia="宋体" w:hAnsi="宋体" w:cs="宋体" w:hint="eastAsia"/>
+              <w:rFonts w:hint="eastAsia" w:ascii="宋体" w:hAnsi="宋体" w:eastAsia="宋体" w:cs="宋体"/>
               <w:szCs w:val="24"/>
             </w:rPr>
-            <w:instrText xml:space="preserve"> HYPERLINK \l _Toc29512 </w:instrText>
-          </w:r>
-          <w:r>
-            <w:rPr>
-              <w:rFonts w:ascii="宋体" w:eastAsia="宋体" w:hAnsi="宋体" w:cs="宋体" w:hint="eastAsia"/>
+            <w:instrText xml:space="preserve"> HYPERLINK \l _Toc18787 </w:instrText>
+          </w:r>
+          <w:r>
+            <w:rPr>
+              <w:rFonts w:hint="eastAsia" w:ascii="宋体" w:hAnsi="宋体" w:eastAsia="宋体" w:cs="宋体"/>
               <w:szCs w:val="24"/>
             </w:rPr>
             <w:fldChar w:fldCharType="separate"/>
@@ -1864,7 +1898,7 @@
             <w:fldChar w:fldCharType="begin"/>
           </w:r>
           <w:r>
-            <w:instrText xml:space="preserve"> PAGEREF _Toc29512 \h </w:instrText>
+            <w:instrText xml:space="preserve"> PAGEREF _Toc18787 \h </w:instrText>
           </w:r>
           <w:r>
             <w:fldChar w:fldCharType="separate"/>
@@ -1877,7 +1911,7 @@
           </w:r>
           <w:r>
             <w:rPr>
-              <w:rFonts w:ascii="宋体" w:eastAsia="宋体" w:hAnsi="宋体" w:cs="宋体" w:hint="eastAsia"/>
+              <w:rFonts w:hint="eastAsia" w:ascii="宋体" w:hAnsi="宋体" w:eastAsia="宋体" w:cs="宋体"/>
               <w:szCs w:val="24"/>
             </w:rPr>
             <w:fldChar w:fldCharType="end"/>
@@ -1885,28 +1919,28 @@
         </w:p>
         <w:p>
           <w:pPr>
-            <w:pStyle w:val="TOC1"/>
+            <w:pStyle w:val="16"/>
             <w:tabs>
               <w:tab w:val="right" w:leader="dot" w:pos="8306"/>
             </w:tabs>
           </w:pPr>
           <w:r>
             <w:rPr>
-              <w:rFonts w:ascii="宋体" w:eastAsia="宋体" w:hAnsi="宋体" w:cs="宋体" w:hint="eastAsia"/>
+              <w:rFonts w:hint="eastAsia" w:ascii="宋体" w:hAnsi="宋体" w:eastAsia="宋体" w:cs="宋体"/>
               <w:szCs w:val="24"/>
             </w:rPr>
             <w:fldChar w:fldCharType="begin"/>
           </w:r>
           <w:r>
             <w:rPr>
-              <w:rFonts w:ascii="宋体" w:eastAsia="宋体" w:hAnsi="宋体" w:cs="宋体" w:hint="eastAsia"/>
+              <w:rFonts w:hint="eastAsia" w:ascii="宋体" w:hAnsi="宋体" w:eastAsia="宋体" w:cs="宋体"/>
               <w:szCs w:val="24"/>
             </w:rPr>
-            <w:instrText xml:space="preserve"> HYPERLINK \l _Toc22667 </w:instrText>
-          </w:r>
-          <w:r>
-            <w:rPr>
-              <w:rFonts w:ascii="宋体" w:eastAsia="宋体" w:hAnsi="宋体" w:cs="宋体" w:hint="eastAsia"/>
+            <w:instrText xml:space="preserve"> HYPERLINK \l _Toc15844 </w:instrText>
+          </w:r>
+          <w:r>
+            <w:rPr>
+              <w:rFonts w:hint="eastAsia" w:ascii="宋体" w:hAnsi="宋体" w:eastAsia="宋体" w:cs="宋体"/>
               <w:szCs w:val="24"/>
             </w:rPr>
             <w:fldChar w:fldCharType="separate"/>
@@ -1932,7 +1966,7 @@
             <w:fldChar w:fldCharType="begin"/>
           </w:r>
           <w:r>
-            <w:instrText xml:space="preserve"> PAGEREF _Toc22667 \h </w:instrText>
+            <w:instrText xml:space="preserve"> PAGEREF _Toc15844 \h </w:instrText>
           </w:r>
           <w:r>
             <w:fldChar w:fldCharType="separate"/>
@@ -1945,7 +1979,7 @@
           </w:r>
           <w:r>
             <w:rPr>
-              <w:rFonts w:ascii="宋体" w:eastAsia="宋体" w:hAnsi="宋体" w:cs="宋体" w:hint="eastAsia"/>
+              <w:rFonts w:hint="eastAsia" w:ascii="宋体" w:hAnsi="宋体" w:eastAsia="宋体" w:cs="宋体"/>
               <w:szCs w:val="24"/>
             </w:rPr>
             <w:fldChar w:fldCharType="end"/>
@@ -1953,28 +1987,28 @@
         </w:p>
         <w:p>
           <w:pPr>
-            <w:pStyle w:val="TOC1"/>
+            <w:pStyle w:val="16"/>
             <w:tabs>
               <w:tab w:val="right" w:leader="dot" w:pos="8306"/>
             </w:tabs>
           </w:pPr>
           <w:r>
             <w:rPr>
-              <w:rFonts w:ascii="宋体" w:eastAsia="宋体" w:hAnsi="宋体" w:cs="宋体" w:hint="eastAsia"/>
+              <w:rFonts w:hint="eastAsia" w:ascii="宋体" w:hAnsi="宋体" w:eastAsia="宋体" w:cs="宋体"/>
               <w:szCs w:val="24"/>
             </w:rPr>
             <w:fldChar w:fldCharType="begin"/>
           </w:r>
           <w:r>
             <w:rPr>
-              <w:rFonts w:ascii="宋体" w:eastAsia="宋体" w:hAnsi="宋体" w:cs="宋体" w:hint="eastAsia"/>
+              <w:rFonts w:hint="eastAsia" w:ascii="宋体" w:hAnsi="宋体" w:eastAsia="宋体" w:cs="宋体"/>
               <w:szCs w:val="24"/>
             </w:rPr>
-            <w:instrText xml:space="preserve"> HYPERLINK \l _Toc12919 </w:instrText>
-          </w:r>
-          <w:r>
-            <w:rPr>
-              <w:rFonts w:ascii="宋体" w:eastAsia="宋体" w:hAnsi="宋体" w:cs="宋体" w:hint="eastAsia"/>
+            <w:instrText xml:space="preserve"> HYPERLINK \l _Toc8789 </w:instrText>
+          </w:r>
+          <w:r>
+            <w:rPr>
+              <w:rFonts w:hint="eastAsia" w:ascii="宋体" w:hAnsi="宋体" w:eastAsia="宋体" w:cs="宋体"/>
               <w:szCs w:val="24"/>
             </w:rPr>
             <w:fldChar w:fldCharType="separate"/>
@@ -2002,7 +2036,7 @@
             <w:fldChar w:fldCharType="begin"/>
           </w:r>
           <w:r>
-            <w:instrText xml:space="preserve"> PAGEREF _Toc12919 \h </w:instrText>
+            <w:instrText xml:space="preserve"> PAGEREF _Toc8789 \h </w:instrText>
           </w:r>
           <w:r>
             <w:fldChar w:fldCharType="separate"/>
@@ -2015,7 +2049,7 @@
           </w:r>
           <w:r>
             <w:rPr>
-              <w:rFonts w:ascii="宋体" w:eastAsia="宋体" w:hAnsi="宋体" w:cs="宋体" w:hint="eastAsia"/>
+              <w:rFonts w:hint="eastAsia" w:ascii="宋体" w:hAnsi="宋体" w:eastAsia="宋体" w:cs="宋体"/>
               <w:szCs w:val="24"/>
             </w:rPr>
             <w:fldChar w:fldCharType="end"/>
@@ -2023,28 +2057,28 @@
         </w:p>
         <w:p>
           <w:pPr>
-            <w:pStyle w:val="TOC1"/>
+            <w:pStyle w:val="16"/>
             <w:tabs>
               <w:tab w:val="right" w:leader="dot" w:pos="8306"/>
             </w:tabs>
           </w:pPr>
           <w:r>
             <w:rPr>
-              <w:rFonts w:ascii="宋体" w:eastAsia="宋体" w:hAnsi="宋体" w:cs="宋体" w:hint="eastAsia"/>
+              <w:rFonts w:hint="eastAsia" w:ascii="宋体" w:hAnsi="宋体" w:eastAsia="宋体" w:cs="宋体"/>
               <w:szCs w:val="24"/>
             </w:rPr>
             <w:fldChar w:fldCharType="begin"/>
           </w:r>
           <w:r>
             <w:rPr>
-              <w:rFonts w:ascii="宋体" w:eastAsia="宋体" w:hAnsi="宋体" w:cs="宋体" w:hint="eastAsia"/>
+              <w:rFonts w:hint="eastAsia" w:ascii="宋体" w:hAnsi="宋体" w:eastAsia="宋体" w:cs="宋体"/>
               <w:szCs w:val="24"/>
             </w:rPr>
-            <w:instrText xml:space="preserve"> HYPERLINK \l _Toc8390 </w:instrText>
-          </w:r>
-          <w:r>
-            <w:rPr>
-              <w:rFonts w:ascii="宋体" w:eastAsia="宋体" w:hAnsi="宋体" w:cs="宋体" w:hint="eastAsia"/>
+            <w:instrText xml:space="preserve"> HYPERLINK \l _Toc27862 </w:instrText>
+          </w:r>
+          <w:r>
+            <w:rPr>
+              <w:rFonts w:hint="eastAsia" w:ascii="宋体" w:hAnsi="宋体" w:eastAsia="宋体" w:cs="宋体"/>
               <w:szCs w:val="24"/>
             </w:rPr>
             <w:fldChar w:fldCharType="separate"/>
@@ -2072,7 +2106,7 @@
             <w:fldChar w:fldCharType="begin"/>
           </w:r>
           <w:r>
-            <w:instrText xml:space="preserve"> PAGEREF _Toc8390 \h </w:instrText>
+            <w:instrText xml:space="preserve"> PAGEREF _Toc27862 \h </w:instrText>
           </w:r>
           <w:r>
             <w:fldChar w:fldCharType="separate"/>
@@ -2085,7 +2119,7 @@
           </w:r>
           <w:r>
             <w:rPr>
-              <w:rFonts w:ascii="宋体" w:eastAsia="宋体" w:hAnsi="宋体" w:cs="宋体" w:hint="eastAsia"/>
+              <w:rFonts w:hint="eastAsia" w:ascii="宋体" w:hAnsi="宋体" w:eastAsia="宋体" w:cs="宋体"/>
               <w:szCs w:val="24"/>
             </w:rPr>
             <w:fldChar w:fldCharType="end"/>
@@ -2093,28 +2127,28 @@
         </w:p>
         <w:p>
           <w:pPr>
-            <w:pStyle w:val="TOC2"/>
+            <w:pStyle w:val="17"/>
             <w:tabs>
               <w:tab w:val="right" w:leader="dot" w:pos="8306"/>
             </w:tabs>
           </w:pPr>
           <w:r>
             <w:rPr>
-              <w:rFonts w:ascii="宋体" w:eastAsia="宋体" w:hAnsi="宋体" w:cs="宋体" w:hint="eastAsia"/>
+              <w:rFonts w:hint="eastAsia" w:ascii="宋体" w:hAnsi="宋体" w:eastAsia="宋体" w:cs="宋体"/>
               <w:szCs w:val="24"/>
             </w:rPr>
             <w:fldChar w:fldCharType="begin"/>
           </w:r>
           <w:r>
             <w:rPr>
-              <w:rFonts w:ascii="宋体" w:eastAsia="宋体" w:hAnsi="宋体" w:cs="宋体" w:hint="eastAsia"/>
+              <w:rFonts w:hint="eastAsia" w:ascii="宋体" w:hAnsi="宋体" w:eastAsia="宋体" w:cs="宋体"/>
               <w:szCs w:val="24"/>
             </w:rPr>
-            <w:instrText xml:space="preserve"> HYPERLINK \l _Toc22034 </w:instrText>
-          </w:r>
-          <w:r>
-            <w:rPr>
-              <w:rFonts w:ascii="宋体" w:eastAsia="宋体" w:hAnsi="宋体" w:cs="宋体" w:hint="eastAsia"/>
+            <w:instrText xml:space="preserve"> HYPERLINK \l _Toc11462 </w:instrText>
+          </w:r>
+          <w:r>
+            <w:rPr>
+              <w:rFonts w:hint="eastAsia" w:ascii="宋体" w:hAnsi="宋体" w:eastAsia="宋体" w:cs="宋体"/>
               <w:szCs w:val="24"/>
             </w:rPr>
             <w:fldChar w:fldCharType="separate"/>
@@ -2139,7 +2173,7 @@
             <w:fldChar w:fldCharType="begin"/>
           </w:r>
           <w:r>
-            <w:instrText xml:space="preserve"> PAGEREF _Toc22034 \h </w:instrText>
+            <w:instrText xml:space="preserve"> PAGEREF _Toc11462 \h </w:instrText>
           </w:r>
           <w:r>
             <w:fldChar w:fldCharType="separate"/>
@@ -2152,7 +2186,7 @@
           </w:r>
           <w:r>
             <w:rPr>
-              <w:rFonts w:ascii="宋体" w:eastAsia="宋体" w:hAnsi="宋体" w:cs="宋体" w:hint="eastAsia"/>
+              <w:rFonts w:hint="eastAsia" w:ascii="宋体" w:hAnsi="宋体" w:eastAsia="宋体" w:cs="宋体"/>
               <w:szCs w:val="24"/>
             </w:rPr>
             <w:fldChar w:fldCharType="end"/>
@@ -2160,28 +2194,28 @@
         </w:p>
         <w:p>
           <w:pPr>
-            <w:pStyle w:val="TOC2"/>
+            <w:pStyle w:val="17"/>
             <w:tabs>
               <w:tab w:val="right" w:leader="dot" w:pos="8306"/>
             </w:tabs>
           </w:pPr>
           <w:r>
             <w:rPr>
-              <w:rFonts w:ascii="宋体" w:eastAsia="宋体" w:hAnsi="宋体" w:cs="宋体" w:hint="eastAsia"/>
+              <w:rFonts w:hint="eastAsia" w:ascii="宋体" w:hAnsi="宋体" w:eastAsia="宋体" w:cs="宋体"/>
               <w:szCs w:val="24"/>
             </w:rPr>
             <w:fldChar w:fldCharType="begin"/>
           </w:r>
           <w:r>
             <w:rPr>
-              <w:rFonts w:ascii="宋体" w:eastAsia="宋体" w:hAnsi="宋体" w:cs="宋体" w:hint="eastAsia"/>
+              <w:rFonts w:hint="eastAsia" w:ascii="宋体" w:hAnsi="宋体" w:eastAsia="宋体" w:cs="宋体"/>
               <w:szCs w:val="24"/>
             </w:rPr>
-            <w:instrText xml:space="preserve"> HYPERLINK \l _Toc6196 </w:instrText>
-          </w:r>
-          <w:r>
-            <w:rPr>
-              <w:rFonts w:ascii="宋体" w:eastAsia="宋体" w:hAnsi="宋体" w:cs="宋体" w:hint="eastAsia"/>
+            <w:instrText xml:space="preserve"> HYPERLINK \l _Toc14801 </w:instrText>
+          </w:r>
+          <w:r>
+            <w:rPr>
+              <w:rFonts w:hint="eastAsia" w:ascii="宋体" w:hAnsi="宋体" w:eastAsia="宋体" w:cs="宋体"/>
               <w:szCs w:val="24"/>
             </w:rPr>
             <w:fldChar w:fldCharType="separate"/>
@@ -2226,7 +2260,7 @@
             <w:fldChar w:fldCharType="begin"/>
           </w:r>
           <w:r>
-            <w:instrText xml:space="preserve"> PAGEREF _Toc6196 \h </w:instrText>
+            <w:instrText xml:space="preserve"> PAGEREF _Toc14801 \h </w:instrText>
           </w:r>
           <w:r>
             <w:fldChar w:fldCharType="separate"/>
@@ -2239,7 +2273,7 @@
           </w:r>
           <w:r>
             <w:rPr>
-              <w:rFonts w:ascii="宋体" w:eastAsia="宋体" w:hAnsi="宋体" w:cs="宋体" w:hint="eastAsia"/>
+              <w:rFonts w:hint="eastAsia" w:ascii="宋体" w:hAnsi="宋体" w:eastAsia="宋体" w:cs="宋体"/>
               <w:szCs w:val="24"/>
             </w:rPr>
             <w:fldChar w:fldCharType="end"/>
@@ -2247,28 +2281,28 @@
         </w:p>
         <w:p>
           <w:pPr>
-            <w:pStyle w:val="TOC1"/>
+            <w:pStyle w:val="16"/>
             <w:tabs>
               <w:tab w:val="right" w:leader="dot" w:pos="8306"/>
             </w:tabs>
           </w:pPr>
           <w:r>
             <w:rPr>
-              <w:rFonts w:ascii="宋体" w:eastAsia="宋体" w:hAnsi="宋体" w:cs="宋体" w:hint="eastAsia"/>
+              <w:rFonts w:hint="eastAsia" w:ascii="宋体" w:hAnsi="宋体" w:eastAsia="宋体" w:cs="宋体"/>
               <w:szCs w:val="24"/>
             </w:rPr>
             <w:fldChar w:fldCharType="begin"/>
           </w:r>
           <w:r>
             <w:rPr>
-              <w:rFonts w:ascii="宋体" w:eastAsia="宋体" w:hAnsi="宋体" w:cs="宋体" w:hint="eastAsia"/>
+              <w:rFonts w:hint="eastAsia" w:ascii="宋体" w:hAnsi="宋体" w:eastAsia="宋体" w:cs="宋体"/>
               <w:szCs w:val="24"/>
             </w:rPr>
-            <w:instrText xml:space="preserve"> HYPERLINK \l _Toc17327 </w:instrText>
-          </w:r>
-          <w:r>
-            <w:rPr>
-              <w:rFonts w:ascii="宋体" w:eastAsia="宋体" w:hAnsi="宋体" w:cs="宋体" w:hint="eastAsia"/>
+            <w:instrText xml:space="preserve"> HYPERLINK \l _Toc27273 </w:instrText>
+          </w:r>
+          <w:r>
+            <w:rPr>
+              <w:rFonts w:hint="eastAsia" w:ascii="宋体" w:hAnsi="宋体" w:eastAsia="宋体" w:cs="宋体"/>
               <w:szCs w:val="24"/>
             </w:rPr>
             <w:fldChar w:fldCharType="separate"/>
@@ -2293,7 +2327,7 @@
             <w:fldChar w:fldCharType="begin"/>
           </w:r>
           <w:r>
-            <w:instrText xml:space="preserve"> PAGEREF _Toc17327 \h </w:instrText>
+            <w:instrText xml:space="preserve"> PAGEREF _Toc27273 \h </w:instrText>
           </w:r>
           <w:r>
             <w:fldChar w:fldCharType="separate"/>
@@ -2306,7 +2340,7 @@
           </w:r>
           <w:r>
             <w:rPr>
-              <w:rFonts w:ascii="宋体" w:eastAsia="宋体" w:hAnsi="宋体" w:cs="宋体" w:hint="eastAsia"/>
+              <w:rFonts w:hint="eastAsia" w:ascii="宋体" w:hAnsi="宋体" w:eastAsia="宋体" w:cs="宋体"/>
               <w:szCs w:val="24"/>
             </w:rPr>
             <w:fldChar w:fldCharType="end"/>
@@ -2314,28 +2348,28 @@
         </w:p>
         <w:p>
           <w:pPr>
-            <w:pStyle w:val="TOC2"/>
+            <w:pStyle w:val="17"/>
             <w:tabs>
               <w:tab w:val="right" w:leader="dot" w:pos="8306"/>
             </w:tabs>
           </w:pPr>
           <w:r>
             <w:rPr>
-              <w:rFonts w:ascii="宋体" w:eastAsia="宋体" w:hAnsi="宋体" w:cs="宋体" w:hint="eastAsia"/>
+              <w:rFonts w:hint="eastAsia" w:ascii="宋体" w:hAnsi="宋体" w:eastAsia="宋体" w:cs="宋体"/>
               <w:szCs w:val="24"/>
             </w:rPr>
             <w:fldChar w:fldCharType="begin"/>
           </w:r>
           <w:r>
             <w:rPr>
-              <w:rFonts w:ascii="宋体" w:eastAsia="宋体" w:hAnsi="宋体" w:cs="宋体" w:hint="eastAsia"/>
+              <w:rFonts w:hint="eastAsia" w:ascii="宋体" w:hAnsi="宋体" w:eastAsia="宋体" w:cs="宋体"/>
               <w:szCs w:val="24"/>
             </w:rPr>
-            <w:instrText xml:space="preserve"> HYPERLINK \l _Toc25547 </w:instrText>
-          </w:r>
-          <w:r>
-            <w:rPr>
-              <w:rFonts w:ascii="宋体" w:eastAsia="宋体" w:hAnsi="宋体" w:cs="宋体" w:hint="eastAsia"/>
+            <w:instrText xml:space="preserve"> HYPERLINK \l _Toc21895 </w:instrText>
+          </w:r>
+          <w:r>
+            <w:rPr>
+              <w:rFonts w:hint="eastAsia" w:ascii="宋体" w:hAnsi="宋体" w:eastAsia="宋体" w:cs="宋体"/>
               <w:szCs w:val="24"/>
             </w:rPr>
             <w:fldChar w:fldCharType="separate"/>
@@ -2356,7 +2390,7 @@
             <w:fldChar w:fldCharType="begin"/>
           </w:r>
           <w:r>
-            <w:instrText xml:space="preserve"> PAGEREF _Toc25547 \h </w:instrText>
+            <w:instrText xml:space="preserve"> PAGEREF _Toc21895 \h </w:instrText>
           </w:r>
           <w:r>
             <w:fldChar w:fldCharType="separate"/>
@@ -2369,7 +2403,7 @@
           </w:r>
           <w:r>
             <w:rPr>
-              <w:rFonts w:ascii="宋体" w:eastAsia="宋体" w:hAnsi="宋体" w:cs="宋体" w:hint="eastAsia"/>
+              <w:rFonts w:hint="eastAsia" w:ascii="宋体" w:hAnsi="宋体" w:eastAsia="宋体" w:cs="宋体"/>
               <w:szCs w:val="24"/>
             </w:rPr>
             <w:fldChar w:fldCharType="end"/>
@@ -2377,28 +2411,28 @@
         </w:p>
         <w:p>
           <w:pPr>
-            <w:pStyle w:val="TOC2"/>
+            <w:pStyle w:val="17"/>
             <w:tabs>
               <w:tab w:val="right" w:leader="dot" w:pos="8306"/>
             </w:tabs>
           </w:pPr>
           <w:r>
             <w:rPr>
-              <w:rFonts w:ascii="宋体" w:eastAsia="宋体" w:hAnsi="宋体" w:cs="宋体" w:hint="eastAsia"/>
+              <w:rFonts w:hint="eastAsia" w:ascii="宋体" w:hAnsi="宋体" w:eastAsia="宋体" w:cs="宋体"/>
               <w:szCs w:val="24"/>
             </w:rPr>
             <w:fldChar w:fldCharType="begin"/>
           </w:r>
           <w:r>
             <w:rPr>
-              <w:rFonts w:ascii="宋体" w:eastAsia="宋体" w:hAnsi="宋体" w:cs="宋体" w:hint="eastAsia"/>
+              <w:rFonts w:hint="eastAsia" w:ascii="宋体" w:hAnsi="宋体" w:eastAsia="宋体" w:cs="宋体"/>
               <w:szCs w:val="24"/>
             </w:rPr>
-            <w:instrText xml:space="preserve"> HYPERLINK \l _Toc29498 </w:instrText>
-          </w:r>
-          <w:r>
-            <w:rPr>
-              <w:rFonts w:ascii="宋体" w:eastAsia="宋体" w:hAnsi="宋体" w:cs="宋体" w:hint="eastAsia"/>
+            <w:instrText xml:space="preserve"> HYPERLINK \l _Toc20241 </w:instrText>
+          </w:r>
+          <w:r>
+            <w:rPr>
+              <w:rFonts w:hint="eastAsia" w:ascii="宋体" w:hAnsi="宋体" w:eastAsia="宋体" w:cs="宋体"/>
               <w:szCs w:val="24"/>
             </w:rPr>
             <w:fldChar w:fldCharType="separate"/>
@@ -2410,7 +2444,11 @@
             <w:t xml:space="preserve">5.2. </w:t>
           </w:r>
           <w:r>
-            <w:t>评定员工技能</w:t>
+            <w:rPr>
+              <w:rFonts w:hint="eastAsia"/>
+              <w:lang w:val="en-US" w:eastAsia="zh-CN"/>
+            </w:rPr>
+            <w:t>开展评定</w:t>
           </w:r>
           <w:r>
             <w:tab/>
@@ -2419,7 +2457,7 @@
             <w:fldChar w:fldCharType="begin"/>
           </w:r>
           <w:r>
-            <w:instrText xml:space="preserve"> PAGEREF _Toc29498 \h </w:instrText>
+            <w:instrText xml:space="preserve"> PAGEREF _Toc20241 \h </w:instrText>
           </w:r>
           <w:r>
             <w:fldChar w:fldCharType="separate"/>
@@ -2432,7 +2470,7 @@
           </w:r>
           <w:r>
             <w:rPr>
-              <w:rFonts w:ascii="宋体" w:eastAsia="宋体" w:hAnsi="宋体" w:cs="宋体" w:hint="eastAsia"/>
+              <w:rFonts w:hint="eastAsia" w:ascii="宋体" w:hAnsi="宋体" w:eastAsia="宋体" w:cs="宋体"/>
               <w:szCs w:val="24"/>
             </w:rPr>
             <w:fldChar w:fldCharType="end"/>
@@ -2440,28 +2478,28 @@
         </w:p>
         <w:p>
           <w:pPr>
-            <w:pStyle w:val="TOC2"/>
+            <w:pStyle w:val="13"/>
             <w:tabs>
               <w:tab w:val="right" w:leader="dot" w:pos="8306"/>
             </w:tabs>
           </w:pPr>
           <w:r>
             <w:rPr>
-              <w:rFonts w:ascii="宋体" w:eastAsia="宋体" w:hAnsi="宋体" w:cs="宋体" w:hint="eastAsia"/>
+              <w:rFonts w:hint="eastAsia" w:ascii="宋体" w:hAnsi="宋体" w:eastAsia="宋体" w:cs="宋体"/>
               <w:szCs w:val="24"/>
             </w:rPr>
             <w:fldChar w:fldCharType="begin"/>
           </w:r>
           <w:r>
             <w:rPr>
-              <w:rFonts w:ascii="宋体" w:eastAsia="宋体" w:hAnsi="宋体" w:cs="宋体" w:hint="eastAsia"/>
+              <w:rFonts w:hint="eastAsia" w:ascii="宋体" w:hAnsi="宋体" w:eastAsia="宋体" w:cs="宋体"/>
               <w:szCs w:val="24"/>
             </w:rPr>
-            <w:instrText xml:space="preserve"> HYPERLINK \l _Toc12117 </w:instrText>
-          </w:r>
-          <w:r>
-            <w:rPr>
-              <w:rFonts w:ascii="宋体" w:eastAsia="宋体" w:hAnsi="宋体" w:cs="宋体" w:hint="eastAsia"/>
+            <w:instrText xml:space="preserve"> HYPERLINK \l _Toc23829 </w:instrText>
+          </w:r>
+          <w:r>
+            <w:rPr>
+              <w:rFonts w:hint="eastAsia" w:ascii="宋体" w:hAnsi="宋体" w:eastAsia="宋体" w:cs="宋体"/>
               <w:szCs w:val="24"/>
             </w:rPr>
             <w:fldChar w:fldCharType="separate"/>
@@ -2470,14 +2508,10 @@
             <w:rPr>
               <w:rFonts w:hint="default"/>
             </w:rPr>
-            <w:t xml:space="preserve">5.3. </w:t>
-          </w:r>
-          <w:r>
-            <w:rPr>
-              <w:rFonts w:hint="eastAsia"/>
-              <w:lang w:val="en-US" w:eastAsia="zh-CN"/>
-            </w:rPr>
-            <w:t>开展评定</w:t>
+            <w:t xml:space="preserve">5.2.1. </w:t>
+          </w:r>
+          <w:r>
+            <w:t>笔试</w:t>
           </w:r>
           <w:r>
             <w:tab/>
@@ -2486,7 +2520,7 @@
             <w:fldChar w:fldCharType="begin"/>
           </w:r>
           <w:r>
-            <w:instrText xml:space="preserve"> PAGEREF _Toc12117 \h </w:instrText>
+            <w:instrText xml:space="preserve"> PAGEREF _Toc23829 \h </w:instrText>
           </w:r>
           <w:r>
             <w:fldChar w:fldCharType="separate"/>
@@ -2499,7 +2533,7 @@
           </w:r>
           <w:r>
             <w:rPr>
-              <w:rFonts w:ascii="宋体" w:eastAsia="宋体" w:hAnsi="宋体" w:cs="宋体" w:hint="eastAsia"/>
+              <w:rFonts w:hint="eastAsia" w:ascii="宋体" w:hAnsi="宋体" w:eastAsia="宋体" w:cs="宋体"/>
               <w:szCs w:val="24"/>
             </w:rPr>
             <w:fldChar w:fldCharType="end"/>
@@ -2507,28 +2541,28 @@
         </w:p>
         <w:p>
           <w:pPr>
-            <w:pStyle w:val="TOC3"/>
+            <w:pStyle w:val="13"/>
             <w:tabs>
               <w:tab w:val="right" w:leader="dot" w:pos="8306"/>
             </w:tabs>
           </w:pPr>
           <w:r>
             <w:rPr>
-              <w:rFonts w:ascii="宋体" w:eastAsia="宋体" w:hAnsi="宋体" w:cs="宋体" w:hint="eastAsia"/>
+              <w:rFonts w:hint="eastAsia" w:ascii="宋体" w:hAnsi="宋体" w:eastAsia="宋体" w:cs="宋体"/>
               <w:szCs w:val="24"/>
             </w:rPr>
             <w:fldChar w:fldCharType="begin"/>
           </w:r>
           <w:r>
             <w:rPr>
-              <w:rFonts w:ascii="宋体" w:eastAsia="宋体" w:hAnsi="宋体" w:cs="宋体" w:hint="eastAsia"/>
+              <w:rFonts w:hint="eastAsia" w:ascii="宋体" w:hAnsi="宋体" w:eastAsia="宋体" w:cs="宋体"/>
               <w:szCs w:val="24"/>
             </w:rPr>
-            <w:instrText xml:space="preserve"> HYPERLINK \l _Toc20157 </w:instrText>
-          </w:r>
-          <w:r>
-            <w:rPr>
-              <w:rFonts w:ascii="宋体" w:eastAsia="宋体" w:hAnsi="宋体" w:cs="宋体" w:hint="eastAsia"/>
+            <w:instrText xml:space="preserve"> HYPERLINK \l _Toc1170 </w:instrText>
+          </w:r>
+          <w:r>
+            <w:rPr>
+              <w:rFonts w:hint="eastAsia" w:ascii="宋体" w:hAnsi="宋体" w:eastAsia="宋体" w:cs="宋体"/>
               <w:szCs w:val="24"/>
             </w:rPr>
             <w:fldChar w:fldCharType="separate"/>
@@ -2537,10 +2571,10 @@
             <w:rPr>
               <w:rFonts w:hint="default"/>
             </w:rPr>
-            <w:t xml:space="preserve">5.3.1. </w:t>
-          </w:r>
-          <w:r>
-            <w:t>笔试</w:t>
+            <w:t xml:space="preserve">5.2.2. </w:t>
+          </w:r>
+          <w:r>
+            <w:t>实操</w:t>
           </w:r>
           <w:r>
             <w:tab/>
@@ -2549,20 +2583,20 @@
             <w:fldChar w:fldCharType="begin"/>
           </w:r>
           <w:r>
-            <w:instrText xml:space="preserve"> PAGEREF _Toc20157 \h </w:instrText>
+            <w:instrText xml:space="preserve"> PAGEREF _Toc1170 \h </w:instrText>
           </w:r>
           <w:r>
             <w:fldChar w:fldCharType="separate"/>
           </w:r>
           <w:r>
-            <w:t>5</w:t>
+            <w:t>6</w:t>
           </w:r>
           <w:r>
             <w:fldChar w:fldCharType="end"/>
           </w:r>
           <w:r>
             <w:rPr>
-              <w:rFonts w:ascii="宋体" w:eastAsia="宋体" w:hAnsi="宋体" w:cs="宋体" w:hint="eastAsia"/>
+              <w:rFonts w:hint="eastAsia" w:ascii="宋体" w:hAnsi="宋体" w:eastAsia="宋体" w:cs="宋体"/>
               <w:szCs w:val="24"/>
             </w:rPr>
             <w:fldChar w:fldCharType="end"/>
@@ -2570,28 +2604,28 @@
         </w:p>
         <w:p>
           <w:pPr>
-            <w:pStyle w:val="TOC3"/>
+            <w:pStyle w:val="13"/>
             <w:tabs>
               <w:tab w:val="right" w:leader="dot" w:pos="8306"/>
             </w:tabs>
           </w:pPr>
           <w:r>
             <w:rPr>
-              <w:rFonts w:ascii="宋体" w:eastAsia="宋体" w:hAnsi="宋体" w:cs="宋体" w:hint="eastAsia"/>
+              <w:rFonts w:hint="eastAsia" w:ascii="宋体" w:hAnsi="宋体" w:eastAsia="宋体" w:cs="宋体"/>
               <w:szCs w:val="24"/>
             </w:rPr>
             <w:fldChar w:fldCharType="begin"/>
           </w:r>
           <w:r>
             <w:rPr>
-              <w:rFonts w:ascii="宋体" w:eastAsia="宋体" w:hAnsi="宋体" w:cs="宋体" w:hint="eastAsia"/>
+              <w:rFonts w:hint="eastAsia" w:ascii="宋体" w:hAnsi="宋体" w:eastAsia="宋体" w:cs="宋体"/>
               <w:szCs w:val="24"/>
             </w:rPr>
-            <w:instrText xml:space="preserve"> HYPERLINK \l _Toc31884 </w:instrText>
-          </w:r>
-          <w:r>
-            <w:rPr>
-              <w:rFonts w:ascii="宋体" w:eastAsia="宋体" w:hAnsi="宋体" w:cs="宋体" w:hint="eastAsia"/>
+            <w:instrText xml:space="preserve"> HYPERLINK \l _Toc5418 </w:instrText>
+          </w:r>
+          <w:r>
+            <w:rPr>
+              <w:rFonts w:hint="eastAsia" w:ascii="宋体" w:hAnsi="宋体" w:eastAsia="宋体" w:cs="宋体"/>
               <w:szCs w:val="24"/>
             </w:rPr>
             <w:fldChar w:fldCharType="separate"/>
@@ -2599,11 +2633,16 @@
           <w:r>
             <w:rPr>
               <w:rFonts w:hint="default"/>
-            </w:rPr>
-            <w:t xml:space="preserve">5.3.2. </w:t>
-          </w:r>
-          <w:r>
-            <w:t>实操</w:t>
+              <w:lang w:val="en-US" w:eastAsia="zh-CN"/>
+            </w:rPr>
+            <w:t xml:space="preserve">5.2.3. </w:t>
+          </w:r>
+          <w:r>
+            <w:rPr>
+              <w:rFonts w:hint="eastAsia"/>
+              <w:lang w:val="en-US" w:eastAsia="zh-CN"/>
+            </w:rPr>
+            <w:t>评定</w:t>
           </w:r>
           <w:r>
             <w:tab/>
@@ -2612,7 +2651,7 @@
             <w:fldChar w:fldCharType="begin"/>
           </w:r>
           <w:r>
-            <w:instrText xml:space="preserve"> PAGEREF _Toc31884 \h </w:instrText>
+            <w:instrText xml:space="preserve"> PAGEREF _Toc5418 \h </w:instrText>
           </w:r>
           <w:r>
             <w:fldChar w:fldCharType="separate"/>
@@ -2625,7 +2664,7 @@
           </w:r>
           <w:r>
             <w:rPr>
-              <w:rFonts w:ascii="宋体" w:eastAsia="宋体" w:hAnsi="宋体" w:cs="宋体" w:hint="eastAsia"/>
+              <w:rFonts w:hint="eastAsia" w:ascii="宋体" w:hAnsi="宋体" w:eastAsia="宋体" w:cs="宋体"/>
               <w:szCs w:val="24"/>
             </w:rPr>
             <w:fldChar w:fldCharType="end"/>
@@ -2633,28 +2672,28 @@
         </w:p>
         <w:p>
           <w:pPr>
-            <w:pStyle w:val="TOC3"/>
+            <w:pStyle w:val="17"/>
             <w:tabs>
               <w:tab w:val="right" w:leader="dot" w:pos="8306"/>
             </w:tabs>
           </w:pPr>
           <w:r>
             <w:rPr>
-              <w:rFonts w:ascii="宋体" w:eastAsia="宋体" w:hAnsi="宋体" w:cs="宋体" w:hint="eastAsia"/>
+              <w:rFonts w:hint="eastAsia" w:ascii="宋体" w:hAnsi="宋体" w:eastAsia="宋体" w:cs="宋体"/>
               <w:szCs w:val="24"/>
             </w:rPr>
             <w:fldChar w:fldCharType="begin"/>
           </w:r>
           <w:r>
             <w:rPr>
-              <w:rFonts w:ascii="宋体" w:eastAsia="宋体" w:hAnsi="宋体" w:cs="宋体" w:hint="eastAsia"/>
+              <w:rFonts w:hint="eastAsia" w:ascii="宋体" w:hAnsi="宋体" w:eastAsia="宋体" w:cs="宋体"/>
               <w:szCs w:val="24"/>
             </w:rPr>
-            <w:instrText xml:space="preserve"> HYPERLINK \l _Toc31106 </w:instrText>
-          </w:r>
-          <w:r>
-            <w:rPr>
-              <w:rFonts w:ascii="宋体" w:eastAsia="宋体" w:hAnsi="宋体" w:cs="宋体" w:hint="eastAsia"/>
+            <w:instrText xml:space="preserve"> HYPERLINK \l _Toc6953 </w:instrText>
+          </w:r>
+          <w:r>
+            <w:rPr>
+              <w:rFonts w:hint="eastAsia" w:ascii="宋体" w:hAnsi="宋体" w:eastAsia="宋体" w:cs="宋体"/>
               <w:szCs w:val="24"/>
             </w:rPr>
             <w:fldChar w:fldCharType="separate"/>
@@ -2662,16 +2701,11 @@
           <w:r>
             <w:rPr>
               <w:rFonts w:hint="default"/>
-              <w:lang w:val="en-US" w:eastAsia="zh-CN"/>
-            </w:rPr>
-            <w:t xml:space="preserve">5.3.3. </w:t>
-          </w:r>
-          <w:r>
-            <w:rPr>
-              <w:rFonts w:hint="eastAsia"/>
-              <w:lang w:val="en-US" w:eastAsia="zh-CN"/>
-            </w:rPr>
-            <w:t>评定</w:t>
+            </w:rPr>
+            <w:t xml:space="preserve">5.3. </w:t>
+          </w:r>
+          <w:r>
+            <w:t>评定结果</w:t>
           </w:r>
           <w:r>
             <w:tab/>
@@ -2680,7 +2714,7 @@
             <w:fldChar w:fldCharType="begin"/>
           </w:r>
           <w:r>
-            <w:instrText xml:space="preserve"> PAGEREF _Toc31106 \h </w:instrText>
+            <w:instrText xml:space="preserve"> PAGEREF _Toc6953 \h </w:instrText>
           </w:r>
           <w:r>
             <w:fldChar w:fldCharType="separate"/>
@@ -2693,7 +2727,7 @@
           </w:r>
           <w:r>
             <w:rPr>
-              <w:rFonts w:ascii="宋体" w:eastAsia="宋体" w:hAnsi="宋体" w:cs="宋体" w:hint="eastAsia"/>
+              <w:rFonts w:hint="eastAsia" w:ascii="宋体" w:hAnsi="宋体" w:eastAsia="宋体" w:cs="宋体"/>
               <w:szCs w:val="24"/>
             </w:rPr>
             <w:fldChar w:fldCharType="end"/>
@@ -2701,28 +2735,28 @@
         </w:p>
         <w:p>
           <w:pPr>
-            <w:pStyle w:val="TOC2"/>
+            <w:pStyle w:val="17"/>
             <w:tabs>
               <w:tab w:val="right" w:leader="dot" w:pos="8306"/>
             </w:tabs>
           </w:pPr>
           <w:r>
             <w:rPr>
-              <w:rFonts w:ascii="宋体" w:eastAsia="宋体" w:hAnsi="宋体" w:cs="宋体" w:hint="eastAsia"/>
+              <w:rFonts w:hint="eastAsia" w:ascii="宋体" w:hAnsi="宋体" w:eastAsia="宋体" w:cs="宋体"/>
               <w:szCs w:val="24"/>
             </w:rPr>
             <w:fldChar w:fldCharType="begin"/>
           </w:r>
           <w:r>
             <w:rPr>
-              <w:rFonts w:ascii="宋体" w:eastAsia="宋体" w:hAnsi="宋体" w:cs="宋体" w:hint="eastAsia"/>
+              <w:rFonts w:hint="eastAsia" w:ascii="宋体" w:hAnsi="宋体" w:eastAsia="宋体" w:cs="宋体"/>
               <w:szCs w:val="24"/>
             </w:rPr>
-            <w:instrText xml:space="preserve"> HYPERLINK \l _Toc12380 </w:instrText>
-          </w:r>
-          <w:r>
-            <w:rPr>
-              <w:rFonts w:ascii="宋体" w:eastAsia="宋体" w:hAnsi="宋体" w:cs="宋体" w:hint="eastAsia"/>
+            <w:instrText xml:space="preserve"> HYPERLINK \l _Toc15118 </w:instrText>
+          </w:r>
+          <w:r>
+            <w:rPr>
+              <w:rFonts w:hint="eastAsia" w:ascii="宋体" w:hAnsi="宋体" w:eastAsia="宋体" w:cs="宋体"/>
               <w:szCs w:val="24"/>
             </w:rPr>
             <w:fldChar w:fldCharType="separate"/>
@@ -2734,7 +2768,7 @@
             <w:t xml:space="preserve">5.4. </w:t>
           </w:r>
           <w:r>
-            <w:t>评定结果</w:t>
+            <w:t>评定结果运用</w:t>
           </w:r>
           <w:r>
             <w:tab/>
@@ -2743,7 +2777,7 @@
             <w:fldChar w:fldCharType="begin"/>
           </w:r>
           <w:r>
-            <w:instrText xml:space="preserve"> PAGEREF _Toc12380 \h </w:instrText>
+            <w:instrText xml:space="preserve"> PAGEREF _Toc15118 \h </w:instrText>
           </w:r>
           <w:r>
             <w:fldChar w:fldCharType="separate"/>
@@ -2756,7 +2790,7 @@
           </w:r>
           <w:r>
             <w:rPr>
-              <w:rFonts w:ascii="宋体" w:eastAsia="宋体" w:hAnsi="宋体" w:cs="宋体" w:hint="eastAsia"/>
+              <w:rFonts w:hint="eastAsia" w:ascii="宋体" w:hAnsi="宋体" w:eastAsia="宋体" w:cs="宋体"/>
               <w:szCs w:val="24"/>
             </w:rPr>
             <w:fldChar w:fldCharType="end"/>
@@ -2764,28 +2798,28 @@
         </w:p>
         <w:p>
           <w:pPr>
-            <w:pStyle w:val="TOC2"/>
+            <w:pStyle w:val="17"/>
             <w:tabs>
               <w:tab w:val="right" w:leader="dot" w:pos="8306"/>
             </w:tabs>
           </w:pPr>
           <w:r>
             <w:rPr>
-              <w:rFonts w:ascii="宋体" w:eastAsia="宋体" w:hAnsi="宋体" w:cs="宋体" w:hint="eastAsia"/>
+              <w:rFonts w:hint="eastAsia" w:ascii="宋体" w:hAnsi="宋体" w:eastAsia="宋体" w:cs="宋体"/>
               <w:szCs w:val="24"/>
             </w:rPr>
             <w:fldChar w:fldCharType="begin"/>
           </w:r>
           <w:r>
             <w:rPr>
-              <w:rFonts w:ascii="宋体" w:eastAsia="宋体" w:hAnsi="宋体" w:cs="宋体" w:hint="eastAsia"/>
+              <w:rFonts w:hint="eastAsia" w:ascii="宋体" w:hAnsi="宋体" w:eastAsia="宋体" w:cs="宋体"/>
               <w:szCs w:val="24"/>
             </w:rPr>
-            <w:instrText xml:space="preserve"> HYPERLINK \l _Toc170 </w:instrText>
-          </w:r>
-          <w:r>
-            <w:rPr>
-              <w:rFonts w:ascii="宋体" w:eastAsia="宋体" w:hAnsi="宋体" w:cs="宋体" w:hint="eastAsia"/>
+            <w:instrText xml:space="preserve"> HYPERLINK \l _Toc31271 </w:instrText>
+          </w:r>
+          <w:r>
+            <w:rPr>
+              <w:rFonts w:hint="eastAsia" w:ascii="宋体" w:hAnsi="宋体" w:eastAsia="宋体" w:cs="宋体"/>
               <w:szCs w:val="24"/>
             </w:rPr>
             <w:fldChar w:fldCharType="separate"/>
@@ -2797,7 +2831,11 @@
             <w:t xml:space="preserve">5.5. </w:t>
           </w:r>
           <w:r>
-            <w:t>评定结果运用</w:t>
+            <w:rPr>
+              <w:rFonts w:hint="eastAsia"/>
+              <w:lang w:val="en-US" w:eastAsia="zh-CN"/>
+            </w:rPr>
+            <w:t>考核指标</w:t>
           </w:r>
           <w:r>
             <w:tab/>
@@ -2806,20 +2844,20 @@
             <w:fldChar w:fldCharType="begin"/>
           </w:r>
           <w:r>
-            <w:instrText xml:space="preserve"> PAGEREF _Toc170 \h </w:instrText>
+            <w:instrText xml:space="preserve"> PAGEREF _Toc31271 \h </w:instrText>
           </w:r>
           <w:r>
             <w:fldChar w:fldCharType="separate"/>
           </w:r>
           <w:r>
-            <w:t>6</w:t>
+            <w:t>7</w:t>
           </w:r>
           <w:r>
             <w:fldChar w:fldCharType="end"/>
           </w:r>
           <w:r>
             <w:rPr>
-              <w:rFonts w:ascii="宋体" w:eastAsia="宋体" w:hAnsi="宋体" w:cs="宋体" w:hint="eastAsia"/>
+              <w:rFonts w:hint="eastAsia" w:ascii="宋体" w:hAnsi="宋体" w:eastAsia="宋体" w:cs="宋体"/>
               <w:szCs w:val="24"/>
             </w:rPr>
             <w:fldChar w:fldCharType="end"/>
@@ -2827,28 +2865,28 @@
         </w:p>
         <w:p>
           <w:pPr>
-            <w:pStyle w:val="TOC2"/>
+            <w:pStyle w:val="16"/>
             <w:tabs>
               <w:tab w:val="right" w:leader="dot" w:pos="8306"/>
             </w:tabs>
           </w:pPr>
           <w:r>
             <w:rPr>
-              <w:rFonts w:ascii="宋体" w:eastAsia="宋体" w:hAnsi="宋体" w:cs="宋体" w:hint="eastAsia"/>
+              <w:rFonts w:hint="eastAsia" w:ascii="宋体" w:hAnsi="宋体" w:eastAsia="宋体" w:cs="宋体"/>
               <w:szCs w:val="24"/>
             </w:rPr>
             <w:fldChar w:fldCharType="begin"/>
           </w:r>
           <w:r>
             <w:rPr>
-              <w:rFonts w:ascii="宋体" w:eastAsia="宋体" w:hAnsi="宋体" w:cs="宋体" w:hint="eastAsia"/>
+              <w:rFonts w:hint="eastAsia" w:ascii="宋体" w:hAnsi="宋体" w:eastAsia="宋体" w:cs="宋体"/>
               <w:szCs w:val="24"/>
             </w:rPr>
-            <w:instrText xml:space="preserve"> HYPERLINK \l _Toc30461 </w:instrText>
-          </w:r>
-          <w:r>
-            <w:rPr>
-              <w:rFonts w:ascii="宋体" w:eastAsia="宋体" w:hAnsi="宋体" w:cs="宋体" w:hint="eastAsia"/>
+            <w:instrText xml:space="preserve"> HYPERLINK \l _Toc818 </w:instrText>
+          </w:r>
+          <w:r>
+            <w:rPr>
+              <w:rFonts w:hint="eastAsia" w:ascii="宋体" w:hAnsi="宋体" w:eastAsia="宋体" w:cs="宋体"/>
               <w:szCs w:val="24"/>
             </w:rPr>
             <w:fldChar w:fldCharType="separate"/>
@@ -2856,15 +2894,16 @@
           <w:r>
             <w:rPr>
               <w:rFonts w:hint="default"/>
-            </w:rPr>
-            <w:t xml:space="preserve">5.6. </w:t>
+              <w:lang w:val="en-US" w:eastAsia="zh-CN"/>
+            </w:rPr>
+            <w:t xml:space="preserve">6. </w:t>
           </w:r>
           <w:r>
             <w:rPr>
               <w:rFonts w:hint="eastAsia"/>
               <w:lang w:val="en-US" w:eastAsia="zh-CN"/>
             </w:rPr>
-            <w:t>考核指标</w:t>
+            <w:t>附则</w:t>
           </w:r>
           <w:r>
             <w:tab/>
@@ -2873,7 +2912,7 @@
             <w:fldChar w:fldCharType="begin"/>
           </w:r>
           <w:r>
-            <w:instrText xml:space="preserve"> PAGEREF _Toc30461 \h </w:instrText>
+            <w:instrText xml:space="preserve"> PAGEREF _Toc818 \h </w:instrText>
           </w:r>
           <w:r>
             <w:fldChar w:fldCharType="separate"/>
@@ -2886,7 +2925,7 @@
           </w:r>
           <w:r>
             <w:rPr>
-              <w:rFonts w:ascii="宋体" w:eastAsia="宋体" w:hAnsi="宋体" w:cs="宋体" w:hint="eastAsia"/>
+              <w:rFonts w:hint="eastAsia" w:ascii="宋体" w:hAnsi="宋体" w:eastAsia="宋体" w:cs="宋体"/>
               <w:szCs w:val="24"/>
             </w:rPr>
             <w:fldChar w:fldCharType="end"/>
@@ -2894,28 +2933,28 @@
         </w:p>
         <w:p>
           <w:pPr>
-            <w:pStyle w:val="TOC1"/>
+            <w:pStyle w:val="16"/>
             <w:tabs>
               <w:tab w:val="right" w:leader="dot" w:pos="8306"/>
             </w:tabs>
           </w:pPr>
           <w:r>
             <w:rPr>
-              <w:rFonts w:ascii="宋体" w:eastAsia="宋体" w:hAnsi="宋体" w:cs="宋体" w:hint="eastAsia"/>
+              <w:rFonts w:hint="eastAsia" w:ascii="宋体" w:hAnsi="宋体" w:eastAsia="宋体" w:cs="宋体"/>
               <w:szCs w:val="24"/>
             </w:rPr>
             <w:fldChar w:fldCharType="begin"/>
           </w:r>
           <w:r>
             <w:rPr>
-              <w:rFonts w:ascii="宋体" w:eastAsia="宋体" w:hAnsi="宋体" w:cs="宋体" w:hint="eastAsia"/>
+              <w:rFonts w:hint="eastAsia" w:ascii="宋体" w:hAnsi="宋体" w:eastAsia="宋体" w:cs="宋体"/>
               <w:szCs w:val="24"/>
             </w:rPr>
-            <w:instrText xml:space="preserve"> HYPERLINK \l _Toc19392 </w:instrText>
-          </w:r>
-          <w:r>
-            <w:rPr>
-              <w:rFonts w:ascii="宋体" w:eastAsia="宋体" w:hAnsi="宋体" w:cs="宋体" w:hint="eastAsia"/>
+            <w:instrText xml:space="preserve"> HYPERLINK \l _Toc27905 </w:instrText>
+          </w:r>
+          <w:r>
+            <w:rPr>
+              <w:rFonts w:hint="eastAsia" w:ascii="宋体" w:hAnsi="宋体" w:eastAsia="宋体" w:cs="宋体"/>
               <w:szCs w:val="24"/>
             </w:rPr>
             <w:fldChar w:fldCharType="separate"/>
@@ -2925,14 +2964,14 @@
               <w:rFonts w:hint="default"/>
               <w:lang w:val="en-US" w:eastAsia="zh-CN"/>
             </w:rPr>
-            <w:t xml:space="preserve">6. </w:t>
+            <w:t xml:space="preserve">7. </w:t>
           </w:r>
           <w:r>
             <w:rPr>
               <w:rFonts w:hint="eastAsia"/>
               <w:lang w:val="en-US" w:eastAsia="zh-CN"/>
             </w:rPr>
-            <w:t>附则</w:t>
+            <w:t>附件</w:t>
           </w:r>
           <w:r>
             <w:tab/>
@@ -2941,7 +2980,7 @@
             <w:fldChar w:fldCharType="begin"/>
           </w:r>
           <w:r>
-            <w:instrText xml:space="preserve"> PAGEREF _Toc19392 \h </w:instrText>
+            <w:instrText xml:space="preserve"> PAGEREF _Toc27905 \h </w:instrText>
           </w:r>
           <w:r>
             <w:fldChar w:fldCharType="separate"/>
@@ -2954,7 +2993,7 @@
           </w:r>
           <w:r>
             <w:rPr>
-              <w:rFonts w:ascii="宋体" w:eastAsia="宋体" w:hAnsi="宋体" w:cs="宋体" w:hint="eastAsia"/>
+              <w:rFonts w:hint="eastAsia" w:ascii="宋体" w:hAnsi="宋体" w:eastAsia="宋体" w:cs="宋体"/>
               <w:szCs w:val="24"/>
             </w:rPr>
             <w:fldChar w:fldCharType="end"/>
@@ -2962,28 +3001,28 @@
         </w:p>
         <w:p>
           <w:pPr>
-            <w:pStyle w:val="TOC1"/>
+            <w:pStyle w:val="16"/>
             <w:tabs>
               <w:tab w:val="right" w:leader="dot" w:pos="8306"/>
             </w:tabs>
           </w:pPr>
           <w:r>
             <w:rPr>
-              <w:rFonts w:ascii="宋体" w:eastAsia="宋体" w:hAnsi="宋体" w:cs="宋体" w:hint="eastAsia"/>
+              <w:rFonts w:hint="eastAsia" w:ascii="宋体" w:hAnsi="宋体" w:eastAsia="宋体" w:cs="宋体"/>
               <w:szCs w:val="24"/>
             </w:rPr>
             <w:fldChar w:fldCharType="begin"/>
           </w:r>
           <w:r>
             <w:rPr>
-              <w:rFonts w:ascii="宋体" w:eastAsia="宋体" w:hAnsi="宋体" w:cs="宋体" w:hint="eastAsia"/>
+              <w:rFonts w:hint="eastAsia" w:ascii="宋体" w:hAnsi="宋体" w:eastAsia="宋体" w:cs="宋体"/>
               <w:szCs w:val="24"/>
             </w:rPr>
-            <w:instrText xml:space="preserve"> HYPERLINK \l _Toc7672 </w:instrText>
-          </w:r>
-          <w:r>
-            <w:rPr>
-              <w:rFonts w:ascii="宋体" w:eastAsia="宋体" w:hAnsi="宋体" w:cs="宋体" w:hint="eastAsia"/>
+            <w:instrText xml:space="preserve"> HYPERLINK \l _Toc22770 </w:instrText>
+          </w:r>
+          <w:r>
+            <w:rPr>
+              <w:rFonts w:hint="eastAsia" w:ascii="宋体" w:hAnsi="宋体" w:eastAsia="宋体" w:cs="宋体"/>
               <w:szCs w:val="24"/>
             </w:rPr>
             <w:fldChar w:fldCharType="separate"/>
@@ -2993,14 +3032,14 @@
               <w:rFonts w:hint="default"/>
               <w:lang w:val="en-US" w:eastAsia="zh-CN"/>
             </w:rPr>
-            <w:t xml:space="preserve">7. </w:t>
+            <w:t xml:space="preserve">8. </w:t>
           </w:r>
           <w:r>
             <w:rPr>
               <w:rFonts w:hint="eastAsia"/>
               <w:lang w:val="en-US" w:eastAsia="zh-CN"/>
             </w:rPr>
-            <w:t>附件</w:t>
+            <w:t>记录</w:t>
           </w:r>
           <w:r>
             <w:tab/>
@@ -3009,7 +3048,7 @@
             <w:fldChar w:fldCharType="begin"/>
           </w:r>
           <w:r>
-            <w:instrText xml:space="preserve"> PAGEREF _Toc7672 \h </w:instrText>
+            <w:instrText xml:space="preserve"> PAGEREF _Toc22770 \h </w:instrText>
           </w:r>
           <w:r>
             <w:fldChar w:fldCharType="separate"/>
@@ -3022,75 +3061,7 @@
           </w:r>
           <w:r>
             <w:rPr>
-              <w:rFonts w:ascii="宋体" w:eastAsia="宋体" w:hAnsi="宋体" w:cs="宋体" w:hint="eastAsia"/>
-              <w:szCs w:val="24"/>
-            </w:rPr>
-            <w:fldChar w:fldCharType="end"/>
-          </w:r>
-        </w:p>
-        <w:p>
-          <w:pPr>
-            <w:pStyle w:val="TOC1"/>
-            <w:tabs>
-              <w:tab w:val="right" w:leader="dot" w:pos="8306"/>
-            </w:tabs>
-          </w:pPr>
-          <w:r>
-            <w:rPr>
-              <w:rFonts w:ascii="宋体" w:eastAsia="宋体" w:hAnsi="宋体" w:cs="宋体" w:hint="eastAsia"/>
-              <w:szCs w:val="24"/>
-            </w:rPr>
-            <w:fldChar w:fldCharType="begin"/>
-          </w:r>
-          <w:r>
-            <w:rPr>
-              <w:rFonts w:ascii="宋体" w:eastAsia="宋体" w:hAnsi="宋体" w:cs="宋体" w:hint="eastAsia"/>
-              <w:szCs w:val="24"/>
-            </w:rPr>
-            <w:instrText xml:space="preserve"> HYPERLINK \l _Toc3769 </w:instrText>
-          </w:r>
-          <w:r>
-            <w:rPr>
-              <w:rFonts w:ascii="宋体" w:eastAsia="宋体" w:hAnsi="宋体" w:cs="宋体" w:hint="eastAsia"/>
-              <w:szCs w:val="24"/>
-            </w:rPr>
-            <w:fldChar w:fldCharType="separate"/>
-          </w:r>
-          <w:r>
-            <w:rPr>
-              <w:rFonts w:hint="default"/>
-              <w:lang w:val="en-US" w:eastAsia="zh-CN"/>
-            </w:rPr>
-            <w:t xml:space="preserve">8. </w:t>
-          </w:r>
-          <w:r>
-            <w:rPr>
-              <w:rFonts w:hint="eastAsia"/>
-              <w:lang w:val="en-US" w:eastAsia="zh-CN"/>
-            </w:rPr>
-            <w:t>记录</w:t>
-          </w:r>
-          <w:r>
-            <w:tab/>
-          </w:r>
-          <w:r>
-            <w:fldChar w:fldCharType="begin"/>
-          </w:r>
-          <w:r>
-            <w:instrText xml:space="preserve"> PAGEREF _Toc3769 \h </w:instrText>
-          </w:r>
-          <w:r>
-            <w:fldChar w:fldCharType="separate"/>
-          </w:r>
-          <w:r>
-            <w:t>7</w:t>
-          </w:r>
-          <w:r>
-            <w:fldChar w:fldCharType="end"/>
-          </w:r>
-          <w:r>
-            <w:rPr>
-              <w:rFonts w:ascii="宋体" w:eastAsia="宋体" w:hAnsi="宋体" w:cs="宋体" w:hint="eastAsia"/>
+              <w:rFonts w:hint="eastAsia" w:ascii="宋体" w:hAnsi="宋体" w:eastAsia="宋体" w:cs="宋体"/>
               <w:szCs w:val="24"/>
             </w:rPr>
             <w:fldChar w:fldCharType="end"/>
@@ -3107,7 +3078,7 @@
           </w:pPr>
           <w:r>
             <w:rPr>
-              <w:rFonts w:ascii="宋体" w:eastAsia="宋体" w:hAnsi="宋体" w:cs="宋体" w:hint="eastAsia"/>
+              <w:rFonts w:hint="eastAsia" w:ascii="宋体" w:hAnsi="宋体" w:eastAsia="宋体" w:cs="宋体"/>
               <w:szCs w:val="24"/>
             </w:rPr>
             <w:fldChar w:fldCharType="end"/>
@@ -3130,7 +3101,7 @@
     </w:p>
     <w:p>
       <w:pPr>
-        <w:pStyle w:val="1"/>
+        <w:pStyle w:val="28"/>
         <w:keepLines w:val="0"/>
         <w:pageBreakBefore w:val="0"/>
         <w:widowControl w:val="0"/>
@@ -3138,11 +3109,11 @@
         <w:overflowPunct/>
         <w:bidi w:val="0"/>
       </w:pPr>
-      <w:bookmarkStart w:id="2" w:name="_Toc29512"/>
+      <w:bookmarkStart w:id="3" w:name="_Toc18787"/>
       <w:r>
         <w:t>目的</w:t>
       </w:r>
-      <w:bookmarkEnd w:id="2"/>
+      <w:bookmarkEnd w:id="3"/>
     </w:p>
     <w:p>
       <w:pPr>
@@ -3160,20 +3131,20 @@
         <w:adjustRightInd w:val="0"/>
         <w:snapToGrid w:val="0"/>
         <w:spacing w:line="360" w:lineRule="auto"/>
-        <w:ind w:left="0" w:right="0" w:firstLine="420" w:firstLineChars="200"/>
+        <w:ind w:left="0" w:right="0" w:firstLine="468" w:firstLineChars="200"/>
         <w:textAlignment w:val="baseline"/>
         <w:rPr>
-          <w:rFonts w:ascii="宋体" w:eastAsia="宋体" w:hAnsi="宋体" w:cs="宋体"/>
+          <w:rFonts w:ascii="宋体" w:hAnsi="宋体" w:eastAsia="宋体" w:cs="宋体"/>
           <w:spacing w:val="-3"/>
           <w:sz w:val="24"/>
           <w:szCs w:val="24"/>
         </w:rPr>
       </w:pPr>
-      <w:bookmarkStart w:id="3" w:name="bookmark2"/>
-      <w:bookmarkEnd w:id="3"/>
-      <w:r>
-        <w:rPr>
-          <w:rFonts w:ascii="宋体" w:eastAsia="宋体" w:hAnsi="宋体" w:cs="宋体"/>
+      <w:bookmarkStart w:id="4" w:name="bookmark2"/>
+      <w:bookmarkEnd w:id="4"/>
+      <w:r>
+        <w:rPr>
+          <w:rFonts w:ascii="宋体" w:hAnsi="宋体" w:eastAsia="宋体" w:cs="宋体"/>
           <w:spacing w:val="-3"/>
           <w:sz w:val="24"/>
           <w:szCs w:val="24"/>
@@ -3183,7 +3154,7 @@
     </w:p>
     <w:p>
       <w:pPr>
-        <w:pStyle w:val="1"/>
+        <w:pStyle w:val="28"/>
         <w:keepLines w:val="0"/>
         <w:pageBreakBefore w:val="0"/>
         <w:widowControl w:val="0"/>
@@ -3195,7 +3166,7 @@
           <w:lang w:val="en-US" w:eastAsia="zh-CN"/>
         </w:rPr>
       </w:pPr>
-      <w:bookmarkStart w:id="4" w:name="_Toc22667"/>
+      <w:bookmarkStart w:id="5" w:name="_Toc15844"/>
       <w:r>
         <w:rPr>
           <w:rFonts w:hint="eastAsia"/>
@@ -3203,11 +3174,11 @@
         </w:rPr>
         <w:t>原则</w:t>
       </w:r>
-      <w:bookmarkEnd w:id="4"/>
+      <w:bookmarkEnd w:id="5"/>
     </w:p>
     <w:p>
       <w:pPr>
-        <w:pStyle w:val="a1"/>
+        <w:pStyle w:val="29"/>
         <w:keepLines w:val="0"/>
         <w:pageBreakBefore w:val="0"/>
         <w:widowControl w:val="0"/>
@@ -3229,7 +3200,7 @@
     </w:p>
     <w:p>
       <w:pPr>
-        <w:pStyle w:val="1"/>
+        <w:pStyle w:val="28"/>
         <w:keepLines w:val="0"/>
         <w:pageBreakBefore w:val="0"/>
         <w:widowControl w:val="0"/>
@@ -3237,9 +3208,9 @@
         <w:overflowPunct/>
         <w:bidi w:val="0"/>
       </w:pPr>
-      <w:bookmarkStart w:id="5" w:name="bookmark3"/>
-      <w:bookmarkEnd w:id="5"/>
-      <w:bookmarkStart w:id="6" w:name="_Toc12919"/>
+      <w:bookmarkStart w:id="6" w:name="bookmark3"/>
+      <w:bookmarkEnd w:id="6"/>
+      <w:bookmarkStart w:id="7" w:name="_Toc8789"/>
       <w:r>
         <w:rPr>
           <w:rFonts w:hint="eastAsia"/>
@@ -3250,11 +3221,11 @@
       <w:r>
         <w:t>范围</w:t>
       </w:r>
-      <w:bookmarkEnd w:id="6"/>
+      <w:bookmarkEnd w:id="7"/>
     </w:p>
     <w:p>
       <w:pPr>
-        <w:pStyle w:val="a1"/>
+        <w:pStyle w:val="29"/>
         <w:keepLines w:val="0"/>
         <w:pageBreakBefore w:val="0"/>
         <w:widowControl w:val="0"/>
@@ -3262,15 +3233,15 @@
         <w:overflowPunct/>
         <w:bidi w:val="0"/>
       </w:pPr>
-      <w:bookmarkStart w:id="7" w:name="bookmark4"/>
-      <w:bookmarkEnd w:id="7"/>
+      <w:bookmarkStart w:id="8" w:name="bookmark4"/>
+      <w:bookmarkEnd w:id="8"/>
       <w:r>
         <w:t>本制度适用于公司的运维人员的技能评定及管理。</w:t>
       </w:r>
     </w:p>
     <w:p>
       <w:pPr>
-        <w:pStyle w:val="1"/>
+        <w:pStyle w:val="28"/>
         <w:keepLines w:val="0"/>
         <w:pageBreakBefore w:val="0"/>
         <w:widowControl w:val="0"/>
@@ -3278,9 +3249,9 @@
         <w:overflowPunct/>
         <w:bidi w:val="0"/>
       </w:pPr>
-      <w:bookmarkStart w:id="8" w:name="bookmark5"/>
-      <w:bookmarkEnd w:id="8"/>
-      <w:bookmarkStart w:id="9" w:name="_Toc8390"/>
+      <w:bookmarkStart w:id="9" w:name="bookmark5"/>
+      <w:bookmarkEnd w:id="9"/>
+      <w:bookmarkStart w:id="10" w:name="_Toc27862"/>
       <w:r>
         <w:rPr>
           <w:rFonts w:hint="eastAsia"/>
@@ -3291,11 +3262,11 @@
       <w:r>
         <w:t>职责</w:t>
       </w:r>
-      <w:bookmarkEnd w:id="9"/>
+      <w:bookmarkEnd w:id="10"/>
     </w:p>
     <w:p>
       <w:pPr>
-        <w:pStyle w:val="2"/>
+        <w:pStyle w:val="30"/>
         <w:keepLines w:val="0"/>
         <w:pageBreakBefore w:val="0"/>
         <w:widowControl w:val="0"/>
@@ -3303,9 +3274,9 @@
         <w:overflowPunct/>
         <w:bidi w:val="0"/>
       </w:pPr>
-      <w:bookmarkStart w:id="10" w:name="bookmark6"/>
-      <w:bookmarkEnd w:id="10"/>
-      <w:bookmarkStart w:id="11" w:name="_Toc22034"/>
+      <w:bookmarkStart w:id="11" w:name="bookmark6"/>
+      <w:bookmarkEnd w:id="11"/>
+      <w:bookmarkStart w:id="12" w:name="_Toc11462"/>
       <w:r>
         <w:rPr>
           <w:rFonts w:hint="eastAsia"/>
@@ -3313,11 +3284,11 @@
         </w:rPr>
         <w:t>综合部</w:t>
       </w:r>
-      <w:bookmarkEnd w:id="11"/>
+      <w:bookmarkEnd w:id="12"/>
     </w:p>
     <w:p>
       <w:pPr>
-        <w:pStyle w:val="a3"/>
+        <w:pStyle w:val="40"/>
         <w:numPr>
           <w:ilvl w:val="0"/>
           <w:numId w:val="2"/>
@@ -3330,7 +3301,7 @@
     </w:p>
     <w:p>
       <w:pPr>
-        <w:pStyle w:val="a3"/>
+        <w:pStyle w:val="40"/>
         <w:numPr>
           <w:ilvl w:val="0"/>
           <w:numId w:val="2"/>
@@ -3343,7 +3314,7 @@
     </w:p>
     <w:p>
       <w:pPr>
-        <w:pStyle w:val="a3"/>
+        <w:pStyle w:val="40"/>
         <w:numPr>
           <w:ilvl w:val="0"/>
           <w:numId w:val="2"/>
@@ -3356,7 +3327,7 @@
     </w:p>
     <w:p>
       <w:pPr>
-        <w:pStyle w:val="a3"/>
+        <w:pStyle w:val="40"/>
         <w:numPr>
           <w:ilvl w:val="0"/>
           <w:numId w:val="2"/>
@@ -3369,7 +3340,7 @@
     </w:p>
     <w:p>
       <w:pPr>
-        <w:pStyle w:val="a3"/>
+        <w:pStyle w:val="40"/>
         <w:numPr>
           <w:ilvl w:val="0"/>
           <w:numId w:val="2"/>
@@ -3382,7 +3353,7 @@
     </w:p>
     <w:p>
       <w:pPr>
-        <w:pStyle w:val="2"/>
+        <w:pStyle w:val="30"/>
         <w:keepLines w:val="0"/>
         <w:pageBreakBefore w:val="0"/>
         <w:widowControl w:val="0"/>
@@ -3390,9 +3361,9 @@
         <w:overflowPunct/>
         <w:bidi w:val="0"/>
       </w:pPr>
-      <w:bookmarkStart w:id="12" w:name="bookmark7"/>
-      <w:bookmarkEnd w:id="12"/>
-      <w:bookmarkStart w:id="13" w:name="_Toc6196"/>
+      <w:bookmarkStart w:id="13" w:name="bookmark7"/>
+      <w:bookmarkEnd w:id="13"/>
+      <w:bookmarkStart w:id="14" w:name="_Toc14801"/>
       <w:r>
         <w:rPr>
           <w:rFonts w:hint="eastAsia"/>
@@ -3420,11 +3391,11 @@
         </w:rPr>
         <w:t>门</w:t>
       </w:r>
-      <w:bookmarkEnd w:id="13"/>
+      <w:bookmarkEnd w:id="14"/>
     </w:p>
     <w:p>
       <w:pPr>
-        <w:pStyle w:val="a3"/>
+        <w:pStyle w:val="40"/>
         <w:numPr>
           <w:ilvl w:val="0"/>
           <w:numId w:val="3"/>
@@ -3437,7 +3408,7 @@
     </w:p>
     <w:p>
       <w:pPr>
-        <w:pStyle w:val="a3"/>
+        <w:pStyle w:val="40"/>
         <w:numPr>
           <w:ilvl w:val="0"/>
           <w:numId w:val="3"/>
@@ -3450,7 +3421,7 @@
     </w:p>
     <w:p>
       <w:pPr>
-        <w:pStyle w:val="a3"/>
+        <w:pStyle w:val="40"/>
         <w:numPr>
           <w:ilvl w:val="0"/>
           <w:numId w:val="3"/>
@@ -3463,7 +3434,7 @@
     </w:p>
     <w:p>
       <w:pPr>
-        <w:pStyle w:val="a3"/>
+        <w:pStyle w:val="40"/>
         <w:numPr>
           <w:ilvl w:val="0"/>
           <w:numId w:val="3"/>
@@ -3486,7 +3457,7 @@
     </w:p>
     <w:p>
       <w:pPr>
-        <w:pStyle w:val="a3"/>
+        <w:pStyle w:val="40"/>
         <w:numPr>
           <w:ilvl w:val="0"/>
           <w:numId w:val="3"/>
@@ -3499,7 +3470,7 @@
     </w:p>
     <w:p>
       <w:pPr>
-        <w:pStyle w:val="1"/>
+        <w:pStyle w:val="28"/>
         <w:keepLines w:val="0"/>
         <w:pageBreakBefore w:val="0"/>
         <w:widowControl w:val="0"/>
@@ -3507,9 +3478,9 @@
         <w:overflowPunct/>
         <w:bidi w:val="0"/>
       </w:pPr>
-      <w:bookmarkStart w:id="14" w:name="bookmark8"/>
-      <w:bookmarkEnd w:id="14"/>
-      <w:bookmarkStart w:id="15" w:name="_Toc17327"/>
+      <w:bookmarkStart w:id="15" w:name="bookmark8"/>
+      <w:bookmarkEnd w:id="15"/>
+      <w:bookmarkStart w:id="16" w:name="_Toc27273"/>
       <w:r>
         <w:rPr>
           <w:rFonts w:hint="eastAsia"/>
@@ -3517,11 +3488,11 @@
         </w:rPr>
         <w:t>技能评定实施</w:t>
       </w:r>
-      <w:bookmarkEnd w:id="15"/>
+      <w:bookmarkEnd w:id="16"/>
     </w:p>
     <w:p>
       <w:pPr>
-        <w:pStyle w:val="2"/>
+        <w:pStyle w:val="30"/>
         <w:keepLines w:val="0"/>
         <w:pageBreakBefore w:val="0"/>
         <w:widowControl w:val="0"/>
@@ -3529,21 +3500,21 @@
         <w:overflowPunct/>
         <w:bidi w:val="0"/>
       </w:pPr>
-      <w:bookmarkStart w:id="16" w:name="_Toc25547"/>
+      <w:bookmarkStart w:id="17" w:name="_Toc21895"/>
       <w:r>
         <w:t>建立岗位技能标准</w:t>
       </w:r>
-      <w:bookmarkEnd w:id="16"/>
+      <w:bookmarkEnd w:id="17"/>
     </w:p>
     <w:p>
       <w:pPr>
-        <w:pStyle w:val="a1"/>
+        <w:pStyle w:val="29"/>
         <w:numPr>
           <w:ilvl w:val="0"/>
           <w:numId w:val="4"/>
         </w:numPr>
         <w:bidi w:val="0"/>
-        <w:ind w:left="425" w:hanging="425" w:leftChars="0" w:firstLineChars="0"/>
+        <w:ind w:left="425" w:leftChars="0" w:hanging="425" w:firstLineChars="0"/>
       </w:pPr>
       <w:r>
         <w:rPr>
@@ -3558,13 +3529,13 @@
     </w:p>
     <w:p>
       <w:pPr>
-        <w:pStyle w:val="a1"/>
+        <w:pStyle w:val="29"/>
         <w:numPr>
           <w:ilvl w:val="0"/>
           <w:numId w:val="4"/>
         </w:numPr>
         <w:bidi w:val="0"/>
-        <w:ind w:left="425" w:hanging="425" w:leftChars="0" w:firstLineChars="0"/>
+        <w:ind w:left="425" w:leftChars="0" w:hanging="425" w:firstLineChars="0"/>
       </w:pPr>
       <w:r>
         <w:t>部门负责人根据岗位工作内容梳理岗位技能标准；</w:t>
@@ -3572,13 +3543,13 @@
     </w:p>
     <w:p>
       <w:pPr>
-        <w:pStyle w:val="a1"/>
+        <w:pStyle w:val="29"/>
         <w:numPr>
           <w:ilvl w:val="0"/>
           <w:numId w:val="4"/>
         </w:numPr>
         <w:bidi w:val="0"/>
-        <w:ind w:left="425" w:hanging="425" w:leftChars="0" w:firstLineChars="0"/>
+        <w:ind w:left="425" w:leftChars="0" w:hanging="425" w:firstLineChars="0"/>
       </w:pPr>
       <w:r>
         <w:rPr>
@@ -3593,13 +3564,13 @@
     </w:p>
     <w:p>
       <w:pPr>
-        <w:pStyle w:val="a1"/>
+        <w:pStyle w:val="29"/>
         <w:numPr>
           <w:ilvl w:val="0"/>
           <w:numId w:val="4"/>
         </w:numPr>
         <w:bidi w:val="0"/>
-        <w:ind w:left="425" w:hanging="425" w:leftChars="0" w:firstLineChars="0"/>
+        <w:ind w:left="425" w:leftChars="0" w:hanging="425" w:firstLineChars="0"/>
       </w:pPr>
       <w:r>
         <w:rPr>
@@ -3614,19 +3585,17 @@
     </w:p>
     <w:p>
       <w:pPr>
-        <w:pStyle w:val="a1"/>
+        <w:pStyle w:val="29"/>
         <w:numPr>
           <w:ilvl w:val="0"/>
           <w:numId w:val="4"/>
         </w:numPr>
         <w:bidi w:val="0"/>
-        <w:ind w:left="425" w:hanging="425" w:leftChars="0" w:firstLineChars="0"/>
-      </w:pPr>
-      <w:bookmarkStart w:id="17" w:name="_Toc29498"/>
+        <w:ind w:left="425" w:leftChars="0" w:hanging="425" w:firstLineChars="0"/>
+      </w:pPr>
       <w:r>
         <w:t>评定员工技能</w:t>
       </w:r>
-      <w:bookmarkEnd w:id="17"/>
     </w:p>
     <w:p>
       <w:pPr>
@@ -3647,14 +3616,14 @@
         <w:ind w:left="0"/>
         <w:textAlignment w:val="baseline"/>
         <w:rPr>
-          <w:rFonts w:ascii="宋体" w:eastAsia="宋体" w:hAnsi="宋体" w:cs="宋体"/>
-          <w:sz w:val="24"/>
-          <w:szCs w:val="24"/>
-        </w:rPr>
-      </w:pPr>
-      <w:r>
-        <w:rPr>
-          <w:rFonts w:ascii="宋体" w:eastAsia="宋体" w:hAnsi="宋体" w:cs="宋体"/>
+          <w:rFonts w:ascii="宋体" w:hAnsi="宋体" w:eastAsia="宋体" w:cs="宋体"/>
+          <w:sz w:val="24"/>
+          <w:szCs w:val="24"/>
+        </w:rPr>
+      </w:pPr>
+      <w:r>
+        <w:rPr>
+          <w:rFonts w:ascii="宋体" w:hAnsi="宋体" w:eastAsia="宋体" w:cs="宋体"/>
           <w:spacing w:val="-1"/>
           <w:sz w:val="24"/>
           <w:szCs w:val="24"/>
@@ -3663,7 +3632,7 @@
       </w:r>
       <w:r>
         <w:rPr>
-          <w:rFonts w:ascii="宋体" w:eastAsia="宋体" w:hAnsi="宋体" w:cs="宋体" w:hint="eastAsia"/>
+          <w:rFonts w:hint="eastAsia" w:ascii="宋体" w:hAnsi="宋体" w:eastAsia="宋体" w:cs="宋体"/>
           <w:spacing w:val="-1"/>
           <w:sz w:val="24"/>
           <w:szCs w:val="24"/>
@@ -3673,7 +3642,7 @@
       </w:r>
       <w:r>
         <w:rPr>
-          <w:rFonts w:ascii="宋体" w:eastAsia="宋体" w:hAnsi="宋体" w:cs="宋体"/>
+          <w:rFonts w:ascii="宋体" w:hAnsi="宋体" w:eastAsia="宋体" w:cs="宋体"/>
           <w:spacing w:val="-1"/>
           <w:sz w:val="24"/>
           <w:szCs w:val="24"/>
@@ -3682,7 +3651,7 @@
       </w:r>
       <w:r>
         <w:rPr>
-          <w:rFonts w:ascii="宋体" w:eastAsia="宋体" w:hAnsi="宋体" w:cs="宋体" w:hint="eastAsia"/>
+          <w:rFonts w:hint="eastAsia" w:ascii="宋体" w:hAnsi="宋体" w:eastAsia="宋体" w:cs="宋体"/>
           <w:spacing w:val="-1"/>
           <w:sz w:val="24"/>
           <w:szCs w:val="24"/>
@@ -3692,7 +3661,7 @@
       </w:r>
       <w:r>
         <w:rPr>
-          <w:rFonts w:ascii="宋体" w:eastAsia="宋体" w:hAnsi="宋体" w:cs="宋体"/>
+          <w:rFonts w:ascii="宋体" w:hAnsi="宋体" w:eastAsia="宋体" w:cs="宋体"/>
           <w:spacing w:val="-1"/>
           <w:sz w:val="24"/>
           <w:szCs w:val="24"/>
@@ -3719,14 +3688,14 @@
         <w:ind w:left="0"/>
         <w:textAlignment w:val="baseline"/>
         <w:rPr>
-          <w:rFonts w:ascii="宋体" w:eastAsia="宋体" w:hAnsi="宋体" w:cs="宋体"/>
-          <w:sz w:val="24"/>
-          <w:szCs w:val="24"/>
-        </w:rPr>
-      </w:pPr>
-      <w:r>
-        <w:rPr>
-          <w:rFonts w:ascii="宋体" w:eastAsia="宋体" w:hAnsi="宋体" w:cs="宋体"/>
+          <w:rFonts w:ascii="宋体" w:hAnsi="宋体" w:eastAsia="宋体" w:cs="宋体"/>
+          <w:sz w:val="24"/>
+          <w:szCs w:val="24"/>
+        </w:rPr>
+      </w:pPr>
+      <w:r>
+        <w:rPr>
+          <w:rFonts w:ascii="宋体" w:hAnsi="宋体" w:eastAsia="宋体" w:cs="宋体"/>
           <w:spacing w:val="-1"/>
           <w:sz w:val="24"/>
           <w:szCs w:val="24"/>
@@ -3736,16 +3705,16 @@
     </w:p>
     <w:tbl>
       <w:tblPr>
-        <w:tblStyle w:val="TableNormal0"/>
+        <w:tblStyle w:val="26"/>
         <w:tblW w:w="9374" w:type="dxa"/>
         <w:tblInd w:w="2" w:type="dxa"/>
         <w:tblBorders>
-          <w:top w:val="single" w:sz="2" w:space="0" w:color="000000"/>
-          <w:left w:val="single" w:sz="2" w:space="0" w:color="000000"/>
-          <w:bottom w:val="single" w:sz="2" w:space="0" w:color="000000"/>
-          <w:right w:val="single" w:sz="2" w:space="0" w:color="000000"/>
-          <w:insideH w:val="single" w:sz="2" w:space="0" w:color="000000"/>
-          <w:insideV w:val="single" w:sz="2" w:space="0" w:color="000000"/>
+          <w:top w:val="single" w:color="000000" w:sz="2" w:space="0"/>
+          <w:left w:val="single" w:color="000000" w:sz="2" w:space="0"/>
+          <w:bottom w:val="single" w:color="000000" w:sz="2" w:space="0"/>
+          <w:right w:val="single" w:color="000000" w:sz="2" w:space="0"/>
+          <w:insideH w:val="single" w:color="000000" w:sz="2" w:space="0"/>
+          <w:insideV w:val="single" w:color="000000" w:sz="2" w:space="0"/>
         </w:tblBorders>
         <w:tblLayout w:type="fixed"/>
         <w:tblCellMar>
@@ -3764,17 +3733,14 @@
       </w:tblGrid>
       <w:tr>
         <w:tblPrEx>
-          <w:tblW w:w="9374" w:type="dxa"/>
-          <w:tblInd w:w="2" w:type="dxa"/>
           <w:tblBorders>
-            <w:top w:val="single" w:sz="2" w:space="0" w:color="000000"/>
-            <w:left w:val="single" w:sz="2" w:space="0" w:color="000000"/>
-            <w:bottom w:val="single" w:sz="2" w:space="0" w:color="000000"/>
-            <w:right w:val="single" w:sz="2" w:space="0" w:color="000000"/>
-            <w:insideH w:val="single" w:sz="2" w:space="0" w:color="000000"/>
-            <w:insideV w:val="single" w:sz="2" w:space="0" w:color="000000"/>
+            <w:top w:val="single" w:color="000000" w:sz="2" w:space="0"/>
+            <w:left w:val="single" w:color="000000" w:sz="2" w:space="0"/>
+            <w:bottom w:val="single" w:color="000000" w:sz="2" w:space="0"/>
+            <w:right w:val="single" w:color="000000" w:sz="2" w:space="0"/>
+            <w:insideH w:val="single" w:color="000000" w:sz="2" w:space="0"/>
+            <w:insideV w:val="single" w:color="000000" w:sz="2" w:space="0"/>
           </w:tblBorders>
-          <w:tblLayout w:type="fixed"/>
           <w:tblCellMar>
             <w:top w:w="0" w:type="dxa"/>
             <w:left w:w="0" w:type="dxa"/>
@@ -3783,7 +3749,7 @@
           </w:tblCellMar>
         </w:tblPrEx>
         <w:trPr>
-          <w:trHeight w:val="321"/>
+          <w:trHeight w:val="321" w:hRule="atLeast"/>
         </w:trPr>
         <w:tc>
           <w:tcPr>
@@ -3801,14 +3767,14 @@
               <w:spacing w:before="37" w:line="210" w:lineRule="auto"/>
               <w:ind w:left="3500"/>
               <w:rPr>
-                <w:rFonts w:ascii="宋体" w:eastAsia="宋体" w:hAnsi="宋体" w:cs="宋体"/>
+                <w:rFonts w:ascii="宋体" w:hAnsi="宋体" w:eastAsia="宋体" w:cs="宋体"/>
                 <w:sz w:val="24"/>
                 <w:szCs w:val="24"/>
               </w:rPr>
             </w:pPr>
             <w:r>
               <w:rPr>
-                <w:rFonts w:ascii="宋体" w:eastAsia="宋体" w:hAnsi="宋体" w:cs="宋体"/>
+                <w:rFonts w:ascii="宋体" w:hAnsi="宋体" w:eastAsia="宋体" w:cs="宋体"/>
                 <w:spacing w:val="-2"/>
                 <w:sz w:val="24"/>
                 <w:szCs w:val="24"/>
@@ -3820,9 +3786,14 @@
       </w:tr>
       <w:tr>
         <w:tblPrEx>
-          <w:tblW w:w="9374" w:type="dxa"/>
-          <w:tblInd w:w="2" w:type="dxa"/>
-          <w:tblLayout w:type="fixed"/>
+          <w:tblBorders>
+            <w:top w:val="single" w:color="000000" w:sz="2" w:space="0"/>
+            <w:left w:val="single" w:color="000000" w:sz="2" w:space="0"/>
+            <w:bottom w:val="single" w:color="000000" w:sz="2" w:space="0"/>
+            <w:right w:val="single" w:color="000000" w:sz="2" w:space="0"/>
+            <w:insideH w:val="single" w:color="000000" w:sz="2" w:space="0"/>
+            <w:insideV w:val="single" w:color="000000" w:sz="2" w:space="0"/>
+          </w:tblBorders>
           <w:tblCellMar>
             <w:top w:w="0" w:type="dxa"/>
             <w:left w:w="0" w:type="dxa"/>
@@ -3831,7 +3802,7 @@
           </w:tblCellMar>
         </w:tblPrEx>
         <w:trPr>
-          <w:trHeight w:val="316"/>
+          <w:trHeight w:val="316" w:hRule="atLeast"/>
         </w:trPr>
         <w:tc>
           <w:tcPr>
@@ -3848,14 +3819,14 @@
               <w:spacing w:before="34" w:line="209" w:lineRule="auto"/>
               <w:ind w:left="228"/>
               <w:rPr>
-                <w:rFonts w:ascii="宋体" w:eastAsia="宋体" w:hAnsi="宋体" w:cs="宋体"/>
+                <w:rFonts w:ascii="宋体" w:hAnsi="宋体" w:eastAsia="宋体" w:cs="宋体"/>
                 <w:sz w:val="24"/>
                 <w:szCs w:val="24"/>
               </w:rPr>
             </w:pPr>
             <w:r>
               <w:rPr>
-                <w:rFonts w:ascii="宋体" w:eastAsia="宋体" w:hAnsi="宋体" w:cs="宋体"/>
+                <w:rFonts w:ascii="宋体" w:hAnsi="宋体" w:eastAsia="宋体" w:cs="宋体"/>
                 <w:spacing w:val="-5"/>
                 <w:sz w:val="24"/>
                 <w:szCs w:val="24"/>
@@ -3879,14 +3850,14 @@
               <w:spacing w:before="34" w:line="209" w:lineRule="auto"/>
               <w:ind w:left="193"/>
               <w:rPr>
-                <w:rFonts w:ascii="宋体" w:eastAsia="宋体" w:hAnsi="宋体" w:cs="宋体"/>
+                <w:rFonts w:ascii="宋体" w:hAnsi="宋体" w:eastAsia="宋体" w:cs="宋体"/>
                 <w:sz w:val="24"/>
                 <w:szCs w:val="24"/>
               </w:rPr>
             </w:pPr>
             <w:r>
               <w:rPr>
-                <w:rFonts w:ascii="宋体" w:eastAsia="宋体" w:hAnsi="宋体" w:cs="宋体"/>
+                <w:rFonts w:ascii="宋体" w:hAnsi="宋体" w:eastAsia="宋体" w:cs="宋体"/>
                 <w:spacing w:val="-7"/>
                 <w:sz w:val="24"/>
                 <w:szCs w:val="24"/>
@@ -3910,14 +3881,14 @@
               <w:spacing w:before="34" w:line="209" w:lineRule="auto"/>
               <w:ind w:left="892"/>
               <w:rPr>
-                <w:rFonts w:ascii="宋体" w:eastAsia="宋体" w:hAnsi="宋体" w:cs="宋体"/>
+                <w:rFonts w:ascii="宋体" w:hAnsi="宋体" w:eastAsia="宋体" w:cs="宋体"/>
                 <w:sz w:val="24"/>
                 <w:szCs w:val="24"/>
               </w:rPr>
             </w:pPr>
             <w:r>
               <w:rPr>
-                <w:rFonts w:ascii="宋体" w:eastAsia="宋体" w:hAnsi="宋体" w:cs="宋体"/>
+                <w:rFonts w:ascii="宋体" w:hAnsi="宋体" w:eastAsia="宋体" w:cs="宋体"/>
                 <w:spacing w:val="-6"/>
                 <w:sz w:val="24"/>
                 <w:szCs w:val="24"/>
@@ -3941,14 +3912,14 @@
               <w:spacing w:before="34" w:line="209" w:lineRule="auto"/>
               <w:ind w:left="1538"/>
               <w:rPr>
-                <w:rFonts w:ascii="宋体" w:eastAsia="宋体" w:hAnsi="宋体" w:cs="宋体"/>
+                <w:rFonts w:ascii="宋体" w:hAnsi="宋体" w:eastAsia="宋体" w:cs="宋体"/>
                 <w:sz w:val="24"/>
                 <w:szCs w:val="24"/>
               </w:rPr>
             </w:pPr>
             <w:r>
               <w:rPr>
-                <w:rFonts w:ascii="宋体" w:eastAsia="宋体" w:hAnsi="宋体" w:cs="宋体"/>
+                <w:rFonts w:ascii="宋体" w:hAnsi="宋体" w:eastAsia="宋体" w:cs="宋体"/>
                 <w:spacing w:val="-7"/>
                 <w:sz w:val="24"/>
                 <w:szCs w:val="24"/>
@@ -3972,14 +3943,14 @@
               <w:spacing w:before="34" w:line="209" w:lineRule="auto"/>
               <w:ind w:left="428"/>
               <w:rPr>
-                <w:rFonts w:ascii="宋体" w:eastAsia="宋体" w:hAnsi="宋体" w:cs="宋体"/>
+                <w:rFonts w:ascii="宋体" w:hAnsi="宋体" w:eastAsia="宋体" w:cs="宋体"/>
                 <w:sz w:val="24"/>
                 <w:szCs w:val="24"/>
               </w:rPr>
             </w:pPr>
             <w:r>
               <w:rPr>
-                <w:rFonts w:ascii="宋体" w:eastAsia="宋体" w:hAnsi="宋体" w:cs="宋体"/>
+                <w:rFonts w:ascii="宋体" w:hAnsi="宋体" w:eastAsia="宋体" w:cs="宋体"/>
                 <w:spacing w:val="-3"/>
                 <w:sz w:val="24"/>
                 <w:szCs w:val="24"/>
@@ -3991,9 +3962,14 @@
       </w:tr>
       <w:tr>
         <w:tblPrEx>
-          <w:tblW w:w="9374" w:type="dxa"/>
-          <w:tblInd w:w="2" w:type="dxa"/>
-          <w:tblLayout w:type="fixed"/>
+          <w:tblBorders>
+            <w:top w:val="single" w:color="000000" w:sz="2" w:space="0"/>
+            <w:left w:val="single" w:color="000000" w:sz="2" w:space="0"/>
+            <w:bottom w:val="single" w:color="000000" w:sz="2" w:space="0"/>
+            <w:right w:val="single" w:color="000000" w:sz="2" w:space="0"/>
+            <w:insideH w:val="single" w:color="000000" w:sz="2" w:space="0"/>
+            <w:insideV w:val="single" w:color="000000" w:sz="2" w:space="0"/>
+          </w:tblBorders>
           <w:tblCellMar>
             <w:top w:w="0" w:type="dxa"/>
             <w:left w:w="0" w:type="dxa"/>
@@ -4002,7 +3978,7 @@
           </w:tblCellMar>
         </w:tblPrEx>
         <w:trPr>
-          <w:trHeight w:val="904"/>
+          <w:trHeight w:val="904" w:hRule="atLeast"/>
         </w:trPr>
         <w:tc>
           <w:tcPr>
@@ -4010,7 +3986,7 @@
           </w:tcPr>
           <w:p>
             <w:pPr>
-              <w:pStyle w:val="TableText"/>
+              <w:pStyle w:val="27"/>
               <w:keepLines w:val="0"/>
               <w:pageBreakBefore w:val="0"/>
               <w:widowControl w:val="0"/>
@@ -4031,14 +4007,14 @@
               <w:spacing w:before="78" w:line="241" w:lineRule="auto"/>
               <w:ind w:left="427"/>
               <w:rPr>
-                <w:rFonts w:ascii="宋体" w:eastAsia="宋体" w:hAnsi="宋体" w:cs="宋体"/>
+                <w:rFonts w:ascii="宋体" w:hAnsi="宋体" w:eastAsia="宋体" w:cs="宋体"/>
                 <w:sz w:val="24"/>
                 <w:szCs w:val="24"/>
               </w:rPr>
             </w:pPr>
             <w:r>
               <w:rPr>
-                <w:rFonts w:ascii="宋体" w:eastAsia="宋体" w:hAnsi="宋体" w:cs="宋体"/>
+                <w:rFonts w:ascii="宋体" w:hAnsi="宋体" w:eastAsia="宋体" w:cs="宋体"/>
                 <w:sz w:val="24"/>
                 <w:szCs w:val="24"/>
               </w:rPr>
@@ -4052,7 +4028,7 @@
           </w:tcPr>
           <w:p>
             <w:pPr>
-              <w:pStyle w:val="TableText"/>
+              <w:pStyle w:val="27"/>
               <w:keepLines w:val="0"/>
               <w:pageBreakBefore w:val="0"/>
               <w:widowControl w:val="0"/>
@@ -4073,14 +4049,14 @@
               <w:spacing w:before="78" w:line="221" w:lineRule="auto"/>
               <w:ind w:left="193"/>
               <w:rPr>
-                <w:rFonts w:ascii="宋体" w:eastAsia="宋体" w:hAnsi="宋体" w:cs="宋体"/>
+                <w:rFonts w:ascii="宋体" w:hAnsi="宋体" w:eastAsia="宋体" w:cs="宋体"/>
                 <w:sz w:val="24"/>
                 <w:szCs w:val="24"/>
               </w:rPr>
             </w:pPr>
             <w:r>
               <w:rPr>
-                <w:rFonts w:ascii="宋体" w:eastAsia="宋体" w:hAnsi="宋体" w:cs="宋体"/>
+                <w:rFonts w:ascii="宋体" w:hAnsi="宋体" w:eastAsia="宋体" w:cs="宋体"/>
                 <w:spacing w:val="-7"/>
                 <w:sz w:val="24"/>
                 <w:szCs w:val="24"/>
@@ -4104,14 +4080,14 @@
               <w:spacing w:before="250" w:line="396" w:lineRule="exact"/>
               <w:ind w:left="836"/>
               <w:rPr>
-                <w:rFonts w:ascii="微软雅黑" w:eastAsia="微软雅黑" w:hAnsi="微软雅黑" w:cs="微软雅黑"/>
+                <w:rFonts w:ascii="微软雅黑" w:hAnsi="微软雅黑" w:eastAsia="微软雅黑" w:cs="微软雅黑"/>
                 <w:sz w:val="39"/>
                 <w:szCs w:val="39"/>
               </w:rPr>
             </w:pPr>
             <w:r>
               <w:rPr>
-                <w:rFonts w:ascii="微软雅黑" w:eastAsia="微软雅黑" w:hAnsi="微软雅黑" w:cs="微软雅黑"/>
+                <w:rFonts w:ascii="微软雅黑" w:hAnsi="微软雅黑" w:eastAsia="微软雅黑" w:cs="微软雅黑"/>
                 <w:color w:val="F9EACD"/>
                 <w:spacing w:val="36"/>
                 <w:position w:val="-2"/>
@@ -4138,14 +4114,14 @@
               <w:spacing w:before="173" w:line="242" w:lineRule="auto"/>
               <w:ind w:left="115" w:right="309"/>
               <w:rPr>
-                <w:rFonts w:ascii="宋体" w:eastAsia="宋体" w:hAnsi="宋体" w:cs="宋体"/>
+                <w:rFonts w:ascii="宋体" w:hAnsi="宋体" w:eastAsia="宋体" w:cs="宋体"/>
                 <w:sz w:val="24"/>
                 <w:szCs w:val="24"/>
               </w:rPr>
             </w:pPr>
             <w:r>
               <w:rPr>
-                <w:rFonts w:ascii="宋体" w:eastAsia="宋体" w:hAnsi="宋体" w:cs="宋体"/>
+                <w:rFonts w:ascii="宋体" w:hAnsi="宋体" w:eastAsia="宋体" w:cs="宋体"/>
                 <w:spacing w:val="-2"/>
                 <w:sz w:val="24"/>
                 <w:szCs w:val="24"/>
@@ -4160,7 +4136,7 @@
           </w:tcPr>
           <w:p>
             <w:pPr>
-              <w:pStyle w:val="TableText"/>
+              <w:pStyle w:val="27"/>
               <w:keepLines w:val="0"/>
               <w:pageBreakBefore w:val="0"/>
               <w:widowControl w:val="0"/>
@@ -4181,14 +4157,14 @@
               <w:spacing w:before="78" w:line="220" w:lineRule="auto"/>
               <w:ind w:left="404"/>
               <w:rPr>
-                <w:rFonts w:ascii="宋体" w:eastAsia="宋体" w:hAnsi="宋体" w:cs="宋体"/>
+                <w:rFonts w:ascii="宋体" w:hAnsi="宋体" w:eastAsia="宋体" w:cs="宋体"/>
                 <w:sz w:val="24"/>
                 <w:szCs w:val="24"/>
               </w:rPr>
             </w:pPr>
             <w:r>
               <w:rPr>
-                <w:rFonts w:ascii="宋体" w:eastAsia="宋体" w:hAnsi="宋体" w:cs="宋体"/>
+                <w:rFonts w:ascii="宋体" w:hAnsi="宋体" w:eastAsia="宋体" w:cs="宋体"/>
                 <w:spacing w:val="-6"/>
                 <w:sz w:val="24"/>
                 <w:szCs w:val="24"/>
@@ -4197,7 +4173,7 @@
             </w:r>
             <w:r>
               <w:rPr>
-                <w:rFonts w:ascii="宋体" w:eastAsia="宋体" w:hAnsi="宋体" w:cs="宋体"/>
+                <w:rFonts w:ascii="宋体" w:hAnsi="宋体" w:eastAsia="宋体" w:cs="宋体"/>
                 <w:spacing w:val="-46"/>
                 <w:sz w:val="24"/>
                 <w:szCs w:val="24"/>
@@ -4206,7 +4182,7 @@
             </w:r>
             <w:r>
               <w:rPr>
-                <w:rFonts w:ascii="宋体" w:eastAsia="宋体" w:hAnsi="宋体" w:cs="宋体"/>
+                <w:rFonts w:ascii="宋体" w:hAnsi="宋体" w:eastAsia="宋体" w:cs="宋体"/>
                 <w:spacing w:val="-6"/>
                 <w:sz w:val="24"/>
                 <w:szCs w:val="24"/>
@@ -4218,9 +4194,14 @@
       </w:tr>
       <w:tr>
         <w:tblPrEx>
-          <w:tblW w:w="9374" w:type="dxa"/>
-          <w:tblInd w:w="2" w:type="dxa"/>
-          <w:tblLayout w:type="fixed"/>
+          <w:tblBorders>
+            <w:top w:val="single" w:color="000000" w:sz="2" w:space="0"/>
+            <w:left w:val="single" w:color="000000" w:sz="2" w:space="0"/>
+            <w:bottom w:val="single" w:color="000000" w:sz="2" w:space="0"/>
+            <w:right w:val="single" w:color="000000" w:sz="2" w:space="0"/>
+            <w:insideH w:val="single" w:color="000000" w:sz="2" w:space="0"/>
+            <w:insideV w:val="single" w:color="000000" w:sz="2" w:space="0"/>
+          </w:tblBorders>
           <w:tblCellMar>
             <w:top w:w="0" w:type="dxa"/>
             <w:left w:w="0" w:type="dxa"/>
@@ -4229,7 +4210,7 @@
           </w:tblCellMar>
         </w:tblPrEx>
         <w:trPr>
-          <w:trHeight w:val="940"/>
+          <w:trHeight w:val="940" w:hRule="atLeast"/>
         </w:trPr>
         <w:tc>
           <w:tcPr>
@@ -4237,7 +4218,7 @@
           </w:tcPr>
           <w:p>
             <w:pPr>
-              <w:pStyle w:val="TableText"/>
+              <w:pStyle w:val="27"/>
               <w:keepLines w:val="0"/>
               <w:pageBreakBefore w:val="0"/>
               <w:widowControl w:val="0"/>
@@ -4258,14 +4239,14 @@
               <w:spacing w:before="78" w:line="241" w:lineRule="auto"/>
               <w:ind w:left="412"/>
               <w:rPr>
-                <w:rFonts w:ascii="宋体" w:eastAsia="宋体" w:hAnsi="宋体" w:cs="宋体"/>
+                <w:rFonts w:ascii="宋体" w:hAnsi="宋体" w:eastAsia="宋体" w:cs="宋体"/>
                 <w:sz w:val="24"/>
                 <w:szCs w:val="24"/>
               </w:rPr>
             </w:pPr>
             <w:r>
               <w:rPr>
-                <w:rFonts w:ascii="宋体" w:eastAsia="宋体" w:hAnsi="宋体" w:cs="宋体"/>
+                <w:rFonts w:ascii="宋体" w:hAnsi="宋体" w:eastAsia="宋体" w:cs="宋体"/>
                 <w:sz w:val="24"/>
                 <w:szCs w:val="24"/>
               </w:rPr>
@@ -4279,7 +4260,7 @@
           </w:tcPr>
           <w:p>
             <w:pPr>
-              <w:pStyle w:val="TableText"/>
+              <w:pStyle w:val="27"/>
               <w:keepLines w:val="0"/>
               <w:pageBreakBefore w:val="0"/>
               <w:widowControl w:val="0"/>
@@ -4300,14 +4281,14 @@
               <w:spacing w:before="78" w:line="221" w:lineRule="auto"/>
               <w:ind w:left="193"/>
               <w:rPr>
-                <w:rFonts w:ascii="宋体" w:eastAsia="宋体" w:hAnsi="宋体" w:cs="宋体"/>
+                <w:rFonts w:ascii="宋体" w:hAnsi="宋体" w:eastAsia="宋体" w:cs="宋体"/>
                 <w:sz w:val="24"/>
                 <w:szCs w:val="24"/>
               </w:rPr>
             </w:pPr>
             <w:r>
               <w:rPr>
-                <w:rFonts w:ascii="宋体" w:eastAsia="宋体" w:hAnsi="宋体" w:cs="宋体"/>
+                <w:rFonts w:ascii="宋体" w:hAnsi="宋体" w:eastAsia="宋体" w:cs="宋体"/>
                 <w:spacing w:val="-7"/>
                 <w:sz w:val="24"/>
                 <w:szCs w:val="24"/>
@@ -4331,14 +4312,14 @@
               <w:spacing w:before="270" w:line="389" w:lineRule="exact"/>
               <w:ind w:left="728"/>
               <w:rPr>
-                <w:rFonts w:ascii="微软雅黑" w:eastAsia="微软雅黑" w:hAnsi="微软雅黑" w:cs="微软雅黑"/>
+                <w:rFonts w:ascii="微软雅黑" w:hAnsi="微软雅黑" w:eastAsia="微软雅黑" w:cs="微软雅黑"/>
                 <w:sz w:val="46"/>
                 <w:szCs w:val="46"/>
               </w:rPr>
             </w:pPr>
             <w:r>
               <w:rPr>
-                <w:rFonts w:ascii="微软雅黑" w:eastAsia="微软雅黑" w:hAnsi="微软雅黑" w:cs="微软雅黑"/>
+                <w:rFonts w:ascii="微软雅黑" w:hAnsi="微软雅黑" w:eastAsia="微软雅黑" w:cs="微软雅黑"/>
                 <w:color w:val="F2DCB3"/>
                 <w:spacing w:val="3"/>
                 <w:position w:val="-5"/>
@@ -4366,14 +4347,14 @@
               <w:ind w:left="110" w:right="105" w:firstLine="6"/>
               <w:jc w:val="both"/>
               <w:rPr>
-                <w:rFonts w:ascii="宋体" w:eastAsia="宋体" w:hAnsi="宋体" w:cs="宋体"/>
+                <w:rFonts w:ascii="宋体" w:hAnsi="宋体" w:eastAsia="宋体" w:cs="宋体"/>
                 <w:sz w:val="24"/>
                 <w:szCs w:val="24"/>
               </w:rPr>
             </w:pPr>
             <w:r>
               <w:rPr>
-                <w:rFonts w:ascii="宋体" w:eastAsia="宋体" w:hAnsi="宋体" w:cs="宋体"/>
+                <w:rFonts w:ascii="宋体" w:hAnsi="宋体" w:eastAsia="宋体" w:cs="宋体"/>
                 <w:spacing w:val="-4"/>
                 <w:sz w:val="24"/>
                 <w:szCs w:val="24"/>
@@ -4382,7 +4363,7 @@
             </w:r>
             <w:r>
               <w:rPr>
-                <w:rFonts w:ascii="宋体" w:eastAsia="宋体" w:hAnsi="宋体" w:cs="宋体"/>
+                <w:rFonts w:ascii="宋体" w:hAnsi="宋体" w:eastAsia="宋体" w:cs="宋体"/>
                 <w:spacing w:val="-2"/>
                 <w:sz w:val="24"/>
                 <w:szCs w:val="24"/>
@@ -4406,14 +4387,14 @@
               <w:spacing w:before="194" w:line="219" w:lineRule="auto"/>
               <w:ind w:left="119"/>
               <w:rPr>
-                <w:rFonts w:ascii="宋体" w:eastAsia="宋体" w:hAnsi="宋体" w:cs="宋体"/>
+                <w:rFonts w:ascii="宋体" w:hAnsi="宋体" w:eastAsia="宋体" w:cs="宋体"/>
                 <w:sz w:val="24"/>
                 <w:szCs w:val="24"/>
               </w:rPr>
             </w:pPr>
             <w:r>
               <w:rPr>
-                <w:rFonts w:ascii="宋体" w:eastAsia="宋体" w:hAnsi="宋体" w:cs="宋体"/>
+                <w:rFonts w:ascii="宋体" w:hAnsi="宋体" w:eastAsia="宋体" w:cs="宋体"/>
                 <w:spacing w:val="-14"/>
                 <w:sz w:val="24"/>
                 <w:szCs w:val="24"/>
@@ -4422,7 +4403,7 @@
             </w:r>
             <w:r>
               <w:rPr>
-                <w:rFonts w:ascii="宋体" w:eastAsia="宋体" w:hAnsi="宋体" w:cs="宋体"/>
+                <w:rFonts w:ascii="宋体" w:hAnsi="宋体" w:eastAsia="宋体" w:cs="宋体"/>
                 <w:spacing w:val="-41"/>
                 <w:sz w:val="24"/>
                 <w:szCs w:val="24"/>
@@ -4431,7 +4412,7 @@
             </w:r>
             <w:r>
               <w:rPr>
-                <w:rFonts w:ascii="宋体" w:eastAsia="宋体" w:hAnsi="宋体" w:cs="宋体"/>
+                <w:rFonts w:ascii="宋体" w:hAnsi="宋体" w:eastAsia="宋体" w:cs="宋体"/>
                 <w:spacing w:val="-14"/>
                 <w:sz w:val="24"/>
                 <w:szCs w:val="24"/>
@@ -4440,7 +4421,7 @@
             </w:r>
             <w:r>
               <w:rPr>
-                <w:rFonts w:ascii="宋体" w:eastAsia="宋体" w:hAnsi="宋体" w:cs="宋体"/>
+                <w:rFonts w:ascii="宋体" w:hAnsi="宋体" w:eastAsia="宋体" w:cs="宋体"/>
                 <w:spacing w:val="-46"/>
                 <w:sz w:val="24"/>
                 <w:szCs w:val="24"/>
@@ -4449,7 +4430,7 @@
             </w:r>
             <w:r>
               <w:rPr>
-                <w:rFonts w:ascii="宋体" w:eastAsia="宋体" w:hAnsi="宋体" w:cs="宋体"/>
+                <w:rFonts w:ascii="宋体" w:hAnsi="宋体" w:eastAsia="宋体" w:cs="宋体"/>
                 <w:spacing w:val="-14"/>
                 <w:sz w:val="24"/>
                 <w:szCs w:val="24"/>
@@ -4468,14 +4449,14 @@
               <w:spacing w:before="26" w:line="220" w:lineRule="auto"/>
               <w:ind w:left="671"/>
               <w:rPr>
-                <w:rFonts w:ascii="宋体" w:eastAsia="宋体" w:hAnsi="宋体" w:cs="宋体"/>
+                <w:rFonts w:ascii="宋体" w:hAnsi="宋体" w:eastAsia="宋体" w:cs="宋体"/>
                 <w:sz w:val="24"/>
                 <w:szCs w:val="24"/>
               </w:rPr>
             </w:pPr>
             <w:r>
               <w:rPr>
-                <w:rFonts w:ascii="宋体" w:eastAsia="宋体" w:hAnsi="宋体" w:cs="宋体"/>
+                <w:rFonts w:ascii="宋体" w:hAnsi="宋体" w:eastAsia="宋体" w:cs="宋体"/>
                 <w:spacing w:val="-7"/>
                 <w:sz w:val="24"/>
                 <w:szCs w:val="24"/>
@@ -4487,9 +4468,14 @@
       </w:tr>
       <w:tr>
         <w:tblPrEx>
-          <w:tblW w:w="9374" w:type="dxa"/>
-          <w:tblInd w:w="2" w:type="dxa"/>
-          <w:tblLayout w:type="fixed"/>
+          <w:tblBorders>
+            <w:top w:val="single" w:color="000000" w:sz="2" w:space="0"/>
+            <w:left w:val="single" w:color="000000" w:sz="2" w:space="0"/>
+            <w:bottom w:val="single" w:color="000000" w:sz="2" w:space="0"/>
+            <w:right w:val="single" w:color="000000" w:sz="2" w:space="0"/>
+            <w:insideH w:val="single" w:color="000000" w:sz="2" w:space="0"/>
+            <w:insideV w:val="single" w:color="000000" w:sz="2" w:space="0"/>
+          </w:tblBorders>
           <w:tblCellMar>
             <w:top w:w="0" w:type="dxa"/>
             <w:left w:w="0" w:type="dxa"/>
@@ -4498,7 +4484,7 @@
           </w:tblCellMar>
         </w:tblPrEx>
         <w:trPr>
-          <w:trHeight w:val="904"/>
+          <w:trHeight w:val="904" w:hRule="atLeast"/>
         </w:trPr>
         <w:tc>
           <w:tcPr>
@@ -4506,7 +4492,7 @@
           </w:tcPr>
           <w:p>
             <w:pPr>
-              <w:pStyle w:val="TableText"/>
+              <w:pStyle w:val="27"/>
               <w:keepLines w:val="0"/>
               <w:pageBreakBefore w:val="0"/>
               <w:widowControl w:val="0"/>
@@ -4527,14 +4513,14 @@
               <w:spacing w:before="78"/>
               <w:ind w:left="414"/>
               <w:rPr>
-                <w:rFonts w:ascii="宋体" w:eastAsia="宋体" w:hAnsi="宋体" w:cs="宋体"/>
+                <w:rFonts w:ascii="宋体" w:hAnsi="宋体" w:eastAsia="宋体" w:cs="宋体"/>
                 <w:sz w:val="24"/>
                 <w:szCs w:val="24"/>
               </w:rPr>
             </w:pPr>
             <w:r>
               <w:rPr>
-                <w:rFonts w:ascii="宋体" w:eastAsia="宋体" w:hAnsi="宋体" w:cs="宋体"/>
+                <w:rFonts w:ascii="宋体" w:hAnsi="宋体" w:eastAsia="宋体" w:cs="宋体"/>
                 <w:sz w:val="24"/>
                 <w:szCs w:val="24"/>
               </w:rPr>
@@ -4548,7 +4534,7 @@
           </w:tcPr>
           <w:p>
             <w:pPr>
-              <w:pStyle w:val="TableText"/>
+              <w:pStyle w:val="27"/>
               <w:keepLines w:val="0"/>
               <w:pageBreakBefore w:val="0"/>
               <w:widowControl w:val="0"/>
@@ -4569,14 +4555,14 @@
               <w:spacing w:before="78" w:line="221" w:lineRule="auto"/>
               <w:ind w:left="189"/>
               <w:rPr>
-                <w:rFonts w:ascii="宋体" w:eastAsia="宋体" w:hAnsi="宋体" w:cs="宋体"/>
+                <w:rFonts w:ascii="宋体" w:hAnsi="宋体" w:eastAsia="宋体" w:cs="宋体"/>
                 <w:sz w:val="24"/>
                 <w:szCs w:val="24"/>
               </w:rPr>
             </w:pPr>
             <w:r>
               <w:rPr>
-                <w:rFonts w:ascii="宋体" w:eastAsia="宋体" w:hAnsi="宋体" w:cs="宋体"/>
+                <w:rFonts w:ascii="宋体" w:hAnsi="宋体" w:eastAsia="宋体" w:cs="宋体"/>
                 <w:spacing w:val="-5"/>
                 <w:sz w:val="24"/>
                 <w:szCs w:val="24"/>
@@ -4600,7 +4586,7 @@
               <w:spacing w:before="254" w:line="388" w:lineRule="exact"/>
               <w:ind w:left="527"/>
               <w:rPr>
-                <w:rFonts w:ascii="微软雅黑" w:eastAsia="微软雅黑" w:hAnsi="微软雅黑" w:cs="微软雅黑"/>
+                <w:rFonts w:ascii="微软雅黑" w:hAnsi="微软雅黑" w:eastAsia="微软雅黑" w:cs="微软雅黑"/>
                 <w:sz w:val="47"/>
                 <w:szCs w:val="47"/>
                 <w:shd w:val="clear" w:color="auto" w:fill="F2BA02" w:themeFill="accent3"/>
@@ -4608,7 +4594,7 @@
             </w:pPr>
             <w:r>
               <w:rPr>
-                <w:rFonts w:ascii="微软雅黑" w:eastAsia="微软雅黑" w:hAnsi="微软雅黑" w:cs="微软雅黑"/>
+                <w:rFonts w:ascii="微软雅黑" w:hAnsi="微软雅黑" w:eastAsia="微软雅黑" w:cs="微软雅黑"/>
                 <w:color w:val="FAE8C5"/>
                 <w:spacing w:val="6"/>
                 <w:position w:val="-5"/>
@@ -4635,14 +4621,14 @@
               <w:spacing w:before="175" w:line="242" w:lineRule="auto"/>
               <w:ind w:left="112" w:right="105" w:firstLine="4"/>
               <w:rPr>
-                <w:rFonts w:ascii="宋体" w:eastAsia="宋体" w:hAnsi="宋体" w:cs="宋体"/>
+                <w:rFonts w:ascii="宋体" w:hAnsi="宋体" w:eastAsia="宋体" w:cs="宋体"/>
                 <w:sz w:val="24"/>
                 <w:szCs w:val="24"/>
               </w:rPr>
             </w:pPr>
             <w:r>
               <w:rPr>
-                <w:rFonts w:ascii="宋体" w:eastAsia="宋体" w:hAnsi="宋体" w:cs="宋体"/>
+                <w:rFonts w:ascii="宋体" w:hAnsi="宋体" w:eastAsia="宋体" w:cs="宋体"/>
                 <w:spacing w:val="-4"/>
                 <w:sz w:val="24"/>
                 <w:szCs w:val="24"/>
@@ -4651,7 +4637,7 @@
             </w:r>
             <w:r>
               <w:rPr>
-                <w:rFonts w:ascii="宋体" w:eastAsia="宋体" w:hAnsi="宋体" w:cs="宋体"/>
+                <w:rFonts w:ascii="宋体" w:hAnsi="宋体" w:eastAsia="宋体" w:cs="宋体"/>
                 <w:spacing w:val="-2"/>
                 <w:sz w:val="24"/>
                 <w:szCs w:val="24"/>
@@ -4675,14 +4661,14 @@
               <w:spacing w:before="175" w:line="219" w:lineRule="auto"/>
               <w:ind w:left="120"/>
               <w:rPr>
-                <w:rFonts w:ascii="宋体" w:eastAsia="宋体" w:hAnsi="宋体" w:cs="宋体"/>
+                <w:rFonts w:ascii="宋体" w:hAnsi="宋体" w:eastAsia="宋体" w:cs="宋体"/>
                 <w:sz w:val="24"/>
                 <w:szCs w:val="24"/>
               </w:rPr>
             </w:pPr>
             <w:r>
               <w:rPr>
-                <w:rFonts w:ascii="宋体" w:eastAsia="宋体" w:hAnsi="宋体" w:cs="宋体"/>
+                <w:rFonts w:ascii="宋体" w:hAnsi="宋体" w:eastAsia="宋体" w:cs="宋体"/>
                 <w:spacing w:val="-14"/>
                 <w:sz w:val="24"/>
                 <w:szCs w:val="24"/>
@@ -4691,7 +4677,7 @@
             </w:r>
             <w:r>
               <w:rPr>
-                <w:rFonts w:ascii="宋体" w:eastAsia="宋体" w:hAnsi="宋体" w:cs="宋体"/>
+                <w:rFonts w:ascii="宋体" w:hAnsi="宋体" w:eastAsia="宋体" w:cs="宋体"/>
                 <w:spacing w:val="-43"/>
                 <w:sz w:val="24"/>
                 <w:szCs w:val="24"/>
@@ -4700,7 +4686,7 @@
             </w:r>
             <w:r>
               <w:rPr>
-                <w:rFonts w:ascii="宋体" w:eastAsia="宋体" w:hAnsi="宋体" w:cs="宋体"/>
+                <w:rFonts w:ascii="宋体" w:hAnsi="宋体" w:eastAsia="宋体" w:cs="宋体"/>
                 <w:spacing w:val="-14"/>
                 <w:sz w:val="24"/>
                 <w:szCs w:val="24"/>
@@ -4709,7 +4695,7 @@
             </w:r>
             <w:r>
               <w:rPr>
-                <w:rFonts w:ascii="宋体" w:eastAsia="宋体" w:hAnsi="宋体" w:cs="宋体"/>
+                <w:rFonts w:ascii="宋体" w:hAnsi="宋体" w:eastAsia="宋体" w:cs="宋体"/>
                 <w:spacing w:val="-45"/>
                 <w:sz w:val="24"/>
                 <w:szCs w:val="24"/>
@@ -4718,7 +4704,7 @@
             </w:r>
             <w:r>
               <w:rPr>
-                <w:rFonts w:ascii="宋体" w:eastAsia="宋体" w:hAnsi="宋体" w:cs="宋体"/>
+                <w:rFonts w:ascii="宋体" w:hAnsi="宋体" w:eastAsia="宋体" w:cs="宋体"/>
                 <w:spacing w:val="-14"/>
                 <w:sz w:val="24"/>
                 <w:szCs w:val="24"/>
@@ -4737,14 +4723,14 @@
               <w:spacing w:before="26" w:line="220" w:lineRule="auto"/>
               <w:ind w:left="671"/>
               <w:rPr>
-                <w:rFonts w:ascii="宋体" w:eastAsia="宋体" w:hAnsi="宋体" w:cs="宋体"/>
+                <w:rFonts w:ascii="宋体" w:hAnsi="宋体" w:eastAsia="宋体" w:cs="宋体"/>
                 <w:sz w:val="24"/>
                 <w:szCs w:val="24"/>
               </w:rPr>
             </w:pPr>
             <w:r>
               <w:rPr>
-                <w:rFonts w:ascii="宋体" w:eastAsia="宋体" w:hAnsi="宋体" w:cs="宋体"/>
+                <w:rFonts w:ascii="宋体" w:hAnsi="宋体" w:eastAsia="宋体" w:cs="宋体"/>
                 <w:spacing w:val="-7"/>
                 <w:sz w:val="24"/>
                 <w:szCs w:val="24"/>
@@ -4756,9 +4742,14 @@
       </w:tr>
       <w:tr>
         <w:tblPrEx>
-          <w:tblW w:w="9374" w:type="dxa"/>
-          <w:tblInd w:w="2" w:type="dxa"/>
-          <w:tblLayout w:type="fixed"/>
+          <w:tblBorders>
+            <w:top w:val="single" w:color="000000" w:sz="2" w:space="0"/>
+            <w:left w:val="single" w:color="000000" w:sz="2" w:space="0"/>
+            <w:bottom w:val="single" w:color="000000" w:sz="2" w:space="0"/>
+            <w:right w:val="single" w:color="000000" w:sz="2" w:space="0"/>
+            <w:insideH w:val="single" w:color="000000" w:sz="2" w:space="0"/>
+            <w:insideV w:val="single" w:color="000000" w:sz="2" w:space="0"/>
+          </w:tblBorders>
           <w:tblCellMar>
             <w:top w:w="0" w:type="dxa"/>
             <w:left w:w="0" w:type="dxa"/>
@@ -4767,7 +4758,7 @@
           </w:tblCellMar>
         </w:tblPrEx>
         <w:trPr>
-          <w:trHeight w:val="942"/>
+          <w:trHeight w:val="942" w:hRule="atLeast"/>
         </w:trPr>
         <w:tc>
           <w:tcPr>
@@ -4775,7 +4766,7 @@
           </w:tcPr>
           <w:p>
             <w:pPr>
-              <w:pStyle w:val="TableText"/>
+              <w:pStyle w:val="27"/>
               <w:keepLines w:val="0"/>
               <w:pageBreakBefore w:val="0"/>
               <w:widowControl w:val="0"/>
@@ -4796,14 +4787,14 @@
               <w:spacing w:before="78" w:line="241" w:lineRule="auto"/>
               <w:ind w:left="408"/>
               <w:rPr>
-                <w:rFonts w:ascii="宋体" w:eastAsia="宋体" w:hAnsi="宋体" w:cs="宋体"/>
+                <w:rFonts w:ascii="宋体" w:hAnsi="宋体" w:eastAsia="宋体" w:cs="宋体"/>
                 <w:sz w:val="24"/>
                 <w:szCs w:val="24"/>
               </w:rPr>
             </w:pPr>
             <w:r>
               <w:rPr>
-                <w:rFonts w:ascii="宋体" w:eastAsia="宋体" w:hAnsi="宋体" w:cs="宋体"/>
+                <w:rFonts w:ascii="宋体" w:hAnsi="宋体" w:eastAsia="宋体" w:cs="宋体"/>
                 <w:sz w:val="24"/>
                 <w:szCs w:val="24"/>
               </w:rPr>
@@ -4817,7 +4808,7 @@
           </w:tcPr>
           <w:p>
             <w:pPr>
-              <w:pStyle w:val="TableText"/>
+              <w:pStyle w:val="27"/>
               <w:keepLines w:val="0"/>
               <w:pageBreakBefore w:val="0"/>
               <w:widowControl w:val="0"/>
@@ -4838,14 +4829,14 @@
               <w:spacing w:before="78" w:line="221" w:lineRule="auto"/>
               <w:ind w:left="212"/>
               <w:rPr>
-                <w:rFonts w:ascii="宋体" w:eastAsia="宋体" w:hAnsi="宋体" w:cs="宋体"/>
+                <w:rFonts w:ascii="宋体" w:hAnsi="宋体" w:eastAsia="宋体" w:cs="宋体"/>
                 <w:sz w:val="24"/>
                 <w:szCs w:val="24"/>
               </w:rPr>
             </w:pPr>
             <w:r>
               <w:rPr>
-                <w:rFonts w:ascii="宋体" w:eastAsia="宋体" w:hAnsi="宋体" w:cs="宋体"/>
+                <w:rFonts w:ascii="宋体" w:hAnsi="宋体" w:eastAsia="宋体" w:cs="宋体"/>
                 <w:spacing w:val="-16"/>
                 <w:sz w:val="24"/>
                 <w:szCs w:val="24"/>
@@ -4869,14 +4860,14 @@
               <w:spacing w:before="273" w:line="389" w:lineRule="exact"/>
               <w:ind w:left="326"/>
               <w:rPr>
-                <w:rFonts w:ascii="微软雅黑" w:eastAsia="微软雅黑" w:hAnsi="微软雅黑" w:cs="微软雅黑"/>
+                <w:rFonts w:ascii="微软雅黑" w:hAnsi="微软雅黑" w:eastAsia="微软雅黑" w:cs="微软雅黑"/>
                 <w:sz w:val="47"/>
                 <w:szCs w:val="47"/>
               </w:rPr>
             </w:pPr>
             <w:r>
               <w:rPr>
-                <w:rFonts w:ascii="微软雅黑" w:eastAsia="微软雅黑" w:hAnsi="微软雅黑" w:cs="微软雅黑"/>
+                <w:rFonts w:ascii="微软雅黑" w:hAnsi="微软雅黑" w:eastAsia="微软雅黑" w:cs="微软雅黑"/>
                 <w:color w:val="FAE8C5"/>
                 <w:spacing w:val="5"/>
                 <w:position w:val="-5"/>
@@ -4903,14 +4894,14 @@
               <w:spacing w:before="38" w:line="229" w:lineRule="auto"/>
               <w:ind w:left="116" w:right="105"/>
               <w:rPr>
-                <w:rFonts w:ascii="宋体" w:eastAsia="宋体" w:hAnsi="宋体" w:cs="宋体"/>
+                <w:rFonts w:ascii="宋体" w:hAnsi="宋体" w:eastAsia="宋体" w:cs="宋体"/>
                 <w:sz w:val="24"/>
                 <w:szCs w:val="24"/>
               </w:rPr>
             </w:pPr>
             <w:r>
               <w:rPr>
-                <w:rFonts w:ascii="宋体" w:eastAsia="宋体" w:hAnsi="宋体" w:cs="宋体"/>
+                <w:rFonts w:ascii="宋体" w:hAnsi="宋体" w:eastAsia="宋体" w:cs="宋体"/>
                 <w:spacing w:val="-4"/>
                 <w:sz w:val="24"/>
                 <w:szCs w:val="24"/>
@@ -4919,7 +4910,7 @@
             </w:r>
             <w:r>
               <w:rPr>
-                <w:rFonts w:ascii="宋体" w:eastAsia="宋体" w:hAnsi="宋体" w:cs="宋体"/>
+                <w:rFonts w:ascii="宋体" w:hAnsi="宋体" w:eastAsia="宋体" w:cs="宋体"/>
                 <w:spacing w:val="-2"/>
                 <w:sz w:val="24"/>
                 <w:szCs w:val="24"/>
@@ -4928,7 +4919,7 @@
             </w:r>
             <w:r>
               <w:rPr>
-                <w:rFonts w:ascii="宋体" w:eastAsia="宋体" w:hAnsi="宋体" w:cs="宋体"/>
+                <w:rFonts w:ascii="宋体" w:hAnsi="宋体" w:eastAsia="宋体" w:cs="宋体"/>
                 <w:spacing w:val="-4"/>
                 <w:sz w:val="24"/>
                 <w:szCs w:val="24"/>
@@ -4952,14 +4943,14 @@
               <w:spacing w:before="195" w:line="219" w:lineRule="auto"/>
               <w:ind w:left="115"/>
               <w:rPr>
-                <w:rFonts w:ascii="宋体" w:eastAsia="宋体" w:hAnsi="宋体" w:cs="宋体"/>
+                <w:rFonts w:ascii="宋体" w:hAnsi="宋体" w:eastAsia="宋体" w:cs="宋体"/>
                 <w:sz w:val="24"/>
                 <w:szCs w:val="24"/>
               </w:rPr>
             </w:pPr>
             <w:r>
               <w:rPr>
-                <w:rFonts w:ascii="宋体" w:eastAsia="宋体" w:hAnsi="宋体" w:cs="宋体"/>
+                <w:rFonts w:ascii="宋体" w:hAnsi="宋体" w:eastAsia="宋体" w:cs="宋体"/>
                 <w:spacing w:val="-13"/>
                 <w:sz w:val="24"/>
                 <w:szCs w:val="24"/>
@@ -4968,7 +4959,7 @@
             </w:r>
             <w:r>
               <w:rPr>
-                <w:rFonts w:ascii="宋体" w:eastAsia="宋体" w:hAnsi="宋体" w:cs="宋体"/>
+                <w:rFonts w:ascii="宋体" w:hAnsi="宋体" w:eastAsia="宋体" w:cs="宋体"/>
                 <w:spacing w:val="-43"/>
                 <w:sz w:val="24"/>
                 <w:szCs w:val="24"/>
@@ -4977,7 +4968,7 @@
             </w:r>
             <w:r>
               <w:rPr>
-                <w:rFonts w:ascii="宋体" w:eastAsia="宋体" w:hAnsi="宋体" w:cs="宋体"/>
+                <w:rFonts w:ascii="宋体" w:hAnsi="宋体" w:eastAsia="宋体" w:cs="宋体"/>
                 <w:spacing w:val="-13"/>
                 <w:sz w:val="24"/>
                 <w:szCs w:val="24"/>
@@ -4986,7 +4977,7 @@
             </w:r>
             <w:r>
               <w:rPr>
-                <w:rFonts w:ascii="宋体" w:eastAsia="宋体" w:hAnsi="宋体" w:cs="宋体"/>
+                <w:rFonts w:ascii="宋体" w:hAnsi="宋体" w:eastAsia="宋体" w:cs="宋体"/>
                 <w:spacing w:val="-50"/>
                 <w:sz w:val="24"/>
                 <w:szCs w:val="24"/>
@@ -4995,7 +4986,7 @@
             </w:r>
             <w:r>
               <w:rPr>
-                <w:rFonts w:ascii="宋体" w:eastAsia="宋体" w:hAnsi="宋体" w:cs="宋体"/>
+                <w:rFonts w:ascii="宋体" w:hAnsi="宋体" w:eastAsia="宋体" w:cs="宋体"/>
                 <w:spacing w:val="-13"/>
                 <w:sz w:val="24"/>
                 <w:szCs w:val="24"/>
@@ -5014,14 +5005,14 @@
               <w:spacing w:before="26" w:line="220" w:lineRule="auto"/>
               <w:ind w:left="671"/>
               <w:rPr>
-                <w:rFonts w:ascii="宋体" w:eastAsia="宋体" w:hAnsi="宋体" w:cs="宋体"/>
+                <w:rFonts w:ascii="宋体" w:hAnsi="宋体" w:eastAsia="宋体" w:cs="宋体"/>
                 <w:sz w:val="24"/>
                 <w:szCs w:val="24"/>
               </w:rPr>
             </w:pPr>
             <w:r>
               <w:rPr>
-                <w:rFonts w:ascii="宋体" w:eastAsia="宋体" w:hAnsi="宋体" w:cs="宋体"/>
+                <w:rFonts w:ascii="宋体" w:hAnsi="宋体" w:eastAsia="宋体" w:cs="宋体"/>
                 <w:spacing w:val="-7"/>
                 <w:sz w:val="24"/>
                 <w:szCs w:val="24"/>
@@ -5033,9 +5024,14 @@
       </w:tr>
       <w:tr>
         <w:tblPrEx>
-          <w:tblW w:w="9374" w:type="dxa"/>
-          <w:tblInd w:w="2" w:type="dxa"/>
-          <w:tblLayout w:type="fixed"/>
+          <w:tblBorders>
+            <w:top w:val="single" w:color="000000" w:sz="2" w:space="0"/>
+            <w:left w:val="single" w:color="000000" w:sz="2" w:space="0"/>
+            <w:bottom w:val="single" w:color="000000" w:sz="2" w:space="0"/>
+            <w:right w:val="single" w:color="000000" w:sz="2" w:space="0"/>
+            <w:insideH w:val="single" w:color="000000" w:sz="2" w:space="0"/>
+            <w:insideV w:val="single" w:color="000000" w:sz="2" w:space="0"/>
+          </w:tblBorders>
           <w:tblCellMar>
             <w:top w:w="0" w:type="dxa"/>
             <w:left w:w="0" w:type="dxa"/>
@@ -5044,7 +5040,7 @@
           </w:tblCellMar>
         </w:tblPrEx>
         <w:trPr>
-          <w:trHeight w:val="1256"/>
+          <w:trHeight w:val="1256" w:hRule="atLeast"/>
         </w:trPr>
         <w:tc>
           <w:tcPr>
@@ -5052,7 +5048,7 @@
           </w:tcPr>
           <w:p>
             <w:pPr>
-              <w:pStyle w:val="TableText"/>
+              <w:pStyle w:val="27"/>
               <w:keepLines w:val="0"/>
               <w:pageBreakBefore w:val="0"/>
               <w:widowControl w:val="0"/>
@@ -5073,14 +5069,14 @@
               <w:spacing w:before="78"/>
               <w:ind w:left="414"/>
               <w:rPr>
-                <w:rFonts w:ascii="宋体" w:eastAsia="宋体" w:hAnsi="宋体" w:cs="宋体"/>
+                <w:rFonts w:ascii="宋体" w:hAnsi="宋体" w:eastAsia="宋体" w:cs="宋体"/>
                 <w:sz w:val="24"/>
                 <w:szCs w:val="24"/>
               </w:rPr>
             </w:pPr>
             <w:r>
               <w:rPr>
-                <w:rFonts w:ascii="宋体" w:eastAsia="宋体" w:hAnsi="宋体" w:cs="宋体"/>
+                <w:rFonts w:ascii="宋体" w:hAnsi="宋体" w:eastAsia="宋体" w:cs="宋体"/>
                 <w:sz w:val="24"/>
                 <w:szCs w:val="24"/>
               </w:rPr>
@@ -5094,7 +5090,7 @@
           </w:tcPr>
           <w:p>
             <w:pPr>
-              <w:pStyle w:val="TableText"/>
+              <w:pStyle w:val="27"/>
               <w:keepLines w:val="0"/>
               <w:pageBreakBefore w:val="0"/>
               <w:widowControl w:val="0"/>
@@ -5115,14 +5111,14 @@
               <w:spacing w:before="78" w:line="221" w:lineRule="auto"/>
               <w:ind w:left="193"/>
               <w:rPr>
-                <w:rFonts w:ascii="宋体" w:eastAsia="宋体" w:hAnsi="宋体" w:cs="宋体"/>
+                <w:rFonts w:ascii="宋体" w:hAnsi="宋体" w:eastAsia="宋体" w:cs="宋体"/>
                 <w:sz w:val="24"/>
                 <w:szCs w:val="24"/>
               </w:rPr>
             </w:pPr>
             <w:r>
               <w:rPr>
-                <w:rFonts w:ascii="宋体" w:eastAsia="宋体" w:hAnsi="宋体" w:cs="宋体"/>
+                <w:rFonts w:ascii="宋体" w:hAnsi="宋体" w:eastAsia="宋体" w:cs="宋体"/>
                 <w:spacing w:val="-7"/>
                 <w:sz w:val="24"/>
                 <w:szCs w:val="24"/>
@@ -5146,14 +5142,14 @@
               <w:spacing w:before="428" w:line="389" w:lineRule="exact"/>
               <w:ind w:left="121"/>
               <w:rPr>
-                <w:rFonts w:ascii="微软雅黑" w:eastAsia="微软雅黑" w:hAnsi="微软雅黑" w:cs="微软雅黑"/>
+                <w:rFonts w:ascii="微软雅黑" w:hAnsi="微软雅黑" w:eastAsia="微软雅黑" w:cs="微软雅黑"/>
                 <w:sz w:val="47"/>
                 <w:szCs w:val="47"/>
               </w:rPr>
             </w:pPr>
             <w:r>
               <w:rPr>
-                <w:rFonts w:ascii="微软雅黑" w:eastAsia="微软雅黑" w:hAnsi="微软雅黑" w:cs="微软雅黑"/>
+                <w:rFonts w:ascii="微软雅黑" w:hAnsi="微软雅黑" w:eastAsia="微软雅黑" w:cs="微软雅黑"/>
                 <w:color w:val="F8EBCE"/>
                 <w:spacing w:val="7"/>
                 <w:position w:val="-5"/>
@@ -5180,14 +5176,14 @@
               <w:spacing w:before="39" w:line="232" w:lineRule="auto"/>
               <w:ind w:left="112" w:right="105" w:firstLine="4"/>
               <w:rPr>
-                <w:rFonts w:ascii="宋体" w:eastAsia="宋体" w:hAnsi="宋体" w:cs="宋体"/>
+                <w:rFonts w:ascii="宋体" w:hAnsi="宋体" w:eastAsia="宋体" w:cs="宋体"/>
                 <w:sz w:val="24"/>
                 <w:szCs w:val="24"/>
               </w:rPr>
             </w:pPr>
             <w:r>
               <w:rPr>
-                <w:rFonts w:ascii="宋体" w:eastAsia="宋体" w:hAnsi="宋体" w:cs="宋体"/>
+                <w:rFonts w:ascii="宋体" w:hAnsi="宋体" w:eastAsia="宋体" w:cs="宋体"/>
                 <w:spacing w:val="-4"/>
                 <w:sz w:val="24"/>
                 <w:szCs w:val="24"/>
@@ -5196,7 +5192,7 @@
             </w:r>
             <w:r>
               <w:rPr>
-                <w:rFonts w:ascii="宋体" w:eastAsia="宋体" w:hAnsi="宋体" w:cs="宋体"/>
+                <w:rFonts w:ascii="宋体" w:hAnsi="宋体" w:eastAsia="宋体" w:cs="宋体"/>
                 <w:spacing w:val="-1"/>
                 <w:sz w:val="24"/>
                 <w:szCs w:val="24"/>
@@ -5205,7 +5201,7 @@
             </w:r>
             <w:r>
               <w:rPr>
-                <w:rFonts w:ascii="宋体" w:eastAsia="宋体" w:hAnsi="宋体" w:cs="宋体"/>
+                <w:rFonts w:ascii="宋体" w:hAnsi="宋体" w:eastAsia="宋体" w:cs="宋体"/>
                 <w:spacing w:val="-4"/>
                 <w:sz w:val="24"/>
                 <w:szCs w:val="24"/>
@@ -5214,7 +5210,7 @@
             </w:r>
             <w:r>
               <w:rPr>
-                <w:rFonts w:ascii="宋体" w:eastAsia="宋体" w:hAnsi="宋体" w:cs="宋体"/>
+                <w:rFonts w:ascii="宋体" w:hAnsi="宋体" w:eastAsia="宋体" w:cs="宋体"/>
                 <w:spacing w:val="-5"/>
                 <w:sz w:val="24"/>
                 <w:szCs w:val="24"/>
@@ -5229,7 +5225,7 @@
           </w:tcPr>
           <w:p>
             <w:pPr>
-              <w:pStyle w:val="TableText"/>
+              <w:pStyle w:val="27"/>
               <w:keepLines w:val="0"/>
               <w:pageBreakBefore w:val="0"/>
               <w:widowControl w:val="0"/>
@@ -5250,14 +5246,14 @@
               <w:spacing w:before="78" w:line="219" w:lineRule="auto"/>
               <w:ind w:left="161"/>
               <w:rPr>
-                <w:rFonts w:ascii="宋体" w:eastAsia="宋体" w:hAnsi="宋体" w:cs="宋体"/>
+                <w:rFonts w:ascii="宋体" w:hAnsi="宋体" w:eastAsia="宋体" w:cs="宋体"/>
                 <w:sz w:val="24"/>
                 <w:szCs w:val="24"/>
               </w:rPr>
             </w:pPr>
             <w:r>
               <w:rPr>
-                <w:rFonts w:ascii="宋体" w:eastAsia="宋体" w:hAnsi="宋体" w:cs="宋体"/>
+                <w:rFonts w:ascii="宋体" w:hAnsi="宋体" w:eastAsia="宋体" w:cs="宋体"/>
                 <w:spacing w:val="-3"/>
                 <w:sz w:val="24"/>
                 <w:szCs w:val="24"/>
@@ -5266,7 +5262,7 @@
             </w:r>
             <w:r>
               <w:rPr>
-                <w:rFonts w:ascii="宋体" w:eastAsia="宋体" w:hAnsi="宋体" w:cs="宋体"/>
+                <w:rFonts w:ascii="宋体" w:hAnsi="宋体" w:eastAsia="宋体" w:cs="宋体"/>
                 <w:spacing w:val="-45"/>
                 <w:sz w:val="24"/>
                 <w:szCs w:val="24"/>
@@ -5275,7 +5271,7 @@
             </w:r>
             <w:r>
               <w:rPr>
-                <w:rFonts w:ascii="宋体" w:eastAsia="宋体" w:hAnsi="宋体" w:cs="宋体"/>
+                <w:rFonts w:ascii="宋体" w:hAnsi="宋体" w:eastAsia="宋体" w:cs="宋体"/>
                 <w:spacing w:val="-3"/>
                 <w:sz w:val="24"/>
                 <w:szCs w:val="24"/>
@@ -5294,14 +5290,14 @@
               <w:spacing w:before="26" w:line="220" w:lineRule="auto"/>
               <w:ind w:left="521"/>
               <w:rPr>
-                <w:rFonts w:ascii="宋体" w:eastAsia="宋体" w:hAnsi="宋体" w:cs="宋体"/>
+                <w:rFonts w:ascii="宋体" w:hAnsi="宋体" w:eastAsia="宋体" w:cs="宋体"/>
                 <w:sz w:val="24"/>
                 <w:szCs w:val="24"/>
               </w:rPr>
             </w:pPr>
             <w:r>
               <w:rPr>
-                <w:rFonts w:ascii="宋体" w:eastAsia="宋体" w:hAnsi="宋体" w:cs="宋体"/>
+                <w:rFonts w:ascii="宋体" w:hAnsi="宋体" w:eastAsia="宋体" w:cs="宋体"/>
                 <w:spacing w:val="-6"/>
                 <w:sz w:val="24"/>
                 <w:szCs w:val="24"/>
@@ -5310,7 +5306,7 @@
             </w:r>
             <w:r>
               <w:rPr>
-                <w:rFonts w:ascii="宋体" w:eastAsia="宋体" w:hAnsi="宋体" w:cs="宋体"/>
+                <w:rFonts w:ascii="宋体" w:hAnsi="宋体" w:eastAsia="宋体" w:cs="宋体"/>
                 <w:spacing w:val="-48"/>
                 <w:sz w:val="24"/>
                 <w:szCs w:val="24"/>
@@ -5319,7 +5315,7 @@
             </w:r>
             <w:r>
               <w:rPr>
-                <w:rFonts w:ascii="宋体" w:eastAsia="宋体" w:hAnsi="宋体" w:cs="宋体"/>
+                <w:rFonts w:ascii="宋体" w:hAnsi="宋体" w:eastAsia="宋体" w:cs="宋体"/>
                 <w:spacing w:val="-6"/>
                 <w:sz w:val="24"/>
                 <w:szCs w:val="24"/>
@@ -5341,14 +5337,14 @@
         <w:spacing w:before="34" w:line="219" w:lineRule="auto"/>
         <w:ind w:left="551"/>
         <w:rPr>
-          <w:rFonts w:ascii="宋体" w:eastAsia="宋体" w:hAnsi="宋体" w:cs="宋体"/>
-          <w:sz w:val="24"/>
-          <w:szCs w:val="24"/>
-        </w:rPr>
-      </w:pPr>
-      <w:r>
-        <w:rPr>
-          <w:rFonts w:ascii="宋体" w:eastAsia="宋体" w:hAnsi="宋体" w:cs="宋体"/>
+          <w:rFonts w:ascii="宋体" w:hAnsi="宋体" w:eastAsia="宋体" w:cs="宋体"/>
+          <w:sz w:val="24"/>
+          <w:szCs w:val="24"/>
+        </w:rPr>
+      </w:pPr>
+      <w:r>
+        <w:rPr>
+          <w:rFonts w:ascii="宋体" w:hAnsi="宋体" w:eastAsia="宋体" w:cs="宋体"/>
           <w:spacing w:val="-4"/>
           <w:sz w:val="24"/>
           <w:szCs w:val="24"/>
@@ -5358,7 +5354,7 @@
     </w:p>
     <w:p>
       <w:pPr>
-        <w:pStyle w:val="2"/>
+        <w:pStyle w:val="30"/>
         <w:keepLines w:val="0"/>
         <w:pageBreakBefore w:val="0"/>
         <w:widowControl w:val="0"/>
@@ -5366,7 +5362,7 @@
         <w:overflowPunct/>
         <w:bidi w:val="0"/>
       </w:pPr>
-      <w:bookmarkStart w:id="18" w:name="_Toc12117"/>
+      <w:bookmarkStart w:id="18" w:name="_Toc20241"/>
       <w:r>
         <w:rPr>
           <w:rFonts w:hint="eastAsia"/>
@@ -5392,17 +5388,17 @@
         <w:adjustRightInd w:val="0"/>
         <w:snapToGrid w:val="0"/>
         <w:spacing w:line="360" w:lineRule="auto"/>
-        <w:ind w:left="0" w:right="0" w:firstLine="420" w:firstLineChars="200"/>
+        <w:ind w:left="0" w:right="0" w:firstLine="468" w:firstLineChars="200"/>
         <w:textAlignment w:val="baseline"/>
         <w:rPr>
-          <w:rFonts w:ascii="宋体" w:eastAsia="宋体" w:hAnsi="宋体" w:cs="宋体"/>
-          <w:sz w:val="24"/>
-          <w:szCs w:val="24"/>
-        </w:rPr>
-      </w:pPr>
-      <w:r>
-        <w:rPr>
-          <w:rFonts w:ascii="宋体" w:eastAsia="宋体" w:hAnsi="宋体" w:cs="宋体"/>
+          <w:rFonts w:ascii="宋体" w:hAnsi="宋体" w:eastAsia="宋体" w:cs="宋体"/>
+          <w:sz w:val="24"/>
+          <w:szCs w:val="24"/>
+        </w:rPr>
+      </w:pPr>
+      <w:r>
+        <w:rPr>
+          <w:rFonts w:ascii="宋体" w:hAnsi="宋体" w:eastAsia="宋体" w:cs="宋体"/>
           <w:spacing w:val="-3"/>
           <w:sz w:val="24"/>
           <w:szCs w:val="24"/>
@@ -5411,7 +5407,7 @@
       </w:r>
       <w:r>
         <w:rPr>
-          <w:rFonts w:ascii="宋体" w:hAnsi="宋体" w:cs="宋体" w:hint="eastAsia"/>
+          <w:rFonts w:hint="eastAsia" w:ascii="宋体" w:hAnsi="宋体" w:cs="宋体"/>
           <w:spacing w:val="-3"/>
           <w:sz w:val="24"/>
           <w:szCs w:val="24"/>
@@ -5421,7 +5417,7 @@
       </w:r>
       <w:r>
         <w:rPr>
-          <w:rFonts w:ascii="宋体" w:eastAsia="宋体" w:hAnsi="宋体" w:cs="宋体"/>
+          <w:rFonts w:ascii="宋体" w:hAnsi="宋体" w:eastAsia="宋体" w:cs="宋体"/>
           <w:spacing w:val="-3"/>
           <w:sz w:val="24"/>
           <w:szCs w:val="24"/>
@@ -5430,7 +5426,7 @@
       </w:r>
       <w:r>
         <w:rPr>
-          <w:rFonts w:ascii="宋体" w:hAnsi="宋体" w:cs="宋体" w:hint="eastAsia"/>
+          <w:rFonts w:hint="eastAsia" w:ascii="宋体" w:hAnsi="宋体" w:cs="宋体"/>
           <w:spacing w:val="-3"/>
           <w:sz w:val="24"/>
           <w:szCs w:val="24"/>
@@ -5440,7 +5436,7 @@
       </w:r>
       <w:r>
         <w:rPr>
-          <w:rFonts w:ascii="宋体" w:eastAsia="宋体" w:hAnsi="宋体" w:cs="宋体"/>
+          <w:rFonts w:ascii="宋体" w:hAnsi="宋体" w:eastAsia="宋体" w:cs="宋体"/>
           <w:spacing w:val="-1"/>
           <w:sz w:val="24"/>
           <w:szCs w:val="24"/>
@@ -5467,14 +5463,14 @@
         <w:ind w:left="0" w:right="0" w:firstLine="0" w:firstLineChars="0"/>
         <w:textAlignment w:val="baseline"/>
         <w:rPr>
-          <w:rFonts w:ascii="宋体" w:eastAsia="宋体" w:hAnsi="宋体" w:cs="宋体"/>
-          <w:sz w:val="24"/>
-          <w:szCs w:val="24"/>
-        </w:rPr>
-      </w:pPr>
-      <w:r>
-        <w:rPr>
-          <w:rFonts w:ascii="宋体" w:eastAsia="宋体" w:hAnsi="宋体" w:cs="宋体"/>
+          <w:rFonts w:ascii="宋体" w:hAnsi="宋体" w:eastAsia="宋体" w:cs="宋体"/>
+          <w:sz w:val="24"/>
+          <w:szCs w:val="24"/>
+        </w:rPr>
+      </w:pPr>
+      <w:r>
+        <w:rPr>
+          <w:rFonts w:ascii="宋体" w:hAnsi="宋体" w:eastAsia="宋体" w:cs="宋体"/>
           <w:spacing w:val="-1"/>
           <w:sz w:val="24"/>
           <w:szCs w:val="24"/>
@@ -5501,14 +5497,14 @@
         <w:ind w:left="0" w:right="0" w:firstLine="0" w:firstLineChars="0"/>
         <w:textAlignment w:val="baseline"/>
         <w:rPr>
-          <w:rFonts w:ascii="宋体" w:eastAsia="宋体" w:hAnsi="宋体" w:cs="宋体"/>
-          <w:sz w:val="24"/>
-          <w:szCs w:val="24"/>
-        </w:rPr>
-      </w:pPr>
-      <w:r>
-        <w:rPr>
-          <w:rFonts w:ascii="宋体" w:eastAsia="宋体" w:hAnsi="宋体" w:cs="宋体"/>
+          <w:rFonts w:ascii="宋体" w:hAnsi="宋体" w:eastAsia="宋体" w:cs="宋体"/>
+          <w:sz w:val="24"/>
+          <w:szCs w:val="24"/>
+        </w:rPr>
+      </w:pPr>
+      <w:r>
+        <w:rPr>
+          <w:rFonts w:ascii="宋体" w:hAnsi="宋体" w:eastAsia="宋体" w:cs="宋体"/>
           <w:spacing w:val="-1"/>
           <w:sz w:val="24"/>
           <w:szCs w:val="24"/>
@@ -5517,7 +5513,7 @@
       </w:r>
       <w:r>
         <w:rPr>
-          <w:rFonts w:ascii="宋体" w:eastAsia="宋体" w:hAnsi="宋体" w:cs="宋体" w:hint="eastAsia"/>
+          <w:rFonts w:hint="eastAsia" w:ascii="宋体" w:hAnsi="宋体" w:eastAsia="宋体" w:cs="宋体"/>
           <w:spacing w:val="-1"/>
           <w:sz w:val="24"/>
           <w:szCs w:val="24"/>
@@ -5527,7 +5523,7 @@
       </w:r>
       <w:r>
         <w:rPr>
-          <w:rFonts w:ascii="宋体" w:eastAsia="宋体" w:hAnsi="宋体" w:cs="宋体"/>
+          <w:rFonts w:ascii="宋体" w:hAnsi="宋体" w:eastAsia="宋体" w:cs="宋体"/>
           <w:spacing w:val="-1"/>
           <w:sz w:val="24"/>
           <w:szCs w:val="24"/>
@@ -5537,7 +5533,7 @@
     </w:p>
     <w:p>
       <w:pPr>
-        <w:pStyle w:val="3"/>
+        <w:pStyle w:val="31"/>
         <w:keepLines w:val="0"/>
         <w:pageBreakBefore w:val="0"/>
         <w:widowControl w:val="0"/>
@@ -5545,7 +5541,7 @@
         <w:overflowPunct/>
         <w:bidi w:val="0"/>
       </w:pPr>
-      <w:bookmarkStart w:id="19" w:name="_Toc20157"/>
+      <w:bookmarkStart w:id="19" w:name="_Toc23829"/>
       <w:r>
         <w:t>笔试</w:t>
       </w:r>
@@ -5571,17 +5567,17 @@
         <w:adjustRightInd w:val="0"/>
         <w:snapToGrid w:val="0"/>
         <w:spacing w:line="360" w:lineRule="auto"/>
-        <w:ind w:left="425" w:right="0" w:hanging="425" w:leftChars="0" w:firstLineChars="0"/>
+        <w:ind w:left="425" w:leftChars="0" w:right="0" w:hanging="425" w:firstLineChars="0"/>
         <w:textAlignment w:val="baseline"/>
         <w:rPr>
-          <w:rFonts w:ascii="宋体" w:eastAsia="宋体" w:hAnsi="宋体" w:cs="宋体"/>
-          <w:sz w:val="24"/>
-          <w:szCs w:val="24"/>
-        </w:rPr>
-      </w:pPr>
-      <w:r>
-        <w:rPr>
-          <w:rFonts w:ascii="宋体" w:eastAsia="宋体" w:hAnsi="宋体" w:cs="宋体" w:hint="eastAsia"/>
+          <w:rFonts w:ascii="宋体" w:hAnsi="宋体" w:eastAsia="宋体" w:cs="宋体"/>
+          <w:sz w:val="24"/>
+          <w:szCs w:val="24"/>
+        </w:rPr>
+      </w:pPr>
+      <w:r>
+        <w:rPr>
+          <w:rFonts w:hint="eastAsia" w:ascii="宋体" w:hAnsi="宋体" w:eastAsia="宋体" w:cs="宋体"/>
           <w:sz w:val="24"/>
           <w:szCs w:val="24"/>
           <w:lang w:val="en-US" w:eastAsia="zh-CN"/>
@@ -5590,7 +5586,7 @@
       </w:r>
       <w:r>
         <w:rPr>
-          <w:rFonts w:ascii="宋体" w:eastAsia="宋体" w:hAnsi="宋体" w:cs="宋体"/>
+          <w:rFonts w:ascii="宋体" w:hAnsi="宋体" w:eastAsia="宋体" w:cs="宋体"/>
           <w:sz w:val="24"/>
           <w:szCs w:val="24"/>
         </w:rPr>
@@ -5598,7 +5594,7 @@
       </w:r>
       <w:r>
         <w:rPr>
-          <w:rFonts w:ascii="宋体" w:eastAsia="宋体" w:hAnsi="宋体" w:cs="宋体" w:hint="eastAsia"/>
+          <w:rFonts w:hint="eastAsia" w:ascii="宋体" w:hAnsi="宋体" w:eastAsia="宋体" w:cs="宋体"/>
           <w:sz w:val="24"/>
           <w:szCs w:val="24"/>
           <w:lang w:eastAsia="zh-CN"/>
@@ -5607,7 +5603,7 @@
       </w:r>
       <w:r>
         <w:rPr>
-          <w:rFonts w:ascii="宋体" w:eastAsia="宋体" w:hAnsi="宋体" w:cs="宋体"/>
+          <w:rFonts w:ascii="宋体" w:hAnsi="宋体" w:eastAsia="宋体" w:cs="宋体"/>
           <w:sz w:val="24"/>
           <w:szCs w:val="24"/>
         </w:rPr>
@@ -5615,7 +5611,7 @@
       </w:r>
       <w:r>
         <w:rPr>
-          <w:rFonts w:ascii="宋体" w:eastAsia="宋体" w:hAnsi="宋体" w:cs="宋体"/>
+          <w:rFonts w:ascii="宋体" w:hAnsi="宋体" w:eastAsia="宋体" w:cs="宋体"/>
           <w:spacing w:val="-1"/>
           <w:sz w:val="24"/>
           <w:szCs w:val="24"/>
@@ -5624,7 +5620,7 @@
       </w:r>
       <w:r>
         <w:rPr>
-          <w:rFonts w:ascii="宋体" w:eastAsia="宋体" w:hAnsi="宋体" w:cs="宋体"/>
+          <w:rFonts w:ascii="宋体" w:hAnsi="宋体" w:eastAsia="宋体" w:cs="宋体"/>
           <w:sz w:val="24"/>
           <w:szCs w:val="24"/>
         </w:rPr>
@@ -5632,7 +5628,7 @@
       </w:r>
       <w:r>
         <w:rPr>
-          <w:rFonts w:ascii="宋体" w:eastAsia="宋体" w:hAnsi="宋体" w:cs="宋体" w:hint="eastAsia"/>
+          <w:rFonts w:hint="eastAsia" w:ascii="宋体" w:hAnsi="宋体" w:eastAsia="宋体" w:cs="宋体"/>
           <w:sz w:val="24"/>
           <w:szCs w:val="24"/>
           <w:lang w:eastAsia="zh-CN"/>
@@ -5641,7 +5637,7 @@
       </w:r>
       <w:r>
         <w:rPr>
-          <w:rFonts w:ascii="宋体" w:eastAsia="宋体" w:hAnsi="宋体" w:cs="宋体"/>
+          <w:rFonts w:ascii="宋体" w:hAnsi="宋体" w:eastAsia="宋体" w:cs="宋体"/>
           <w:sz w:val="24"/>
           <w:szCs w:val="24"/>
         </w:rPr>
@@ -5649,7 +5645,7 @@
       </w:r>
       <w:r>
         <w:rPr>
-          <w:rFonts w:ascii="宋体" w:eastAsia="宋体" w:hAnsi="宋体" w:cs="宋体"/>
+          <w:rFonts w:ascii="宋体" w:hAnsi="宋体" w:eastAsia="宋体" w:cs="宋体"/>
           <w:spacing w:val="-11"/>
           <w:sz w:val="24"/>
           <w:szCs w:val="24"/>
@@ -5658,7 +5654,7 @@
       </w:r>
       <w:r>
         <w:rPr>
-          <w:rFonts w:ascii="宋体" w:eastAsia="宋体" w:hAnsi="宋体" w:cs="宋体"/>
+          <w:rFonts w:ascii="宋体" w:hAnsi="宋体" w:eastAsia="宋体" w:cs="宋体"/>
           <w:spacing w:val="-54"/>
           <w:sz w:val="24"/>
           <w:szCs w:val="24"/>
@@ -5667,7 +5663,7 @@
       </w:r>
       <w:r>
         <w:rPr>
-          <w:rFonts w:ascii="宋体" w:eastAsia="宋体" w:hAnsi="宋体" w:cs="宋体"/>
+          <w:rFonts w:ascii="宋体" w:hAnsi="宋体" w:eastAsia="宋体" w:cs="宋体"/>
           <w:spacing w:val="-12"/>
           <w:sz w:val="24"/>
           <w:szCs w:val="24"/>
@@ -5676,7 +5672,7 @@
       </w:r>
       <w:r>
         <w:rPr>
-          <w:rFonts w:ascii="宋体" w:eastAsia="宋体" w:hAnsi="宋体" w:cs="宋体"/>
+          <w:rFonts w:ascii="宋体" w:hAnsi="宋体" w:eastAsia="宋体" w:cs="宋体"/>
           <w:spacing w:val="-1"/>
           <w:sz w:val="24"/>
           <w:szCs w:val="24"/>
@@ -5704,17 +5700,17 @@
         <w:adjustRightInd w:val="0"/>
         <w:snapToGrid w:val="0"/>
         <w:spacing w:line="360" w:lineRule="auto"/>
-        <w:ind w:left="425" w:right="0" w:hanging="425" w:leftChars="0" w:firstLineChars="0"/>
+        <w:ind w:left="425" w:leftChars="0" w:right="0" w:hanging="425" w:firstLineChars="0"/>
         <w:textAlignment w:val="baseline"/>
         <w:rPr>
-          <w:rFonts w:ascii="宋体" w:eastAsia="宋体" w:hAnsi="宋体" w:cs="宋体"/>
-          <w:sz w:val="24"/>
-          <w:szCs w:val="24"/>
-        </w:rPr>
-      </w:pPr>
-      <w:r>
-        <w:rPr>
-          <w:rFonts w:ascii="宋体" w:eastAsia="宋体" w:hAnsi="宋体" w:cs="宋体"/>
+          <w:rFonts w:ascii="宋体" w:hAnsi="宋体" w:eastAsia="宋体" w:cs="宋体"/>
+          <w:sz w:val="24"/>
+          <w:szCs w:val="24"/>
+        </w:rPr>
+      </w:pPr>
+      <w:r>
+        <w:rPr>
+          <w:rFonts w:ascii="宋体" w:hAnsi="宋体" w:eastAsia="宋体" w:cs="宋体"/>
           <w:sz w:val="24"/>
           <w:szCs w:val="24"/>
         </w:rPr>
@@ -5722,7 +5718,7 @@
       </w:r>
       <w:r>
         <w:rPr>
-          <w:rFonts w:ascii="宋体" w:eastAsia="宋体" w:hAnsi="宋体" w:cs="宋体" w:hint="eastAsia"/>
+          <w:rFonts w:hint="eastAsia" w:ascii="宋体" w:hAnsi="宋体" w:eastAsia="宋体" w:cs="宋体"/>
           <w:sz w:val="24"/>
           <w:szCs w:val="24"/>
           <w:lang w:eastAsia="zh-CN"/>
@@ -5731,7 +5727,7 @@
       </w:r>
       <w:r>
         <w:rPr>
-          <w:rFonts w:ascii="宋体" w:eastAsia="宋体" w:hAnsi="宋体" w:cs="宋体"/>
+          <w:rFonts w:ascii="宋体" w:hAnsi="宋体" w:eastAsia="宋体" w:cs="宋体"/>
           <w:sz w:val="24"/>
           <w:szCs w:val="24"/>
         </w:rPr>
@@ -5739,7 +5735,7 @@
       </w:r>
       <w:r>
         <w:rPr>
-          <w:rFonts w:ascii="宋体" w:eastAsia="宋体" w:hAnsi="宋体" w:cs="宋体"/>
+          <w:rFonts w:ascii="宋体" w:hAnsi="宋体" w:eastAsia="宋体" w:cs="宋体"/>
           <w:spacing w:val="-4"/>
           <w:sz w:val="24"/>
           <w:szCs w:val="24"/>
@@ -5748,7 +5744,7 @@
       </w:r>
       <w:r>
         <w:rPr>
-          <w:rFonts w:ascii="宋体" w:eastAsia="宋体" w:hAnsi="宋体" w:cs="宋体"/>
+          <w:rFonts w:ascii="宋体" w:hAnsi="宋体" w:eastAsia="宋体" w:cs="宋体"/>
           <w:spacing w:val="-47"/>
           <w:sz w:val="24"/>
           <w:szCs w:val="24"/>
@@ -5757,7 +5753,7 @@
       </w:r>
       <w:r>
         <w:rPr>
-          <w:rFonts w:ascii="宋体" w:eastAsia="宋体" w:hAnsi="宋体" w:cs="宋体"/>
+          <w:rFonts w:ascii="宋体" w:hAnsi="宋体" w:eastAsia="宋体" w:cs="宋体"/>
           <w:spacing w:val="-4"/>
           <w:sz w:val="24"/>
           <w:szCs w:val="24"/>
@@ -5766,7 +5762,7 @@
       </w:r>
       <w:r>
         <w:rPr>
-          <w:rFonts w:ascii="宋体" w:eastAsia="宋体" w:hAnsi="宋体" w:cs="宋体" w:hint="eastAsia"/>
+          <w:rFonts w:hint="eastAsia" w:ascii="宋体" w:hAnsi="宋体" w:eastAsia="宋体" w:cs="宋体"/>
           <w:spacing w:val="-4"/>
           <w:sz w:val="24"/>
           <w:szCs w:val="24"/>
@@ -5776,7 +5772,7 @@
       </w:r>
       <w:r>
         <w:rPr>
-          <w:rFonts w:ascii="宋体" w:eastAsia="宋体" w:hAnsi="宋体" w:cs="宋体"/>
+          <w:rFonts w:ascii="宋体" w:hAnsi="宋体" w:eastAsia="宋体" w:cs="宋体"/>
           <w:spacing w:val="-1"/>
           <w:sz w:val="24"/>
           <w:szCs w:val="24"/>
@@ -5804,17 +5800,17 @@
         <w:adjustRightInd w:val="0"/>
         <w:snapToGrid w:val="0"/>
         <w:spacing w:line="360" w:lineRule="auto"/>
-        <w:ind w:left="425" w:right="0" w:hanging="425" w:leftChars="0" w:firstLineChars="0"/>
+        <w:ind w:left="425" w:leftChars="0" w:right="0" w:hanging="425" w:firstLineChars="0"/>
         <w:textAlignment w:val="baseline"/>
         <w:rPr>
-          <w:rFonts w:ascii="宋体" w:eastAsia="宋体" w:hAnsi="宋体" w:cs="宋体"/>
-          <w:sz w:val="24"/>
-          <w:szCs w:val="24"/>
-        </w:rPr>
-      </w:pPr>
-      <w:r>
-        <w:rPr>
-          <w:rFonts w:ascii="宋体" w:eastAsia="宋体" w:hAnsi="宋体" w:cs="宋体"/>
+          <w:rFonts w:ascii="宋体" w:hAnsi="宋体" w:eastAsia="宋体" w:cs="宋体"/>
+          <w:sz w:val="24"/>
+          <w:szCs w:val="24"/>
+        </w:rPr>
+      </w:pPr>
+      <w:r>
+        <w:rPr>
+          <w:rFonts w:ascii="宋体" w:hAnsi="宋体" w:eastAsia="宋体" w:cs="宋体"/>
           <w:spacing w:val="-1"/>
           <w:sz w:val="24"/>
           <w:szCs w:val="24"/>
@@ -5823,7 +5819,7 @@
       </w:r>
       <w:r>
         <w:rPr>
-          <w:rFonts w:ascii="宋体" w:eastAsia="宋体" w:hAnsi="宋体" w:cs="宋体" w:hint="eastAsia"/>
+          <w:rFonts w:hint="eastAsia" w:ascii="宋体" w:hAnsi="宋体" w:eastAsia="宋体" w:cs="宋体"/>
           <w:spacing w:val="-1"/>
           <w:sz w:val="24"/>
           <w:szCs w:val="24"/>
@@ -5833,7 +5829,7 @@
       </w:r>
       <w:r>
         <w:rPr>
-          <w:rFonts w:ascii="宋体" w:eastAsia="宋体" w:hAnsi="宋体" w:cs="宋体"/>
+          <w:rFonts w:ascii="宋体" w:hAnsi="宋体" w:eastAsia="宋体" w:cs="宋体"/>
           <w:spacing w:val="-1"/>
           <w:sz w:val="24"/>
           <w:szCs w:val="24"/>
@@ -5843,7 +5839,7 @@
     </w:p>
     <w:p>
       <w:pPr>
-        <w:pStyle w:val="3"/>
+        <w:pStyle w:val="31"/>
         <w:keepLines w:val="0"/>
         <w:pageBreakBefore w:val="0"/>
         <w:widowControl w:val="0"/>
@@ -5851,7 +5847,7 @@
         <w:overflowPunct/>
         <w:bidi w:val="0"/>
       </w:pPr>
-      <w:bookmarkStart w:id="20" w:name="_Toc31884"/>
+      <w:bookmarkStart w:id="20" w:name="_Toc1170"/>
       <w:r>
         <w:t>实操</w:t>
       </w:r>
@@ -5877,17 +5873,17 @@
         <w:adjustRightInd w:val="0"/>
         <w:snapToGrid w:val="0"/>
         <w:spacing w:line="360" w:lineRule="auto"/>
-        <w:ind w:left="425" w:right="0" w:hanging="425" w:leftChars="0" w:firstLineChars="0"/>
+        <w:ind w:left="425" w:leftChars="0" w:right="0" w:hanging="425" w:firstLineChars="0"/>
         <w:textAlignment w:val="baseline"/>
         <w:rPr>
-          <w:rFonts w:ascii="宋体" w:eastAsia="宋体" w:hAnsi="宋体" w:cs="宋体"/>
-          <w:sz w:val="24"/>
-          <w:szCs w:val="24"/>
-        </w:rPr>
-      </w:pPr>
-      <w:r>
-        <w:rPr>
-          <w:rFonts w:ascii="宋体" w:eastAsia="宋体" w:hAnsi="宋体" w:cs="宋体"/>
+          <w:rFonts w:ascii="宋体" w:hAnsi="宋体" w:eastAsia="宋体" w:cs="宋体"/>
+          <w:sz w:val="24"/>
+          <w:szCs w:val="24"/>
+        </w:rPr>
+      </w:pPr>
+      <w:r>
+        <w:rPr>
+          <w:rFonts w:ascii="宋体" w:hAnsi="宋体" w:eastAsia="宋体" w:cs="宋体"/>
           <w:sz w:val="24"/>
           <w:szCs w:val="24"/>
         </w:rPr>
@@ -5895,7 +5891,7 @@
       </w:r>
       <w:r>
         <w:rPr>
-          <w:rFonts w:ascii="宋体" w:eastAsia="宋体" w:hAnsi="宋体" w:cs="宋体"/>
+          <w:rFonts w:ascii="宋体" w:hAnsi="宋体" w:eastAsia="宋体" w:cs="宋体"/>
           <w:spacing w:val="-4"/>
           <w:sz w:val="24"/>
           <w:szCs w:val="24"/>
@@ -5904,7 +5900,7 @@
       </w:r>
       <w:r>
         <w:rPr>
-          <w:rFonts w:ascii="宋体" w:eastAsia="宋体" w:hAnsi="宋体" w:cs="宋体"/>
+          <w:rFonts w:ascii="宋体" w:hAnsi="宋体" w:eastAsia="宋体" w:cs="宋体"/>
           <w:spacing w:val="-1"/>
           <w:sz w:val="24"/>
           <w:szCs w:val="24"/>
@@ -5932,17 +5928,17 @@
         <w:adjustRightInd w:val="0"/>
         <w:snapToGrid w:val="0"/>
         <w:spacing w:line="360" w:lineRule="auto"/>
-        <w:ind w:left="425" w:right="0" w:hanging="425" w:leftChars="0" w:firstLineChars="0"/>
+        <w:ind w:left="425" w:leftChars="0" w:right="0" w:hanging="425" w:firstLineChars="0"/>
         <w:textAlignment w:val="baseline"/>
         <w:rPr>
-          <w:rFonts w:ascii="宋体" w:eastAsia="宋体" w:hAnsi="宋体" w:cs="宋体"/>
-          <w:sz w:val="24"/>
-          <w:szCs w:val="24"/>
-        </w:rPr>
-      </w:pPr>
-      <w:r>
-        <w:rPr>
-          <w:rFonts w:ascii="宋体" w:eastAsia="宋体" w:hAnsi="宋体" w:cs="宋体"/>
+          <w:rFonts w:ascii="宋体" w:hAnsi="宋体" w:eastAsia="宋体" w:cs="宋体"/>
+          <w:sz w:val="24"/>
+          <w:szCs w:val="24"/>
+        </w:rPr>
+      </w:pPr>
+      <w:r>
+        <w:rPr>
+          <w:rFonts w:ascii="宋体" w:hAnsi="宋体" w:eastAsia="宋体" w:cs="宋体"/>
           <w:spacing w:val="-6"/>
           <w:sz w:val="24"/>
           <w:szCs w:val="24"/>
@@ -5951,7 +5947,7 @@
       </w:r>
       <w:r>
         <w:rPr>
-          <w:rFonts w:ascii="宋体" w:eastAsia="宋体" w:hAnsi="宋体" w:cs="宋体"/>
+          <w:rFonts w:ascii="宋体" w:hAnsi="宋体" w:eastAsia="宋体" w:cs="宋体"/>
           <w:spacing w:val="-1"/>
           <w:sz w:val="24"/>
           <w:szCs w:val="24"/>
@@ -5979,17 +5975,17 @@
         <w:adjustRightInd w:val="0"/>
         <w:snapToGrid w:val="0"/>
         <w:spacing w:line="360" w:lineRule="auto"/>
-        <w:ind w:left="425" w:right="0" w:hanging="425" w:leftChars="0" w:firstLineChars="0"/>
+        <w:ind w:left="425" w:leftChars="0" w:right="0" w:hanging="425" w:firstLineChars="0"/>
         <w:textAlignment w:val="baseline"/>
         <w:rPr>
-          <w:rFonts w:ascii="宋体" w:eastAsia="宋体" w:hAnsi="宋体" w:cs="宋体"/>
-          <w:sz w:val="24"/>
-          <w:szCs w:val="24"/>
-        </w:rPr>
-      </w:pPr>
-      <w:r>
-        <w:rPr>
-          <w:rFonts w:ascii="宋体" w:eastAsia="宋体" w:hAnsi="宋体" w:cs="宋体"/>
+          <w:rFonts w:ascii="宋体" w:hAnsi="宋体" w:eastAsia="宋体" w:cs="宋体"/>
+          <w:sz w:val="24"/>
+          <w:szCs w:val="24"/>
+        </w:rPr>
+      </w:pPr>
+      <w:r>
+        <w:rPr>
+          <w:rFonts w:ascii="宋体" w:hAnsi="宋体" w:eastAsia="宋体" w:cs="宋体"/>
           <w:spacing w:val="-4"/>
           <w:sz w:val="24"/>
           <w:szCs w:val="24"/>
@@ -5998,7 +5994,7 @@
       </w:r>
       <w:r>
         <w:rPr>
-          <w:rFonts w:ascii="宋体" w:eastAsia="宋体" w:hAnsi="宋体" w:cs="宋体"/>
+          <w:rFonts w:ascii="宋体" w:hAnsi="宋体" w:eastAsia="宋体" w:cs="宋体"/>
           <w:spacing w:val="-5"/>
           <w:sz w:val="24"/>
           <w:szCs w:val="24"/>
@@ -6026,17 +6022,17 @@
         <w:adjustRightInd w:val="0"/>
         <w:snapToGrid w:val="0"/>
         <w:spacing w:line="360" w:lineRule="auto"/>
-        <w:ind w:left="425" w:right="0" w:hanging="425" w:leftChars="0" w:firstLineChars="0"/>
+        <w:ind w:left="425" w:leftChars="0" w:right="0" w:hanging="425" w:firstLineChars="0"/>
         <w:textAlignment w:val="baseline"/>
         <w:rPr>
-          <w:rFonts w:ascii="宋体" w:eastAsia="宋体" w:hAnsi="宋体" w:cs="宋体"/>
-          <w:sz w:val="24"/>
-          <w:szCs w:val="24"/>
-        </w:rPr>
-      </w:pPr>
-      <w:r>
-        <w:rPr>
-          <w:rFonts w:ascii="宋体" w:eastAsia="宋体" w:hAnsi="宋体" w:cs="宋体"/>
+          <w:rFonts w:ascii="宋体" w:hAnsi="宋体" w:eastAsia="宋体" w:cs="宋体"/>
+          <w:sz w:val="24"/>
+          <w:szCs w:val="24"/>
+        </w:rPr>
+      </w:pPr>
+      <w:r>
+        <w:rPr>
+          <w:rFonts w:ascii="宋体" w:hAnsi="宋体" w:eastAsia="宋体" w:cs="宋体"/>
           <w:sz w:val="24"/>
           <w:szCs w:val="24"/>
         </w:rPr>
@@ -6044,7 +6040,7 @@
       </w:r>
       <w:r>
         <w:rPr>
-          <w:rFonts w:ascii="宋体" w:eastAsia="宋体" w:hAnsi="宋体" w:cs="宋体" w:hint="eastAsia"/>
+          <w:rFonts w:hint="eastAsia" w:ascii="宋体" w:hAnsi="宋体" w:eastAsia="宋体" w:cs="宋体"/>
           <w:sz w:val="24"/>
           <w:szCs w:val="24"/>
           <w:lang w:eastAsia="zh-CN"/>
@@ -6053,7 +6049,7 @@
       </w:r>
       <w:r>
         <w:rPr>
-          <w:rFonts w:ascii="宋体" w:eastAsia="宋体" w:hAnsi="宋体" w:cs="宋体"/>
+          <w:rFonts w:ascii="宋体" w:hAnsi="宋体" w:eastAsia="宋体" w:cs="宋体"/>
           <w:sz w:val="24"/>
           <w:szCs w:val="24"/>
         </w:rPr>
@@ -6061,7 +6057,7 @@
       </w:r>
       <w:r>
         <w:rPr>
-          <w:rFonts w:ascii="宋体" w:eastAsia="宋体" w:hAnsi="宋体" w:cs="宋体"/>
+          <w:rFonts w:ascii="宋体" w:hAnsi="宋体" w:eastAsia="宋体" w:cs="宋体"/>
           <w:spacing w:val="-1"/>
           <w:sz w:val="24"/>
           <w:szCs w:val="24"/>
@@ -6071,7 +6067,7 @@
     </w:p>
     <w:p>
       <w:pPr>
-        <w:pStyle w:val="3"/>
+        <w:pStyle w:val="31"/>
         <w:keepLines w:val="0"/>
         <w:pageBreakBefore w:val="0"/>
         <w:widowControl w:val="0"/>
@@ -6084,6 +6080,7 @@
         </w:rPr>
       </w:pPr>
       <w:bookmarkStart w:id="21" w:name="_Toc31096"/>
+      <w:bookmarkStart w:id="22" w:name="_Toc5418"/>
       <w:r>
         <w:rPr>
           <w:rFonts w:hint="eastAsia"/>
@@ -6092,7 +6089,6 @@
         <w:t>评定</w:t>
       </w:r>
       <w:bookmarkEnd w:id="21"/>
-      <w:bookmarkStart w:id="22" w:name="_GoBack"/>
       <w:bookmarkEnd w:id="22"/>
     </w:p>
     <w:p>
@@ -6111,10 +6107,10 @@
         <w:adjustRightInd w:val="0"/>
         <w:snapToGrid w:val="0"/>
         <w:spacing w:line="360" w:lineRule="auto"/>
-        <w:ind w:left="0" w:right="0" w:firstLine="420" w:firstLineChars="200"/>
+        <w:ind w:left="0" w:right="0" w:firstLine="468" w:firstLineChars="200"/>
         <w:textAlignment w:val="baseline"/>
         <w:rPr>
-          <w:rFonts w:ascii="宋体" w:eastAsia="宋体" w:hAnsi="宋体" w:cs="宋体"/>
+          <w:rFonts w:ascii="宋体" w:hAnsi="宋体" w:eastAsia="宋体" w:cs="宋体"/>
           <w:spacing w:val="-3"/>
           <w:sz w:val="24"/>
           <w:szCs w:val="24"/>
@@ -6122,7 +6118,7 @@
       </w:pPr>
       <w:r>
         <w:rPr>
-          <w:rFonts w:ascii="宋体" w:eastAsia="宋体" w:hAnsi="宋体" w:cs="宋体"/>
+          <w:rFonts w:ascii="宋体" w:hAnsi="宋体" w:eastAsia="宋体" w:cs="宋体"/>
           <w:spacing w:val="-3"/>
           <w:sz w:val="24"/>
           <w:szCs w:val="24"/>
@@ -6132,7 +6128,7 @@
     </w:p>
     <w:p>
       <w:pPr>
-        <w:pStyle w:val="2"/>
+        <w:pStyle w:val="30"/>
         <w:keepLines w:val="0"/>
         <w:pageBreakBefore w:val="0"/>
         <w:widowControl w:val="0"/>
@@ -6142,7 +6138,7 @@
       </w:pPr>
       <w:bookmarkStart w:id="23" w:name="bookmark9"/>
       <w:bookmarkEnd w:id="23"/>
-      <w:bookmarkStart w:id="24" w:name="_Toc12380"/>
+      <w:bookmarkStart w:id="24" w:name="_Toc6953"/>
       <w:r>
         <w:t>评定结果</w:t>
       </w:r>
@@ -6164,10 +6160,10 @@
         <w:adjustRightInd w:val="0"/>
         <w:snapToGrid w:val="0"/>
         <w:spacing w:line="360" w:lineRule="auto"/>
-        <w:ind w:left="0" w:right="0" w:firstLine="420" w:firstLineChars="200"/>
+        <w:ind w:left="0" w:right="0" w:firstLine="468" w:firstLineChars="200"/>
         <w:textAlignment w:val="baseline"/>
         <w:rPr>
-          <w:rFonts w:ascii="宋体" w:eastAsia="宋体" w:hAnsi="宋体" w:cs="宋体"/>
+          <w:rFonts w:ascii="宋体" w:hAnsi="宋体" w:eastAsia="宋体" w:cs="宋体"/>
           <w:spacing w:val="-3"/>
           <w:sz w:val="24"/>
           <w:szCs w:val="24"/>
@@ -6175,7 +6171,7 @@
       </w:pPr>
       <w:r>
         <w:rPr>
-          <w:rFonts w:ascii="宋体" w:eastAsia="宋体" w:hAnsi="宋体" w:cs="宋体"/>
+          <w:rFonts w:ascii="宋体" w:hAnsi="宋体" w:eastAsia="宋体" w:cs="宋体"/>
           <w:spacing w:val="-3"/>
           <w:sz w:val="24"/>
           <w:szCs w:val="24"/>
@@ -6199,10 +6195,10 @@
         <w:adjustRightInd w:val="0"/>
         <w:snapToGrid w:val="0"/>
         <w:spacing w:line="360" w:lineRule="auto"/>
-        <w:ind w:left="0" w:right="0" w:firstLine="420" w:firstLineChars="200"/>
+        <w:ind w:left="0" w:right="0" w:firstLine="468" w:firstLineChars="200"/>
         <w:textAlignment w:val="baseline"/>
         <w:rPr>
-          <w:rFonts w:ascii="宋体" w:eastAsia="宋体" w:hAnsi="宋体" w:cs="宋体"/>
+          <w:rFonts w:ascii="宋体" w:hAnsi="宋体" w:eastAsia="宋体" w:cs="宋体"/>
           <w:spacing w:val="-3"/>
           <w:sz w:val="24"/>
           <w:szCs w:val="24"/>
@@ -6210,7 +6206,7 @@
       </w:pPr>
       <w:r>
         <w:rPr>
-          <w:rFonts w:ascii="宋体" w:eastAsia="宋体" w:hAnsi="宋体" w:cs="宋体"/>
+          <w:rFonts w:ascii="宋体" w:hAnsi="宋体" w:eastAsia="宋体" w:cs="宋体"/>
           <w:spacing w:val="-3"/>
           <w:sz w:val="24"/>
           <w:szCs w:val="24"/>
@@ -6219,7 +6215,7 @@
       </w:r>
       <w:r>
         <w:rPr>
-          <w:rFonts w:ascii="宋体" w:eastAsia="宋体" w:hAnsi="宋体" w:cs="宋体" w:hint="eastAsia"/>
+          <w:rFonts w:hint="eastAsia" w:ascii="宋体" w:hAnsi="宋体" w:eastAsia="宋体" w:cs="宋体"/>
           <w:spacing w:val="-3"/>
           <w:sz w:val="24"/>
           <w:szCs w:val="24"/>
@@ -6229,7 +6225,7 @@
       </w:r>
       <w:r>
         <w:rPr>
-          <w:rFonts w:ascii="宋体" w:eastAsia="宋体" w:hAnsi="宋体" w:cs="宋体"/>
+          <w:rFonts w:ascii="宋体" w:hAnsi="宋体" w:eastAsia="宋体" w:cs="宋体"/>
           <w:spacing w:val="-3"/>
           <w:sz w:val="24"/>
           <w:szCs w:val="24"/>
@@ -6238,7 +6234,7 @@
       </w:r>
       <w:r>
         <w:rPr>
-          <w:rFonts w:ascii="宋体" w:eastAsia="宋体" w:hAnsi="宋体" w:cs="宋体" w:hint="eastAsia"/>
+          <w:rFonts w:hint="eastAsia" w:ascii="宋体" w:hAnsi="宋体" w:eastAsia="宋体" w:cs="宋体"/>
           <w:spacing w:val="-3"/>
           <w:sz w:val="24"/>
           <w:szCs w:val="24"/>
@@ -6248,7 +6244,7 @@
       </w:r>
       <w:r>
         <w:rPr>
-          <w:rFonts w:ascii="宋体" w:eastAsia="宋体" w:hAnsi="宋体" w:cs="宋体"/>
+          <w:rFonts w:ascii="宋体" w:hAnsi="宋体" w:eastAsia="宋体" w:cs="宋体"/>
           <w:spacing w:val="-3"/>
           <w:sz w:val="24"/>
           <w:szCs w:val="24"/>
@@ -6258,7 +6254,7 @@
     </w:p>
     <w:p>
       <w:pPr>
-        <w:pStyle w:val="2"/>
+        <w:pStyle w:val="30"/>
         <w:keepLines w:val="0"/>
         <w:pageBreakBefore w:val="0"/>
         <w:widowControl w:val="0"/>
@@ -6268,7 +6264,7 @@
       </w:pPr>
       <w:bookmarkStart w:id="25" w:name="bookmark10"/>
       <w:bookmarkEnd w:id="25"/>
-      <w:bookmarkStart w:id="26" w:name="_Toc170"/>
+      <w:bookmarkStart w:id="26" w:name="_Toc15118"/>
       <w:r>
         <w:t>评定结果运用</w:t>
       </w:r>
@@ -6291,7 +6287,7 @@
         <w:snapToGrid w:val="0"/>
         <w:textAlignment w:val="baseline"/>
         <w:rPr>
-          <w:rFonts w:eastAsia="宋体" w:hint="default"/>
+          <w:rFonts w:hint="default" w:eastAsia="宋体"/>
           <w:sz w:val="24"/>
           <w:szCs w:val="24"/>
           <w:lang w:val="en-US" w:eastAsia="zh-CN"/>
@@ -6299,7 +6295,7 @@
       </w:pPr>
       <w:r>
         <w:rPr>
-          <w:rFonts w:eastAsia="宋体" w:hint="eastAsia"/>
+          <w:rFonts w:hint="eastAsia" w:eastAsia="宋体"/>
           <w:sz w:val="24"/>
           <w:szCs w:val="24"/>
           <w:lang w:val="en-US" w:eastAsia="zh-CN"/>
@@ -6327,17 +6323,17 @@
         <w:adjustRightInd w:val="0"/>
         <w:snapToGrid w:val="0"/>
         <w:spacing w:line="360" w:lineRule="auto"/>
-        <w:ind w:left="425" w:hanging="425" w:leftChars="0" w:firstLineChars="0"/>
+        <w:ind w:left="425" w:leftChars="0" w:hanging="425" w:firstLineChars="0"/>
         <w:textAlignment w:val="baseline"/>
         <w:rPr>
-          <w:rFonts w:ascii="宋体" w:eastAsia="宋体" w:hAnsi="宋体" w:cs="宋体"/>
-          <w:sz w:val="24"/>
-          <w:szCs w:val="24"/>
-        </w:rPr>
-      </w:pPr>
-      <w:r>
-        <w:rPr>
-          <w:rFonts w:ascii="宋体" w:eastAsia="宋体" w:hAnsi="宋体" w:cs="宋体"/>
+          <w:rFonts w:ascii="宋体" w:hAnsi="宋体" w:eastAsia="宋体" w:cs="宋体"/>
+          <w:sz w:val="24"/>
+          <w:szCs w:val="24"/>
+        </w:rPr>
+      </w:pPr>
+      <w:r>
+        <w:rPr>
+          <w:rFonts w:ascii="宋体" w:hAnsi="宋体" w:eastAsia="宋体" w:cs="宋体"/>
           <w:spacing w:val="-1"/>
           <w:sz w:val="24"/>
           <w:szCs w:val="24"/>
@@ -6365,17 +6361,17 @@
         <w:adjustRightInd w:val="0"/>
         <w:snapToGrid w:val="0"/>
         <w:spacing w:line="360" w:lineRule="auto"/>
-        <w:ind w:left="425" w:hanging="425" w:leftChars="0" w:firstLineChars="0"/>
+        <w:ind w:left="425" w:leftChars="0" w:hanging="425" w:firstLineChars="0"/>
         <w:textAlignment w:val="baseline"/>
         <w:rPr>
-          <w:rFonts w:ascii="宋体" w:eastAsia="宋体" w:hAnsi="宋体" w:cs="宋体"/>
-          <w:sz w:val="24"/>
-          <w:szCs w:val="24"/>
-        </w:rPr>
-      </w:pPr>
-      <w:r>
-        <w:rPr>
-          <w:rFonts w:ascii="宋体" w:eastAsia="宋体" w:hAnsi="宋体" w:cs="宋体"/>
+          <w:rFonts w:ascii="宋体" w:hAnsi="宋体" w:eastAsia="宋体" w:cs="宋体"/>
+          <w:sz w:val="24"/>
+          <w:szCs w:val="24"/>
+        </w:rPr>
+      </w:pPr>
+      <w:r>
+        <w:rPr>
+          <w:rFonts w:ascii="宋体" w:hAnsi="宋体" w:eastAsia="宋体" w:cs="宋体"/>
           <w:spacing w:val="-1"/>
           <w:sz w:val="24"/>
           <w:szCs w:val="24"/>
@@ -6403,17 +6399,17 @@
         <w:adjustRightInd w:val="0"/>
         <w:snapToGrid w:val="0"/>
         <w:spacing w:line="360" w:lineRule="auto"/>
-        <w:ind w:left="425" w:hanging="425" w:leftChars="0" w:firstLineChars="0"/>
+        <w:ind w:left="425" w:leftChars="0" w:hanging="425" w:firstLineChars="0"/>
         <w:textAlignment w:val="baseline"/>
         <w:rPr>
-          <w:rFonts w:ascii="宋体" w:eastAsia="宋体" w:hAnsi="宋体" w:cs="宋体"/>
-          <w:sz w:val="24"/>
-          <w:szCs w:val="24"/>
-        </w:rPr>
-      </w:pPr>
-      <w:r>
-        <w:rPr>
-          <w:rFonts w:ascii="宋体" w:eastAsia="宋体" w:hAnsi="宋体" w:cs="宋体"/>
+          <w:rFonts w:ascii="宋体" w:hAnsi="宋体" w:eastAsia="宋体" w:cs="宋体"/>
+          <w:sz w:val="24"/>
+          <w:szCs w:val="24"/>
+        </w:rPr>
+      </w:pPr>
+      <w:r>
+        <w:rPr>
+          <w:rFonts w:ascii="宋体" w:hAnsi="宋体" w:eastAsia="宋体" w:cs="宋体"/>
           <w:spacing w:val="-1"/>
           <w:sz w:val="24"/>
           <w:szCs w:val="24"/>
@@ -6441,17 +6437,17 @@
         <w:adjustRightInd w:val="0"/>
         <w:snapToGrid w:val="0"/>
         <w:spacing w:line="360" w:lineRule="auto"/>
-        <w:ind w:left="425" w:hanging="425" w:leftChars="0" w:firstLineChars="0"/>
+        <w:ind w:left="425" w:leftChars="0" w:hanging="425" w:firstLineChars="0"/>
         <w:textAlignment w:val="baseline"/>
         <w:rPr>
-          <w:rFonts w:ascii="宋体" w:eastAsia="宋体" w:hAnsi="宋体" w:cs="宋体"/>
-          <w:sz w:val="24"/>
-          <w:szCs w:val="24"/>
-        </w:rPr>
-      </w:pPr>
-      <w:r>
-        <w:rPr>
-          <w:rFonts w:ascii="宋体" w:eastAsia="宋体" w:hAnsi="宋体" w:cs="宋体"/>
+          <w:rFonts w:ascii="宋体" w:hAnsi="宋体" w:eastAsia="宋体" w:cs="宋体"/>
+          <w:sz w:val="24"/>
+          <w:szCs w:val="24"/>
+        </w:rPr>
+      </w:pPr>
+      <w:r>
+        <w:rPr>
+          <w:rFonts w:ascii="宋体" w:hAnsi="宋体" w:eastAsia="宋体" w:cs="宋体"/>
           <w:spacing w:val="-1"/>
           <w:sz w:val="24"/>
           <w:szCs w:val="24"/>
@@ -6461,7 +6457,7 @@
     </w:p>
     <w:p>
       <w:pPr>
-        <w:pStyle w:val="2"/>
+        <w:pStyle w:val="30"/>
         <w:keepLines w:val="0"/>
         <w:pageBreakBefore w:val="0"/>
         <w:widowControl w:val="0"/>
@@ -6470,7 +6466,7 @@
         <w:bidi w:val="0"/>
       </w:pPr>
       <w:bookmarkStart w:id="27" w:name="_Toc5250"/>
-      <w:bookmarkStart w:id="28" w:name="_Toc30461"/>
+      <w:bookmarkStart w:id="28" w:name="_Toc31271"/>
       <w:r>
         <w:rPr>
           <w:rFonts w:hint="eastAsia"/>
@@ -6483,17 +6479,18 @@
     </w:p>
     <w:tbl>
       <w:tblPr>
-        <w:tblStyle w:val="TableGrid"/>
+        <w:tblStyle w:val="21"/>
         <w:tblW w:w="0" w:type="auto"/>
         <w:jc w:val="center"/>
         <w:tblBorders>
-          <w:top w:val="single" w:sz="4" w:space="0" w:color="auto"/>
-          <w:left w:val="single" w:sz="4" w:space="0" w:color="auto"/>
-          <w:bottom w:val="single" w:sz="4" w:space="0" w:color="auto"/>
-          <w:right w:val="single" w:sz="4" w:space="0" w:color="auto"/>
-          <w:insideH w:val="single" w:sz="4" w:space="0" w:color="auto"/>
-          <w:insideV w:val="single" w:sz="4" w:space="0" w:color="auto"/>
+          <w:top w:val="single" w:color="auto" w:sz="4" w:space="0"/>
+          <w:left w:val="single" w:color="auto" w:sz="4" w:space="0"/>
+          <w:bottom w:val="single" w:color="auto" w:sz="4" w:space="0"/>
+          <w:right w:val="single" w:color="auto" w:sz="4" w:space="0"/>
+          <w:insideH w:val="single" w:color="auto" w:sz="4" w:space="0"/>
+          <w:insideV w:val="single" w:color="auto" w:sz="4" w:space="0"/>
         </w:tblBorders>
+        <w:tblLayout w:type="autofit"/>
         <w:tblCellMar>
           <w:top w:w="0" w:type="dxa"/>
           <w:left w:w="108" w:type="dxa"/>
@@ -6509,15 +6506,13 @@
       </w:tblGrid>
       <w:tr>
         <w:tblPrEx>
-          <w:tblW w:w="0" w:type="auto"/>
-          <w:jc w:val="center"/>
           <w:tblBorders>
-            <w:top w:val="single" w:sz="4" w:space="0" w:color="auto"/>
-            <w:left w:val="single" w:sz="4" w:space="0" w:color="auto"/>
-            <w:bottom w:val="single" w:sz="4" w:space="0" w:color="auto"/>
-            <w:right w:val="single" w:sz="4" w:space="0" w:color="auto"/>
-            <w:insideH w:val="single" w:sz="4" w:space="0" w:color="auto"/>
-            <w:insideV w:val="single" w:sz="4" w:space="0" w:color="auto"/>
+            <w:top w:val="single" w:color="auto" w:sz="4" w:space="0"/>
+            <w:left w:val="single" w:color="auto" w:sz="4" w:space="0"/>
+            <w:bottom w:val="single" w:color="auto" w:sz="4" w:space="0"/>
+            <w:right w:val="single" w:color="auto" w:sz="4" w:space="0"/>
+            <w:insideH w:val="single" w:color="auto" w:sz="4" w:space="0"/>
+            <w:insideV w:val="single" w:color="auto" w:sz="4" w:space="0"/>
           </w:tblBorders>
           <w:tblCellMar>
             <w:top w:w="0" w:type="dxa"/>
@@ -6544,7 +6539,7 @@
               <w:bidi w:val="0"/>
               <w:jc w:val="center"/>
               <w:rPr>
-                <w:rFonts w:eastAsia="宋体" w:hint="default"/>
+                <w:rFonts w:hint="default" w:eastAsia="宋体"/>
                 <w:b/>
                 <w:bCs/>
                 <w:vertAlign w:val="baseline"/>
@@ -6553,7 +6548,7 @@
             </w:pPr>
             <w:r>
               <w:rPr>
-                <w:rFonts w:eastAsia="宋体" w:hint="eastAsia"/>
+                <w:rFonts w:hint="eastAsia" w:eastAsia="宋体"/>
                 <w:b/>
                 <w:bCs/>
                 <w:vertAlign w:val="baseline"/>
@@ -6578,7 +6573,7 @@
               <w:bidi w:val="0"/>
               <w:jc w:val="center"/>
               <w:rPr>
-                <w:rFonts w:eastAsia="宋体" w:hint="default"/>
+                <w:rFonts w:hint="default" w:eastAsia="宋体"/>
                 <w:b/>
                 <w:bCs/>
                 <w:vertAlign w:val="baseline"/>
@@ -6587,7 +6582,7 @@
             </w:pPr>
             <w:r>
               <w:rPr>
-                <w:rFonts w:eastAsia="宋体" w:hint="eastAsia"/>
+                <w:rFonts w:hint="eastAsia" w:eastAsia="宋体"/>
                 <w:b/>
                 <w:bCs/>
                 <w:vertAlign w:val="baseline"/>
@@ -6612,7 +6607,7 @@
               <w:bidi w:val="0"/>
               <w:jc w:val="center"/>
               <w:rPr>
-                <w:rFonts w:eastAsia="宋体" w:hint="default"/>
+                <w:rFonts w:hint="default" w:eastAsia="宋体"/>
                 <w:b/>
                 <w:bCs/>
                 <w:vertAlign w:val="baseline"/>
@@ -6621,7 +6616,7 @@
             </w:pPr>
             <w:r>
               <w:rPr>
-                <w:rFonts w:eastAsia="宋体" w:hint="eastAsia"/>
+                <w:rFonts w:hint="eastAsia" w:eastAsia="宋体"/>
                 <w:b/>
                 <w:bCs/>
                 <w:vertAlign w:val="baseline"/>
@@ -6647,7 +6642,7 @@
               <w:bidi w:val="0"/>
               <w:jc w:val="center"/>
               <w:rPr>
-                <w:rFonts w:ascii="宋体" w:eastAsia="宋体" w:hAnsi="宋体" w:cs="宋体" w:hint="eastAsia"/>
+                <w:rFonts w:hint="eastAsia" w:ascii="宋体" w:hAnsi="宋体" w:eastAsia="宋体" w:cs="宋体"/>
                 <w:b/>
                 <w:bCs/>
                 <w:snapToGrid w:val="0"/>
@@ -6660,7 +6655,7 @@
             </w:pPr>
             <w:r>
               <w:rPr>
-                <w:rFonts w:ascii="宋体" w:eastAsia="宋体" w:hAnsi="宋体" w:cs="宋体" w:hint="eastAsia"/>
+                <w:rFonts w:hint="eastAsia" w:ascii="宋体" w:hAnsi="宋体" w:eastAsia="宋体" w:cs="宋体"/>
                 <w:b/>
                 <w:bCs/>
                 <w:sz w:val="18"/>
@@ -6673,8 +6668,14 @@
       </w:tr>
       <w:tr>
         <w:tblPrEx>
-          <w:tblW w:w="0" w:type="auto"/>
-          <w:jc w:val="center"/>
+          <w:tblBorders>
+            <w:top w:val="single" w:color="auto" w:sz="4" w:space="0"/>
+            <w:left w:val="single" w:color="auto" w:sz="4" w:space="0"/>
+            <w:bottom w:val="single" w:color="auto" w:sz="4" w:space="0"/>
+            <w:right w:val="single" w:color="auto" w:sz="4" w:space="0"/>
+            <w:insideH w:val="single" w:color="auto" w:sz="4" w:space="0"/>
+            <w:insideV w:val="single" w:color="auto" w:sz="4" w:space="0"/>
+          </w:tblBorders>
           <w:tblCellMar>
             <w:top w:w="0" w:type="dxa"/>
             <w:left w:w="108" w:type="dxa"/>
@@ -6683,7 +6684,7 @@
           </w:tblCellMar>
         </w:tblPrEx>
         <w:trPr>
-          <w:trHeight w:val="238"/>
+          <w:trHeight w:val="238" w:hRule="atLeast"/>
           <w:jc w:val="center"/>
         </w:trPr>
         <w:tc>
@@ -6705,7 +6706,7 @@
             </w:pPr>
             <w:r>
               <w:rPr>
-                <w:rFonts w:ascii="宋体" w:eastAsia="宋体" w:hAnsi="宋体" w:cs="宋体" w:hint="eastAsia"/>
+                <w:rFonts w:hint="eastAsia" w:ascii="宋体" w:hAnsi="宋体" w:eastAsia="宋体" w:cs="宋体"/>
                 <w:sz w:val="18"/>
                 <w:szCs w:val="18"/>
               </w:rPr>
@@ -6732,7 +6733,7 @@
             </w:pPr>
             <w:r>
               <w:rPr>
-                <w:rFonts w:ascii="宋体" w:eastAsia="宋体" w:hAnsi="宋体" w:cs="宋体" w:hint="eastAsia"/>
+                <w:rFonts w:hint="eastAsia" w:ascii="宋体" w:hAnsi="宋体" w:eastAsia="宋体" w:cs="宋体"/>
                 <w:sz w:val="18"/>
                 <w:szCs w:val="18"/>
               </w:rPr>
@@ -6760,7 +6761,7 @@
             </w:pPr>
             <w:r>
               <w:rPr>
-                <w:rFonts w:ascii="宋体" w:eastAsia="宋体" w:hAnsi="宋体" w:cs="宋体" w:hint="eastAsia"/>
+                <w:rFonts w:hint="eastAsia" w:ascii="宋体" w:hAnsi="宋体" w:eastAsia="宋体" w:cs="宋体"/>
                 <w:sz w:val="18"/>
                 <w:szCs w:val="18"/>
               </w:rPr>
@@ -6768,7 +6769,7 @@
             </w:r>
             <w:r>
               <w:rPr>
-                <w:rFonts w:ascii="宋体" w:eastAsia="宋体" w:hAnsi="宋体" w:cs="宋体" w:hint="eastAsia"/>
+                <w:rFonts w:hint="eastAsia" w:ascii="宋体" w:hAnsi="宋体" w:eastAsia="宋体" w:cs="宋体"/>
                 <w:sz w:val="18"/>
                 <w:szCs w:val="18"/>
                 <w:lang w:val="en-US" w:eastAsia="zh-CN"/>
@@ -6777,7 +6778,7 @@
             </w:r>
             <w:r>
               <w:rPr>
-                <w:rFonts w:ascii="宋体" w:eastAsia="宋体" w:hAnsi="宋体" w:cs="宋体" w:hint="eastAsia"/>
+                <w:rFonts w:hint="eastAsia" w:ascii="宋体" w:hAnsi="宋体" w:eastAsia="宋体" w:cs="宋体"/>
                 <w:sz w:val="18"/>
                 <w:szCs w:val="18"/>
               </w:rPr>
@@ -6801,7 +6802,7 @@
               <w:bidi w:val="0"/>
               <w:jc w:val="center"/>
               <w:rPr>
-                <w:rFonts w:ascii="宋体" w:eastAsia="宋体" w:hAnsi="宋体" w:cs="宋体" w:hint="eastAsia"/>
+                <w:rFonts w:hint="eastAsia" w:ascii="宋体" w:hAnsi="宋体" w:eastAsia="宋体" w:cs="宋体"/>
                 <w:snapToGrid w:val="0"/>
                 <w:color w:val="000000"/>
                 <w:kern w:val="0"/>
@@ -6812,7 +6813,7 @@
             </w:pPr>
             <w:r>
               <w:rPr>
-                <w:rFonts w:ascii="宋体" w:eastAsia="宋体" w:hAnsi="宋体" w:cs="宋体" w:hint="eastAsia"/>
+                <w:rFonts w:hint="eastAsia" w:ascii="宋体" w:hAnsi="宋体" w:eastAsia="宋体" w:cs="宋体"/>
                 <w:sz w:val="18"/>
                 <w:szCs w:val="18"/>
               </w:rPr>
@@ -6820,7 +6821,7 @@
             </w:r>
             <w:r>
               <w:rPr>
-                <w:rFonts w:ascii="宋体" w:eastAsia="宋体" w:hAnsi="宋体" w:cs="宋体" w:hint="eastAsia"/>
+                <w:rFonts w:hint="eastAsia" w:ascii="宋体" w:hAnsi="宋体" w:eastAsia="宋体" w:cs="宋体"/>
                 <w:sz w:val="18"/>
                 <w:szCs w:val="18"/>
                 <w:lang w:val="en-US" w:eastAsia="zh-CN"/>
@@ -6833,7 +6834,7 @@
     </w:tbl>
     <w:p>
       <w:pPr>
-        <w:pStyle w:val="1"/>
+        <w:pStyle w:val="28"/>
         <w:keepLines w:val="0"/>
         <w:pageBreakBefore w:val="0"/>
         <w:widowControl w:val="0"/>
@@ -6845,7 +6846,7 @@
           <w:lang w:val="en-US" w:eastAsia="zh-CN"/>
         </w:rPr>
       </w:pPr>
-      <w:bookmarkStart w:id="29" w:name="_Toc19392"/>
+      <w:bookmarkStart w:id="29" w:name="_Toc818"/>
       <w:r>
         <w:rPr>
           <w:rFonts w:hint="eastAsia"/>
@@ -6875,17 +6876,17 @@
         <w:adjustRightInd w:val="0"/>
         <w:snapToGrid w:val="0"/>
         <w:spacing w:line="360" w:lineRule="auto"/>
-        <w:ind w:left="425" w:hanging="425" w:leftChars="0" w:firstLineChars="0"/>
+        <w:ind w:left="425" w:leftChars="0" w:hanging="425" w:firstLineChars="0"/>
         <w:textAlignment w:val="baseline"/>
         <w:rPr>
-          <w:rFonts w:ascii="宋体" w:eastAsia="宋体" w:hAnsi="宋体" w:cs="宋体"/>
-          <w:sz w:val="24"/>
-          <w:szCs w:val="24"/>
-        </w:rPr>
-      </w:pPr>
-      <w:r>
-        <w:rPr>
-          <w:rFonts w:ascii="宋体" w:eastAsia="宋体" w:hAnsi="宋体" w:cs="宋体"/>
+          <w:rFonts w:ascii="宋体" w:hAnsi="宋体" w:eastAsia="宋体" w:cs="宋体"/>
+          <w:sz w:val="24"/>
+          <w:szCs w:val="24"/>
+        </w:rPr>
+      </w:pPr>
+      <w:r>
+        <w:rPr>
+          <w:rFonts w:ascii="宋体" w:hAnsi="宋体" w:eastAsia="宋体" w:cs="宋体"/>
           <w:spacing w:val="-1"/>
           <w:sz w:val="24"/>
           <w:szCs w:val="24"/>
@@ -6894,7 +6895,7 @@
       </w:r>
       <w:r>
         <w:rPr>
-          <w:rFonts w:ascii="宋体" w:eastAsia="宋体" w:hAnsi="宋体" w:cs="宋体" w:hint="eastAsia"/>
+          <w:rFonts w:hint="eastAsia" w:ascii="宋体" w:hAnsi="宋体" w:eastAsia="宋体" w:cs="宋体"/>
           <w:spacing w:val="-1"/>
           <w:sz w:val="24"/>
           <w:szCs w:val="24"/>
@@ -6904,7 +6905,7 @@
       </w:r>
       <w:r>
         <w:rPr>
-          <w:rFonts w:ascii="宋体" w:eastAsia="宋体" w:hAnsi="宋体" w:cs="宋体"/>
+          <w:rFonts w:ascii="宋体" w:hAnsi="宋体" w:eastAsia="宋体" w:cs="宋体"/>
           <w:spacing w:val="-1"/>
           <w:sz w:val="24"/>
           <w:szCs w:val="24"/>
@@ -6932,7 +6933,7 @@
         <w:adjustRightInd w:val="0"/>
         <w:snapToGrid w:val="0"/>
         <w:spacing w:line="360" w:lineRule="auto"/>
-        <w:ind w:left="425" w:hanging="425" w:leftChars="0" w:firstLineChars="0"/>
+        <w:ind w:left="425" w:leftChars="0" w:hanging="425" w:firstLineChars="0"/>
         <w:textAlignment w:val="baseline"/>
         <w:rPr>
           <w:rFonts w:hint="eastAsia"/>
@@ -6941,7 +6942,7 @@
       </w:pPr>
       <w:r>
         <w:rPr>
-          <w:rFonts w:ascii="宋体" w:eastAsia="宋体" w:hAnsi="宋体" w:cs="宋体"/>
+          <w:rFonts w:ascii="宋体" w:hAnsi="宋体" w:eastAsia="宋体" w:cs="宋体"/>
           <w:spacing w:val="-2"/>
           <w:sz w:val="24"/>
           <w:szCs w:val="24"/>
@@ -6951,7 +6952,7 @@
     </w:p>
     <w:p>
       <w:pPr>
-        <w:pStyle w:val="1"/>
+        <w:pStyle w:val="28"/>
         <w:keepLines w:val="0"/>
         <w:pageBreakBefore w:val="0"/>
         <w:widowControl w:val="0"/>
@@ -6963,7 +6964,7 @@
           <w:lang w:val="en-US" w:eastAsia="zh-CN"/>
         </w:rPr>
       </w:pPr>
-      <w:bookmarkStart w:id="30" w:name="_Toc7672"/>
+      <w:bookmarkStart w:id="30" w:name="_Toc27905"/>
       <w:r>
         <w:rPr>
           <w:rFonts w:hint="eastAsia"/>
@@ -6975,7 +6976,7 @@
     </w:p>
     <w:p>
       <w:pPr>
-        <w:pStyle w:val="a1"/>
+        <w:pStyle w:val="29"/>
         <w:keepLines w:val="0"/>
         <w:pageBreakBefore w:val="0"/>
         <w:widowControl w:val="0"/>
@@ -6997,7 +6998,7 @@
     </w:p>
     <w:p>
       <w:pPr>
-        <w:pStyle w:val="1"/>
+        <w:pStyle w:val="28"/>
         <w:keepLines w:val="0"/>
         <w:pageBreakBefore w:val="0"/>
         <w:widowControl w:val="0"/>
@@ -7009,7 +7010,7 @@
           <w:lang w:val="en-US" w:eastAsia="zh-CN"/>
         </w:rPr>
       </w:pPr>
-      <w:bookmarkStart w:id="31" w:name="_Toc3769"/>
+      <w:bookmarkStart w:id="31" w:name="_Toc22770"/>
       <w:r>
         <w:rPr>
           <w:rFonts w:hint="eastAsia"/>
@@ -7021,7 +7022,7 @@
     </w:p>
     <w:p>
       <w:pPr>
-        <w:pStyle w:val="a3"/>
+        <w:pStyle w:val="40"/>
         <w:bidi w:val="0"/>
       </w:pPr>
       <w:r>
@@ -7030,7 +7031,7 @@
     </w:p>
     <w:p>
       <w:pPr>
-        <w:pStyle w:val="a3"/>
+        <w:pStyle w:val="40"/>
         <w:bidi w:val="0"/>
         <w:rPr>
           <w:rFonts w:hint="default"/>
@@ -7039,7 +7040,7 @@
       </w:pPr>
       <w:r>
         <w:rPr>
-          <w:rFonts w:ascii="宋体" w:eastAsia="宋体" w:hAnsi="宋体" w:cs="宋体"/>
+          <w:rFonts w:ascii="宋体" w:hAnsi="宋体" w:eastAsia="宋体" w:cs="宋体"/>
           <w:spacing w:val="-5"/>
           <w:sz w:val="24"/>
           <w:szCs w:val="24"/>
@@ -7048,33 +7049,83 @@
       </w:r>
     </w:p>
     <w:sectPr>
-      <w:headerReference w:type="default" r:id="rId4"/>
+      <w:headerReference r:id="rId5" w:type="default"/>
       <w:pgSz w:w="11906" w:h="16838"/>
       <w:pgMar w:top="1417" w:right="1800" w:bottom="1440" w:left="1800" w:header="1140" w:footer="992" w:gutter="0"/>
-      <w:cols w:num="1" w:space="425"/>
+      <w:cols w:space="425" w:num="1"/>
       <w:docGrid w:type="lines" w:linePitch="312" w:charSpace="0"/>
     </w:sectPr>
   </w:body>
 </w:document>
 </file>
 
+<file path=word/endnotes.xml><?xml version="1.0" encoding="utf-8"?>
+<w:endnotes xmlns:wpc="http://schemas.microsoft.com/office/word/2010/wordprocessingCanvas" xmlns:mc="http://schemas.openxmlformats.org/markup-compatibility/2006" xmlns:o="urn:schemas-microsoft-com:office:office" xmlns:r="http://schemas.openxmlformats.org/officeDocument/2006/relationships" xmlns:m="http://schemas.openxmlformats.org/officeDocument/2006/math" xmlns:v="urn:schemas-microsoft-com:vml" xmlns:wp14="http://schemas.microsoft.com/office/word/2010/wordprocessingDrawing" xmlns:wp="http://schemas.openxmlformats.org/drawingml/2006/wordprocessingDrawing" xmlns:w="http://schemas.openxmlformats.org/wordprocessingml/2006/main" xmlns:w14="http://schemas.microsoft.com/office/word/2010/wordml" xmlns:w15="http://schemas.microsoft.com/office/word/2012/wordml" xmlns:w10="urn:schemas-microsoft-com:office:word" xmlns:wpg="http://schemas.microsoft.com/office/word/2010/wordprocessingGroup" xmlns:wpi="http://schemas.microsoft.com/office/word/2010/wordprocessingInk" xmlns:wne="http://schemas.microsoft.com/office/word/2006/wordml" xmlns:wps="http://schemas.microsoft.com/office/word/2010/wordprocessingShape" xmlns:wpsCustomData="http://www.wps.cn/officeDocument/2013/wpsCustomData" mc:Ignorable="w14 w15 wp14">
+  <w:endnote w:type="separator" w:id="0">
+    <w:p>
+      <w:pPr>
+        <w:spacing w:line="240" w:lineRule="auto"/>
+      </w:pPr>
+      <w:r>
+        <w:separator/>
+      </w:r>
+    </w:p>
+  </w:endnote>
+  <w:endnote w:type="continuationSeparator" w:id="1">
+    <w:p>
+      <w:pPr>
+        <w:spacing w:line="240" w:lineRule="auto"/>
+      </w:pPr>
+      <w:r>
+        <w:continuationSeparator/>
+      </w:r>
+    </w:p>
+  </w:endnote>
+</w:endnotes>
+</file>
+
+<file path=word/footnotes.xml><?xml version="1.0" encoding="utf-8"?>
+<w:footnotes xmlns:wpc="http://schemas.microsoft.com/office/word/2010/wordprocessingCanvas" xmlns:mc="http://schemas.openxmlformats.org/markup-compatibility/2006" xmlns:o="urn:schemas-microsoft-com:office:office" xmlns:r="http://schemas.openxmlformats.org/officeDocument/2006/relationships" xmlns:m="http://schemas.openxmlformats.org/officeDocument/2006/math" xmlns:v="urn:schemas-microsoft-com:vml" xmlns:wp14="http://schemas.microsoft.com/office/word/2010/wordprocessingDrawing" xmlns:wp="http://schemas.openxmlformats.org/drawingml/2006/wordprocessingDrawing" xmlns:w="http://schemas.openxmlformats.org/wordprocessingml/2006/main" xmlns:w14="http://schemas.microsoft.com/office/word/2010/wordml" xmlns:w15="http://schemas.microsoft.com/office/word/2012/wordml" xmlns:w10="urn:schemas-microsoft-com:office:word" xmlns:wpg="http://schemas.microsoft.com/office/word/2010/wordprocessingGroup" xmlns:wpi="http://schemas.microsoft.com/office/word/2010/wordprocessingInk" xmlns:wne="http://schemas.microsoft.com/office/word/2006/wordml" xmlns:wps="http://schemas.microsoft.com/office/word/2010/wordprocessingShape" xmlns:wpsCustomData="http://www.wps.cn/officeDocument/2013/wpsCustomData" mc:Ignorable="w14 w15 wp14">
+  <w:footnote w:type="separator" w:id="0">
+    <w:p>
+      <w:pPr>
+        <w:spacing w:line="360" w:lineRule="auto"/>
+      </w:pPr>
+      <w:r>
+        <w:separator/>
+      </w:r>
+    </w:p>
+  </w:footnote>
+  <w:footnote w:type="continuationSeparator" w:id="1">
+    <w:p>
+      <w:pPr>
+        <w:spacing w:line="360" w:lineRule="auto"/>
+      </w:pPr>
+      <w:r>
+        <w:continuationSeparator/>
+      </w:r>
+    </w:p>
+  </w:footnote>
+</w:footnotes>
+</file>
+
 <file path=word/header1.xml><?xml version="1.0" encoding="utf-8"?>
-<w:hdr xmlns:wpc="http://schemas.microsoft.com/office/word/2010/wordprocessingCanvas" xmlns:mc="http://schemas.openxmlformats.org/markup-compatibility/2006" xmlns:o="urn:schemas-microsoft-com:office:office" xmlns:r="http://schemas.openxmlformats.org/officeDocument/2006/relationships" xmlns:m="http://schemas.openxmlformats.org/officeDocument/2006/math" xmlns:v="urn:schemas-microsoft-com:vml" xmlns:wp14="http://schemas.microsoft.com/office/word/2010/wordprocessingDrawing" xmlns:wp="http://schemas.openxmlformats.org/drawingml/2006/wordprocessingDrawing" xmlns:w10="urn:schemas-microsoft-com:office:word" xmlns:w="http://schemas.openxmlformats.org/wordprocessingml/2006/main" xmlns:w14="http://schemas.microsoft.com/office/word/2010/wordml" xmlns:w15="http://schemas.microsoft.com/office/word/2012/wordml" xmlns:wne="http://schemas.microsoft.com/office/word/2006/wordml" xmlns:wpg="http://schemas.microsoft.com/office/word/2010/wordprocessingGroup" xmlns:wpi="http://schemas.microsoft.com/office/word/2010/wordprocessingInk" xmlns:wps="http://schemas.microsoft.com/office/word/2010/wordprocessingShape" mc:Ignorable="w14 w15 wp14">
+<w:hdr xmlns:wpc="http://schemas.microsoft.com/office/word/2010/wordprocessingCanvas" xmlns:mc="http://schemas.openxmlformats.org/markup-compatibility/2006" xmlns:o="urn:schemas-microsoft-com:office:office" xmlns:r="http://schemas.openxmlformats.org/officeDocument/2006/relationships" xmlns:m="http://schemas.openxmlformats.org/officeDocument/2006/math" xmlns:v="urn:schemas-microsoft-com:vml" xmlns:wp14="http://schemas.microsoft.com/office/word/2010/wordprocessingDrawing" xmlns:wp="http://schemas.openxmlformats.org/drawingml/2006/wordprocessingDrawing" xmlns:w10="urn:schemas-microsoft-com:office:word" xmlns:w="http://schemas.openxmlformats.org/wordprocessingml/2006/main" xmlns:w14="http://schemas.microsoft.com/office/word/2010/wordml" xmlns:w15="http://schemas.microsoft.com/office/word/2012/wordml" xmlns:wpg="http://schemas.microsoft.com/office/word/2010/wordprocessingGroup" xmlns:wpi="http://schemas.microsoft.com/office/word/2010/wordprocessingInk" xmlns:wne="http://schemas.microsoft.com/office/word/2006/wordml" xmlns:wps="http://schemas.microsoft.com/office/word/2010/wordprocessingShape" xmlns:wpsCustomData="http://www.wps.cn/officeDocument/2013/wpsCustomData" mc:Ignorable="w14 w15 wp14">
   <w:p>
     <w:pPr>
-      <w:pStyle w:val="Header"/>
+      <w:pStyle w:val="15"/>
       <w:pBdr>
-        <w:bottom w:val="single" w:sz="4" w:space="1" w:color="auto"/>
+        <w:bottom w:val="single" w:color="auto" w:sz="4" w:space="1"/>
       </w:pBdr>
       <w:jc w:val="right"/>
       <w:rPr>
-        <w:rFonts w:eastAsiaTheme="minorEastAsia" w:hint="eastAsia"/>
+        <w:rFonts w:hint="eastAsia" w:eastAsiaTheme="minorEastAsia"/>
         <w:lang w:eastAsia="zh-CN"/>
       </w:rPr>
     </w:pPr>
     <w:r>
       <w:rPr>
-        <w:rFonts w:eastAsiaTheme="minorEastAsia" w:hint="eastAsia"/>
+        <w:rFonts w:hint="eastAsia" w:eastAsiaTheme="minorEastAsia"/>
         <w:lang w:eastAsia="zh-CN"/>
       </w:rPr>
       <w:t>陕西益利德软件科技有限公司</w:t>
@@ -7084,12 +7135,12 @@
 </file>
 
 <file path=word/numbering.xml><?xml version="1.0" encoding="utf-8"?>
-<w:numbering xmlns:wpc="http://schemas.microsoft.com/office/word/2010/wordprocessingCanvas" xmlns:mc="http://schemas.openxmlformats.org/markup-compatibility/2006" xmlns:o="urn:schemas-microsoft-com:office:office" xmlns:r="http://schemas.openxmlformats.org/officeDocument/2006/relationships" xmlns:m="http://schemas.openxmlformats.org/officeDocument/2006/math" xmlns:v="urn:schemas-microsoft-com:vml" xmlns:wp14="http://schemas.microsoft.com/office/word/2010/wordprocessingDrawing" xmlns:wp="http://schemas.openxmlformats.org/drawingml/2006/wordprocessingDrawing" xmlns:w10="urn:schemas-microsoft-com:office:word" xmlns:w="http://schemas.openxmlformats.org/wordprocessingml/2006/main" xmlns:w14="http://schemas.microsoft.com/office/word/2010/wordml" xmlns:w15="http://schemas.microsoft.com/office/word/2012/wordml" xmlns:wne="http://schemas.microsoft.com/office/word/2006/wordml" xmlns:wpg="http://schemas.microsoft.com/office/word/2010/wordprocessingGroup" xmlns:wpi="http://schemas.microsoft.com/office/word/2010/wordprocessingInk" xmlns:wps="http://schemas.microsoft.com/office/word/2010/wordprocessingShape" mc:Ignorable="w14 w15 wp14">
+<w:numbering xmlns:wpc="http://schemas.microsoft.com/office/word/2010/wordprocessingCanvas" xmlns:mc="http://schemas.openxmlformats.org/markup-compatibility/2006" xmlns:o="urn:schemas-microsoft-com:office:office" xmlns:r="http://schemas.openxmlformats.org/officeDocument/2006/relationships" xmlns:m="http://schemas.openxmlformats.org/officeDocument/2006/math" xmlns:v="urn:schemas-microsoft-com:vml" xmlns:wp14="http://schemas.microsoft.com/office/word/2010/wordprocessingDrawing" xmlns:wp="http://schemas.openxmlformats.org/drawingml/2006/wordprocessingDrawing" xmlns:w10="urn:schemas-microsoft-com:office:word" xmlns:w="http://schemas.openxmlformats.org/wordprocessingml/2006/main" xmlns:w14="http://schemas.microsoft.com/office/word/2010/wordml" xmlns:wpg="http://schemas.microsoft.com/office/word/2010/wordprocessingGroup" xmlns:wpi="http://schemas.microsoft.com/office/word/2010/wordprocessingInk" xmlns:wne="http://schemas.microsoft.com/office/word/2006/wordml" xmlns:wps="http://schemas.microsoft.com/office/word/2010/wordprocessingShape" xmlns:wpsCustomData="http://www.wps.cn/officeDocument/2013/wpsCustomData" mc:Ignorable="w14 wp14">
   <w:abstractNum w:abstractNumId="0">
     <w:nsid w:val="8E5F72B1"/>
     <w:multiLevelType w:val="singleLevel"/>
     <w:tmpl w:val="8E5F72B1"/>
-    <w:lvl w:ilvl="0">
+    <w:lvl w:ilvl="0" w:tentative="0">
       <w:start w:val="1"/>
       <w:numFmt w:val="decimal"/>
       <w:lvlText w:val="%1."/>
@@ -7106,10 +7157,10 @@
     <w:nsid w:val="8E964DCE"/>
     <w:multiLevelType w:val="multilevel"/>
     <w:tmpl w:val="8E964DCE"/>
-    <w:lvl w:ilvl="0">
+    <w:lvl w:ilvl="0" w:tentative="0">
       <w:start w:val="1"/>
       <w:numFmt w:val="decimal"/>
-      <w:pStyle w:val="Heading1"/>
+      <w:pStyle w:val="2"/>
       <w:lvlText w:val="%1."/>
       <w:lvlJc w:val="left"/>
       <w:pPr>
@@ -7119,10 +7170,10 @@
         <w:rFonts w:hint="default"/>
       </w:rPr>
     </w:lvl>
-    <w:lvl w:ilvl="1">
+    <w:lvl w:ilvl="1" w:tentative="0">
       <w:start w:val="1"/>
       <w:numFmt w:val="decimal"/>
-      <w:pStyle w:val="Heading2"/>
+      <w:pStyle w:val="3"/>
       <w:lvlText w:val="%1.%2."/>
       <w:lvlJc w:val="left"/>
       <w:pPr>
@@ -7132,10 +7183,10 @@
         <w:rFonts w:hint="default"/>
       </w:rPr>
     </w:lvl>
-    <w:lvl w:ilvl="2">
+    <w:lvl w:ilvl="2" w:tentative="0">
       <w:start w:val="1"/>
       <w:numFmt w:val="decimal"/>
-      <w:pStyle w:val="Heading3"/>
+      <w:pStyle w:val="4"/>
       <w:lvlText w:val="%1.%2.%3."/>
       <w:lvlJc w:val="left"/>
       <w:pPr>
@@ -7145,10 +7196,10 @@
         <w:rFonts w:hint="default"/>
       </w:rPr>
     </w:lvl>
-    <w:lvl w:ilvl="3">
+    <w:lvl w:ilvl="3" w:tentative="0">
       <w:start w:val="1"/>
       <w:numFmt w:val="decimal"/>
-      <w:pStyle w:val="Heading4"/>
+      <w:pStyle w:val="5"/>
       <w:lvlText w:val="%1.%2.%3.%4."/>
       <w:lvlJc w:val="left"/>
       <w:pPr>
@@ -7158,10 +7209,10 @@
         <w:rFonts w:hint="default"/>
       </w:rPr>
     </w:lvl>
-    <w:lvl w:ilvl="4">
+    <w:lvl w:ilvl="4" w:tentative="0">
       <w:start w:val="1"/>
       <w:numFmt w:val="decimal"/>
-      <w:pStyle w:val="Heading5"/>
+      <w:pStyle w:val="6"/>
       <w:lvlText w:val="%1.%2.%3.%4.%5."/>
       <w:lvlJc w:val="left"/>
       <w:pPr>
@@ -7171,10 +7222,10 @@
         <w:rFonts w:hint="default"/>
       </w:rPr>
     </w:lvl>
-    <w:lvl w:ilvl="5">
+    <w:lvl w:ilvl="5" w:tentative="0">
       <w:start w:val="1"/>
       <w:numFmt w:val="decimal"/>
-      <w:pStyle w:val="Heading6"/>
+      <w:pStyle w:val="7"/>
       <w:lvlText w:val="%1.%2.%3.%4.%5.%6."/>
       <w:lvlJc w:val="left"/>
       <w:pPr>
@@ -7184,10 +7235,10 @@
         <w:rFonts w:hint="default"/>
       </w:rPr>
     </w:lvl>
-    <w:lvl w:ilvl="6">
+    <w:lvl w:ilvl="6" w:tentative="0">
       <w:start w:val="1"/>
       <w:numFmt w:val="decimal"/>
-      <w:pStyle w:val="Heading7"/>
+      <w:pStyle w:val="8"/>
       <w:lvlText w:val="%1.%2.%3.%4.%5.%6.%7."/>
       <w:lvlJc w:val="left"/>
       <w:pPr>
@@ -7197,10 +7248,10 @@
         <w:rFonts w:hint="default"/>
       </w:rPr>
     </w:lvl>
-    <w:lvl w:ilvl="7">
+    <w:lvl w:ilvl="7" w:tentative="0">
       <w:start w:val="1"/>
       <w:numFmt w:val="decimal"/>
-      <w:pStyle w:val="Heading8"/>
+      <w:pStyle w:val="9"/>
       <w:lvlText w:val="%1.%2.%3.%4.%5.%6.%7.%8."/>
       <w:lvlJc w:val="left"/>
       <w:pPr>
@@ -7210,10 +7261,10 @@
         <w:rFonts w:hint="default"/>
       </w:rPr>
     </w:lvl>
-    <w:lvl w:ilvl="8">
+    <w:lvl w:ilvl="8" w:tentative="0">
       <w:start w:val="1"/>
       <w:numFmt w:val="decimal"/>
-      <w:pStyle w:val="Heading9"/>
+      <w:pStyle w:val="10"/>
       <w:lvlText w:val="%1.%2.%3.%4.%5.%6.%7.%8.%9."/>
       <w:lvlJc w:val="left"/>
       <w:pPr>
@@ -7228,7 +7279,7 @@
     <w:nsid w:val="F9539CF3"/>
     <w:multiLevelType w:val="singleLevel"/>
     <w:tmpl w:val="F9539CF3"/>
-    <w:lvl w:ilvl="0">
+    <w:lvl w:ilvl="0" w:tentative="0">
       <w:start w:val="1"/>
       <w:numFmt w:val="decimal"/>
       <w:lvlText w:val="%1."/>
@@ -7245,7 +7296,7 @@
     <w:nsid w:val="0B6C078D"/>
     <w:multiLevelType w:val="singleLevel"/>
     <w:tmpl w:val="0B6C078D"/>
-    <w:lvl w:ilvl="0">
+    <w:lvl w:ilvl="0" w:tentative="0">
       <w:start w:val="1"/>
       <w:numFmt w:val="decimal"/>
       <w:lvlText w:val="%1."/>
@@ -7262,7 +7313,7 @@
     <w:nsid w:val="201201EF"/>
     <w:multiLevelType w:val="singleLevel"/>
     <w:tmpl w:val="201201EF"/>
-    <w:lvl w:ilvl="0">
+    <w:lvl w:ilvl="0" w:tentative="0">
       <w:start w:val="1"/>
       <w:numFmt w:val="decimal"/>
       <w:lvlText w:val="%1."/>
@@ -7279,7 +7330,7 @@
     <w:nsid w:val="23E0822E"/>
     <w:multiLevelType w:val="singleLevel"/>
     <w:tmpl w:val="23E0822E"/>
-    <w:lvl w:ilvl="0">
+    <w:lvl w:ilvl="0" w:tentative="0">
       <w:start w:val="1"/>
       <w:numFmt w:val="decimal"/>
       <w:lvlText w:val="%1."/>
@@ -7296,7 +7347,7 @@
     <w:nsid w:val="6C1BC90C"/>
     <w:multiLevelType w:val="singleLevel"/>
     <w:tmpl w:val="6C1BC90C"/>
-    <w:lvl w:ilvl="0">
+    <w:lvl w:ilvl="0" w:tentative="0">
       <w:start w:val="1"/>
       <w:numFmt w:val="decimal"/>
       <w:lvlText w:val="%1."/>
@@ -7313,7 +7364,7 @@
     <w:nsid w:val="7B963D54"/>
     <w:multiLevelType w:val="singleLevel"/>
     <w:tmpl w:val="7B963D54"/>
-    <w:lvl w:ilvl="0">
+    <w:lvl w:ilvl="0" w:tentative="0">
       <w:start w:val="1"/>
       <w:numFmt w:val="decimal"/>
       <w:lvlText w:val="%1."/>
@@ -7354,267 +7405,269 @@
 </file>
 
 <file path=word/styles.xml><?xml version="1.0" encoding="utf-8"?>
-<w:styles xmlns:mc="http://schemas.openxmlformats.org/markup-compatibility/2006" xmlns:r="http://schemas.openxmlformats.org/officeDocument/2006/relationships" xmlns:w="http://schemas.openxmlformats.org/wordprocessingml/2006/main" xmlns:w14="http://schemas.microsoft.com/office/word/2010/wordml" xmlns:w15="http://schemas.microsoft.com/office/word/2012/wordml" mc:Ignorable="w14 w15">
+<w:styles xmlns:mc="http://schemas.openxmlformats.org/markup-compatibility/2006" xmlns:o="urn:schemas-microsoft-com:office:office" xmlns:r="http://schemas.openxmlformats.org/officeDocument/2006/relationships" xmlns:m="http://schemas.openxmlformats.org/officeDocument/2006/math" xmlns:v="urn:schemas-microsoft-com:vml" xmlns:w="http://schemas.openxmlformats.org/wordprocessingml/2006/main" xmlns:w14="http://schemas.microsoft.com/office/word/2010/wordml" xmlns:w10="urn:schemas-microsoft-com:office:word" xmlns:sl="http://schemas.openxmlformats.org/schemaLibrary/2006/main" xmlns:wpsCustomData="http://www.wps.cn/officeDocument/2013/wpsCustomData" mc:Ignorable="w14">
   <w:docDefaults>
     <w:rPrDefault>
       <w:rPr>
-        <w:rFonts w:ascii="Times New Roman" w:eastAsia="宋体" w:hAnsi="Times New Roman" w:cs="Times New Roman"/>
+        <w:rFonts w:ascii="Times New Roman" w:hAnsi="Times New Roman" w:eastAsia="宋体" w:cs="Times New Roman"/>
       </w:rPr>
     </w:rPrDefault>
     <w:pPrDefault/>
   </w:docDefaults>
-  <w:latentStyles w:defLockedState="0" w:defUIPriority="99" w:defSemiHidden="1" w:defUnhideWhenUsed="1" w:defQFormat="0" w:count="260">
-    <w:lsdException w:name="Normal" w:semiHidden="0" w:uiPriority="0" w:unhideWhenUsed="0" w:qFormat="1"/>
-    <w:lsdException w:name="heading 1" w:semiHidden="0" w:uiPriority="0" w:unhideWhenUsed="0" w:qFormat="1"/>
-    <w:lsdException w:name="heading 2" w:semiHidden="0" w:uiPriority="0" w:qFormat="1"/>
-    <w:lsdException w:name="heading 3" w:uiPriority="0" w:qFormat="1"/>
-    <w:lsdException w:name="heading 4" w:semiHidden="0" w:uiPriority="0" w:qFormat="1"/>
-    <w:lsdException w:name="heading 5" w:uiPriority="0" w:qFormat="1"/>
-    <w:lsdException w:name="heading 6" w:uiPriority="0" w:qFormat="1"/>
-    <w:lsdException w:name="heading 7" w:uiPriority="0" w:qFormat="1"/>
-    <w:lsdException w:name="heading 8" w:uiPriority="0" w:qFormat="1"/>
-    <w:lsdException w:name="heading 9" w:uiPriority="0" w:qFormat="1"/>
-    <w:lsdException w:name="index 1" w:semiHidden="0" w:uiPriority="0" w:unhideWhenUsed="0"/>
-    <w:lsdException w:name="index 2" w:semiHidden="0" w:uiPriority="0" w:unhideWhenUsed="0"/>
-    <w:lsdException w:name="index 3" w:semiHidden="0" w:uiPriority="0" w:unhideWhenUsed="0"/>
-    <w:lsdException w:name="index 4" w:semiHidden="0" w:uiPriority="0" w:unhideWhenUsed="0"/>
-    <w:lsdException w:name="index 5" w:semiHidden="0" w:uiPriority="0" w:unhideWhenUsed="0"/>
-    <w:lsdException w:name="index 6" w:semiHidden="0" w:uiPriority="0" w:unhideWhenUsed="0"/>
-    <w:lsdException w:name="index 7" w:semiHidden="0" w:uiPriority="0" w:unhideWhenUsed="0"/>
-    <w:lsdException w:name="index 8" w:semiHidden="0" w:uiPriority="0" w:unhideWhenUsed="0"/>
-    <w:lsdException w:name="index 9" w:semiHidden="0" w:uiPriority="0" w:unhideWhenUsed="0"/>
-    <w:lsdException w:name="toc 1" w:semiHidden="0" w:uiPriority="0" w:unhideWhenUsed="0" w:qFormat="1"/>
-    <w:lsdException w:name="toc 2" w:semiHidden="0" w:uiPriority="0" w:unhideWhenUsed="0" w:qFormat="1"/>
-    <w:lsdException w:name="toc 3" w:semiHidden="0" w:uiPriority="0" w:unhideWhenUsed="0" w:qFormat="1"/>
-    <w:lsdException w:name="toc 4" w:semiHidden="0" w:uiPriority="0" w:unhideWhenUsed="0"/>
-    <w:lsdException w:name="toc 5" w:semiHidden="0" w:uiPriority="0" w:unhideWhenUsed="0"/>
-    <w:lsdException w:name="toc 6" w:semiHidden="0" w:uiPriority="0" w:unhideWhenUsed="0"/>
-    <w:lsdException w:name="toc 7" w:semiHidden="0" w:uiPriority="0" w:unhideWhenUsed="0"/>
-    <w:lsdException w:name="toc 8" w:semiHidden="0" w:uiPriority="0" w:unhideWhenUsed="0"/>
-    <w:lsdException w:name="toc 9" w:semiHidden="0" w:uiPriority="0" w:unhideWhenUsed="0"/>
-    <w:lsdException w:name="Normal Indent" w:semiHidden="0" w:uiPriority="0" w:unhideWhenUsed="0"/>
-    <w:lsdException w:name="footnote text" w:semiHidden="0" w:uiPriority="0" w:unhideWhenUsed="0"/>
-    <w:lsdException w:name="annotation text" w:semiHidden="0" w:uiPriority="0" w:unhideWhenUsed="0" w:qFormat="1"/>
-    <w:lsdException w:name="header" w:semiHidden="0" w:uiPriority="0" w:unhideWhenUsed="0" w:qFormat="1"/>
-    <w:lsdException w:name="footer" w:semiHidden="0" w:uiPriority="0" w:unhideWhenUsed="0" w:qFormat="1"/>
-    <w:lsdException w:name="index heading" w:semiHidden="0" w:uiPriority="0" w:unhideWhenUsed="0"/>
-    <w:lsdException w:name="caption" w:uiPriority="0" w:qFormat="1"/>
-    <w:lsdException w:name="table of figures" w:semiHidden="0" w:uiPriority="0" w:unhideWhenUsed="0"/>
-    <w:lsdException w:name="envelope address" w:semiHidden="0" w:uiPriority="0" w:unhideWhenUsed="0"/>
-    <w:lsdException w:name="envelope return" w:semiHidden="0" w:uiPriority="0" w:unhideWhenUsed="0"/>
-    <w:lsdException w:name="footnote reference" w:semiHidden="0" w:uiPriority="0" w:unhideWhenUsed="0"/>
-    <w:lsdException w:name="annotation reference" w:semiHidden="0" w:uiPriority="0" w:unhideWhenUsed="0"/>
-    <w:lsdException w:name="line number" w:semiHidden="0" w:uiPriority="0" w:unhideWhenUsed="0"/>
-    <w:lsdException w:name="page number" w:semiHidden="0" w:uiPriority="0" w:unhideWhenUsed="0"/>
-    <w:lsdException w:name="endnote reference" w:semiHidden="0" w:uiPriority="0" w:unhideWhenUsed="0"/>
-    <w:lsdException w:name="endnote text" w:semiHidden="0" w:uiPriority="0" w:unhideWhenUsed="0"/>
-    <w:lsdException w:name="table of authorities" w:semiHidden="0" w:uiPriority="0" w:unhideWhenUsed="0"/>
-    <w:lsdException w:name="macro" w:semiHidden="0" w:uiPriority="0" w:unhideWhenUsed="0"/>
-    <w:lsdException w:name="toa heading" w:semiHidden="0" w:uiPriority="0" w:unhideWhenUsed="0"/>
-    <w:lsdException w:name="List" w:semiHidden="0" w:uiPriority="0" w:unhideWhenUsed="0"/>
-    <w:lsdException w:name="List Bullet" w:semiHidden="0" w:uiPriority="0" w:unhideWhenUsed="0"/>
-    <w:lsdException w:name="List Number" w:semiHidden="0" w:uiPriority="0" w:unhideWhenUsed="0"/>
-    <w:lsdException w:name="List 2" w:semiHidden="0" w:uiPriority="0" w:unhideWhenUsed="0"/>
-    <w:lsdException w:name="List 3" w:semiHidden="0" w:uiPriority="0" w:unhideWhenUsed="0"/>
-    <w:lsdException w:name="List 4" w:semiHidden="0" w:uiPriority="0" w:unhideWhenUsed="0"/>
-    <w:lsdException w:name="List 5" w:semiHidden="0" w:uiPriority="0" w:unhideWhenUsed="0"/>
-    <w:lsdException w:name="List Bullet 2" w:semiHidden="0" w:uiPriority="0" w:unhideWhenUsed="0"/>
-    <w:lsdException w:name="List Bullet 3" w:semiHidden="0" w:uiPriority="0" w:unhideWhenUsed="0"/>
-    <w:lsdException w:name="List Bullet 4" w:semiHidden="0" w:uiPriority="0" w:unhideWhenUsed="0"/>
-    <w:lsdException w:name="List Bullet 5" w:semiHidden="0" w:uiPriority="0" w:unhideWhenUsed="0"/>
-    <w:lsdException w:name="List Number 2" w:semiHidden="0" w:uiPriority="0" w:unhideWhenUsed="0"/>
-    <w:lsdException w:name="List Number 3" w:semiHidden="0" w:uiPriority="0" w:unhideWhenUsed="0"/>
-    <w:lsdException w:name="List Number 4" w:semiHidden="0" w:uiPriority="0" w:unhideWhenUsed="0"/>
-    <w:lsdException w:name="List Number 5" w:semiHidden="0" w:uiPriority="0" w:unhideWhenUsed="0"/>
-    <w:lsdException w:name="Title" w:semiHidden="0" w:uiPriority="0" w:unhideWhenUsed="0" w:qFormat="1"/>
-    <w:lsdException w:name="Closing" w:semiHidden="0" w:uiPriority="0" w:unhideWhenUsed="0"/>
-    <w:lsdException w:name="Signature" w:semiHidden="0" w:uiPriority="0" w:unhideWhenUsed="0"/>
-    <w:lsdException w:name="Default Paragraph Font" w:uiPriority="0" w:unhideWhenUsed="0" w:qFormat="1"/>
-    <w:lsdException w:name="Body Text" w:uiPriority="0" w:unhideWhenUsed="0" w:qFormat="1"/>
-    <w:lsdException w:name="Body Text Indent" w:semiHidden="0" w:uiPriority="0" w:unhideWhenUsed="0"/>
-    <w:lsdException w:name="List Continue" w:semiHidden="0" w:uiPriority="0" w:unhideWhenUsed="0"/>
-    <w:lsdException w:name="List Continue 2" w:semiHidden="0" w:uiPriority="0" w:unhideWhenUsed="0"/>
-    <w:lsdException w:name="List Continue 3" w:semiHidden="0" w:uiPriority="0" w:unhideWhenUsed="0"/>
-    <w:lsdException w:name="List Continue 4" w:semiHidden="0" w:uiPriority="0" w:unhideWhenUsed="0"/>
-    <w:lsdException w:name="List Continue 5" w:semiHidden="0" w:uiPriority="0" w:unhideWhenUsed="0"/>
-    <w:lsdException w:name="Message Header" w:semiHidden="0" w:uiPriority="0" w:unhideWhenUsed="0"/>
-    <w:lsdException w:name="Subtitle" w:semiHidden="0" w:uiPriority="0" w:unhideWhenUsed="0" w:qFormat="1"/>
-    <w:lsdException w:name="Salutation" w:semiHidden="0" w:uiPriority="0" w:unhideWhenUsed="0"/>
-    <w:lsdException w:name="Date" w:semiHidden="0" w:uiPriority="0" w:unhideWhenUsed="0"/>
-    <w:lsdException w:name="Body Text First Indent" w:semiHidden="0" w:uiPriority="0" w:unhideWhenUsed="0"/>
-    <w:lsdException w:name="Body Text First Indent 2" w:semiHidden="0" w:uiPriority="0" w:unhideWhenUsed="0"/>
-    <w:lsdException w:name="Body Text 2" w:semiHidden="0" w:uiPriority="0" w:unhideWhenUsed="0"/>
-    <w:lsdException w:name="Body Text 3" w:semiHidden="0" w:uiPriority="0" w:unhideWhenUsed="0"/>
-    <w:lsdException w:name="Body Text Indent 2" w:semiHidden="0" w:uiPriority="0" w:unhideWhenUsed="0"/>
-    <w:lsdException w:name="Body Text Indent 3" w:semiHidden="0" w:uiPriority="0" w:unhideWhenUsed="0"/>
-    <w:lsdException w:name="Block Text" w:semiHidden="0" w:uiPriority="0" w:unhideWhenUsed="0"/>
-    <w:lsdException w:name="Hyperlink" w:semiHidden="0" w:uiPriority="0" w:unhideWhenUsed="0"/>
-    <w:lsdException w:name="FollowedHyperlink" w:semiHidden="0" w:uiPriority="0" w:unhideWhenUsed="0"/>
-    <w:lsdException w:name="Strong" w:semiHidden="0" w:uiPriority="0" w:unhideWhenUsed="0" w:qFormat="1"/>
-    <w:lsdException w:name="Emphasis" w:semiHidden="0" w:uiPriority="0" w:unhideWhenUsed="0" w:qFormat="1"/>
-    <w:lsdException w:name="Document Map" w:semiHidden="0" w:uiPriority="0" w:unhideWhenUsed="0"/>
-    <w:lsdException w:name="Plain Text" w:semiHidden="0" w:uiPriority="0" w:unhideWhenUsed="0"/>
-    <w:lsdException w:name="E-mail Signature" w:semiHidden="0" w:uiPriority="0" w:unhideWhenUsed="0"/>
-    <w:lsdException w:name="Normal (Web)" w:semiHidden="0" w:uiPriority="0" w:unhideWhenUsed="0" w:qFormat="1"/>
-    <w:lsdException w:name="HTML Acronym" w:semiHidden="0" w:uiPriority="0" w:unhideWhenUsed="0"/>
-    <w:lsdException w:name="HTML Address" w:semiHidden="0" w:uiPriority="0" w:unhideWhenUsed="0"/>
-    <w:lsdException w:name="HTML Cite" w:semiHidden="0" w:uiPriority="0" w:unhideWhenUsed="0"/>
-    <w:lsdException w:name="HTML Code" w:semiHidden="0" w:uiPriority="0" w:unhideWhenUsed="0"/>
-    <w:lsdException w:name="HTML Definition" w:semiHidden="0" w:uiPriority="0" w:unhideWhenUsed="0"/>
-    <w:lsdException w:name="HTML Keyboard" w:semiHidden="0" w:uiPriority="0" w:unhideWhenUsed="0"/>
-    <w:lsdException w:name="HTML Preformatted" w:semiHidden="0" w:uiPriority="0" w:unhideWhenUsed="0"/>
-    <w:lsdException w:name="HTML Sample" w:semiHidden="0" w:uiPriority="0" w:unhideWhenUsed="0"/>
-    <w:lsdException w:name="HTML Typewriter" w:semiHidden="0" w:uiPriority="0" w:unhideWhenUsed="0"/>
-    <w:lsdException w:name="HTML Variable" w:semiHidden="0" w:uiPriority="0" w:unhideWhenUsed="0"/>
-    <w:lsdException w:name="Normal Table" w:uiPriority="0" w:unhideWhenUsed="0" w:qFormat="1"/>
-    <w:lsdException w:name="annotation subject" w:semiHidden="0" w:uiPriority="0" w:unhideWhenUsed="0"/>
-    <w:lsdException w:name="Table Simple 1" w:semiHidden="0" w:uiPriority="0" w:unhideWhenUsed="0"/>
-    <w:lsdException w:name="Table Simple 2" w:semiHidden="0" w:uiPriority="0" w:unhideWhenUsed="0"/>
-    <w:lsdException w:name="Table Simple 3" w:semiHidden="0" w:uiPriority="0" w:unhideWhenUsed="0"/>
-    <w:lsdException w:name="Table Classic 1" w:semiHidden="0" w:uiPriority="0" w:unhideWhenUsed="0"/>
-    <w:lsdException w:name="Table Classic 2" w:semiHidden="0" w:uiPriority="0" w:unhideWhenUsed="0"/>
-    <w:lsdException w:name="Table Classic 3" w:semiHidden="0" w:uiPriority="0" w:unhideWhenUsed="0"/>
-    <w:lsdException w:name="Table Classic 4" w:semiHidden="0" w:uiPriority="0" w:unhideWhenUsed="0"/>
-    <w:lsdException w:name="Table Colorful 1" w:semiHidden="0" w:uiPriority="0" w:unhideWhenUsed="0"/>
-    <w:lsdException w:name="Table Colorful 2" w:semiHidden="0" w:uiPriority="0" w:unhideWhenUsed="0"/>
-    <w:lsdException w:name="Table Colorful 3" w:semiHidden="0" w:uiPriority="0" w:unhideWhenUsed="0"/>
-    <w:lsdException w:name="Table Columns 1" w:semiHidden="0" w:uiPriority="0" w:unhideWhenUsed="0"/>
-    <w:lsdException w:name="Table Columns 2" w:semiHidden="0" w:uiPriority="0" w:unhideWhenUsed="0"/>
-    <w:lsdException w:name="Table Columns 3" w:semiHidden="0" w:uiPriority="0" w:unhideWhenUsed="0"/>
-    <w:lsdException w:name="Table Columns 4" w:semiHidden="0" w:uiPriority="0" w:unhideWhenUsed="0"/>
-    <w:lsdException w:name="Table Columns 5" w:semiHidden="0" w:uiPriority="0" w:unhideWhenUsed="0"/>
-    <w:lsdException w:name="Table Grid 1" w:semiHidden="0" w:uiPriority="0" w:unhideWhenUsed="0"/>
-    <w:lsdException w:name="Table Grid 2" w:semiHidden="0" w:uiPriority="0" w:unhideWhenUsed="0"/>
-    <w:lsdException w:name="Table Grid 3" w:semiHidden="0" w:uiPriority="0" w:unhideWhenUsed="0"/>
-    <w:lsdException w:name="Table Grid 4" w:semiHidden="0" w:uiPriority="0" w:unhideWhenUsed="0"/>
-    <w:lsdException w:name="Table Grid 5" w:semiHidden="0" w:uiPriority="0" w:unhideWhenUsed="0"/>
-    <w:lsdException w:name="Table Grid 6" w:semiHidden="0" w:uiPriority="0" w:unhideWhenUsed="0"/>
-    <w:lsdException w:name="Table Grid 7" w:semiHidden="0" w:uiPriority="0" w:unhideWhenUsed="0"/>
-    <w:lsdException w:name="Table Grid 8" w:semiHidden="0" w:uiPriority="0" w:unhideWhenUsed="0"/>
-    <w:lsdException w:name="Table List 1" w:semiHidden="0" w:uiPriority="0" w:unhideWhenUsed="0"/>
-    <w:lsdException w:name="Table List 2" w:semiHidden="0" w:uiPriority="0" w:unhideWhenUsed="0"/>
-    <w:lsdException w:name="Table List 3" w:semiHidden="0" w:uiPriority="0" w:unhideWhenUsed="0"/>
-    <w:lsdException w:name="Table List 4" w:semiHidden="0" w:uiPriority="0" w:unhideWhenUsed="0"/>
-    <w:lsdException w:name="Table List 5" w:semiHidden="0" w:uiPriority="0" w:unhideWhenUsed="0"/>
-    <w:lsdException w:name="Table List 6" w:semiHidden="0" w:uiPriority="0" w:unhideWhenUsed="0"/>
-    <w:lsdException w:name="Table List 7" w:semiHidden="0" w:uiPriority="0" w:unhideWhenUsed="0"/>
-    <w:lsdException w:name="Table List 8" w:semiHidden="0" w:uiPriority="0" w:unhideWhenUsed="0"/>
-    <w:lsdException w:name="Table 3D effects 1" w:semiHidden="0" w:uiPriority="0" w:unhideWhenUsed="0"/>
-    <w:lsdException w:name="Table 3D effects 2" w:semiHidden="0" w:uiPriority="0" w:unhideWhenUsed="0"/>
-    <w:lsdException w:name="Table 3D effects 3" w:semiHidden="0" w:uiPriority="0" w:unhideWhenUsed="0"/>
-    <w:lsdException w:name="Table Contemporary" w:semiHidden="0" w:uiPriority="0" w:unhideWhenUsed="0"/>
-    <w:lsdException w:name="Table Elegant" w:semiHidden="0" w:uiPriority="0" w:unhideWhenUsed="0"/>
-    <w:lsdException w:name="Table Professional" w:semiHidden="0" w:uiPriority="0" w:unhideWhenUsed="0"/>
-    <w:lsdException w:name="Table Subtle 1" w:semiHidden="0" w:uiPriority="0" w:unhideWhenUsed="0"/>
-    <w:lsdException w:name="Table Subtle 2" w:semiHidden="0" w:uiPriority="0" w:unhideWhenUsed="0"/>
-    <w:lsdException w:name="Table Web 1" w:semiHidden="0" w:uiPriority="0" w:unhideWhenUsed="0"/>
-    <w:lsdException w:name="Table Web 2" w:semiHidden="0" w:uiPriority="0" w:unhideWhenUsed="0"/>
-    <w:lsdException w:name="Table Web 3" w:semiHidden="0" w:uiPriority="0" w:unhideWhenUsed="0"/>
-    <w:lsdException w:name="Balloon Text" w:semiHidden="0" w:uiPriority="0" w:unhideWhenUsed="0"/>
-    <w:lsdException w:name="Table Grid" w:semiHidden="0" w:uiPriority="0" w:unhideWhenUsed="0" w:qFormat="1"/>
-    <w:lsdException w:name="Table Theme" w:semiHidden="0" w:uiPriority="0" w:unhideWhenUsed="0"/>
-    <w:lsdException w:name="Light Shading" w:semiHidden="0" w:uiPriority="60" w:unhideWhenUsed="0"/>
-    <w:lsdException w:name="Light List" w:semiHidden="0" w:uiPriority="61" w:unhideWhenUsed="0"/>
-    <w:lsdException w:name="Light Grid" w:semiHidden="0" w:uiPriority="62" w:unhideWhenUsed="0"/>
-    <w:lsdException w:name="Medium Shading 1" w:semiHidden="0" w:uiPriority="63" w:unhideWhenUsed="0"/>
-    <w:lsdException w:name="Medium Shading 2" w:semiHidden="0" w:uiPriority="64" w:unhideWhenUsed="0"/>
-    <w:lsdException w:name="Medium List 1" w:semiHidden="0" w:uiPriority="65" w:unhideWhenUsed="0"/>
-    <w:lsdException w:name="Medium List 2" w:semiHidden="0" w:uiPriority="66" w:unhideWhenUsed="0"/>
-    <w:lsdException w:name="Medium Grid 1" w:semiHidden="0" w:uiPriority="67" w:unhideWhenUsed="0"/>
-    <w:lsdException w:name="Medium Grid 2" w:semiHidden="0" w:uiPriority="68" w:unhideWhenUsed="0"/>
-    <w:lsdException w:name="Medium Grid 3" w:semiHidden="0" w:uiPriority="69" w:unhideWhenUsed="0"/>
-    <w:lsdException w:name="Dark List" w:semiHidden="0" w:uiPriority="70" w:unhideWhenUsed="0"/>
-    <w:lsdException w:name="Colorful Shading" w:semiHidden="0" w:uiPriority="71" w:unhideWhenUsed="0"/>
-    <w:lsdException w:name="Colorful List" w:semiHidden="0" w:uiPriority="72" w:unhideWhenUsed="0"/>
-    <w:lsdException w:name="Colorful Grid" w:semiHidden="0" w:uiPriority="73" w:unhideWhenUsed="0"/>
-    <w:lsdException w:name="Light Shading Accent 1" w:semiHidden="0" w:uiPriority="60" w:unhideWhenUsed="0"/>
-    <w:lsdException w:name="Light List Accent 1" w:semiHidden="0" w:uiPriority="61" w:unhideWhenUsed="0"/>
-    <w:lsdException w:name="Light Grid Accent 1" w:semiHidden="0" w:uiPriority="62" w:unhideWhenUsed="0"/>
-    <w:lsdException w:name="Medium Shading 1 Accent 1" w:semiHidden="0" w:uiPriority="63" w:unhideWhenUsed="0"/>
-    <w:lsdException w:name="Medium Shading 2 Accent 1" w:semiHidden="0" w:uiPriority="64" w:unhideWhenUsed="0"/>
-    <w:lsdException w:name="Medium List 1 Accent 1" w:semiHidden="0" w:uiPriority="65" w:unhideWhenUsed="0"/>
-    <w:lsdException w:name="Medium List 2 Accent 1" w:semiHidden="0" w:uiPriority="66" w:unhideWhenUsed="0"/>
-    <w:lsdException w:name="Medium Grid 1 Accent 1" w:semiHidden="0" w:uiPriority="67" w:unhideWhenUsed="0"/>
-    <w:lsdException w:name="Medium Grid 2 Accent 1" w:semiHidden="0" w:uiPriority="68" w:unhideWhenUsed="0"/>
-    <w:lsdException w:name="Medium Grid 3 Accent 1" w:semiHidden="0" w:uiPriority="69" w:unhideWhenUsed="0"/>
-    <w:lsdException w:name="Dark List Accent 1" w:semiHidden="0" w:uiPriority="70" w:unhideWhenUsed="0"/>
-    <w:lsdException w:name="Colorful Shading Accent 1" w:semiHidden="0" w:uiPriority="71" w:unhideWhenUsed="0"/>
-    <w:lsdException w:name="Colorful List Accent 1" w:semiHidden="0" w:uiPriority="72" w:unhideWhenUsed="0"/>
-    <w:lsdException w:name="Colorful Grid Accent 1" w:semiHidden="0" w:uiPriority="73" w:unhideWhenUsed="0"/>
-    <w:lsdException w:name="Light Shading Accent 2" w:semiHidden="0" w:uiPriority="60" w:unhideWhenUsed="0"/>
-    <w:lsdException w:name="Light List Accent 2" w:semiHidden="0" w:uiPriority="61" w:unhideWhenUsed="0"/>
-    <w:lsdException w:name="Light Grid Accent 2" w:semiHidden="0" w:uiPriority="62" w:unhideWhenUsed="0"/>
-    <w:lsdException w:name="Medium Shading 1 Accent 2" w:semiHidden="0" w:uiPriority="63" w:unhideWhenUsed="0"/>
-    <w:lsdException w:name="Medium Shading 2 Accent 2" w:semiHidden="0" w:uiPriority="64" w:unhideWhenUsed="0"/>
-    <w:lsdException w:name="Medium List 1 Accent 2" w:semiHidden="0" w:uiPriority="65" w:unhideWhenUsed="0"/>
-    <w:lsdException w:name="Medium List 2 Accent 2" w:semiHidden="0" w:uiPriority="66" w:unhideWhenUsed="0"/>
-    <w:lsdException w:name="Medium Grid 1 Accent 2" w:semiHidden="0" w:uiPriority="67" w:unhideWhenUsed="0"/>
-    <w:lsdException w:name="Medium Grid 2 Accent 2" w:semiHidden="0" w:uiPriority="68" w:unhideWhenUsed="0"/>
-    <w:lsdException w:name="Medium Grid 3 Accent 2" w:semiHidden="0" w:uiPriority="69" w:unhideWhenUsed="0"/>
-    <w:lsdException w:name="Dark List Accent 2" w:semiHidden="0" w:uiPriority="70" w:unhideWhenUsed="0"/>
-    <w:lsdException w:name="Colorful Shading Accent 2" w:semiHidden="0" w:uiPriority="71" w:unhideWhenUsed="0"/>
-    <w:lsdException w:name="Colorful List Accent 2" w:semiHidden="0" w:uiPriority="72" w:unhideWhenUsed="0"/>
-    <w:lsdException w:name="Colorful Grid Accent 2" w:semiHidden="0" w:uiPriority="73" w:unhideWhenUsed="0"/>
-    <w:lsdException w:name="Light Shading Accent 3" w:semiHidden="0" w:uiPriority="60" w:unhideWhenUsed="0"/>
-    <w:lsdException w:name="Light List Accent 3" w:semiHidden="0" w:uiPriority="61" w:unhideWhenUsed="0"/>
-    <w:lsdException w:name="Light Grid Accent 3" w:semiHidden="0" w:uiPriority="62" w:unhideWhenUsed="0"/>
-    <w:lsdException w:name="Medium Shading 1 Accent 3" w:semiHidden="0" w:uiPriority="63" w:unhideWhenUsed="0"/>
-    <w:lsdException w:name="Medium Shading 2 Accent 3" w:semiHidden="0" w:uiPriority="64" w:unhideWhenUsed="0"/>
-    <w:lsdException w:name="Medium List 1 Accent 3" w:semiHidden="0" w:uiPriority="65" w:unhideWhenUsed="0"/>
-    <w:lsdException w:name="Medium List 2 Accent 3" w:semiHidden="0" w:uiPriority="66" w:unhideWhenUsed="0"/>
-    <w:lsdException w:name="Medium Grid 1 Accent 3" w:semiHidden="0" w:uiPriority="67" w:unhideWhenUsed="0"/>
-    <w:lsdException w:name="Medium Grid 2 Accent 3" w:semiHidden="0" w:uiPriority="68" w:unhideWhenUsed="0"/>
-    <w:lsdException w:name="Medium Grid 3 Accent 3" w:semiHidden="0" w:uiPriority="69" w:unhideWhenUsed="0"/>
-    <w:lsdException w:name="Dark List Accent 3" w:semiHidden="0" w:uiPriority="70" w:unhideWhenUsed="0"/>
-    <w:lsdException w:name="Colorful Shading Accent 3" w:semiHidden="0" w:uiPriority="71" w:unhideWhenUsed="0"/>
-    <w:lsdException w:name="Colorful List Accent 3" w:semiHidden="0" w:uiPriority="72" w:unhideWhenUsed="0"/>
-    <w:lsdException w:name="Colorful Grid Accent 3" w:semiHidden="0" w:uiPriority="73" w:unhideWhenUsed="0"/>
-    <w:lsdException w:name="Light Shading Accent 4" w:semiHidden="0" w:uiPriority="60" w:unhideWhenUsed="0"/>
-    <w:lsdException w:name="Light List Accent 4" w:semiHidden="0" w:uiPriority="61" w:unhideWhenUsed="0"/>
-    <w:lsdException w:name="Light Grid Accent 4" w:semiHidden="0" w:uiPriority="62" w:unhideWhenUsed="0"/>
-    <w:lsdException w:name="Medium Shading 1 Accent 4" w:semiHidden="0" w:uiPriority="63" w:unhideWhenUsed="0"/>
-    <w:lsdException w:name="Medium Shading 2 Accent 4" w:semiHidden="0" w:uiPriority="64" w:unhideWhenUsed="0"/>
-    <w:lsdException w:name="Medium List 1 Accent 4" w:semiHidden="0" w:uiPriority="65" w:unhideWhenUsed="0"/>
-    <w:lsdException w:name="Medium List 2 Accent 4" w:semiHidden="0" w:uiPriority="66" w:unhideWhenUsed="0"/>
-    <w:lsdException w:name="Medium Grid 1 Accent 4" w:semiHidden="0" w:uiPriority="67" w:unhideWhenUsed="0"/>
-    <w:lsdException w:name="Medium Grid 2 Accent 4" w:semiHidden="0" w:uiPriority="68" w:unhideWhenUsed="0"/>
-    <w:lsdException w:name="Medium Grid 3 Accent 4" w:semiHidden="0" w:uiPriority="69" w:unhideWhenUsed="0"/>
-    <w:lsdException w:name="Dark List Accent 4" w:semiHidden="0" w:uiPriority="70" w:unhideWhenUsed="0"/>
-    <w:lsdException w:name="Colorful Shading Accent 4" w:semiHidden="0" w:uiPriority="71" w:unhideWhenUsed="0"/>
-    <w:lsdException w:name="Colorful List Accent 4" w:semiHidden="0" w:uiPriority="72" w:unhideWhenUsed="0"/>
-    <w:lsdException w:name="Colorful Grid Accent 4" w:semiHidden="0" w:uiPriority="73" w:unhideWhenUsed="0"/>
-    <w:lsdException w:name="Light Shading Accent 5" w:semiHidden="0" w:uiPriority="60" w:unhideWhenUsed="0"/>
-    <w:lsdException w:name="Light List Accent 5" w:semiHidden="0" w:uiPriority="61" w:unhideWhenUsed="0"/>
-    <w:lsdException w:name="Light Grid Accent 5" w:semiHidden="0" w:uiPriority="62" w:unhideWhenUsed="0"/>
-    <w:lsdException w:name="Medium Shading 1 Accent 5" w:semiHidden="0" w:uiPriority="63" w:unhideWhenUsed="0"/>
-    <w:lsdException w:name="Medium Shading 2 Accent 5" w:semiHidden="0" w:uiPriority="64" w:unhideWhenUsed="0"/>
-    <w:lsdException w:name="Medium List 1 Accent 5" w:semiHidden="0" w:uiPriority="65" w:unhideWhenUsed="0"/>
-    <w:lsdException w:name="Medium List 2 Accent 5" w:semiHidden="0" w:uiPriority="66" w:unhideWhenUsed="0"/>
-    <w:lsdException w:name="Medium Grid 1 Accent 5" w:semiHidden="0" w:uiPriority="67" w:unhideWhenUsed="0"/>
-    <w:lsdException w:name="Medium Grid 2 Accent 5" w:semiHidden="0" w:uiPriority="68" w:unhideWhenUsed="0"/>
-    <w:lsdException w:name="Medium Grid 3 Accent 5" w:semiHidden="0" w:uiPriority="69" w:unhideWhenUsed="0"/>
-    <w:lsdException w:name="Dark List Accent 5" w:semiHidden="0" w:uiPriority="70" w:unhideWhenUsed="0"/>
-    <w:lsdException w:name="Colorful Shading Accent 5" w:semiHidden="0" w:uiPriority="71" w:unhideWhenUsed="0"/>
-    <w:lsdException w:name="Colorful List Accent 5" w:semiHidden="0" w:uiPriority="72" w:unhideWhenUsed="0"/>
-    <w:lsdException w:name="Colorful Grid Accent 5" w:semiHidden="0" w:uiPriority="73" w:unhideWhenUsed="0"/>
-    <w:lsdException w:name="Light Shading Accent 6" w:semiHidden="0" w:uiPriority="60" w:unhideWhenUsed="0"/>
-    <w:lsdException w:name="Light List Accent 6" w:semiHidden="0" w:uiPriority="61" w:unhideWhenUsed="0"/>
-    <w:lsdException w:name="Light Grid Accent 6" w:semiHidden="0" w:uiPriority="62" w:unhideWhenUsed="0"/>
-    <w:lsdException w:name="Medium Shading 1 Accent 6" w:semiHidden="0" w:uiPriority="63" w:unhideWhenUsed="0"/>
-    <w:lsdException w:name="Medium Shading 2 Accent 6" w:semiHidden="0" w:uiPriority="64" w:unhideWhenUsed="0"/>
-    <w:lsdException w:name="Medium List 1 Accent 6" w:semiHidden="0" w:uiPriority="65" w:unhideWhenUsed="0"/>
-    <w:lsdException w:name="Medium List 2 Accent 6" w:semiHidden="0" w:uiPriority="66" w:unhideWhenUsed="0"/>
-    <w:lsdException w:name="Medium Grid 1 Accent 6" w:semiHidden="0" w:uiPriority="67" w:unhideWhenUsed="0"/>
-    <w:lsdException w:name="Medium Grid 2 Accent 6" w:semiHidden="0" w:uiPriority="68" w:unhideWhenUsed="0"/>
-    <w:lsdException w:name="Medium Grid 3 Accent 6" w:semiHidden="0" w:uiPriority="69" w:unhideWhenUsed="0"/>
-    <w:lsdException w:name="Dark List Accent 6" w:semiHidden="0" w:uiPriority="70" w:unhideWhenUsed="0"/>
-    <w:lsdException w:name="Colorful Shading Accent 6" w:semiHidden="0" w:uiPriority="71" w:unhideWhenUsed="0"/>
-    <w:lsdException w:name="Colorful List Accent 6" w:semiHidden="0" w:uiPriority="72" w:unhideWhenUsed="0"/>
-    <w:lsdException w:name="Colorful Grid Accent 6" w:semiHidden="0" w:uiPriority="73" w:unhideWhenUsed="0"/>
+  <w:latentStyles w:count="260" w:defQFormat="0" w:defUnhideWhenUsed="1" w:defSemiHidden="1" w:defUIPriority="99" w:defLockedState="0">
+    <w:lsdException w:qFormat="1" w:unhideWhenUsed="0" w:uiPriority="0" w:semiHidden="0" w:name="Normal"/>
+    <w:lsdException w:qFormat="1" w:unhideWhenUsed="0" w:uiPriority="0" w:semiHidden="0" w:name="heading 1"/>
+    <w:lsdException w:qFormat="1" w:uiPriority="0" w:semiHidden="0" w:name="heading 2"/>
+    <w:lsdException w:qFormat="1" w:uiPriority="0" w:name="heading 3"/>
+    <w:lsdException w:qFormat="1" w:uiPriority="0" w:semiHidden="0" w:name="heading 4"/>
+    <w:lsdException w:qFormat="1" w:uiPriority="0" w:name="heading 5"/>
+    <w:lsdException w:qFormat="1" w:uiPriority="0" w:name="heading 6"/>
+    <w:lsdException w:qFormat="1" w:uiPriority="0" w:name="heading 7"/>
+    <w:lsdException w:qFormat="1" w:uiPriority="0" w:name="heading 8"/>
+    <w:lsdException w:qFormat="1" w:uiPriority="0" w:name="heading 9"/>
+    <w:lsdException w:unhideWhenUsed="0" w:uiPriority="0" w:semiHidden="0" w:name="index 1"/>
+    <w:lsdException w:unhideWhenUsed="0" w:uiPriority="0" w:semiHidden="0" w:name="index 2"/>
+    <w:lsdException w:unhideWhenUsed="0" w:uiPriority="0" w:semiHidden="0" w:name="index 3"/>
+    <w:lsdException w:unhideWhenUsed="0" w:uiPriority="0" w:semiHidden="0" w:name="index 4"/>
+    <w:lsdException w:unhideWhenUsed="0" w:uiPriority="0" w:semiHidden="0" w:name="index 5"/>
+    <w:lsdException w:unhideWhenUsed="0" w:uiPriority="0" w:semiHidden="0" w:name="index 6"/>
+    <w:lsdException w:unhideWhenUsed="0" w:uiPriority="0" w:semiHidden="0" w:name="index 7"/>
+    <w:lsdException w:unhideWhenUsed="0" w:uiPriority="0" w:semiHidden="0" w:name="index 8"/>
+    <w:lsdException w:unhideWhenUsed="0" w:uiPriority="0" w:semiHidden="0" w:name="index 9"/>
+    <w:lsdException w:qFormat="1" w:unhideWhenUsed="0" w:uiPriority="0" w:semiHidden="0" w:name="toc 1"/>
+    <w:lsdException w:qFormat="1" w:unhideWhenUsed="0" w:uiPriority="0" w:semiHidden="0" w:name="toc 2"/>
+    <w:lsdException w:qFormat="1" w:unhideWhenUsed="0" w:uiPriority="0" w:semiHidden="0" w:name="toc 3"/>
+    <w:lsdException w:unhideWhenUsed="0" w:uiPriority="0" w:semiHidden="0" w:name="toc 4"/>
+    <w:lsdException w:unhideWhenUsed="0" w:uiPriority="0" w:semiHidden="0" w:name="toc 5"/>
+    <w:lsdException w:unhideWhenUsed="0" w:uiPriority="0" w:semiHidden="0" w:name="toc 6"/>
+    <w:lsdException w:unhideWhenUsed="0" w:uiPriority="0" w:semiHidden="0" w:name="toc 7"/>
+    <w:lsdException w:unhideWhenUsed="0" w:uiPriority="0" w:semiHidden="0" w:name="toc 8"/>
+    <w:lsdException w:unhideWhenUsed="0" w:uiPriority="0" w:semiHidden="0" w:name="toc 9"/>
+    <w:lsdException w:unhideWhenUsed="0" w:uiPriority="0" w:semiHidden="0" w:name="Normal Indent"/>
+    <w:lsdException w:unhideWhenUsed="0" w:uiPriority="0" w:semiHidden="0" w:name="footnote text"/>
+    <w:lsdException w:qFormat="1" w:unhideWhenUsed="0" w:uiPriority="0" w:semiHidden="0" w:name="annotation text"/>
+    <w:lsdException w:qFormat="1" w:unhideWhenUsed="0" w:uiPriority="0" w:semiHidden="0" w:name="header"/>
+    <w:lsdException w:qFormat="1" w:unhideWhenUsed="0" w:uiPriority="0" w:semiHidden="0" w:name="footer"/>
+    <w:lsdException w:unhideWhenUsed="0" w:uiPriority="0" w:semiHidden="0" w:name="index heading"/>
+    <w:lsdException w:qFormat="1" w:uiPriority="0" w:name="caption"/>
+    <w:lsdException w:unhideWhenUsed="0" w:uiPriority="0" w:semiHidden="0" w:name="table of figures"/>
+    <w:lsdException w:unhideWhenUsed="0" w:uiPriority="0" w:semiHidden="0" w:name="envelope address"/>
+    <w:lsdException w:unhideWhenUsed="0" w:uiPriority="0" w:semiHidden="0" w:name="envelope return"/>
+    <w:lsdException w:unhideWhenUsed="0" w:uiPriority="0" w:semiHidden="0" w:name="footnote reference"/>
+    <w:lsdException w:unhideWhenUsed="0" w:uiPriority="0" w:semiHidden="0" w:name="annotation reference"/>
+    <w:lsdException w:unhideWhenUsed="0" w:uiPriority="0" w:semiHidden="0" w:name="line number"/>
+    <w:lsdException w:unhideWhenUsed="0" w:uiPriority="0" w:semiHidden="0" w:name="page number"/>
+    <w:lsdException w:unhideWhenUsed="0" w:uiPriority="0" w:semiHidden="0" w:name="endnote reference"/>
+    <w:lsdException w:unhideWhenUsed="0" w:uiPriority="0" w:semiHidden="0" w:name="endnote text"/>
+    <w:lsdException w:unhideWhenUsed="0" w:uiPriority="0" w:semiHidden="0" w:name="table of authorities"/>
+    <w:lsdException w:unhideWhenUsed="0" w:uiPriority="0" w:semiHidden="0" w:name="macro"/>
+    <w:lsdException w:unhideWhenUsed="0" w:uiPriority="0" w:semiHidden="0" w:name="toa heading"/>
+    <w:lsdException w:unhideWhenUsed="0" w:uiPriority="0" w:semiHidden="0" w:name="List"/>
+    <w:lsdException w:unhideWhenUsed="0" w:uiPriority="0" w:semiHidden="0" w:name="List Bullet"/>
+    <w:lsdException w:unhideWhenUsed="0" w:uiPriority="0" w:semiHidden="0" w:name="List Number"/>
+    <w:lsdException w:unhideWhenUsed="0" w:uiPriority="0" w:semiHidden="0" w:name="List 2"/>
+    <w:lsdException w:unhideWhenUsed="0" w:uiPriority="0" w:semiHidden="0" w:name="List 3"/>
+    <w:lsdException w:unhideWhenUsed="0" w:uiPriority="0" w:semiHidden="0" w:name="List 4"/>
+    <w:lsdException w:unhideWhenUsed="0" w:uiPriority="0" w:semiHidden="0" w:name="List 5"/>
+    <w:lsdException w:unhideWhenUsed="0" w:uiPriority="0" w:semiHidden="0" w:name="List Bullet 2"/>
+    <w:lsdException w:unhideWhenUsed="0" w:uiPriority="0" w:semiHidden="0" w:name="List Bullet 3"/>
+    <w:lsdException w:unhideWhenUsed="0" w:uiPriority="0" w:semiHidden="0" w:name="List Bullet 4"/>
+    <w:lsdException w:unhideWhenUsed="0" w:uiPriority="0" w:semiHidden="0" w:name="List Bullet 5"/>
+    <w:lsdException w:unhideWhenUsed="0" w:uiPriority="0" w:semiHidden="0" w:name="List Number 2"/>
+    <w:lsdException w:unhideWhenUsed="0" w:uiPriority="0" w:semiHidden="0" w:name="List Number 3"/>
+    <w:lsdException w:unhideWhenUsed="0" w:uiPriority="0" w:semiHidden="0" w:name="List Number 4"/>
+    <w:lsdException w:unhideWhenUsed="0" w:uiPriority="0" w:semiHidden="0" w:name="List Number 5"/>
+    <w:lsdException w:qFormat="1" w:unhideWhenUsed="0" w:uiPriority="0" w:semiHidden="0" w:name="Title"/>
+    <w:lsdException w:unhideWhenUsed="0" w:uiPriority="0" w:semiHidden="0" w:name="Closing"/>
+    <w:lsdException w:unhideWhenUsed="0" w:uiPriority="0" w:semiHidden="0" w:name="Signature"/>
+    <w:lsdException w:qFormat="1" w:unhideWhenUsed="0" w:uiPriority="0" w:name="Default Paragraph Font"/>
+    <w:lsdException w:qFormat="1" w:unhideWhenUsed="0" w:uiPriority="0" w:name="Body Text"/>
+    <w:lsdException w:unhideWhenUsed="0" w:uiPriority="0" w:semiHidden="0" w:name="Body Text Indent"/>
+    <w:lsdException w:unhideWhenUsed="0" w:uiPriority="0" w:semiHidden="0" w:name="List Continue"/>
+    <w:lsdException w:unhideWhenUsed="0" w:uiPriority="0" w:semiHidden="0" w:name="List Continue 2"/>
+    <w:lsdException w:unhideWhenUsed="0" w:uiPriority="0" w:semiHidden="0" w:name="List Continue 3"/>
+    <w:lsdException w:unhideWhenUsed="0" w:uiPriority="0" w:semiHidden="0" w:name="List Continue 4"/>
+    <w:lsdException w:unhideWhenUsed="0" w:uiPriority="0" w:semiHidden="0" w:name="List Continue 5"/>
+    <w:lsdException w:unhideWhenUsed="0" w:uiPriority="0" w:semiHidden="0" w:name="Message Header"/>
+    <w:lsdException w:qFormat="1" w:unhideWhenUsed="0" w:uiPriority="0" w:semiHidden="0" w:name="Subtitle"/>
+    <w:lsdException w:unhideWhenUsed="0" w:uiPriority="0" w:semiHidden="0" w:name="Salutation"/>
+    <w:lsdException w:unhideWhenUsed="0" w:uiPriority="0" w:semiHidden="0" w:name="Date"/>
+    <w:lsdException w:unhideWhenUsed="0" w:uiPriority="0" w:semiHidden="0" w:name="Body Text First Indent"/>
+    <w:lsdException w:unhideWhenUsed="0" w:uiPriority="0" w:semiHidden="0" w:name="Body Text First Indent 2"/>
+    <w:lsdException w:uiPriority="99" w:name="Note Heading"/>
+    <w:lsdException w:unhideWhenUsed="0" w:uiPriority="0" w:semiHidden="0" w:name="Body Text 2"/>
+    <w:lsdException w:unhideWhenUsed="0" w:uiPriority="0" w:semiHidden="0" w:name="Body Text 3"/>
+    <w:lsdException w:unhideWhenUsed="0" w:uiPriority="0" w:semiHidden="0" w:name="Body Text Indent 2"/>
+    <w:lsdException w:unhideWhenUsed="0" w:uiPriority="0" w:semiHidden="0" w:name="Body Text Indent 3"/>
+    <w:lsdException w:unhideWhenUsed="0" w:uiPriority="0" w:semiHidden="0" w:name="Block Text"/>
+    <w:lsdException w:unhideWhenUsed="0" w:uiPriority="0" w:semiHidden="0" w:name="Hyperlink"/>
+    <w:lsdException w:unhideWhenUsed="0" w:uiPriority="0" w:semiHidden="0" w:name="FollowedHyperlink"/>
+    <w:lsdException w:qFormat="1" w:unhideWhenUsed="0" w:uiPriority="0" w:semiHidden="0" w:name="Strong"/>
+    <w:lsdException w:qFormat="1" w:unhideWhenUsed="0" w:uiPriority="0" w:semiHidden="0" w:name="Emphasis"/>
+    <w:lsdException w:unhideWhenUsed="0" w:uiPriority="0" w:semiHidden="0" w:name="Document Map"/>
+    <w:lsdException w:unhideWhenUsed="0" w:uiPriority="0" w:semiHidden="0" w:name="Plain Text"/>
+    <w:lsdException w:unhideWhenUsed="0" w:uiPriority="0" w:semiHidden="0" w:name="E-mail Signature"/>
+    <w:lsdException w:qFormat="1" w:unhideWhenUsed="0" w:uiPriority="0" w:semiHidden="0" w:name="Normal (Web)"/>
+    <w:lsdException w:unhideWhenUsed="0" w:uiPriority="0" w:semiHidden="0" w:name="HTML Acronym"/>
+    <w:lsdException w:unhideWhenUsed="0" w:uiPriority="0" w:semiHidden="0" w:name="HTML Address"/>
+    <w:lsdException w:unhideWhenUsed="0" w:uiPriority="0" w:semiHidden="0" w:name="HTML Cite"/>
+    <w:lsdException w:unhideWhenUsed="0" w:uiPriority="0" w:semiHidden="0" w:name="HTML Code"/>
+    <w:lsdException w:unhideWhenUsed="0" w:uiPriority="0" w:semiHidden="0" w:name="HTML Definition"/>
+    <w:lsdException w:unhideWhenUsed="0" w:uiPriority="0" w:semiHidden="0" w:name="HTML Keyboard"/>
+    <w:lsdException w:unhideWhenUsed="0" w:uiPriority="0" w:semiHidden="0" w:name="HTML Preformatted"/>
+    <w:lsdException w:unhideWhenUsed="0" w:uiPriority="0" w:semiHidden="0" w:name="HTML Sample"/>
+    <w:lsdException w:unhideWhenUsed="0" w:uiPriority="0" w:semiHidden="0" w:name="HTML Typewriter"/>
+    <w:lsdException w:unhideWhenUsed="0" w:uiPriority="0" w:semiHidden="0" w:name="HTML Variable"/>
+    <w:lsdException w:qFormat="1" w:unhideWhenUsed="0" w:uiPriority="0" w:name="Normal Table"/>
+    <w:lsdException w:unhideWhenUsed="0" w:uiPriority="0" w:semiHidden="0" w:name="annotation subject"/>
+    <w:lsdException w:unhideWhenUsed="0" w:uiPriority="0" w:semiHidden="0" w:name="Table Simple 1"/>
+    <w:lsdException w:unhideWhenUsed="0" w:uiPriority="0" w:semiHidden="0" w:name="Table Simple 2"/>
+    <w:lsdException w:unhideWhenUsed="0" w:uiPriority="0" w:semiHidden="0" w:name="Table Simple 3"/>
+    <w:lsdException w:unhideWhenUsed="0" w:uiPriority="0" w:semiHidden="0" w:name="Table Classic 1"/>
+    <w:lsdException w:unhideWhenUsed="0" w:uiPriority="0" w:semiHidden="0" w:name="Table Classic 2"/>
+    <w:lsdException w:unhideWhenUsed="0" w:uiPriority="0" w:semiHidden="0" w:name="Table Classic 3"/>
+    <w:lsdException w:unhideWhenUsed="0" w:uiPriority="0" w:semiHidden="0" w:name="Table Classic 4"/>
+    <w:lsdException w:unhideWhenUsed="0" w:uiPriority="0" w:semiHidden="0" w:name="Table Colorful 1"/>
+    <w:lsdException w:unhideWhenUsed="0" w:uiPriority="0" w:semiHidden="0" w:name="Table Colorful 2"/>
+    <w:lsdException w:unhideWhenUsed="0" w:uiPriority="0" w:semiHidden="0" w:name="Table Colorful 3"/>
+    <w:lsdException w:unhideWhenUsed="0" w:uiPriority="0" w:semiHidden="0" w:name="Table Columns 1"/>
+    <w:lsdException w:unhideWhenUsed="0" w:uiPriority="0" w:semiHidden="0" w:name="Table Columns 2"/>
+    <w:lsdException w:unhideWhenUsed="0" w:uiPriority="0" w:semiHidden="0" w:name="Table Columns 3"/>
+    <w:lsdException w:unhideWhenUsed="0" w:uiPriority="0" w:semiHidden="0" w:name="Table Columns 4"/>
+    <w:lsdException w:unhideWhenUsed="0" w:uiPriority="0" w:semiHidden="0" w:name="Table Columns 5"/>
+    <w:lsdException w:unhideWhenUsed="0" w:uiPriority="0" w:semiHidden="0" w:name="Table Grid 1"/>
+    <w:lsdException w:unhideWhenUsed="0" w:uiPriority="0" w:semiHidden="0" w:name="Table Grid 2"/>
+    <w:lsdException w:unhideWhenUsed="0" w:uiPriority="0" w:semiHidden="0" w:name="Table Grid 3"/>
+    <w:lsdException w:unhideWhenUsed="0" w:uiPriority="0" w:semiHidden="0" w:name="Table Grid 4"/>
+    <w:lsdException w:unhideWhenUsed="0" w:uiPriority="0" w:semiHidden="0" w:name="Table Grid 5"/>
+    <w:lsdException w:unhideWhenUsed="0" w:uiPriority="0" w:semiHidden="0" w:name="Table Grid 6"/>
+    <w:lsdException w:unhideWhenUsed="0" w:uiPriority="0" w:semiHidden="0" w:name="Table Grid 7"/>
+    <w:lsdException w:unhideWhenUsed="0" w:uiPriority="0" w:semiHidden="0" w:name="Table Grid 8"/>
+    <w:lsdException w:unhideWhenUsed="0" w:uiPriority="0" w:semiHidden="0" w:name="Table List 1"/>
+    <w:lsdException w:unhideWhenUsed="0" w:uiPriority="0" w:semiHidden="0" w:name="Table List 2"/>
+    <w:lsdException w:unhideWhenUsed="0" w:uiPriority="0" w:semiHidden="0" w:name="Table List 3"/>
+    <w:lsdException w:unhideWhenUsed="0" w:uiPriority="0" w:semiHidden="0" w:name="Table List 4"/>
+    <w:lsdException w:unhideWhenUsed="0" w:uiPriority="0" w:semiHidden="0" w:name="Table List 5"/>
+    <w:lsdException w:unhideWhenUsed="0" w:uiPriority="0" w:semiHidden="0" w:name="Table List 6"/>
+    <w:lsdException w:unhideWhenUsed="0" w:uiPriority="0" w:semiHidden="0" w:name="Table List 7"/>
+    <w:lsdException w:unhideWhenUsed="0" w:uiPriority="0" w:semiHidden="0" w:name="Table List 8"/>
+    <w:lsdException w:unhideWhenUsed="0" w:uiPriority="0" w:semiHidden="0" w:name="Table 3D effects 1"/>
+    <w:lsdException w:unhideWhenUsed="0" w:uiPriority="0" w:semiHidden="0" w:name="Table 3D effects 2"/>
+    <w:lsdException w:unhideWhenUsed="0" w:uiPriority="0" w:semiHidden="0" w:name="Table 3D effects 3"/>
+    <w:lsdException w:unhideWhenUsed="0" w:uiPriority="0" w:semiHidden="0" w:name="Table Contemporary"/>
+    <w:lsdException w:unhideWhenUsed="0" w:uiPriority="0" w:semiHidden="0" w:name="Table Elegant"/>
+    <w:lsdException w:unhideWhenUsed="0" w:uiPriority="0" w:semiHidden="0" w:name="Table Professional"/>
+    <w:lsdException w:unhideWhenUsed="0" w:uiPriority="0" w:semiHidden="0" w:name="Table Subtle 1"/>
+    <w:lsdException w:unhideWhenUsed="0" w:uiPriority="0" w:semiHidden="0" w:name="Table Subtle 2"/>
+    <w:lsdException w:unhideWhenUsed="0" w:uiPriority="0" w:semiHidden="0" w:name="Table Web 1"/>
+    <w:lsdException w:unhideWhenUsed="0" w:uiPriority="0" w:semiHidden="0" w:name="Table Web 2"/>
+    <w:lsdException w:unhideWhenUsed="0" w:uiPriority="0" w:semiHidden="0" w:name="Table Web 3"/>
+    <w:lsdException w:unhideWhenUsed="0" w:uiPriority="0" w:semiHidden="0" w:name="Balloon Text"/>
+    <w:lsdException w:qFormat="1" w:unhideWhenUsed="0" w:uiPriority="0" w:semiHidden="0" w:name="Table Grid"/>
+    <w:lsdException w:unhideWhenUsed="0" w:uiPriority="0" w:semiHidden="0" w:name="Table Theme"/>
+    <w:lsdException w:unhideWhenUsed="0" w:uiPriority="60" w:semiHidden="0" w:name="Light Shading"/>
+    <w:lsdException w:unhideWhenUsed="0" w:uiPriority="61" w:semiHidden="0" w:name="Light List"/>
+    <w:lsdException w:unhideWhenUsed="0" w:uiPriority="62" w:semiHidden="0" w:name="Light Grid"/>
+    <w:lsdException w:unhideWhenUsed="0" w:uiPriority="63" w:semiHidden="0" w:name="Medium Shading 1"/>
+    <w:lsdException w:unhideWhenUsed="0" w:uiPriority="64" w:semiHidden="0" w:name="Medium Shading 2"/>
+    <w:lsdException w:unhideWhenUsed="0" w:uiPriority="65" w:semiHidden="0" w:name="Medium List 1"/>
+    <w:lsdException w:unhideWhenUsed="0" w:uiPriority="66" w:semiHidden="0" w:name="Medium List 2"/>
+    <w:lsdException w:unhideWhenUsed="0" w:uiPriority="67" w:semiHidden="0" w:name="Medium Grid 1"/>
+    <w:lsdException w:unhideWhenUsed="0" w:uiPriority="68" w:semiHidden="0" w:name="Medium Grid 2"/>
+    <w:lsdException w:unhideWhenUsed="0" w:uiPriority="69" w:semiHidden="0" w:name="Medium Grid 3"/>
+    <w:lsdException w:unhideWhenUsed="0" w:uiPriority="70" w:semiHidden="0" w:name="Dark List"/>
+    <w:lsdException w:unhideWhenUsed="0" w:uiPriority="71" w:semiHidden="0" w:name="Colorful Shading"/>
+    <w:lsdException w:unhideWhenUsed="0" w:uiPriority="72" w:semiHidden="0" w:name="Colorful List"/>
+    <w:lsdException w:unhideWhenUsed="0" w:uiPriority="73" w:semiHidden="0" w:name="Colorful Grid"/>
+    <w:lsdException w:unhideWhenUsed="0" w:uiPriority="60" w:semiHidden="0" w:name="Light Shading Accent 1"/>
+    <w:lsdException w:unhideWhenUsed="0" w:uiPriority="61" w:semiHidden="0" w:name="Light List Accent 1"/>
+    <w:lsdException w:unhideWhenUsed="0" w:uiPriority="62" w:semiHidden="0" w:name="Light Grid Accent 1"/>
+    <w:lsdException w:unhideWhenUsed="0" w:uiPriority="63" w:semiHidden="0" w:name="Medium Shading 1 Accent 1"/>
+    <w:lsdException w:unhideWhenUsed="0" w:uiPriority="64" w:semiHidden="0" w:name="Medium Shading 2 Accent 1"/>
+    <w:lsdException w:unhideWhenUsed="0" w:uiPriority="65" w:semiHidden="0" w:name="Medium List 1 Accent 1"/>
+    <w:lsdException w:unhideWhenUsed="0" w:uiPriority="66" w:semiHidden="0" w:name="Medium List 2 Accent 1"/>
+    <w:lsdException w:unhideWhenUsed="0" w:uiPriority="67" w:semiHidden="0" w:name="Medium Grid 1 Accent 1"/>
+    <w:lsdException w:unhideWhenUsed="0" w:uiPriority="68" w:semiHidden="0" w:name="Medium Grid 2 Accent 1"/>
+    <w:lsdException w:unhideWhenUsed="0" w:uiPriority="69" w:semiHidden="0" w:name="Medium Grid 3 Accent 1"/>
+    <w:lsdException w:unhideWhenUsed="0" w:uiPriority="70" w:semiHidden="0" w:name="Dark List Accent 1"/>
+    <w:lsdException w:unhideWhenUsed="0" w:uiPriority="71" w:semiHidden="0" w:name="Colorful Shading Accent 1"/>
+    <w:lsdException w:unhideWhenUsed="0" w:uiPriority="72" w:semiHidden="0" w:name="Colorful List Accent 1"/>
+    <w:lsdException w:unhideWhenUsed="0" w:uiPriority="73" w:semiHidden="0" w:name="Colorful Grid Accent 1"/>
+    <w:lsdException w:unhideWhenUsed="0" w:uiPriority="60" w:semiHidden="0" w:name="Light Shading Accent 2"/>
+    <w:lsdException w:unhideWhenUsed="0" w:uiPriority="61" w:semiHidden="0" w:name="Light List Accent 2"/>
+    <w:lsdException w:unhideWhenUsed="0" w:uiPriority="62" w:semiHidden="0" w:name="Light Grid Accent 2"/>
+    <w:lsdException w:unhideWhenUsed="0" w:uiPriority="63" w:semiHidden="0" w:name="Medium Shading 1 Accent 2"/>
+    <w:lsdException w:unhideWhenUsed="0" w:uiPriority="64" w:semiHidden="0" w:name="Medium Shading 2 Accent 2"/>
+    <w:lsdException w:unhideWhenUsed="0" w:uiPriority="65" w:semiHidden="0" w:name="Medium List 1 Accent 2"/>
+    <w:lsdException w:unhideWhenUsed="0" w:uiPriority="66" w:semiHidden="0" w:name="Medium List 2 Accent 2"/>
+    <w:lsdException w:unhideWhenUsed="0" w:uiPriority="67" w:semiHidden="0" w:name="Medium Grid 1 Accent 2"/>
+    <w:lsdException w:unhideWhenUsed="0" w:uiPriority="68" w:semiHidden="0" w:name="Medium Grid 2 Accent 2"/>
+    <w:lsdException w:unhideWhenUsed="0" w:uiPriority="69" w:semiHidden="0" w:name="Medium Grid 3 Accent 2"/>
+    <w:lsdException w:unhideWhenUsed="0" w:uiPriority="70" w:semiHidden="0" w:name="Dark List Accent 2"/>
+    <w:lsdException w:unhideWhenUsed="0" w:uiPriority="71" w:semiHidden="0" w:name="Colorful Shading Accent 2"/>
+    <w:lsdException w:unhideWhenUsed="0" w:uiPriority="72" w:semiHidden="0" w:name="Colorful List Accent 2"/>
+    <w:lsdException w:unhideWhenUsed="0" w:uiPriority="73" w:semiHidden="0" w:name="Colorful Grid Accent 2"/>
+    <w:lsdException w:unhideWhenUsed="0" w:uiPriority="60" w:semiHidden="0" w:name="Light Shading Accent 3"/>
+    <w:lsdException w:unhideWhenUsed="0" w:uiPriority="61" w:semiHidden="0" w:name="Light List Accent 3"/>
+    <w:lsdException w:unhideWhenUsed="0" w:uiPriority="62" w:semiHidden="0" w:name="Light Grid Accent 3"/>
+    <w:lsdException w:unhideWhenUsed="0" w:uiPriority="63" w:semiHidden="0" w:name="Medium Shading 1 Accent 3"/>
+    <w:lsdException w:unhideWhenUsed="0" w:uiPriority="64" w:semiHidden="0" w:name="Medium Shading 2 Accent 3"/>
+    <w:lsdException w:unhideWhenUsed="0" w:uiPriority="65" w:semiHidden="0" w:name="Medium List 1 Accent 3"/>
+    <w:lsdException w:unhideWhenUsed="0" w:uiPriority="66" w:semiHidden="0" w:name="Medium List 2 Accent 3"/>
+    <w:lsdException w:unhideWhenUsed="0" w:uiPriority="67" w:semiHidden="0" w:name="Medium Grid 1 Accent 3"/>
+    <w:lsdException w:unhideWhenUsed="0" w:uiPriority="68" w:semiHidden="0" w:name="Medium Grid 2 Accent 3"/>
+    <w:lsdException w:unhideWhenUsed="0" w:uiPriority="69" w:semiHidden="0" w:name="Medium Grid 3 Accent 3"/>
+    <w:lsdException w:unhideWhenUsed="0" w:uiPriority="70" w:semiHidden="0" w:name="Dark List Accent 3"/>
+    <w:lsdException w:unhideWhenUsed="0" w:uiPriority="71" w:semiHidden="0" w:name="Colorful Shading Accent 3"/>
+    <w:lsdException w:unhideWhenUsed="0" w:uiPriority="72" w:semiHidden="0" w:name="Colorful List Accent 3"/>
+    <w:lsdException w:unhideWhenUsed="0" w:uiPriority="73" w:semiHidden="0" w:name="Colorful Grid Accent 3"/>
+    <w:lsdException w:unhideWhenUsed="0" w:uiPriority="60" w:semiHidden="0" w:name="Light Shading Accent 4"/>
+    <w:lsdException w:unhideWhenUsed="0" w:uiPriority="61" w:semiHidden="0" w:name="Light List Accent 4"/>
+    <w:lsdException w:unhideWhenUsed="0" w:uiPriority="62" w:semiHidden="0" w:name="Light Grid Accent 4"/>
+    <w:lsdException w:unhideWhenUsed="0" w:uiPriority="63" w:semiHidden="0" w:name="Medium Shading 1 Accent 4"/>
+    <w:lsdException w:unhideWhenUsed="0" w:uiPriority="64" w:semiHidden="0" w:name="Medium Shading 2 Accent 4"/>
+    <w:lsdException w:unhideWhenUsed="0" w:uiPriority="65" w:semiHidden="0" w:name="Medium List 1 Accent 4"/>
+    <w:lsdException w:unhideWhenUsed="0" w:uiPriority="66" w:semiHidden="0" w:name="Medium List 2 Accent 4"/>
+    <w:lsdException w:unhideWhenUsed="0" w:uiPriority="67" w:semiHidden="0" w:name="Medium Grid 1 Accent 4"/>
+    <w:lsdException w:unhideWhenUsed="0" w:uiPriority="68" w:semiHidden="0" w:name="Medium Grid 2 Accent 4"/>
+    <w:lsdException w:unhideWhenUsed="0" w:uiPriority="69" w:semiHidden="0" w:name="Medium Grid 3 Accent 4"/>
+    <w:lsdException w:unhideWhenUsed="0" w:uiPriority="70" w:semiHidden="0" w:name="Dark List Accent 4"/>
+    <w:lsdException w:unhideWhenUsed="0" w:uiPriority="71" w:semiHidden="0" w:name="Colorful Shading Accent 4"/>
+    <w:lsdException w:unhideWhenUsed="0" w:uiPriority="72" w:semiHidden="0" w:name="Colorful List Accent 4"/>
+    <w:lsdException w:unhideWhenUsed="0" w:uiPriority="73" w:semiHidden="0" w:name="Colorful Grid Accent 4"/>
+    <w:lsdException w:unhideWhenUsed="0" w:uiPriority="60" w:semiHidden="0" w:name="Light Shading Accent 5"/>
+    <w:lsdException w:unhideWhenUsed="0" w:uiPriority="61" w:semiHidden="0" w:name="Light List Accent 5"/>
+    <w:lsdException w:unhideWhenUsed="0" w:uiPriority="62" w:semiHidden="0" w:name="Light Grid Accent 5"/>
+    <w:lsdException w:unhideWhenUsed="0" w:uiPriority="63" w:semiHidden="0" w:name="Medium Shading 1 Accent 5"/>
+    <w:lsdException w:unhideWhenUsed="0" w:uiPriority="64" w:semiHidden="0" w:name="Medium Shading 2 Accent 5"/>
+    <w:lsdException w:unhideWhenUsed="0" w:uiPriority="65" w:semiHidden="0" w:name="Medium List 1 Accent 5"/>
+    <w:lsdException w:unhideWhenUsed="0" w:uiPriority="66" w:semiHidden="0" w:name="Medium List 2 Accent 5"/>
+    <w:lsdException w:unhideWhenUsed="0" w:uiPriority="67" w:semiHidden="0" w:name="Medium Grid 1 Accent 5"/>
+    <w:lsdException w:unhideWhenUsed="0" w:uiPriority="68" w:semiHidden="0" w:name="Medium Grid 2 Accent 5"/>
+    <w:lsdException w:unhideWhenUsed="0" w:uiPriority="69" w:semiHidden="0" w:name="Medium Grid 3 Accent 5"/>
+    <w:lsdException w:unhideWhenUsed="0" w:uiPriority="70" w:semiHidden="0" w:name="Dark List Accent 5"/>
+    <w:lsdException w:unhideWhenUsed="0" w:uiPriority="71" w:semiHidden="0" w:name="Colorful Shading Accent 5"/>
+    <w:lsdException w:unhideWhenUsed="0" w:uiPriority="72" w:semiHidden="0" w:name="Colorful List Accent 5"/>
+    <w:lsdException w:unhideWhenUsed="0" w:uiPriority="73" w:semiHidden="0" w:name="Colorful Grid Accent 5"/>
+    <w:lsdException w:unhideWhenUsed="0" w:uiPriority="60" w:semiHidden="0" w:name="Light Shading Accent 6"/>
+    <w:lsdException w:unhideWhenUsed="0" w:uiPriority="61" w:semiHidden="0" w:name="Light List Accent 6"/>
+    <w:lsdException w:unhideWhenUsed="0" w:uiPriority="62" w:semiHidden="0" w:name="Light Grid Accent 6"/>
+    <w:lsdException w:unhideWhenUsed="0" w:uiPriority="63" w:semiHidden="0" w:name="Medium Shading 1 Accent 6"/>
+    <w:lsdException w:unhideWhenUsed="0" w:uiPriority="64" w:semiHidden="0" w:name="Medium Shading 2 Accent 6"/>
+    <w:lsdException w:unhideWhenUsed="0" w:uiPriority="65" w:semiHidden="0" w:name="Medium List 1 Accent 6"/>
+    <w:lsdException w:unhideWhenUsed="0" w:uiPriority="66" w:semiHidden="0" w:name="Medium List 2 Accent 6"/>
+    <w:lsdException w:unhideWhenUsed="0" w:uiPriority="67" w:semiHidden="0" w:name="Medium Grid 1 Accent 6"/>
+    <w:lsdException w:unhideWhenUsed="0" w:uiPriority="68" w:semiHidden="0" w:name="Medium Grid 2 Accent 6"/>
+    <w:lsdException w:unhideWhenUsed="0" w:uiPriority="69" w:semiHidden="0" w:name="Medium Grid 3 Accent 6"/>
+    <w:lsdException w:unhideWhenUsed="0" w:uiPriority="70" w:semiHidden="0" w:name="Dark List Accent 6"/>
+    <w:lsdException w:unhideWhenUsed="0" w:uiPriority="71" w:semiHidden="0" w:name="Colorful Shading Accent 6"/>
+    <w:lsdException w:unhideWhenUsed="0" w:uiPriority="72" w:semiHidden="0" w:name="Colorful List Accent 6"/>
+    <w:lsdException w:unhideWhenUsed="0" w:uiPriority="73" w:semiHidden="0" w:name="Colorful Grid Accent 6"/>
   </w:latentStyles>
-  <w:style w:type="paragraph" w:default="1" w:styleId="Normal">
+  <w:style w:type="paragraph" w:default="1" w:styleId="1">
     <w:name w:val="Normal"/>
     <w:qFormat/>
+    <w:uiPriority w:val="0"/>
     <w:pPr>
       <w:kinsoku w:val="0"/>
       <w:autoSpaceDE w:val="0"/>
@@ -7626,7 +7679,7 @@
       <w:textAlignment w:val="baseline"/>
     </w:pPr>
     <w:rPr>
-      <w:rFonts w:ascii="Arial" w:eastAsia="宋体" w:hAnsi="Arial" w:cs="Arial"/>
+      <w:rFonts w:ascii="Arial" w:hAnsi="Arial" w:eastAsia="宋体" w:cs="Arial"/>
       <w:snapToGrid w:val="0"/>
       <w:color w:val="000000"/>
       <w:kern w:val="0"/>
@@ -7635,11 +7688,12 @@
       <w:lang w:val="en-US" w:eastAsia="en-US" w:bidi="ar-SA"/>
     </w:rPr>
   </w:style>
-  <w:style w:type="paragraph" w:styleId="Heading1">
+  <w:style w:type="paragraph" w:styleId="2">
     <w:name w:val="heading 1"/>
-    <w:basedOn w:val="Normal"/>
-    <w:next w:val="Normal"/>
+    <w:basedOn w:val="1"/>
+    <w:next w:val="1"/>
     <w:qFormat/>
+    <w:uiPriority w:val="0"/>
     <w:pPr>
       <w:keepNext/>
       <w:keepLines/>
@@ -7657,12 +7711,13 @@
       <w:sz w:val="44"/>
     </w:rPr>
   </w:style>
-  <w:style w:type="paragraph" w:styleId="Heading2">
+  <w:style w:type="paragraph" w:styleId="3">
     <w:name w:val="heading 2"/>
-    <w:basedOn w:val="Normal"/>
-    <w:next w:val="Normal"/>
+    <w:basedOn w:val="1"/>
+    <w:next w:val="1"/>
     <w:unhideWhenUsed/>
     <w:qFormat/>
+    <w:uiPriority w:val="0"/>
     <w:pPr>
       <w:keepNext/>
       <w:keepLines/>
@@ -7675,18 +7730,19 @@
       <w:outlineLvl w:val="1"/>
     </w:pPr>
     <w:rPr>
-      <w:rFonts w:ascii="Arial" w:eastAsia="黑体" w:hAnsi="Arial"/>
+      <w:rFonts w:ascii="Arial" w:hAnsi="Arial" w:eastAsia="黑体"/>
       <w:b/>
       <w:sz w:val="32"/>
     </w:rPr>
   </w:style>
-  <w:style w:type="paragraph" w:styleId="Heading3">
+  <w:style w:type="paragraph" w:styleId="4">
     <w:name w:val="heading 3"/>
-    <w:basedOn w:val="Normal"/>
-    <w:next w:val="Normal"/>
+    <w:basedOn w:val="1"/>
+    <w:next w:val="1"/>
     <w:semiHidden/>
     <w:unhideWhenUsed/>
     <w:qFormat/>
+    <w:uiPriority w:val="0"/>
     <w:pPr>
       <w:keepNext/>
       <w:keepLines/>
@@ -7703,12 +7759,13 @@
       <w:sz w:val="32"/>
     </w:rPr>
   </w:style>
-  <w:style w:type="paragraph" w:styleId="Heading4">
+  <w:style w:type="paragraph" w:styleId="5">
     <w:name w:val="heading 4"/>
-    <w:basedOn w:val="Normal"/>
-    <w:next w:val="Normal"/>
+    <w:basedOn w:val="1"/>
+    <w:next w:val="1"/>
     <w:unhideWhenUsed/>
     <w:qFormat/>
+    <w:uiPriority w:val="0"/>
     <w:pPr>
       <w:keepNext/>
       <w:keepLines/>
@@ -7721,18 +7778,19 @@
       <w:outlineLvl w:val="3"/>
     </w:pPr>
     <w:rPr>
-      <w:rFonts w:ascii="Arial" w:eastAsia="黑体" w:hAnsi="Arial"/>
+      <w:rFonts w:ascii="Arial" w:hAnsi="Arial" w:eastAsia="黑体"/>
       <w:b/>
       <w:sz w:val="28"/>
     </w:rPr>
   </w:style>
-  <w:style w:type="paragraph" w:styleId="Heading5">
+  <w:style w:type="paragraph" w:styleId="6">
     <w:name w:val="heading 5"/>
-    <w:basedOn w:val="Normal"/>
-    <w:next w:val="Normal"/>
+    <w:basedOn w:val="1"/>
+    <w:next w:val="1"/>
     <w:semiHidden/>
     <w:unhideWhenUsed/>
     <w:qFormat/>
+    <w:uiPriority w:val="0"/>
     <w:pPr>
       <w:keepNext/>
       <w:keepLines/>
@@ -7749,13 +7807,14 @@
       <w:sz w:val="28"/>
     </w:rPr>
   </w:style>
-  <w:style w:type="paragraph" w:styleId="Heading6">
+  <w:style w:type="paragraph" w:styleId="7">
     <w:name w:val="heading 6"/>
-    <w:basedOn w:val="Normal"/>
-    <w:next w:val="Normal"/>
+    <w:basedOn w:val="1"/>
+    <w:next w:val="1"/>
     <w:semiHidden/>
     <w:unhideWhenUsed/>
     <w:qFormat/>
+    <w:uiPriority w:val="0"/>
     <w:pPr>
       <w:keepNext/>
       <w:keepLines/>
@@ -7768,18 +7827,19 @@
       <w:outlineLvl w:val="5"/>
     </w:pPr>
     <w:rPr>
-      <w:rFonts w:ascii="Arial" w:eastAsia="黑体" w:hAnsi="Arial"/>
+      <w:rFonts w:ascii="Arial" w:hAnsi="Arial" w:eastAsia="黑体"/>
       <w:b/>
       <w:sz w:val="24"/>
     </w:rPr>
   </w:style>
-  <w:style w:type="paragraph" w:styleId="Heading7">
+  <w:style w:type="paragraph" w:styleId="8">
     <w:name w:val="heading 7"/>
-    <w:basedOn w:val="Normal"/>
-    <w:next w:val="Normal"/>
+    <w:basedOn w:val="1"/>
+    <w:next w:val="1"/>
     <w:semiHidden/>
     <w:unhideWhenUsed/>
     <w:qFormat/>
+    <w:uiPriority w:val="0"/>
     <w:pPr>
       <w:keepNext/>
       <w:keepLines/>
@@ -7796,13 +7856,14 @@
       <w:sz w:val="24"/>
     </w:rPr>
   </w:style>
-  <w:style w:type="paragraph" w:styleId="Heading8">
+  <w:style w:type="paragraph" w:styleId="9">
     <w:name w:val="heading 8"/>
-    <w:basedOn w:val="Normal"/>
-    <w:next w:val="Normal"/>
+    <w:basedOn w:val="1"/>
+    <w:next w:val="1"/>
     <w:semiHidden/>
     <w:unhideWhenUsed/>
     <w:qFormat/>
+    <w:uiPriority w:val="0"/>
     <w:pPr>
       <w:keepNext/>
       <w:keepLines/>
@@ -7815,17 +7876,18 @@
       <w:outlineLvl w:val="7"/>
     </w:pPr>
     <w:rPr>
-      <w:rFonts w:ascii="Arial" w:eastAsia="黑体" w:hAnsi="Arial"/>
+      <w:rFonts w:ascii="Arial" w:hAnsi="Arial" w:eastAsia="黑体"/>
       <w:sz w:val="24"/>
     </w:rPr>
   </w:style>
-  <w:style w:type="paragraph" w:styleId="Heading9">
+  <w:style w:type="paragraph" w:styleId="10">
     <w:name w:val="heading 9"/>
-    <w:basedOn w:val="Normal"/>
-    <w:next w:val="Normal"/>
+    <w:basedOn w:val="1"/>
+    <w:next w:val="1"/>
     <w:semiHidden/>
     <w:unhideWhenUsed/>
     <w:qFormat/>
+    <w:uiPriority w:val="0"/>
     <w:pPr>
       <w:keepNext/>
       <w:keepLines/>
@@ -7838,19 +7900,21 @@
       <w:outlineLvl w:val="8"/>
     </w:pPr>
     <w:rPr>
-      <w:rFonts w:ascii="Arial" w:eastAsia="黑体" w:hAnsi="Arial"/>
+      <w:rFonts w:ascii="Arial" w:hAnsi="Arial" w:eastAsia="黑体"/>
       <w:sz w:val="21"/>
     </w:rPr>
   </w:style>
-  <w:style w:type="character" w:default="1" w:styleId="DefaultParagraphFont">
+  <w:style w:type="character" w:default="1" w:styleId="22">
     <w:name w:val="Default Paragraph Font"/>
     <w:semiHidden/>
     <w:qFormat/>
+    <w:uiPriority w:val="0"/>
   </w:style>
-  <w:style w:type="table" w:default="1" w:styleId="TableNormal">
+  <w:style w:type="table" w:default="1" w:styleId="20">
     <w:name w:val="Normal Table"/>
     <w:semiHidden/>
     <w:qFormat/>
+    <w:uiPriority w:val="0"/>
     <w:tblPr>
       <w:tblCellMar>
         <w:top w:w="0" w:type="dxa"/>
@@ -7860,39 +7924,43 @@
       </w:tblCellMar>
     </w:tblPr>
   </w:style>
-  <w:style w:type="paragraph" w:styleId="CommentText">
+  <w:style w:type="paragraph" w:styleId="11">
     <w:name w:val="annotation text"/>
-    <w:basedOn w:val="Normal"/>
+    <w:basedOn w:val="1"/>
     <w:qFormat/>
+    <w:uiPriority w:val="0"/>
     <w:pPr>
       <w:jc w:val="left"/>
     </w:pPr>
   </w:style>
-  <w:style w:type="paragraph" w:styleId="BodyText">
+  <w:style w:type="paragraph" w:styleId="12">
     <w:name w:val="Body Text"/>
-    <w:basedOn w:val="Normal"/>
+    <w:basedOn w:val="1"/>
     <w:semiHidden/>
     <w:qFormat/>
+    <w:uiPriority w:val="0"/>
     <w:rPr>
-      <w:rFonts w:ascii="Arial" w:eastAsia="Arial" w:hAnsi="Arial" w:cs="Arial"/>
+      <w:rFonts w:ascii="Arial" w:hAnsi="Arial" w:eastAsia="Arial" w:cs="Arial"/>
       <w:sz w:val="21"/>
       <w:szCs w:val="21"/>
       <w:lang w:val="en-US" w:eastAsia="en-US" w:bidi="ar-SA"/>
     </w:rPr>
   </w:style>
-  <w:style w:type="paragraph" w:styleId="TOC3">
+  <w:style w:type="paragraph" w:styleId="13">
     <w:name w:val="toc 3"/>
-    <w:basedOn w:val="Normal"/>
-    <w:next w:val="Normal"/>
+    <w:basedOn w:val="1"/>
+    <w:next w:val="1"/>
     <w:qFormat/>
+    <w:uiPriority w:val="0"/>
     <w:pPr>
       <w:ind w:left="840" w:leftChars="400"/>
     </w:pPr>
   </w:style>
-  <w:style w:type="paragraph" w:styleId="Footer">
+  <w:style w:type="paragraph" w:styleId="14">
     <w:name w:val="footer"/>
-    <w:basedOn w:val="Normal"/>
+    <w:basedOn w:val="1"/>
     <w:qFormat/>
+    <w:uiPriority w:val="0"/>
     <w:pPr>
       <w:tabs>
         <w:tab w:val="center" w:pos="4153"/>
@@ -7905,16 +7973,17 @@
       <w:sz w:val="18"/>
     </w:rPr>
   </w:style>
-  <w:style w:type="paragraph" w:styleId="Header">
+  <w:style w:type="paragraph" w:styleId="15">
     <w:name w:val="header"/>
-    <w:basedOn w:val="Normal"/>
+    <w:basedOn w:val="1"/>
     <w:qFormat/>
+    <w:uiPriority w:val="0"/>
     <w:pPr>
       <w:pBdr>
-        <w:top w:val="nil"/>
-        <w:left w:val="nil"/>
-        <w:bottom w:val="nil"/>
-        <w:right w:val="nil"/>
+        <w:top w:val="none" w:color="auto" w:sz="0" w:space="0"/>
+        <w:left w:val="none" w:color="auto" w:sz="0" w:space="0"/>
+        <w:bottom w:val="none" w:color="auto" w:sz="0" w:space="0"/>
+        <w:right w:val="none" w:color="auto" w:sz="0" w:space="0"/>
       </w:pBdr>
       <w:tabs>
         <w:tab w:val="center" w:pos="4153"/>
@@ -7929,37 +7998,41 @@
       <w:sz w:val="18"/>
     </w:rPr>
   </w:style>
-  <w:style w:type="paragraph" w:styleId="TOC1">
+  <w:style w:type="paragraph" w:styleId="16">
     <w:name w:val="toc 1"/>
-    <w:basedOn w:val="Normal"/>
-    <w:next w:val="Normal"/>
+    <w:basedOn w:val="1"/>
+    <w:next w:val="1"/>
     <w:qFormat/>
+    <w:uiPriority w:val="0"/>
     <w:rPr>
-      <w:rFonts w:ascii="Arial" w:eastAsia="Microsoft JhengHei" w:hAnsi="Arial"/>
+      <w:rFonts w:ascii="Arial" w:hAnsi="Arial" w:eastAsia="Microsoft JhengHei"/>
       <w:sz w:val="24"/>
     </w:rPr>
   </w:style>
-  <w:style w:type="paragraph" w:styleId="TOC2">
+  <w:style w:type="paragraph" w:styleId="17">
     <w:name w:val="toc 2"/>
-    <w:basedOn w:val="Normal"/>
-    <w:next w:val="Normal"/>
+    <w:basedOn w:val="1"/>
+    <w:next w:val="1"/>
     <w:qFormat/>
+    <w:uiPriority w:val="0"/>
     <w:pPr>
       <w:ind w:left="420" w:leftChars="200"/>
     </w:pPr>
   </w:style>
-  <w:style w:type="paragraph" w:styleId="NormalWeb">
+  <w:style w:type="paragraph" w:styleId="18">
     <w:name w:val="Normal (Web)"/>
-    <w:basedOn w:val="Normal"/>
+    <w:basedOn w:val="1"/>
     <w:qFormat/>
+    <w:uiPriority w:val="0"/>
     <w:rPr>
       <w:sz w:val="24"/>
     </w:rPr>
   </w:style>
-  <w:style w:type="paragraph" w:styleId="Title">
+  <w:style w:type="paragraph" w:styleId="19">
     <w:name w:val="Title"/>
-    <w:basedOn w:val="Normal"/>
+    <w:basedOn w:val="1"/>
     <w:qFormat/>
+    <w:uiPriority w:val="0"/>
     <w:pPr>
       <w:spacing w:before="240" w:beforeLines="0" w:beforeAutospacing="0" w:after="60" w:afterLines="0" w:afterAutospacing="0"/>
       <w:jc w:val="center"/>
@@ -7971,68 +8044,73 @@
       <w:sz w:val="32"/>
     </w:rPr>
   </w:style>
-  <w:style w:type="table" w:styleId="TableGrid">
+  <w:style w:type="table" w:styleId="21">
     <w:name w:val="Table Grid"/>
-    <w:basedOn w:val="TableNormal"/>
+    <w:basedOn w:val="20"/>
     <w:qFormat/>
+    <w:uiPriority w:val="0"/>
     <w:pPr>
       <w:widowControl w:val="0"/>
       <w:jc w:val="both"/>
     </w:pPr>
     <w:tblPr>
       <w:tblBorders>
-        <w:top w:val="single" w:sz="4" w:space="0" w:color="auto"/>
-        <w:left w:val="single" w:sz="4" w:space="0" w:color="auto"/>
-        <w:bottom w:val="single" w:sz="4" w:space="0" w:color="auto"/>
-        <w:right w:val="single" w:sz="4" w:space="0" w:color="auto"/>
-        <w:insideH w:val="single" w:sz="4" w:space="0" w:color="auto"/>
-        <w:insideV w:val="single" w:sz="4" w:space="0" w:color="auto"/>
+        <w:top w:val="single" w:color="auto" w:sz="4" w:space="0"/>
+        <w:left w:val="single" w:color="auto" w:sz="4" w:space="0"/>
+        <w:bottom w:val="single" w:color="auto" w:sz="4" w:space="0"/>
+        <w:right w:val="single" w:color="auto" w:sz="4" w:space="0"/>
+        <w:insideH w:val="single" w:color="auto" w:sz="4" w:space="0"/>
+        <w:insideV w:val="single" w:color="auto" w:sz="4" w:space="0"/>
       </w:tblBorders>
     </w:tblPr>
   </w:style>
-  <w:style w:type="character" w:styleId="Strong">
+  <w:style w:type="character" w:styleId="23">
     <w:name w:val="Strong"/>
-    <w:basedOn w:val="DefaultParagraphFont"/>
+    <w:basedOn w:val="22"/>
     <w:qFormat/>
+    <w:uiPriority w:val="0"/>
     <w:rPr>
       <w:b/>
     </w:rPr>
   </w:style>
-  <w:style w:type="paragraph" w:customStyle="1" w:styleId="a">
+  <w:style w:type="paragraph" w:customStyle="1" w:styleId="24">
     <w:name w:val="柴_公司名"/>
-    <w:basedOn w:val="Title"/>
+    <w:basedOn w:val="19"/>
     <w:qFormat/>
+    <w:uiPriority w:val="0"/>
     <w:pPr>
       <w:spacing w:after="600" w:afterLines="600"/>
     </w:pPr>
     <w:rPr>
-      <w:rFonts w:ascii="宋体" w:eastAsia="宋体" w:hAnsi="宋体" w:cs="宋体" w:hint="eastAsia"/>
+      <w:rFonts w:hint="eastAsia" w:ascii="宋体" w:hAnsi="宋体" w:eastAsia="宋体" w:cs="宋体"/>
       <w:bCs/>
       <w:spacing w:val="-6"/>
       <w:sz w:val="52"/>
       <w:szCs w:val="52"/>
     </w:rPr>
   </w:style>
-  <w:style w:type="paragraph" w:customStyle="1" w:styleId="a0">
+  <w:style w:type="paragraph" w:customStyle="1" w:styleId="25">
     <w:name w:val="柴_文档名"/>
-    <w:basedOn w:val="Title"/>
+    <w:basedOn w:val="19"/>
     <w:qFormat/>
+    <w:uiPriority w:val="0"/>
     <w:pPr>
       <w:spacing w:after="900" w:afterLines="900"/>
     </w:pPr>
     <w:rPr>
-      <w:rFonts w:ascii="黑体" w:eastAsia="黑体" w:hAnsi="黑体" w:cs="黑体"/>
+      <w:rFonts w:ascii="黑体" w:hAnsi="黑体" w:eastAsia="黑体" w:cs="黑体"/>
       <w:bCs/>
       <w:spacing w:val="-7"/>
       <w:sz w:val="52"/>
       <w:szCs w:val="52"/>
     </w:rPr>
   </w:style>
-  <w:style w:type="table" w:customStyle="1" w:styleId="TableNormal0">
+  <w:style w:type="table" w:customStyle="1" w:styleId="26">
     <w:name w:val="Table Normal_0"/>
     <w:semiHidden/>
     <w:unhideWhenUsed/>
     <w:qFormat/>
+    <w:uiPriority w:val="0"/>
     <w:tblPr>
       <w:tblCellMar>
         <w:top w:w="0" w:type="dxa"/>
@@ -8042,81 +8120,87 @@
       </w:tblCellMar>
     </w:tblPr>
   </w:style>
-  <w:style w:type="paragraph" w:customStyle="1" w:styleId="TableText">
+  <w:style w:type="paragraph" w:customStyle="1" w:styleId="27">
     <w:name w:val="Table Text"/>
-    <w:basedOn w:val="Normal"/>
+    <w:basedOn w:val="1"/>
     <w:semiHidden/>
     <w:qFormat/>
+    <w:uiPriority w:val="0"/>
     <w:rPr>
-      <w:rFonts w:ascii="宋体" w:eastAsia="宋体" w:hAnsi="宋体" w:cs="宋体"/>
+      <w:rFonts w:ascii="宋体" w:hAnsi="宋体" w:eastAsia="宋体" w:cs="宋体"/>
       <w:sz w:val="21"/>
       <w:szCs w:val="21"/>
       <w:lang w:val="en-US" w:eastAsia="en-US" w:bidi="ar-SA"/>
     </w:rPr>
   </w:style>
-  <w:style w:type="paragraph" w:customStyle="1" w:styleId="1">
+  <w:style w:type="paragraph" w:customStyle="1" w:styleId="28">
     <w:name w:val="柴_标题1"/>
-    <w:basedOn w:val="Heading1"/>
-    <w:next w:val="a1"/>
-    <w:link w:val="1Char"/>
+    <w:basedOn w:val="2"/>
+    <w:next w:val="29"/>
+    <w:link w:val="39"/>
     <w:qFormat/>
+    <w:uiPriority w:val="0"/>
     <w:pPr>
       <w:spacing w:before="100" w:after="90" w:line="360" w:lineRule="auto"/>
     </w:pPr>
     <w:rPr>
-      <w:rFonts w:ascii="Arial" w:eastAsia="宋体" w:hAnsi="Arial"/>
+      <w:rFonts w:ascii="Arial" w:hAnsi="Arial" w:eastAsia="宋体"/>
       <w:sz w:val="32"/>
     </w:rPr>
   </w:style>
-  <w:style w:type="paragraph" w:customStyle="1" w:styleId="a1">
+  <w:style w:type="paragraph" w:customStyle="1" w:styleId="29">
     <w:name w:val="柴_正文"/>
-    <w:basedOn w:val="BodyText"/>
-    <w:link w:val="Char"/>
+    <w:basedOn w:val="12"/>
+    <w:link w:val="42"/>
     <w:qFormat/>
+    <w:uiPriority w:val="0"/>
     <w:pPr>
       <w:spacing w:line="360" w:lineRule="auto"/>
       <w:ind w:firstLine="470" w:firstLineChars="200"/>
     </w:pPr>
     <w:rPr>
-      <w:rFonts w:ascii="Arial" w:eastAsia="宋体" w:hAnsi="Arial"/>
+      <w:rFonts w:ascii="Arial" w:hAnsi="Arial" w:eastAsia="宋体"/>
       <w:sz w:val="24"/>
       <w:lang w:eastAsia="zh-CN"/>
     </w:rPr>
   </w:style>
-  <w:style w:type="paragraph" w:customStyle="1" w:styleId="2">
+  <w:style w:type="paragraph" w:customStyle="1" w:styleId="30">
     <w:name w:val="柴_标题2"/>
-    <w:basedOn w:val="Heading2"/>
-    <w:next w:val="a1"/>
+    <w:basedOn w:val="3"/>
+    <w:next w:val="29"/>
     <w:qFormat/>
+    <w:uiPriority w:val="0"/>
     <w:pPr>
       <w:spacing w:line="360" w:lineRule="auto"/>
     </w:pPr>
     <w:rPr>
-      <w:rFonts w:ascii="Arial" w:eastAsia="宋体" w:hAnsi="Arial"/>
+      <w:rFonts w:ascii="Arial" w:hAnsi="Arial" w:eastAsia="宋体"/>
       <w:sz w:val="28"/>
     </w:rPr>
   </w:style>
-  <w:style w:type="paragraph" w:customStyle="1" w:styleId="3">
+  <w:style w:type="paragraph" w:customStyle="1" w:styleId="31">
     <w:name w:val="柴_标题3"/>
-    <w:basedOn w:val="Heading3"/>
-    <w:next w:val="a1"/>
+    <w:basedOn w:val="4"/>
+    <w:next w:val="29"/>
     <w:qFormat/>
+    <w:uiPriority w:val="0"/>
     <w:pPr>
       <w:spacing w:line="360" w:lineRule="auto"/>
       <w:ind w:left="0" w:firstLine="472" w:firstLineChars="200"/>
     </w:pPr>
     <w:rPr>
-      <w:rFonts w:ascii="宋体" w:eastAsia="宋体" w:hAnsi="宋体" w:cs="宋体"/>
+      <w:rFonts w:ascii="宋体" w:hAnsi="宋体" w:eastAsia="宋体" w:cs="宋体"/>
       <w:spacing w:val="-2"/>
       <w:sz w:val="24"/>
       <w:szCs w:val="24"/>
     </w:rPr>
   </w:style>
-  <w:style w:type="paragraph" w:customStyle="1" w:styleId="a2">
+  <w:style w:type="paragraph" w:customStyle="1" w:styleId="32">
     <w:name w:val="柴_目录"/>
-    <w:basedOn w:val="Normal"/>
-    <w:next w:val="BodyText"/>
+    <w:basedOn w:val="1"/>
+    <w:next w:val="12"/>
     <w:qFormat/>
+    <w:uiPriority w:val="0"/>
     <w:pPr>
       <w:tabs>
         <w:tab w:val="right" w:leader="dot" w:pos="8442"/>
@@ -8124,15 +8208,16 @@
       <w:ind w:left="0" w:leftChars="0"/>
     </w:pPr>
     <w:rPr>
-      <w:rFonts w:ascii="Arial" w:eastAsia="Microsoft JhengHei" w:hAnsi="Arial"/>
+      <w:rFonts w:ascii="Arial" w:hAnsi="Arial" w:eastAsia="Microsoft JhengHei"/>
       <w:sz w:val="24"/>
     </w:rPr>
   </w:style>
-  <w:style w:type="table" w:customStyle="1" w:styleId="TableNormal1">
+  <w:style w:type="table" w:customStyle="1" w:styleId="33">
     <w:name w:val="Table Normal_1"/>
     <w:semiHidden/>
     <w:unhideWhenUsed/>
     <w:qFormat/>
+    <w:uiPriority w:val="0"/>
     <w:tblPr>
       <w:tblCellMar>
         <w:top w:w="0" w:type="dxa"/>
@@ -8142,55 +8227,60 @@
       </w:tblCellMar>
     </w:tblPr>
   </w:style>
-  <w:style w:type="paragraph" w:customStyle="1" w:styleId="WPSOffice1">
+  <w:style w:type="paragraph" w:customStyle="1" w:styleId="34">
     <w:name w:val="WPSOffice手动目录 1"/>
     <w:qFormat/>
+    <w:uiPriority w:val="0"/>
     <w:pPr>
       <w:ind w:leftChars="0"/>
     </w:pPr>
     <w:rPr>
-      <w:rFonts w:ascii="Times New Roman" w:eastAsia="宋体" w:hAnsi="Times New Roman" w:cs="Times New Roman"/>
+      <w:rFonts w:ascii="Times New Roman" w:hAnsi="Times New Roman" w:eastAsia="宋体" w:cs="Times New Roman"/>
       <w:sz w:val="20"/>
       <w:szCs w:val="20"/>
     </w:rPr>
   </w:style>
-  <w:style w:type="paragraph" w:customStyle="1" w:styleId="WPSOffice2">
+  <w:style w:type="paragraph" w:customStyle="1" w:styleId="35">
     <w:name w:val="WPSOffice手动目录 2"/>
     <w:qFormat/>
+    <w:uiPriority w:val="0"/>
     <w:pPr>
       <w:ind w:leftChars="200"/>
     </w:pPr>
     <w:rPr>
-      <w:rFonts w:ascii="Times New Roman" w:eastAsia="宋体" w:hAnsi="Times New Roman" w:cs="Times New Roman"/>
+      <w:rFonts w:ascii="Times New Roman" w:hAnsi="Times New Roman" w:eastAsia="宋体" w:cs="Times New Roman"/>
       <w:sz w:val="20"/>
       <w:szCs w:val="20"/>
     </w:rPr>
   </w:style>
-  <w:style w:type="paragraph" w:customStyle="1" w:styleId="WPSOffice3">
+  <w:style w:type="paragraph" w:customStyle="1" w:styleId="36">
     <w:name w:val="WPSOffice手动目录 3"/>
     <w:qFormat/>
+    <w:uiPriority w:val="0"/>
     <w:pPr>
       <w:ind w:leftChars="400"/>
     </w:pPr>
     <w:rPr>
-      <w:rFonts w:ascii="Times New Roman" w:eastAsia="宋体" w:hAnsi="Times New Roman" w:cs="Times New Roman"/>
+      <w:rFonts w:ascii="Times New Roman" w:hAnsi="Times New Roman" w:eastAsia="宋体" w:cs="Times New Roman"/>
       <w:sz w:val="20"/>
       <w:szCs w:val="20"/>
     </w:rPr>
   </w:style>
-  <w:style w:type="paragraph" w:customStyle="1" w:styleId="Compact">
+  <w:style w:type="paragraph" w:customStyle="1" w:styleId="37">
     <w:name w:val="Compact"/>
-    <w:basedOn w:val="BodyText"/>
+    <w:basedOn w:val="12"/>
     <w:qFormat/>
+    <w:uiPriority w:val="0"/>
     <w:pPr>
       <w:spacing w:before="36" w:after="36"/>
     </w:pPr>
   </w:style>
-  <w:style w:type="table" w:customStyle="1" w:styleId="Table">
+  <w:style w:type="table" w:customStyle="1" w:styleId="38">
     <w:name w:val="Table"/>
     <w:semiHidden/>
     <w:unhideWhenUsed/>
     <w:qFormat/>
+    <w:uiPriority w:val="0"/>
     <w:tblPr>
       <w:tblCellMar>
         <w:top w:w="0" w:type="dxa"/>
@@ -8202,25 +8292,27 @@
     <w:tblStylePr w:type="firstRow">
       <w:tcPr>
         <w:tcBorders>
-          <w:bottom w:val="single" w:sz="0" w:space="0" w:color="auto"/>
+          <w:bottom w:val="single" w:color="auto" w:sz="0" w:space="0"/>
         </w:tcBorders>
         <w:vAlign w:val="bottom"/>
       </w:tcPr>
     </w:tblStylePr>
   </w:style>
-  <w:style w:type="character" w:customStyle="1" w:styleId="1Char">
+  <w:style w:type="character" w:customStyle="1" w:styleId="39">
     <w:name w:val="柴_标题1 Char"/>
-    <w:link w:val="1"/>
+    <w:link w:val="28"/>
     <w:qFormat/>
+    <w:uiPriority w:val="0"/>
     <w:rPr>
-      <w:rFonts w:ascii="Arial" w:eastAsia="宋体" w:hAnsi="Arial"/>
+      <w:rFonts w:ascii="Arial" w:hAnsi="Arial" w:eastAsia="宋体"/>
       <w:sz w:val="32"/>
     </w:rPr>
   </w:style>
-  <w:style w:type="paragraph" w:customStyle="1" w:styleId="a3">
+  <w:style w:type="paragraph" w:customStyle="1" w:styleId="40">
     <w:name w:val="柴_正文_无缩进"/>
-    <w:basedOn w:val="Normal"/>
+    <w:basedOn w:val="1"/>
     <w:qFormat/>
+    <w:uiPriority w:val="0"/>
     <w:pPr>
       <w:ind w:firstLine="0" w:firstLineChars="0"/>
     </w:pPr>
@@ -8230,29 +8322,31 @@
       <w:lang w:eastAsia="zh-CN"/>
     </w:rPr>
   </w:style>
-  <w:style w:type="paragraph" w:customStyle="1" w:styleId="4">
+  <w:style w:type="paragraph" w:customStyle="1" w:styleId="41">
     <w:name w:val="柴_标题4"/>
-    <w:basedOn w:val="Heading4"/>
-    <w:next w:val="Normal"/>
+    <w:basedOn w:val="5"/>
+    <w:next w:val="1"/>
     <w:qFormat/>
+    <w:uiPriority w:val="0"/>
     <w:pPr>
       <w:widowControl w:val="0"/>
       <w:spacing w:before="160" w:line="360" w:lineRule="auto"/>
-      <w:ind w:left="981" w:hanging="862" w:leftChars="300"/>
+      <w:ind w:left="981" w:leftChars="300" w:hanging="862"/>
     </w:pPr>
     <w:rPr>
-      <w:rFonts w:ascii="Calibri" w:eastAsia="宋体" w:hAnsi="Calibri" w:cs="宋体" w:hint="eastAsia"/>
+      <w:rFonts w:hint="eastAsia" w:ascii="Calibri" w:hAnsi="Calibri" w:eastAsia="宋体" w:cs="宋体"/>
       <w:sz w:val="24"/>
       <w:szCs w:val="24"/>
       <w:lang w:eastAsia="zh-CN" w:bidi="zh-CN"/>
     </w:rPr>
   </w:style>
-  <w:style w:type="character" w:customStyle="1" w:styleId="Char">
+  <w:style w:type="character" w:customStyle="1" w:styleId="42">
     <w:name w:val="柴_正文 Char"/>
-    <w:link w:val="a1"/>
+    <w:link w:val="29"/>
     <w:qFormat/>
+    <w:uiPriority w:val="0"/>
     <w:rPr>
-      <w:rFonts w:ascii="Arial" w:eastAsia="宋体" w:hAnsi="Arial"/>
+      <w:rFonts w:ascii="Arial" w:hAnsi="Arial" w:eastAsia="宋体"/>
       <w:sz w:val="24"/>
       <w:lang w:eastAsia="zh-CN"/>
     </w:rPr>

--- a/5-人员管理/流程制度规范类文件/050102-人员技能评定管理制度.docx
+++ b/5-人员管理/流程制度规范类文件/050102-人员技能评定管理制度.docx
@@ -137,7 +137,7 @@
         <w:bidi w:val="0"/>
       </w:pPr>
       <w:bookmarkStart w:id="0" w:name="_Toc21408"/>
-      <w:bookmarkStart w:id="1" w:name="_Toc9656"/>
+      <w:bookmarkStart w:id="1" w:name="_Toc13318"/>
       <w:r>
         <w:rPr>
           <w:rFonts w:hint="eastAsia"/>
@@ -162,7 +162,7 @@
           <w:lang w:val="en-US"/>
         </w:rPr>
       </w:pPr>
-      <w:bookmarkStart w:id="2" w:name="_Toc22087"/>
+      <w:bookmarkStart w:id="2" w:name="_Toc3249"/>
       <w:r>
         <w:rPr>
           <w:rFonts w:hint="eastAsia"/>
@@ -1183,6 +1183,12 @@
             <w:insideH w:val="single" w:color="000000" w:sz="2" w:space="0"/>
             <w:insideV w:val="single" w:color="000000" w:sz="2" w:space="0"/>
           </w:tblBorders>
+          <w:tblCellMar>
+            <w:top w:w="0" w:type="dxa"/>
+            <w:left w:w="0" w:type="dxa"/>
+            <w:bottom w:w="0" w:type="dxa"/>
+            <w:right w:w="0" w:type="dxa"/>
+          </w:tblCellMar>
         </w:tblPrEx>
         <w:trPr>
           <w:trHeight w:val="556" w:hRule="atLeast"/>
@@ -1713,8 +1719,6 @@
               <w:tab w:val="right" w:leader="dot" w:pos="8306"/>
             </w:tabs>
           </w:pPr>
-          <w:bookmarkStart w:id="32" w:name="_GoBack"/>
-          <w:bookmarkEnd w:id="32"/>
           <w:r>
             <w:rPr>
               <w:rFonts w:hint="eastAsia" w:ascii="宋体" w:hAnsi="宋体" w:eastAsia="宋体" w:cs="宋体"/>
@@ -1751,7 +1755,7 @@
               <w:rFonts w:hint="eastAsia" w:ascii="宋体" w:hAnsi="宋体" w:eastAsia="宋体" w:cs="宋体"/>
               <w:szCs w:val="24"/>
             </w:rPr>
-            <w:instrText xml:space="preserve"> HYPERLINK \l _Toc9656 </w:instrText>
+            <w:instrText xml:space="preserve"> HYPERLINK \l _Toc13318 </w:instrText>
           </w:r>
           <w:r>
             <w:rPr>
@@ -1774,7 +1778,7 @@
             <w:fldChar w:fldCharType="begin"/>
           </w:r>
           <w:r>
-            <w:instrText xml:space="preserve"> PAGEREF _Toc9656 \h </w:instrText>
+            <w:instrText xml:space="preserve"> PAGEREF _Toc13318 \h </w:instrText>
           </w:r>
           <w:r>
             <w:fldChar w:fldCharType="separate"/>
@@ -1812,7 +1816,7 @@
               <w:rFonts w:hint="eastAsia" w:ascii="宋体" w:hAnsi="宋体" w:eastAsia="宋体" w:cs="宋体"/>
               <w:szCs w:val="24"/>
             </w:rPr>
-            <w:instrText xml:space="preserve"> HYPERLINK \l _Toc22087 </w:instrText>
+            <w:instrText xml:space="preserve"> HYPERLINK \l _Toc3249 </w:instrText>
           </w:r>
           <w:r>
             <w:rPr>
@@ -1835,7 +1839,7 @@
             <w:fldChar w:fldCharType="begin"/>
           </w:r>
           <w:r>
-            <w:instrText xml:space="preserve"> PAGEREF _Toc22087 \h </w:instrText>
+            <w:instrText xml:space="preserve"> PAGEREF _Toc3249 \h </w:instrText>
           </w:r>
           <w:r>
             <w:fldChar w:fldCharType="separate"/>
@@ -1873,7 +1877,7 @@
               <w:rFonts w:hint="eastAsia" w:ascii="宋体" w:hAnsi="宋体" w:eastAsia="宋体" w:cs="宋体"/>
               <w:szCs w:val="24"/>
             </w:rPr>
-            <w:instrText xml:space="preserve"> HYPERLINK \l _Toc18787 </w:instrText>
+            <w:instrText xml:space="preserve"> HYPERLINK \l _Toc25694 </w:instrText>
           </w:r>
           <w:r>
             <w:rPr>
@@ -1898,7 +1902,7 @@
             <w:fldChar w:fldCharType="begin"/>
           </w:r>
           <w:r>
-            <w:instrText xml:space="preserve"> PAGEREF _Toc18787 \h </w:instrText>
+            <w:instrText xml:space="preserve"> PAGEREF _Toc25694 \h </w:instrText>
           </w:r>
           <w:r>
             <w:fldChar w:fldCharType="separate"/>
@@ -1936,7 +1940,7 @@
               <w:rFonts w:hint="eastAsia" w:ascii="宋体" w:hAnsi="宋体" w:eastAsia="宋体" w:cs="宋体"/>
               <w:szCs w:val="24"/>
             </w:rPr>
-            <w:instrText xml:space="preserve"> HYPERLINK \l _Toc15844 </w:instrText>
+            <w:instrText xml:space="preserve"> HYPERLINK \l _Toc19388 </w:instrText>
           </w:r>
           <w:r>
             <w:rPr>
@@ -1966,7 +1970,7 @@
             <w:fldChar w:fldCharType="begin"/>
           </w:r>
           <w:r>
-            <w:instrText xml:space="preserve"> PAGEREF _Toc15844 \h </w:instrText>
+            <w:instrText xml:space="preserve"> PAGEREF _Toc19388 \h </w:instrText>
           </w:r>
           <w:r>
             <w:fldChar w:fldCharType="separate"/>
@@ -2004,7 +2008,7 @@
               <w:rFonts w:hint="eastAsia" w:ascii="宋体" w:hAnsi="宋体" w:eastAsia="宋体" w:cs="宋体"/>
               <w:szCs w:val="24"/>
             </w:rPr>
-            <w:instrText xml:space="preserve"> HYPERLINK \l _Toc8789 </w:instrText>
+            <w:instrText xml:space="preserve"> HYPERLINK \l _Toc20512 </w:instrText>
           </w:r>
           <w:r>
             <w:rPr>
@@ -2036,7 +2040,7 @@
             <w:fldChar w:fldCharType="begin"/>
           </w:r>
           <w:r>
-            <w:instrText xml:space="preserve"> PAGEREF _Toc8789 \h </w:instrText>
+            <w:instrText xml:space="preserve"> PAGEREF _Toc20512 \h </w:instrText>
           </w:r>
           <w:r>
             <w:fldChar w:fldCharType="separate"/>
@@ -2074,7 +2078,7 @@
               <w:rFonts w:hint="eastAsia" w:ascii="宋体" w:hAnsi="宋体" w:eastAsia="宋体" w:cs="宋体"/>
               <w:szCs w:val="24"/>
             </w:rPr>
-            <w:instrText xml:space="preserve"> HYPERLINK \l _Toc27862 </w:instrText>
+            <w:instrText xml:space="preserve"> HYPERLINK \l _Toc16999 </w:instrText>
           </w:r>
           <w:r>
             <w:rPr>
@@ -2106,7 +2110,7 @@
             <w:fldChar w:fldCharType="begin"/>
           </w:r>
           <w:r>
-            <w:instrText xml:space="preserve"> PAGEREF _Toc27862 \h </w:instrText>
+            <w:instrText xml:space="preserve"> PAGEREF _Toc16999 \h </w:instrText>
           </w:r>
           <w:r>
             <w:fldChar w:fldCharType="separate"/>
@@ -2144,7 +2148,7 @@
               <w:rFonts w:hint="eastAsia" w:ascii="宋体" w:hAnsi="宋体" w:eastAsia="宋体" w:cs="宋体"/>
               <w:szCs w:val="24"/>
             </w:rPr>
-            <w:instrText xml:space="preserve"> HYPERLINK \l _Toc11462 </w:instrText>
+            <w:instrText xml:space="preserve"> HYPERLINK \l _Toc8299 </w:instrText>
           </w:r>
           <w:r>
             <w:rPr>
@@ -2173,7 +2177,7 @@
             <w:fldChar w:fldCharType="begin"/>
           </w:r>
           <w:r>
-            <w:instrText xml:space="preserve"> PAGEREF _Toc11462 \h </w:instrText>
+            <w:instrText xml:space="preserve"> PAGEREF _Toc8299 \h </w:instrText>
           </w:r>
           <w:r>
             <w:fldChar w:fldCharType="separate"/>
@@ -2211,7 +2215,7 @@
               <w:rFonts w:hint="eastAsia" w:ascii="宋体" w:hAnsi="宋体" w:eastAsia="宋体" w:cs="宋体"/>
               <w:szCs w:val="24"/>
             </w:rPr>
-            <w:instrText xml:space="preserve"> HYPERLINK \l _Toc14801 </w:instrText>
+            <w:instrText xml:space="preserve"> HYPERLINK \l _Toc3657 </w:instrText>
           </w:r>
           <w:r>
             <w:rPr>
@@ -2260,7 +2264,7 @@
             <w:fldChar w:fldCharType="begin"/>
           </w:r>
           <w:r>
-            <w:instrText xml:space="preserve"> PAGEREF _Toc14801 \h </w:instrText>
+            <w:instrText xml:space="preserve"> PAGEREF _Toc3657 \h </w:instrText>
           </w:r>
           <w:r>
             <w:fldChar w:fldCharType="separate"/>
@@ -2298,7 +2302,7 @@
               <w:rFonts w:hint="eastAsia" w:ascii="宋体" w:hAnsi="宋体" w:eastAsia="宋体" w:cs="宋体"/>
               <w:szCs w:val="24"/>
             </w:rPr>
-            <w:instrText xml:space="preserve"> HYPERLINK \l _Toc27273 </w:instrText>
+            <w:instrText xml:space="preserve"> HYPERLINK \l _Toc31132 </w:instrText>
           </w:r>
           <w:r>
             <w:rPr>
@@ -2327,7 +2331,7 @@
             <w:fldChar w:fldCharType="begin"/>
           </w:r>
           <w:r>
-            <w:instrText xml:space="preserve"> PAGEREF _Toc27273 \h </w:instrText>
+            <w:instrText xml:space="preserve"> PAGEREF _Toc31132 \h </w:instrText>
           </w:r>
           <w:r>
             <w:fldChar w:fldCharType="separate"/>
@@ -2365,7 +2369,7 @@
               <w:rFonts w:hint="eastAsia" w:ascii="宋体" w:hAnsi="宋体" w:eastAsia="宋体" w:cs="宋体"/>
               <w:szCs w:val="24"/>
             </w:rPr>
-            <w:instrText xml:space="preserve"> HYPERLINK \l _Toc21895 </w:instrText>
+            <w:instrText xml:space="preserve"> HYPERLINK \l _Toc29388 </w:instrText>
           </w:r>
           <w:r>
             <w:rPr>
@@ -2390,7 +2394,7 @@
             <w:fldChar w:fldCharType="begin"/>
           </w:r>
           <w:r>
-            <w:instrText xml:space="preserve"> PAGEREF _Toc21895 \h </w:instrText>
+            <w:instrText xml:space="preserve"> PAGEREF _Toc29388 \h </w:instrText>
           </w:r>
           <w:r>
             <w:fldChar w:fldCharType="separate"/>
@@ -2428,7 +2432,7 @@
               <w:rFonts w:hint="eastAsia" w:ascii="宋体" w:hAnsi="宋体" w:eastAsia="宋体" w:cs="宋体"/>
               <w:szCs w:val="24"/>
             </w:rPr>
-            <w:instrText xml:space="preserve"> HYPERLINK \l _Toc20241 </w:instrText>
+            <w:instrText xml:space="preserve"> HYPERLINK \l _Toc2038 </w:instrText>
           </w:r>
           <w:r>
             <w:rPr>
@@ -2457,7 +2461,7 @@
             <w:fldChar w:fldCharType="begin"/>
           </w:r>
           <w:r>
-            <w:instrText xml:space="preserve"> PAGEREF _Toc20241 \h </w:instrText>
+            <w:instrText xml:space="preserve"> PAGEREF _Toc2038 \h </w:instrText>
           </w:r>
           <w:r>
             <w:fldChar w:fldCharType="separate"/>
@@ -2495,7 +2499,7 @@
               <w:rFonts w:hint="eastAsia" w:ascii="宋体" w:hAnsi="宋体" w:eastAsia="宋体" w:cs="宋体"/>
               <w:szCs w:val="24"/>
             </w:rPr>
-            <w:instrText xml:space="preserve"> HYPERLINK \l _Toc23829 </w:instrText>
+            <w:instrText xml:space="preserve"> HYPERLINK \l _Toc28596 </w:instrText>
           </w:r>
           <w:r>
             <w:rPr>
@@ -2520,7 +2524,7 @@
             <w:fldChar w:fldCharType="begin"/>
           </w:r>
           <w:r>
-            <w:instrText xml:space="preserve"> PAGEREF _Toc23829 \h </w:instrText>
+            <w:instrText xml:space="preserve"> PAGEREF _Toc28596 \h </w:instrText>
           </w:r>
           <w:r>
             <w:fldChar w:fldCharType="separate"/>
@@ -2558,7 +2562,7 @@
               <w:rFonts w:hint="eastAsia" w:ascii="宋体" w:hAnsi="宋体" w:eastAsia="宋体" w:cs="宋体"/>
               <w:szCs w:val="24"/>
             </w:rPr>
-            <w:instrText xml:space="preserve"> HYPERLINK \l _Toc1170 </w:instrText>
+            <w:instrText xml:space="preserve"> HYPERLINK \l _Toc1651 </w:instrText>
           </w:r>
           <w:r>
             <w:rPr>
@@ -2583,7 +2587,7 @@
             <w:fldChar w:fldCharType="begin"/>
           </w:r>
           <w:r>
-            <w:instrText xml:space="preserve"> PAGEREF _Toc1170 \h </w:instrText>
+            <w:instrText xml:space="preserve"> PAGEREF _Toc1651 \h </w:instrText>
           </w:r>
           <w:r>
             <w:fldChar w:fldCharType="separate"/>
@@ -2621,7 +2625,7 @@
               <w:rFonts w:hint="eastAsia" w:ascii="宋体" w:hAnsi="宋体" w:eastAsia="宋体" w:cs="宋体"/>
               <w:szCs w:val="24"/>
             </w:rPr>
-            <w:instrText xml:space="preserve"> HYPERLINK \l _Toc5418 </w:instrText>
+            <w:instrText xml:space="preserve"> HYPERLINK \l _Toc19773 </w:instrText>
           </w:r>
           <w:r>
             <w:rPr>
@@ -2651,7 +2655,7 @@
             <w:fldChar w:fldCharType="begin"/>
           </w:r>
           <w:r>
-            <w:instrText xml:space="preserve"> PAGEREF _Toc5418 \h </w:instrText>
+            <w:instrText xml:space="preserve"> PAGEREF _Toc19773 \h </w:instrText>
           </w:r>
           <w:r>
             <w:fldChar w:fldCharType="separate"/>
@@ -2689,7 +2693,7 @@
               <w:rFonts w:hint="eastAsia" w:ascii="宋体" w:hAnsi="宋体" w:eastAsia="宋体" w:cs="宋体"/>
               <w:szCs w:val="24"/>
             </w:rPr>
-            <w:instrText xml:space="preserve"> HYPERLINK \l _Toc6953 </w:instrText>
+            <w:instrText xml:space="preserve"> HYPERLINK \l _Toc14589 </w:instrText>
           </w:r>
           <w:r>
             <w:rPr>
@@ -2714,7 +2718,7 @@
             <w:fldChar w:fldCharType="begin"/>
           </w:r>
           <w:r>
-            <w:instrText xml:space="preserve"> PAGEREF _Toc6953 \h </w:instrText>
+            <w:instrText xml:space="preserve"> PAGEREF _Toc14589 \h </w:instrText>
           </w:r>
           <w:r>
             <w:fldChar w:fldCharType="separate"/>
@@ -2752,7 +2756,7 @@
               <w:rFonts w:hint="eastAsia" w:ascii="宋体" w:hAnsi="宋体" w:eastAsia="宋体" w:cs="宋体"/>
               <w:szCs w:val="24"/>
             </w:rPr>
-            <w:instrText xml:space="preserve"> HYPERLINK \l _Toc15118 </w:instrText>
+            <w:instrText xml:space="preserve"> HYPERLINK \l _Toc20950 </w:instrText>
           </w:r>
           <w:r>
             <w:rPr>
@@ -2777,7 +2781,7 @@
             <w:fldChar w:fldCharType="begin"/>
           </w:r>
           <w:r>
-            <w:instrText xml:space="preserve"> PAGEREF _Toc15118 \h </w:instrText>
+            <w:instrText xml:space="preserve"> PAGEREF _Toc20950 \h </w:instrText>
           </w:r>
           <w:r>
             <w:fldChar w:fldCharType="separate"/>
@@ -2815,7 +2819,7 @@
               <w:rFonts w:hint="eastAsia" w:ascii="宋体" w:hAnsi="宋体" w:eastAsia="宋体" w:cs="宋体"/>
               <w:szCs w:val="24"/>
             </w:rPr>
-            <w:instrText xml:space="preserve"> HYPERLINK \l _Toc31271 </w:instrText>
+            <w:instrText xml:space="preserve"> HYPERLINK \l _Toc23978 </w:instrText>
           </w:r>
           <w:r>
             <w:rPr>
@@ -2844,7 +2848,7 @@
             <w:fldChar w:fldCharType="begin"/>
           </w:r>
           <w:r>
-            <w:instrText xml:space="preserve"> PAGEREF _Toc31271 \h </w:instrText>
+            <w:instrText xml:space="preserve"> PAGEREF _Toc23978 \h </w:instrText>
           </w:r>
           <w:r>
             <w:fldChar w:fldCharType="separate"/>
@@ -2882,7 +2886,7 @@
               <w:rFonts w:hint="eastAsia" w:ascii="宋体" w:hAnsi="宋体" w:eastAsia="宋体" w:cs="宋体"/>
               <w:szCs w:val="24"/>
             </w:rPr>
-            <w:instrText xml:space="preserve"> HYPERLINK \l _Toc818 </w:instrText>
+            <w:instrText xml:space="preserve"> HYPERLINK \l _Toc14082 </w:instrText>
           </w:r>
           <w:r>
             <w:rPr>
@@ -2912,7 +2916,7 @@
             <w:fldChar w:fldCharType="begin"/>
           </w:r>
           <w:r>
-            <w:instrText xml:space="preserve"> PAGEREF _Toc818 \h </w:instrText>
+            <w:instrText xml:space="preserve"> PAGEREF _Toc14082 \h </w:instrText>
           </w:r>
           <w:r>
             <w:fldChar w:fldCharType="separate"/>
@@ -2950,7 +2954,7 @@
               <w:rFonts w:hint="eastAsia" w:ascii="宋体" w:hAnsi="宋体" w:eastAsia="宋体" w:cs="宋体"/>
               <w:szCs w:val="24"/>
             </w:rPr>
-            <w:instrText xml:space="preserve"> HYPERLINK \l _Toc27905 </w:instrText>
+            <w:instrText xml:space="preserve"> HYPERLINK \l _Toc29876 </w:instrText>
           </w:r>
           <w:r>
             <w:rPr>
@@ -2980,7 +2984,7 @@
             <w:fldChar w:fldCharType="begin"/>
           </w:r>
           <w:r>
-            <w:instrText xml:space="preserve"> PAGEREF _Toc27905 \h </w:instrText>
+            <w:instrText xml:space="preserve"> PAGEREF _Toc29876 \h </w:instrText>
           </w:r>
           <w:r>
             <w:fldChar w:fldCharType="separate"/>
@@ -3018,7 +3022,7 @@
               <w:rFonts w:hint="eastAsia" w:ascii="宋体" w:hAnsi="宋体" w:eastAsia="宋体" w:cs="宋体"/>
               <w:szCs w:val="24"/>
             </w:rPr>
-            <w:instrText xml:space="preserve"> HYPERLINK \l _Toc22770 </w:instrText>
+            <w:instrText xml:space="preserve"> HYPERLINK \l _Toc24033 </w:instrText>
           </w:r>
           <w:r>
             <w:rPr>
@@ -3048,7 +3052,7 @@
             <w:fldChar w:fldCharType="begin"/>
           </w:r>
           <w:r>
-            <w:instrText xml:space="preserve"> PAGEREF _Toc22770 \h </w:instrText>
+            <w:instrText xml:space="preserve"> PAGEREF _Toc24033 \h </w:instrText>
           </w:r>
           <w:r>
             <w:fldChar w:fldCharType="separate"/>
@@ -3109,7 +3113,7 @@
         <w:overflowPunct/>
         <w:bidi w:val="0"/>
       </w:pPr>
-      <w:bookmarkStart w:id="3" w:name="_Toc18787"/>
+      <w:bookmarkStart w:id="3" w:name="_Toc25694"/>
       <w:r>
         <w:t>目的</w:t>
       </w:r>
@@ -3117,38 +3121,12 @@
     </w:p>
     <w:p>
       <w:pPr>
-        <w:keepNext w:val="0"/>
-        <w:keepLines w:val="0"/>
-        <w:pageBreakBefore w:val="0"/>
-        <w:widowControl w:val="0"/>
-        <w:kinsoku w:val="0"/>
-        <w:wordWrap/>
-        <w:overflowPunct/>
-        <w:topLinePunct w:val="0"/>
-        <w:autoSpaceDE w:val="0"/>
-        <w:autoSpaceDN w:val="0"/>
+        <w:pStyle w:val="29"/>
         <w:bidi w:val="0"/>
-        <w:adjustRightInd w:val="0"/>
-        <w:snapToGrid w:val="0"/>
-        <w:spacing w:line="360" w:lineRule="auto"/>
-        <w:ind w:left="0" w:right="0" w:firstLine="468" w:firstLineChars="200"/>
-        <w:textAlignment w:val="baseline"/>
-        <w:rPr>
-          <w:rFonts w:ascii="宋体" w:hAnsi="宋体" w:eastAsia="宋体" w:cs="宋体"/>
-          <w:spacing w:val="-3"/>
-          <w:sz w:val="24"/>
-          <w:szCs w:val="24"/>
-        </w:rPr>
       </w:pPr>
       <w:bookmarkStart w:id="4" w:name="bookmark2"/>
       <w:bookmarkEnd w:id="4"/>
       <w:r>
-        <w:rPr>
-          <w:rFonts w:ascii="宋体" w:hAnsi="宋体" w:eastAsia="宋体" w:cs="宋体"/>
-          <w:spacing w:val="-3"/>
-          <w:sz w:val="24"/>
-          <w:szCs w:val="24"/>
-        </w:rPr>
         <w:t>通过建立岗位任职基本标准和规则，确保员工技能符合岗位任职需求，作为员工能力培训及发展、绩效评定、定薪和薪酬调整的重要依据。</w:t>
       </w:r>
     </w:p>
@@ -3166,7 +3144,7 @@
           <w:lang w:val="en-US" w:eastAsia="zh-CN"/>
         </w:rPr>
       </w:pPr>
-      <w:bookmarkStart w:id="5" w:name="_Toc15844"/>
+      <w:bookmarkStart w:id="5" w:name="_Toc19388"/>
       <w:r>
         <w:rPr>
           <w:rFonts w:hint="eastAsia"/>
@@ -3179,11 +3157,6 @@
     <w:p>
       <w:pPr>
         <w:pStyle w:val="29"/>
-        <w:keepLines w:val="0"/>
-        <w:pageBreakBefore w:val="0"/>
-        <w:widowControl w:val="0"/>
-        <w:wordWrap/>
-        <w:overflowPunct/>
         <w:bidi w:val="0"/>
         <w:rPr>
           <w:rFonts w:hint="default"/>
@@ -3210,7 +3183,7 @@
       </w:pPr>
       <w:bookmarkStart w:id="6" w:name="bookmark3"/>
       <w:bookmarkEnd w:id="6"/>
-      <w:bookmarkStart w:id="7" w:name="_Toc8789"/>
+      <w:bookmarkStart w:id="7" w:name="_Toc20512"/>
       <w:r>
         <w:rPr>
           <w:rFonts w:hint="eastAsia"/>
@@ -3226,11 +3199,6 @@
     <w:p>
       <w:pPr>
         <w:pStyle w:val="29"/>
-        <w:keepLines w:val="0"/>
-        <w:pageBreakBefore w:val="0"/>
-        <w:widowControl w:val="0"/>
-        <w:wordWrap/>
-        <w:overflowPunct/>
         <w:bidi w:val="0"/>
       </w:pPr>
       <w:bookmarkStart w:id="8" w:name="bookmark4"/>
@@ -3251,7 +3219,7 @@
       </w:pPr>
       <w:bookmarkStart w:id="9" w:name="bookmark5"/>
       <w:bookmarkEnd w:id="9"/>
-      <w:bookmarkStart w:id="10" w:name="_Toc27862"/>
+      <w:bookmarkStart w:id="10" w:name="_Toc16999"/>
       <w:r>
         <w:rPr>
           <w:rFonts w:hint="eastAsia"/>
@@ -3276,7 +3244,7 @@
       </w:pPr>
       <w:bookmarkStart w:id="11" w:name="bookmark6"/>
       <w:bookmarkEnd w:id="11"/>
-      <w:bookmarkStart w:id="12" w:name="_Toc11462"/>
+      <w:bookmarkStart w:id="12" w:name="_Toc8299"/>
       <w:r>
         <w:rPr>
           <w:rFonts w:hint="eastAsia"/>
@@ -3363,7 +3331,7 @@
       </w:pPr>
       <w:bookmarkStart w:id="13" w:name="bookmark7"/>
       <w:bookmarkEnd w:id="13"/>
-      <w:bookmarkStart w:id="14" w:name="_Toc14801"/>
+      <w:bookmarkStart w:id="14" w:name="_Toc3657"/>
       <w:r>
         <w:rPr>
           <w:rFonts w:hint="eastAsia"/>
@@ -3480,7 +3448,7 @@
       </w:pPr>
       <w:bookmarkStart w:id="15" w:name="bookmark8"/>
       <w:bookmarkEnd w:id="15"/>
-      <w:bookmarkStart w:id="16" w:name="_Toc27273"/>
+      <w:bookmarkStart w:id="16" w:name="_Toc31132"/>
       <w:r>
         <w:rPr>
           <w:rFonts w:hint="eastAsia"/>
@@ -3500,7 +3468,7 @@
         <w:overflowPunct/>
         <w:bidi w:val="0"/>
       </w:pPr>
-      <w:bookmarkStart w:id="17" w:name="_Toc21895"/>
+      <w:bookmarkStart w:id="17" w:name="_Toc29388"/>
       <w:r>
         <w:t>建立岗位技能标准</w:t>
       </w:r>
@@ -5362,7 +5330,7 @@
         <w:overflowPunct/>
         <w:bidi w:val="0"/>
       </w:pPr>
-      <w:bookmarkStart w:id="18" w:name="_Toc20241"/>
+      <w:bookmarkStart w:id="18" w:name="_Toc2038"/>
       <w:r>
         <w:rPr>
           <w:rFonts w:hint="eastAsia"/>
@@ -5541,7 +5509,7 @@
         <w:overflowPunct/>
         <w:bidi w:val="0"/>
       </w:pPr>
-      <w:bookmarkStart w:id="19" w:name="_Toc23829"/>
+      <w:bookmarkStart w:id="19" w:name="_Toc28596"/>
       <w:r>
         <w:t>笔试</w:t>
       </w:r>
@@ -5677,7 +5645,28 @@
           <w:sz w:val="24"/>
           <w:szCs w:val="24"/>
         </w:rPr>
-        <w:t>试题每年更新一次。</w:t>
+        <w:t>试题每年</w:t>
+      </w:r>
+      <w:r>
+        <w:rPr>
+          <w:rFonts w:hint="eastAsia" w:ascii="宋体" w:hAnsi="宋体" w:cs="宋体"/>
+          <w:spacing w:val="-1"/>
+          <w:sz w:val="24"/>
+          <w:szCs w:val="24"/>
+          <w:lang w:val="en-US" w:eastAsia="zh-CN"/>
+        </w:rPr>
+        <w:t>度</w:t>
+      </w:r>
+      <w:bookmarkStart w:id="32" w:name="_GoBack"/>
+      <w:bookmarkEnd w:id="32"/>
+      <w:r>
+        <w:rPr>
+          <w:rFonts w:ascii="宋体" w:hAnsi="宋体" w:eastAsia="宋体" w:cs="宋体"/>
+          <w:spacing w:val="-1"/>
+          <w:sz w:val="24"/>
+          <w:szCs w:val="24"/>
+        </w:rPr>
+        <w:t>更新一次。</w:t>
       </w:r>
     </w:p>
     <w:p>
@@ -5847,7 +5836,7 @@
         <w:overflowPunct/>
         <w:bidi w:val="0"/>
       </w:pPr>
-      <w:bookmarkStart w:id="20" w:name="_Toc1170"/>
+      <w:bookmarkStart w:id="20" w:name="_Toc1651"/>
       <w:r>
         <w:t>实操</w:t>
       </w:r>
@@ -6080,7 +6069,7 @@
         </w:rPr>
       </w:pPr>
       <w:bookmarkStart w:id="21" w:name="_Toc31096"/>
-      <w:bookmarkStart w:id="22" w:name="_Toc5418"/>
+      <w:bookmarkStart w:id="22" w:name="_Toc19773"/>
       <w:r>
         <w:rPr>
           <w:rFonts w:hint="eastAsia"/>
@@ -6138,7 +6127,7 @@
       </w:pPr>
       <w:bookmarkStart w:id="23" w:name="bookmark9"/>
       <w:bookmarkEnd w:id="23"/>
-      <w:bookmarkStart w:id="24" w:name="_Toc6953"/>
+      <w:bookmarkStart w:id="24" w:name="_Toc14589"/>
       <w:r>
         <w:t>评定结果</w:t>
       </w:r>
@@ -6264,7 +6253,7 @@
       </w:pPr>
       <w:bookmarkStart w:id="25" w:name="bookmark10"/>
       <w:bookmarkEnd w:id="25"/>
-      <w:bookmarkStart w:id="26" w:name="_Toc15118"/>
+      <w:bookmarkStart w:id="26" w:name="_Toc20950"/>
       <w:r>
         <w:t>评定结果运用</w:t>
       </w:r>
@@ -6466,7 +6455,7 @@
         <w:bidi w:val="0"/>
       </w:pPr>
       <w:bookmarkStart w:id="27" w:name="_Toc5250"/>
-      <w:bookmarkStart w:id="28" w:name="_Toc31271"/>
+      <w:bookmarkStart w:id="28" w:name="_Toc23978"/>
       <w:r>
         <w:rPr>
           <w:rFonts w:hint="eastAsia"/>
@@ -6846,7 +6835,7 @@
           <w:lang w:val="en-US" w:eastAsia="zh-CN"/>
         </w:rPr>
       </w:pPr>
-      <w:bookmarkStart w:id="29" w:name="_Toc818"/>
+      <w:bookmarkStart w:id="29" w:name="_Toc14082"/>
       <w:r>
         <w:rPr>
           <w:rFonts w:hint="eastAsia"/>
@@ -6964,7 +6953,7 @@
           <w:lang w:val="en-US" w:eastAsia="zh-CN"/>
         </w:rPr>
       </w:pPr>
-      <w:bookmarkStart w:id="30" w:name="_Toc27905"/>
+      <w:bookmarkStart w:id="30" w:name="_Toc29876"/>
       <w:r>
         <w:rPr>
           <w:rFonts w:hint="eastAsia"/>
@@ -7010,7 +6999,7 @@
           <w:lang w:val="en-US" w:eastAsia="zh-CN"/>
         </w:rPr>
       </w:pPr>
-      <w:bookmarkStart w:id="31" w:name="_Toc22770"/>
+      <w:bookmarkStart w:id="31" w:name="_Toc24033"/>
       <w:r>
         <w:rPr>
           <w:rFonts w:hint="eastAsia"/>
